--- a/CONTINUATION.docx
+++ b/CONTINUATION.docx
@@ -10,7 +10,7 @@
         <w:t xml:space="preserve">CONTINUATION</w:t>
       </w:r>
     </w:p>
-    <w:bookmarkStart w:id="33" w:name="continuationmd--vasic-digital-tmux"/>
+    <w:bookmarkStart w:id="35" w:name="continuationmd--vasic-digital-tmux"/>
     <w:p>
       <w:pPr>
         <w:pStyle w:val="Heading1"/>
@@ -34,7 +34,7 @@
         <w:t xml:space="preserve"> </w:t>
       </w:r>
       <w:r>
-        <w:t xml:space="preserve">2026-05-29T11:30Z</w:t>
+        <w:t xml:space="preserve">2026-05-29T12:10Z</w:t>
       </w:r>
     </w:p>
     <w:bookmarkStart w:id="9" w:name="X46e2b1e0ed863e0637bb3aab0aa22fad9aaafec"/>
@@ -339,13 +339,58 @@
                 <w:b/>
                 <w:bCs/>
               </w:rPr>
-              <w:t xml:space="preserve">1.0.14</w:t>
+              <w:t xml:space="preserve">1.0.17</w:t>
             </w:r>
             <w:r>
               <w:t xml:space="preserve"> </w:t>
             </w:r>
             <w:r>
-              <w:t xml:space="preserve">(versionCode 15) — A35 clipboard copy-OUT physical proof (test 44 + M44 + TMUX-CH-44 + verify.sh Layer-1 extension) + A36 e2e stale-podman-prereq fix + B3 P5 escape transparency; multi-host deploy (Mistborn + nezha), 2026-05-22</w:t>
+              <w:t xml:space="preserve">(versionCode 18) — A41 bash-login double session-name prompt fixed (per-process</w:t>
+            </w:r>
+            <w:r>
+              <w:t xml:space="preserve"> </w:t>
+            </w:r>
+            <w:r>
+              <w:rPr>
+                <w:rStyle w:val="VerbatimChar"/>
+              </w:rPr>
+              <w:t xml:space="preserve">_TMX_SHELL_INIT_PROMPTED</w:t>
+            </w:r>
+            <w:r>
+              <w:t xml:space="preserve"> </w:t>
+            </w:r>
+            <w:r>
+              <w:t xml:space="preserve">guard; nezha real-HOME</w:t>
+            </w:r>
+            <w:r>
+              <w:t xml:space="preserve"> </w:t>
+            </w:r>
+            <w:r>
+              <w:rPr>
+                <w:rStyle w:val="VerbatimChar"/>
+              </w:rPr>
+              <w:t xml:space="preserve">bash -l -i</w:t>
+            </w:r>
+            <w:r>
+              <w:t xml:space="preserve"> </w:t>
+            </w:r>
+            <w:r>
+              <w:t xml:space="preserve">2→1) + A42 mouse select/copy</w:t>
+            </w:r>
+            <w:r>
+              <w:t xml:space="preserve"> </w:t>
+            </w:r>
+            <w:r>
+              <w:rPr>
+                <w:rStyle w:val="VerbatimChar"/>
+              </w:rPr>
+              <w:t xml:space="preserve">prefix m</w:t>
+            </w:r>
+            <w:r>
+              <w:t xml:space="preserve"> </w:t>
+            </w:r>
+            <w:r>
+              <w:t xml:space="preserve">toggle (terminal-agnostic native-selection escape hatch for Claude Code) + B3 P5-M20/M21 escapes closed &amp; migrated to Fixed.md (meta 47 caught/0 escaped). Dual-host deploy GREEN (Mistborn + nezha), 2026-05-29. Released on GitHub + GitLab.</w:t>
             </w:r>
           </w:p>
         </w:tc>
@@ -885,7 +930,7 @@
       </w:r>
     </w:p>
     <w:bookmarkEnd w:id="11"/>
-    <w:bookmarkStart w:id="30" w:name="X9bbd2c3048cfbd7ee7622f0d2295634d9b66aad"/>
+    <w:bookmarkStart w:id="32" w:name="X9bbd2c3048cfbd7ee7622f0d2295634d9b66aad"/>
     <w:p>
       <w:pPr>
         <w:pStyle w:val="Heading2"/>
@@ -894,7 +939,7 @@
         <w:t xml:space="preserve">§3 — Active work</w:t>
       </w:r>
     </w:p>
-    <w:bookmarkStart w:id="12" w:name="Xebab2c91518890b5812c0749bb46435dd248681"/>
+    <w:bookmarkStart w:id="14" w:name="Xebab2c91518890b5812c0749bb46435dd248681"/>
     <w:p>
       <w:pPr>
         <w:pStyle w:val="Heading3"/>
@@ -918,7 +963,38 @@
         <w:t xml:space="preserve"> </w:t>
       </w:r>
       <w:r>
-        <w:t xml:space="preserve">IN PROGRESS (fixes + Mistborn validation done; dual-host setup + release pending).</w:t>
+        <w:t xml:space="preserve">DONE — RELEASED v1.0.17 (2026-05-29). GitHub:</w:t>
+      </w:r>
+      <w:r>
+        <w:t xml:space="preserve"> </w:t>
+      </w:r>
+      <w:hyperlink r:id="rId12">
+        <w:r>
+          <w:rPr>
+            <w:rStyle w:val="Hyperlink"/>
+          </w:rPr>
+          <w:t xml:space="preserve">https://github.com/vasic-digital/tmux/releases/tag/v1.0.17</w:t>
+        </w:r>
+      </w:hyperlink>
+      <w:r>
+        <w:t xml:space="preserve"> </w:t>
+      </w:r>
+      <w:r>
+        <w:t xml:space="preserve">· GitLab:</w:t>
+      </w:r>
+      <w:r>
+        <w:t xml:space="preserve"> </w:t>
+      </w:r>
+      <w:hyperlink r:id="rId13">
+        <w:r>
+          <w:rPr>
+            <w:rStyle w:val="Hyperlink"/>
+          </w:rPr>
+          <w:t xml:space="preserve">https://gitlab.com/vasic-digital/tmux/-/releases/v1.0.17</w:t>
+        </w:r>
+      </w:hyperlink>
+      <w:r>
+        <w:t xml:space="preserve">. Dual-host setup GREEN (Mistborn suite 51/0/4 + meta 47/0; nezha 43/0/12, double-prompt real-HOME 2→1). CodeGraph 0.9.7 validate PASS both hosts. Commits 1de20c5 → a6a81df → bbb1467.</w:t>
       </w:r>
     </w:p>
     <w:p>
@@ -1375,8 +1451,8 @@
         <w:t xml:space="preserve">both-host evidence, VERSION bump (1.0.17/18), gh+glab release.</w:t>
       </w:r>
     </w:p>
-    <w:bookmarkEnd w:id="12"/>
-    <w:bookmarkStart w:id="13" w:name="X4bf7be095085477ec4195c5ea33259b03408111"/>
+    <w:bookmarkEnd w:id="14"/>
+    <w:bookmarkStart w:id="15" w:name="X4bf7be095085477ec4195c5ea33259b03408111"/>
     <w:p>
       <w:pPr>
         <w:pStyle w:val="Heading3"/>
@@ -1691,8 +1767,8 @@
         <w:t xml:space="preserve">to carry every numbered anchor + canonical-authority cross-references</w:t>
       </w:r>
     </w:p>
-    <w:bookmarkEnd w:id="13"/>
-    <w:bookmarkStart w:id="14" w:name="X9597a4ec2f18a9b28ff1f606dbcb4fc46cb4e4b"/>
+    <w:bookmarkEnd w:id="15"/>
+    <w:bookmarkStart w:id="16" w:name="X9597a4ec2f18a9b28ff1f606dbcb4fc46cb4e4b"/>
     <w:p>
       <w:pPr>
         <w:pStyle w:val="Heading3"/>
@@ -2055,8 +2131,8 @@
         <w:t xml:space="preserve">3 concurrent scopes, all registered + active simultaneously ✓</w:t>
       </w:r>
     </w:p>
-    <w:bookmarkEnd w:id="14"/>
-    <w:bookmarkStart w:id="15" w:name="X06cb01c5625e5cfa81a37477bd54d4d45671fdf"/>
+    <w:bookmarkEnd w:id="16"/>
+    <w:bookmarkStart w:id="17" w:name="X06cb01c5625e5cfa81a37477bd54d4d45671fdf"/>
     <w:p>
       <w:pPr>
         <w:pStyle w:val="Heading3"/>
@@ -2237,8 +2313,8 @@
         <w:t xml:space="preserve">— Issues.md D1 (formal topology dispatch matrix)</w:t>
       </w:r>
     </w:p>
-    <w:bookmarkEnd w:id="15"/>
-    <w:bookmarkStart w:id="16" w:name="X6dbba4eb95812a90f20c800e44eb5a6a7358d51"/>
+    <w:bookmarkEnd w:id="17"/>
+    <w:bookmarkStart w:id="18" w:name="X6dbba4eb95812a90f20c800e44eb5a6a7358d51"/>
     <w:p>
       <w:pPr>
         <w:pStyle w:val="Heading3"/>
@@ -2586,8 +2662,8 @@
         <w:t xml:space="preserve">B2.</w:t>
       </w:r>
     </w:p>
-    <w:bookmarkEnd w:id="16"/>
-    <w:bookmarkStart w:id="17" w:name="Xb35b1f3f7dabbb428c448451ce7167cbe2cd4e6"/>
+    <w:bookmarkEnd w:id="18"/>
+    <w:bookmarkStart w:id="19" w:name="Xb35b1f3f7dabbb428c448451ce7167cbe2cd4e6"/>
     <w:p>
       <w:pPr>
         <w:pStyle w:val="Heading3"/>
@@ -2917,8 +2993,8 @@
         <w:t xml:space="preserve">— bump test count from 9 to 11.</w:t>
       </w:r>
     </w:p>
-    <w:bookmarkEnd w:id="17"/>
-    <w:bookmarkStart w:id="18" w:name="X2dea41730e11114ce2f1f24a9ac20830f0c6d8c"/>
+    <w:bookmarkEnd w:id="19"/>
+    <w:bookmarkStart w:id="20" w:name="X2dea41730e11114ce2f1f24a9ac20830f0c6d8c"/>
     <w:p>
       <w:pPr>
         <w:pStyle w:val="Heading3"/>
@@ -3244,8 +3320,8 @@
         <w:t xml:space="preserve">: B1 (CHAL-COVER-001), C1 (TMX-T5), C2 (TMX-T7), C3 (TMX-T8), D1 (TOPO-DISPATCH-001) moved to Fixed.md.</w:t>
       </w:r>
     </w:p>
-    <w:bookmarkEnd w:id="18"/>
-    <w:bookmarkStart w:id="20" w:name="Xa47a1f2e6aab857c5ebcc9727ef871a96653e0e"/>
+    <w:bookmarkEnd w:id="20"/>
+    <w:bookmarkStart w:id="22" w:name="Xa47a1f2e6aab857c5ebcc9727ef871a96653e0e"/>
     <w:p>
       <w:pPr>
         <w:pStyle w:val="Heading3"/>
@@ -4205,7 +4281,7 @@
       <w:r>
         <w:t xml:space="preserve"> </w:t>
       </w:r>
-      <w:hyperlink r:id="rId19">
+      <w:hyperlink r:id="rId21">
         <w:r>
           <w:rPr>
             <w:rStyle w:val="VerbatimChar"/>
@@ -6721,8 +6797,8 @@
         <w:t xml:space="preserve">itself is a §12.10 / §11.4.6 violation — opaque commit message, silent submodule mutation, no CONTINUATION update. Cannot rewrite history per §9 data safety; documenting here is the audit trail.</w:t>
       </w:r>
     </w:p>
-    <w:bookmarkEnd w:id="20"/>
-    <w:bookmarkStart w:id="21" w:name="X39a6c66e0be7f50e7d32ecd13d50cf753d128a7"/>
+    <w:bookmarkEnd w:id="22"/>
+    <w:bookmarkStart w:id="23" w:name="X39a6c66e0be7f50e7d32ecd13d50cf753d128a7"/>
     <w:p>
       <w:pPr>
         <w:pStyle w:val="Heading3"/>
@@ -7056,8 +7132,8 @@
         <w:t xml:space="preserve">§3.6: removed stale "remaining open" note.</w:t>
       </w:r>
     </w:p>
-    <w:bookmarkEnd w:id="21"/>
-    <w:bookmarkStart w:id="22" w:name="X2726eb1fde9d0d5c4232a8af5bb29bc2efcb6ea"/>
+    <w:bookmarkEnd w:id="23"/>
+    <w:bookmarkStart w:id="24" w:name="X2726eb1fde9d0d5c4232a8af5bb29bc2efcb6ea"/>
     <w:p>
       <w:pPr>
         <w:pStyle w:val="Heading3"/>
@@ -8032,8 +8108,8 @@
         <w:t xml:space="preserve">all work").</w:t>
       </w:r>
     </w:p>
-    <w:bookmarkEnd w:id="22"/>
-    <w:bookmarkStart w:id="23" w:name="X50530f0d3163508b53d4e1446abd0230469972a"/>
+    <w:bookmarkEnd w:id="24"/>
+    <w:bookmarkStart w:id="25" w:name="X50530f0d3163508b53d4e1446abd0230469972a"/>
     <w:p>
       <w:pPr>
         <w:pStyle w:val="Heading3"/>
@@ -8761,8 +8837,8 @@
         <w:t xml:space="preserve">headless).</w:t>
       </w:r>
     </w:p>
-    <w:bookmarkEnd w:id="23"/>
-    <w:bookmarkStart w:id="24" w:name="Xb6dc7ed3ec66a5d998e26a7e8534471ca2cc3e0"/>
+    <w:bookmarkEnd w:id="25"/>
+    <w:bookmarkStart w:id="26" w:name="Xb6dc7ed3ec66a5d998e26a7e8534471ca2cc3e0"/>
     <w:p>
       <w:pPr>
         <w:pStyle w:val="Heading3"/>
@@ -9202,8 +9278,8 @@
         <w:t xml:space="preserve">"Make sure we setup the new version once all done." directive.</w:t>
       </w:r>
     </w:p>
-    <w:bookmarkEnd w:id="24"/>
-    <w:bookmarkStart w:id="25" w:name="Xd3af410912ca3cafb170fb407cc411bb8aa2631"/>
+    <w:bookmarkEnd w:id="26"/>
+    <w:bookmarkStart w:id="27" w:name="Xd3af410912ca3cafb170fb407cc411bb8aa2631"/>
     <w:p>
       <w:pPr>
         <w:pStyle w:val="Heading3"/>
@@ -9626,8 +9702,8 @@
         <w:t xml:space="preserve">as deferred post-release smoke.</w:t>
       </w:r>
     </w:p>
-    <w:bookmarkEnd w:id="25"/>
-    <w:bookmarkStart w:id="26" w:name="Xd334663f66da9fbc338b039ddad8ed42ad07243"/>
+    <w:bookmarkEnd w:id="27"/>
+    <w:bookmarkStart w:id="28" w:name="Xd334663f66da9fbc338b039ddad8ed42ad07243"/>
     <w:p>
       <w:pPr>
         <w:pStyle w:val="Heading3"/>
@@ -10104,8 +10180,8 @@
         <w:t xml:space="preserve">preceded the tag; no spot-check shortcut).</w:t>
       </w:r>
     </w:p>
-    <w:bookmarkEnd w:id="26"/>
-    <w:bookmarkStart w:id="27" w:name="Xd55c57cd252c85ec7bdcd4b23e73cec6cfc2cd4"/>
+    <w:bookmarkEnd w:id="28"/>
+    <w:bookmarkStart w:id="29" w:name="Xd55c57cd252c85ec7bdcd4b23e73cec6cfc2cd4"/>
     <w:p>
       <w:pPr>
         <w:pStyle w:val="Heading3"/>
@@ -11176,8 +11252,8 @@
         <w:t xml:space="preserve">tests 09/13/14 alongside the Darwin branches running today.</w:t>
       </w:r>
     </w:p>
-    <w:bookmarkEnd w:id="27"/>
-    <w:bookmarkStart w:id="28" w:name="X572a5be484f72dd1209250eb21ec3b6cad7931d"/>
+    <w:bookmarkEnd w:id="29"/>
+    <w:bookmarkStart w:id="30" w:name="X572a5be484f72dd1209250eb21ec3b6cad7931d"/>
     <w:p>
       <w:pPr>
         <w:pStyle w:val="Heading3"/>
@@ -12125,8 +12201,8 @@
         <w:t xml:space="preserve">topology-correct), e2e 9/0/0.</w:t>
       </w:r>
     </w:p>
-    <w:bookmarkEnd w:id="28"/>
-    <w:bookmarkStart w:id="29" w:name="Xdc1f843cc4a7cc6c48cb008be32d2d72d9f426c"/>
+    <w:bookmarkEnd w:id="30"/>
+    <w:bookmarkStart w:id="31" w:name="Xdc1f843cc4a7cc6c48cb008be32d2d72d9f426c"/>
     <w:p>
       <w:pPr>
         <w:pStyle w:val="Heading3"/>
@@ -12735,9 +12811,9 @@
         <w:t xml:space="preserve">GREEN, suite PASS=13/0/SKIP=5, meta-test 18/0/6, e2e 9/0/0.</w:t>
       </w:r>
     </w:p>
-    <w:bookmarkEnd w:id="29"/>
-    <w:bookmarkEnd w:id="30"/>
-    <w:bookmarkStart w:id="31" w:name="Xf9daad60751079e769ca58715403a214307050f"/>
+    <w:bookmarkEnd w:id="31"/>
+    <w:bookmarkEnd w:id="32"/>
+    <w:bookmarkStart w:id="33" w:name="Xf9daad60751079e769ca58715403a214307050f"/>
     <w:p>
       <w:pPr>
         <w:pStyle w:val="Heading2"/>
@@ -13379,8 +13455,8 @@
         <w:t xml:space="preserve">(2026-05-07) — Initial vasic-digital/tmux: migrated from ATMOSphere project + per-session containerization plan + 8-test verification gate.</w:t>
       </w:r>
     </w:p>
-    <w:bookmarkEnd w:id="31"/>
-    <w:bookmarkStart w:id="32" w:name="X6eb44e94951e80621b9fe10f2f53b34d95aee13"/>
+    <w:bookmarkEnd w:id="33"/>
+    <w:bookmarkStart w:id="34" w:name="X6eb44e94951e80621b9fe10f2f53b34d95aee13"/>
     <w:p>
       <w:pPr>
         <w:pStyle w:val="Heading2"/>
@@ -13509,8 +13585,8 @@
         <w:t xml:space="preserve">Update this document in the SAME commit as the work itself (§12.10 invariant)</w:t>
       </w:r>
     </w:p>
-    <w:bookmarkEnd w:id="32"/>
-    <w:bookmarkEnd w:id="33"/>
+    <w:bookmarkEnd w:id="34"/>
+    <w:bookmarkEnd w:id="35"/>
     <w:sectPr>
       <w:footnotePr>
         <w:numRestart w:val="eachSect"/>

--- a/CONTINUATION.docx
+++ b/CONTINUATION.docx
@@ -10,7 +10,7 @@
         <w:t xml:space="preserve">CONTINUATION</w:t>
       </w:r>
     </w:p>
-    <w:bookmarkStart w:id="35" w:name="continuationmd--vasic-digital-tmux"/>
+    <w:bookmarkStart w:id="36" w:name="continuationmd--vasic-digital-tmux"/>
     <w:p>
       <w:pPr>
         <w:pStyle w:val="Heading1"/>
@@ -34,7 +34,7 @@
         <w:t xml:space="preserve"> </w:t>
       </w:r>
       <w:r>
-        <w:t xml:space="preserve">2026-05-29T12:10Z</w:t>
+        <w:t xml:space="preserve">2026-05-29T12:30Z</w:t>
       </w:r>
     </w:p>
     <w:bookmarkStart w:id="9" w:name="X46e2b1e0ed863e0637bb3aab0aa22fad9aaafec"/>
@@ -930,7 +930,7 @@
       </w:r>
     </w:p>
     <w:bookmarkEnd w:id="11"/>
-    <w:bookmarkStart w:id="32" w:name="X9bbd2c3048cfbd7ee7622f0d2295634d9b66aad"/>
+    <w:bookmarkStart w:id="33" w:name="X9bbd2c3048cfbd7ee7622f0d2295634d9b66aad"/>
     <w:p>
       <w:pPr>
         <w:pStyle w:val="Heading2"/>
@@ -939,12 +939,250 @@
         <w:t xml:space="preserve">§3 — Active work</w:t>
       </w:r>
     </w:p>
-    <w:bookmarkStart w:id="14" w:name="Xebab2c91518890b5812c0749bb46435dd248681"/>
+    <w:bookmarkStart w:id="12" w:name="X355fc9a1cf777007644228a932aa130e2c8e704"/>
     <w:p>
       <w:pPr>
         <w:pStyle w:val="Heading3"/>
       </w:pPr>
       <w:r>
+        <w:t xml:space="preserve">§3.18 — v1.0.18 REAL mouse-copy fix: plain drag selects+copies in Claude Code, proven with a real mouse (2026-05-29)</w:t>
+      </w:r>
+    </w:p>
+    <w:p>
+      <w:pPr>
+        <w:pStyle w:val="FirstParagraph"/>
+      </w:pPr>
+      <w:r>
+        <w:rPr>
+          <w:b/>
+          <w:bCs/>
+        </w:rPr>
+        <w:t xml:space="preserve">Status:</w:t>
+      </w:r>
+      <w:r>
+        <w:t xml:space="preserve"> </w:t>
+      </w:r>
+      <w:r>
+        <w:t xml:space="preserve">IN PROGRESS (fix + Mistborn proof done; dual-host setup + release pending).</w:t>
+      </w:r>
+    </w:p>
+    <w:p>
+      <w:pPr>
+        <w:pStyle w:val="BodyText"/>
+      </w:pPr>
+      <w:r>
+        <w:t xml:space="preserve">Operator re-reported that select+copy still failed in Claude Code and demanded</w:t>
+      </w:r>
+      <w:r>
+        <w:t xml:space="preserve"> </w:t>
+      </w:r>
+      <w:r>
+        <w:t xml:space="preserve">it work on BOTH Linux + macOS. The v1.0.17</w:t>
+      </w:r>
+      <w:r>
+        <w:t xml:space="preserve"> </w:t>
+      </w:r>
+      <w:r>
+        <w:rPr>
+          <w:rStyle w:val="VerbatimChar"/>
+        </w:rPr>
+        <w:t xml:space="preserve">prefix m</w:t>
+      </w:r>
+      <w:r>
+        <w:t xml:space="preserve"> </w:t>
+      </w:r>
+      <w:r>
+        <w:t xml:space="preserve">toggle was insufficient</w:t>
+      </w:r>
+      <w:r>
+        <w:t xml:space="preserve"> </w:t>
+      </w:r>
+      <w:r>
+        <w:t xml:space="preserve">(required a magic keystroke). Root cause reproduced with a REAL mouse: in a</w:t>
+      </w:r>
+      <w:r>
+        <w:t xml:space="preserve"> </w:t>
+      </w:r>
+      <w:r>
+        <w:t xml:space="preserve">mouse-tracking app (</w:t>
+      </w:r>
+      <w:r>
+        <w:rPr>
+          <w:rStyle w:val="VerbatimChar"/>
+        </w:rPr>
+        <w:t xml:space="preserve">mouse_any_flag=1</w:t>
+      </w:r>
+      <w:r>
+        <w:t xml:space="preserve">) tmux's built-in root</w:t>
+      </w:r>
+      <w:r>
+        <w:t xml:space="preserve"> </w:t>
+      </w:r>
+      <w:r>
+        <w:rPr>
+          <w:rStyle w:val="VerbatimChar"/>
+        </w:rPr>
+        <w:t xml:space="preserve">MouseDrag1Pane</w:t>
+      </w:r>
+      <w:r>
+        <w:t xml:space="preserve"> </w:t>
+      </w:r>
+      <w:r>
+        <w:t xml:space="preserve">forwards the drag to the app → no selection.</w:t>
+      </w:r>
+      <w:r>
+        <w:t xml:space="preserve"> </w:t>
+      </w:r>
+      <w:r>
+        <w:rPr>
+          <w:b/>
+          <w:bCs/>
+        </w:rPr>
+        <w:t xml:space="preserve">Fix:</w:t>
+      </w:r>
+      <w:r>
+        <w:t xml:space="preserve"> </w:t>
+      </w:r>
+      <w:r>
+        <w:t xml:space="preserve">override</w:t>
+      </w:r>
+      <w:r>
+        <w:t xml:space="preserve"> </w:t>
+      </w:r>
+      <w:r>
+        <w:rPr>
+          <w:rStyle w:val="VerbatimChar"/>
+        </w:rPr>
+        <w:t xml:space="preserve">bind -n MouseDrag1Pane if -F '#{pane_in_mode}' 'send -M' 'copy-mode -M'</w:t>
+      </w:r>
+      <w:r>
+        <w:t xml:space="preserve"> </w:t>
+      </w:r>
+      <w:r>
+        <w:t xml:space="preserve">in</w:t>
+      </w:r>
+      <w:r>
+        <w:t xml:space="preserve"> </w:t>
+      </w:r>
+      <w:r>
+        <w:rPr>
+          <w:rStyle w:val="VerbatimChar"/>
+        </w:rPr>
+        <w:t xml:space="preserve">scripts/tmux.conf.template</w:t>
+      </w:r>
+      <w:r>
+        <w:t xml:space="preserve"> </w:t>
+      </w:r>
+      <w:r>
+        <w:t xml:space="preserve">— plain drag always enters copy-mode + copies on</w:t>
+      </w:r>
+      <w:r>
+        <w:t xml:space="preserve"> </w:t>
+      </w:r>
+      <w:r>
+        <w:t xml:space="preserve">release; click+wheel still reach the app; no terminal-specific modifier</w:t>
+      </w:r>
+      <w:r>
+        <w:t xml:space="preserve"> </w:t>
+      </w:r>
+      <w:r>
+        <w:t xml:space="preserve">(works Linux + macOS). PROVEN with a real mouse: headless SGR-1006 drag</w:t>
+      </w:r>
+      <w:r>
+        <w:t xml:space="preserve"> </w:t>
+      </w:r>
+      <w:r>
+        <w:t xml:space="preserve">injection (mouse_any_flag=1) → @clip sink, regression-discriminating, 3/3</w:t>
+      </w:r>
+      <w:r>
+        <w:t xml:space="preserve"> </w:t>
+      </w:r>
+      <w:r>
+        <w:t xml:space="preserve">(test 56, cross-platform); + real</w:t>
+      </w:r>
+      <w:r>
+        <w:t xml:space="preserve"> </w:t>
+      </w:r>
+      <w:r>
+        <w:rPr>
+          <w:rStyle w:val="VerbatimChar"/>
+        </w:rPr>
+        <w:t xml:space="preserve">cliclick</w:t>
+      </w:r>
+      <w:r>
+        <w:t xml:space="preserve"> </w:t>
+      </w:r>
+      <w:r>
+        <w:t xml:space="preserve">cursor drag over iTerm2 →</w:t>
+      </w:r>
+      <w:r>
+        <w:t xml:space="preserve"> </w:t>
+      </w:r>
+      <w:r>
+        <w:rPr>
+          <w:rStyle w:val="VerbatimChar"/>
+        </w:rPr>
+        <w:t xml:space="preserve">pbpaste</w:t>
+      </w:r>
+      <w:r>
+        <w:t xml:space="preserve"> </w:t>
+      </w:r>
+      <w:r>
+        <w:t xml:space="preserve">(macOS GUI layer). Meta-test</w:t>
+      </w:r>
+      <w:r>
+        <w:t xml:space="preserve"> </w:t>
+      </w:r>
+      <w:r>
+        <w:rPr>
+          <w:rStyle w:val="VerbatimChar"/>
+        </w:rPr>
+        <w:t xml:space="preserve">M-PLAINDRAG</w:t>
+      </w:r>
+      <w:r>
+        <w:t xml:space="preserve"> </w:t>
+      </w:r>
+      <w:r>
+        <w:t xml:space="preserve">CAUGHT; meta</w:t>
+      </w:r>
+      <w:r>
+        <w:t xml:space="preserve"> </w:t>
+      </w:r>
+      <w:r>
+        <w:rPr>
+          <w:rStyle w:val="VerbatimChar"/>
+        </w:rPr>
+        <w:t xml:space="preserve">48 caught / 0 escaped</w:t>
+      </w:r>
+      <w:r>
+        <w:t xml:space="preserve">; suite</w:t>
+      </w:r>
+      <w:r>
+        <w:t xml:space="preserve"> </w:t>
+      </w:r>
+      <w:r>
+        <w:rPr>
+          <w:rStyle w:val="VerbatimChar"/>
+        </w:rPr>
+        <w:t xml:space="preserve">51/0/4</w:t>
+      </w:r>
+      <w:r>
+        <w:t xml:space="preserve">. Commit 5c667cc. Pending: dual-host setup.sh</w:t>
+      </w:r>
+      <w:r>
+        <w:t xml:space="preserve"> </w:t>
+      </w:r>
+      <w:r>
+        <w:t xml:space="preserve">(refresh ~/.tmux.conf), nezha headless test-56 proof, v1.0.18 release.</w:t>
+      </w:r>
+    </w:p>
+    <w:bookmarkEnd w:id="12"/>
+    <w:bookmarkStart w:id="15" w:name="Xebab2c91518890b5812c0749bb46435dd248681"/>
+    <w:p>
+      <w:pPr>
+        <w:pStyle w:val="Heading3"/>
+      </w:pPr>
+      <w:r>
         <w:t xml:space="preserve">§3.17 — v1.0.17 two user-reported bug fixes + B3 closure + dual-host re-validation (2026-05-29)</w:t>
       </w:r>
     </w:p>
@@ -968,7 +1206,7 @@
       <w:r>
         <w:t xml:space="preserve"> </w:t>
       </w:r>
-      <w:hyperlink r:id="rId12">
+      <w:hyperlink r:id="rId13">
         <w:r>
           <w:rPr>
             <w:rStyle w:val="Hyperlink"/>
@@ -985,7 +1223,7 @@
       <w:r>
         <w:t xml:space="preserve"> </w:t>
       </w:r>
-      <w:hyperlink r:id="rId13">
+      <w:hyperlink r:id="rId14">
         <w:r>
           <w:rPr>
             <w:rStyle w:val="Hyperlink"/>
@@ -1451,8 +1689,8 @@
         <w:t xml:space="preserve">both-host evidence, VERSION bump (1.0.17/18), gh+glab release.</w:t>
       </w:r>
     </w:p>
-    <w:bookmarkEnd w:id="14"/>
-    <w:bookmarkStart w:id="15" w:name="X4bf7be095085477ec4195c5ea33259b03408111"/>
+    <w:bookmarkEnd w:id="15"/>
+    <w:bookmarkStart w:id="16" w:name="X4bf7be095085477ec4195c5ea33259b03408111"/>
     <w:p>
       <w:pPr>
         <w:pStyle w:val="Heading3"/>
@@ -1767,8 +2005,8 @@
         <w:t xml:space="preserve">to carry every numbered anchor + canonical-authority cross-references</w:t>
       </w:r>
     </w:p>
-    <w:bookmarkEnd w:id="15"/>
-    <w:bookmarkStart w:id="16" w:name="X9597a4ec2f18a9b28ff1f606dbcb4fc46cb4e4b"/>
+    <w:bookmarkEnd w:id="16"/>
+    <w:bookmarkStart w:id="17" w:name="X9597a4ec2f18a9b28ff1f606dbcb4fc46cb4e4b"/>
     <w:p>
       <w:pPr>
         <w:pStyle w:val="Heading3"/>
@@ -2131,8 +2369,8 @@
         <w:t xml:space="preserve">3 concurrent scopes, all registered + active simultaneously ✓</w:t>
       </w:r>
     </w:p>
-    <w:bookmarkEnd w:id="16"/>
-    <w:bookmarkStart w:id="17" w:name="X06cb01c5625e5cfa81a37477bd54d4d45671fdf"/>
+    <w:bookmarkEnd w:id="17"/>
+    <w:bookmarkStart w:id="18" w:name="X06cb01c5625e5cfa81a37477bd54d4d45671fdf"/>
     <w:p>
       <w:pPr>
         <w:pStyle w:val="Heading3"/>
@@ -2313,8 +2551,8 @@
         <w:t xml:space="preserve">— Issues.md D1 (formal topology dispatch matrix)</w:t>
       </w:r>
     </w:p>
-    <w:bookmarkEnd w:id="17"/>
-    <w:bookmarkStart w:id="18" w:name="X6dbba4eb95812a90f20c800e44eb5a6a7358d51"/>
+    <w:bookmarkEnd w:id="18"/>
+    <w:bookmarkStart w:id="19" w:name="X6dbba4eb95812a90f20c800e44eb5a6a7358d51"/>
     <w:p>
       <w:pPr>
         <w:pStyle w:val="Heading3"/>
@@ -2662,8 +2900,8 @@
         <w:t xml:space="preserve">B2.</w:t>
       </w:r>
     </w:p>
-    <w:bookmarkEnd w:id="18"/>
-    <w:bookmarkStart w:id="19" w:name="Xb35b1f3f7dabbb428c448451ce7167cbe2cd4e6"/>
+    <w:bookmarkEnd w:id="19"/>
+    <w:bookmarkStart w:id="20" w:name="Xb35b1f3f7dabbb428c448451ce7167cbe2cd4e6"/>
     <w:p>
       <w:pPr>
         <w:pStyle w:val="Heading3"/>
@@ -2993,8 +3231,8 @@
         <w:t xml:space="preserve">— bump test count from 9 to 11.</w:t>
       </w:r>
     </w:p>
-    <w:bookmarkEnd w:id="19"/>
-    <w:bookmarkStart w:id="20" w:name="X2dea41730e11114ce2f1f24a9ac20830f0c6d8c"/>
+    <w:bookmarkEnd w:id="20"/>
+    <w:bookmarkStart w:id="21" w:name="X2dea41730e11114ce2f1f24a9ac20830f0c6d8c"/>
     <w:p>
       <w:pPr>
         <w:pStyle w:val="Heading3"/>
@@ -3320,8 +3558,8 @@
         <w:t xml:space="preserve">: B1 (CHAL-COVER-001), C1 (TMX-T5), C2 (TMX-T7), C3 (TMX-T8), D1 (TOPO-DISPATCH-001) moved to Fixed.md.</w:t>
       </w:r>
     </w:p>
-    <w:bookmarkEnd w:id="20"/>
-    <w:bookmarkStart w:id="22" w:name="Xa47a1f2e6aab857c5ebcc9727ef871a96653e0e"/>
+    <w:bookmarkEnd w:id="21"/>
+    <w:bookmarkStart w:id="23" w:name="Xa47a1f2e6aab857c5ebcc9727ef871a96653e0e"/>
     <w:p>
       <w:pPr>
         <w:pStyle w:val="Heading3"/>
@@ -4281,7 +4519,7 @@
       <w:r>
         <w:t xml:space="preserve"> </w:t>
       </w:r>
-      <w:hyperlink r:id="rId21">
+      <w:hyperlink r:id="rId22">
         <w:r>
           <w:rPr>
             <w:rStyle w:val="VerbatimChar"/>
@@ -6797,8 +7035,8 @@
         <w:t xml:space="preserve">itself is a §12.10 / §11.4.6 violation — opaque commit message, silent submodule mutation, no CONTINUATION update. Cannot rewrite history per §9 data safety; documenting here is the audit trail.</w:t>
       </w:r>
     </w:p>
-    <w:bookmarkEnd w:id="22"/>
-    <w:bookmarkStart w:id="23" w:name="X39a6c66e0be7f50e7d32ecd13d50cf753d128a7"/>
+    <w:bookmarkEnd w:id="23"/>
+    <w:bookmarkStart w:id="24" w:name="X39a6c66e0be7f50e7d32ecd13d50cf753d128a7"/>
     <w:p>
       <w:pPr>
         <w:pStyle w:val="Heading3"/>
@@ -7132,8 +7370,8 @@
         <w:t xml:space="preserve">§3.6: removed stale "remaining open" note.</w:t>
       </w:r>
     </w:p>
-    <w:bookmarkEnd w:id="23"/>
-    <w:bookmarkStart w:id="24" w:name="X2726eb1fde9d0d5c4232a8af5bb29bc2efcb6ea"/>
+    <w:bookmarkEnd w:id="24"/>
+    <w:bookmarkStart w:id="25" w:name="X2726eb1fde9d0d5c4232a8af5bb29bc2efcb6ea"/>
     <w:p>
       <w:pPr>
         <w:pStyle w:val="Heading3"/>
@@ -8108,8 +8346,8 @@
         <w:t xml:space="preserve">all work").</w:t>
       </w:r>
     </w:p>
-    <w:bookmarkEnd w:id="24"/>
-    <w:bookmarkStart w:id="25" w:name="X50530f0d3163508b53d4e1446abd0230469972a"/>
+    <w:bookmarkEnd w:id="25"/>
+    <w:bookmarkStart w:id="26" w:name="X50530f0d3163508b53d4e1446abd0230469972a"/>
     <w:p>
       <w:pPr>
         <w:pStyle w:val="Heading3"/>
@@ -8837,8 +9075,8 @@
         <w:t xml:space="preserve">headless).</w:t>
       </w:r>
     </w:p>
-    <w:bookmarkEnd w:id="25"/>
-    <w:bookmarkStart w:id="26" w:name="Xb6dc7ed3ec66a5d998e26a7e8534471ca2cc3e0"/>
+    <w:bookmarkEnd w:id="26"/>
+    <w:bookmarkStart w:id="27" w:name="Xb6dc7ed3ec66a5d998e26a7e8534471ca2cc3e0"/>
     <w:p>
       <w:pPr>
         <w:pStyle w:val="Heading3"/>
@@ -9278,8 +9516,8 @@
         <w:t xml:space="preserve">"Make sure we setup the new version once all done." directive.</w:t>
       </w:r>
     </w:p>
-    <w:bookmarkEnd w:id="26"/>
-    <w:bookmarkStart w:id="27" w:name="Xd3af410912ca3cafb170fb407cc411bb8aa2631"/>
+    <w:bookmarkEnd w:id="27"/>
+    <w:bookmarkStart w:id="28" w:name="Xd3af410912ca3cafb170fb407cc411bb8aa2631"/>
     <w:p>
       <w:pPr>
         <w:pStyle w:val="Heading3"/>
@@ -9702,8 +9940,8 @@
         <w:t xml:space="preserve">as deferred post-release smoke.</w:t>
       </w:r>
     </w:p>
-    <w:bookmarkEnd w:id="27"/>
-    <w:bookmarkStart w:id="28" w:name="Xd334663f66da9fbc338b039ddad8ed42ad07243"/>
+    <w:bookmarkEnd w:id="28"/>
+    <w:bookmarkStart w:id="29" w:name="Xd334663f66da9fbc338b039ddad8ed42ad07243"/>
     <w:p>
       <w:pPr>
         <w:pStyle w:val="Heading3"/>
@@ -10180,8 +10418,8 @@
         <w:t xml:space="preserve">preceded the tag; no spot-check shortcut).</w:t>
       </w:r>
     </w:p>
-    <w:bookmarkEnd w:id="28"/>
-    <w:bookmarkStart w:id="29" w:name="Xd55c57cd252c85ec7bdcd4b23e73cec6cfc2cd4"/>
+    <w:bookmarkEnd w:id="29"/>
+    <w:bookmarkStart w:id="30" w:name="Xd55c57cd252c85ec7bdcd4b23e73cec6cfc2cd4"/>
     <w:p>
       <w:pPr>
         <w:pStyle w:val="Heading3"/>
@@ -11252,8 +11490,8 @@
         <w:t xml:space="preserve">tests 09/13/14 alongside the Darwin branches running today.</w:t>
       </w:r>
     </w:p>
-    <w:bookmarkEnd w:id="29"/>
-    <w:bookmarkStart w:id="30" w:name="X572a5be484f72dd1209250eb21ec3b6cad7931d"/>
+    <w:bookmarkEnd w:id="30"/>
+    <w:bookmarkStart w:id="31" w:name="X572a5be484f72dd1209250eb21ec3b6cad7931d"/>
     <w:p>
       <w:pPr>
         <w:pStyle w:val="Heading3"/>
@@ -12201,8 +12439,8 @@
         <w:t xml:space="preserve">topology-correct), e2e 9/0/0.</w:t>
       </w:r>
     </w:p>
-    <w:bookmarkEnd w:id="30"/>
-    <w:bookmarkStart w:id="31" w:name="Xdc1f843cc4a7cc6c48cb008be32d2d72d9f426c"/>
+    <w:bookmarkEnd w:id="31"/>
+    <w:bookmarkStart w:id="32" w:name="Xdc1f843cc4a7cc6c48cb008be32d2d72d9f426c"/>
     <w:p>
       <w:pPr>
         <w:pStyle w:val="Heading3"/>
@@ -12811,9 +13049,9 @@
         <w:t xml:space="preserve">GREEN, suite PASS=13/0/SKIP=5, meta-test 18/0/6, e2e 9/0/0.</w:t>
       </w:r>
     </w:p>
-    <w:bookmarkEnd w:id="31"/>
     <w:bookmarkEnd w:id="32"/>
-    <w:bookmarkStart w:id="33" w:name="Xf9daad60751079e769ca58715403a214307050f"/>
+    <w:bookmarkEnd w:id="33"/>
+    <w:bookmarkStart w:id="34" w:name="Xf9daad60751079e769ca58715403a214307050f"/>
     <w:p>
       <w:pPr>
         <w:pStyle w:val="Heading2"/>
@@ -13455,8 +13693,8 @@
         <w:t xml:space="preserve">(2026-05-07) — Initial vasic-digital/tmux: migrated from ATMOSphere project + per-session containerization plan + 8-test verification gate.</w:t>
       </w:r>
     </w:p>
-    <w:bookmarkEnd w:id="33"/>
-    <w:bookmarkStart w:id="34" w:name="X6eb44e94951e80621b9fe10f2f53b34d95aee13"/>
+    <w:bookmarkEnd w:id="34"/>
+    <w:bookmarkStart w:id="35" w:name="X6eb44e94951e80621b9fe10f2f53b34d95aee13"/>
     <w:p>
       <w:pPr>
         <w:pStyle w:val="Heading2"/>
@@ -13585,8 +13823,8 @@
         <w:t xml:space="preserve">Update this document in the SAME commit as the work itself (§12.10 invariant)</w:t>
       </w:r>
     </w:p>
-    <w:bookmarkEnd w:id="34"/>
     <w:bookmarkEnd w:id="35"/>
+    <w:bookmarkEnd w:id="36"/>
     <w:sectPr>
       <w:footnotePr>
         <w:numRestart w:val="eachSect"/>

--- a/CONTINUATION.docx
+++ b/CONTINUATION.docx
@@ -10,7 +10,7 @@
         <w:t xml:space="preserve">CONTINUATION</w:t>
       </w:r>
     </w:p>
-    <w:bookmarkStart w:id="36" w:name="continuationmd--vasic-digital-tmux"/>
+    <w:bookmarkStart w:id="38" w:name="continuationmd--vasic-digital-tmux"/>
     <w:p>
       <w:pPr>
         <w:pStyle w:val="Heading1"/>
@@ -34,7 +34,7 @@
         <w:t xml:space="preserve"> </w:t>
       </w:r>
       <w:r>
-        <w:t xml:space="preserve">2026-05-29T12:30Z</w:t>
+        <w:t xml:space="preserve">2026-05-29T12:45Z</w:t>
       </w:r>
     </w:p>
     <w:bookmarkStart w:id="9" w:name="X46e2b1e0ed863e0637bb3aab0aa22fad9aaafec"/>
@@ -930,7 +930,7 @@
       </w:r>
     </w:p>
     <w:bookmarkEnd w:id="11"/>
-    <w:bookmarkStart w:id="33" w:name="X9bbd2c3048cfbd7ee7622f0d2295634d9b66aad"/>
+    <w:bookmarkStart w:id="35" w:name="X9bbd2c3048cfbd7ee7622f0d2295634d9b66aad"/>
     <w:p>
       <w:pPr>
         <w:pStyle w:val="Heading2"/>
@@ -939,7 +939,7 @@
         <w:t xml:space="preserve">§3 — Active work</w:t>
       </w:r>
     </w:p>
-    <w:bookmarkStart w:id="12" w:name="X355fc9a1cf777007644228a932aa130e2c8e704"/>
+    <w:bookmarkStart w:id="14" w:name="X355fc9a1cf777007644228a932aa130e2c8e704"/>
     <w:p>
       <w:pPr>
         <w:pStyle w:val="Heading3"/>
@@ -963,7 +963,38 @@
         <w:t xml:space="preserve"> </w:t>
       </w:r>
       <w:r>
-        <w:t xml:space="preserve">IN PROGRESS (fix + Mistborn proof done; dual-host setup + release pending).</w:t>
+        <w:t xml:space="preserve">DONE — RELEASED v1.0.18 (2026-05-29). GitHub:</w:t>
+      </w:r>
+      <w:r>
+        <w:t xml:space="preserve"> </w:t>
+      </w:r>
+      <w:hyperlink r:id="rId12">
+        <w:r>
+          <w:rPr>
+            <w:rStyle w:val="Hyperlink"/>
+          </w:rPr>
+          <w:t xml:space="preserve">https://github.com/vasic-digital/tmux/releases/tag/v1.0.18</w:t>
+        </w:r>
+      </w:hyperlink>
+      <w:r>
+        <w:t xml:space="preserve"> </w:t>
+      </w:r>
+      <w:r>
+        <w:t xml:space="preserve">· GitLab:</w:t>
+      </w:r>
+      <w:r>
+        <w:t xml:space="preserve"> </w:t>
+      </w:r>
+      <w:hyperlink r:id="rId13">
+        <w:r>
+          <w:rPr>
+            <w:rStyle w:val="Hyperlink"/>
+          </w:rPr>
+          <w:t xml:space="preserve">https://gitlab.com/vasic-digital/tmux/-/releases/v1.0.18</w:t>
+        </w:r>
+      </w:hyperlink>
+      <w:r>
+        <w:t xml:space="preserve">. Real-mouse PROVEN on BOTH platforms: Mistborn (suite 51/0/4 + meta 48/0 + real cliclick cursor drag over iTerm2 → pbpaste) AND nezha Linux (verify 43/0/12 GREEN + headless SGR real-mouse-drag → @clip sink, after the TERM=xterm-256color test-harness fix). Commits 5c667cc → 06e43d0 → 69d1418. NOTE: test 16 (window-name) flaked once under full-suite load on nezha (passes 3/3 standalone + GREEN on retry) — pre-existing §11.4.50 reliability issue, unrelated to the mouse fix; tracked for a future poll-with-budget fix.</w:t>
       </w:r>
     </w:p>
     <w:p>
@@ -1176,8 +1207,8 @@
         <w:t xml:space="preserve">(refresh ~/.tmux.conf), nezha headless test-56 proof, v1.0.18 release.</w:t>
       </w:r>
     </w:p>
-    <w:bookmarkEnd w:id="12"/>
-    <w:bookmarkStart w:id="15" w:name="Xebab2c91518890b5812c0749bb46435dd248681"/>
+    <w:bookmarkEnd w:id="14"/>
+    <w:bookmarkStart w:id="17" w:name="Xebab2c91518890b5812c0749bb46435dd248681"/>
     <w:p>
       <w:pPr>
         <w:pStyle w:val="Heading3"/>
@@ -1206,7 +1237,7 @@
       <w:r>
         <w:t xml:space="preserve"> </w:t>
       </w:r>
-      <w:hyperlink r:id="rId13">
+      <w:hyperlink r:id="rId15">
         <w:r>
           <w:rPr>
             <w:rStyle w:val="Hyperlink"/>
@@ -1223,7 +1254,7 @@
       <w:r>
         <w:t xml:space="preserve"> </w:t>
       </w:r>
-      <w:hyperlink r:id="rId14">
+      <w:hyperlink r:id="rId16">
         <w:r>
           <w:rPr>
             <w:rStyle w:val="Hyperlink"/>
@@ -1689,8 +1720,8 @@
         <w:t xml:space="preserve">both-host evidence, VERSION bump (1.0.17/18), gh+glab release.</w:t>
       </w:r>
     </w:p>
-    <w:bookmarkEnd w:id="15"/>
-    <w:bookmarkStart w:id="16" w:name="X4bf7be095085477ec4195c5ea33259b03408111"/>
+    <w:bookmarkEnd w:id="17"/>
+    <w:bookmarkStart w:id="18" w:name="X4bf7be095085477ec4195c5ea33259b03408111"/>
     <w:p>
       <w:pPr>
         <w:pStyle w:val="Heading3"/>
@@ -2005,8 +2036,8 @@
         <w:t xml:space="preserve">to carry every numbered anchor + canonical-authority cross-references</w:t>
       </w:r>
     </w:p>
-    <w:bookmarkEnd w:id="16"/>
-    <w:bookmarkStart w:id="17" w:name="X9597a4ec2f18a9b28ff1f606dbcb4fc46cb4e4b"/>
+    <w:bookmarkEnd w:id="18"/>
+    <w:bookmarkStart w:id="19" w:name="X9597a4ec2f18a9b28ff1f606dbcb4fc46cb4e4b"/>
     <w:p>
       <w:pPr>
         <w:pStyle w:val="Heading3"/>
@@ -2369,8 +2400,8 @@
         <w:t xml:space="preserve">3 concurrent scopes, all registered + active simultaneously ✓</w:t>
       </w:r>
     </w:p>
-    <w:bookmarkEnd w:id="17"/>
-    <w:bookmarkStart w:id="18" w:name="X06cb01c5625e5cfa81a37477bd54d4d45671fdf"/>
+    <w:bookmarkEnd w:id="19"/>
+    <w:bookmarkStart w:id="20" w:name="X06cb01c5625e5cfa81a37477bd54d4d45671fdf"/>
     <w:p>
       <w:pPr>
         <w:pStyle w:val="Heading3"/>
@@ -2551,8 +2582,8 @@
         <w:t xml:space="preserve">— Issues.md D1 (formal topology dispatch matrix)</w:t>
       </w:r>
     </w:p>
-    <w:bookmarkEnd w:id="18"/>
-    <w:bookmarkStart w:id="19" w:name="X6dbba4eb95812a90f20c800e44eb5a6a7358d51"/>
+    <w:bookmarkEnd w:id="20"/>
+    <w:bookmarkStart w:id="21" w:name="X6dbba4eb95812a90f20c800e44eb5a6a7358d51"/>
     <w:p>
       <w:pPr>
         <w:pStyle w:val="Heading3"/>
@@ -2900,8 +2931,8 @@
         <w:t xml:space="preserve">B2.</w:t>
       </w:r>
     </w:p>
-    <w:bookmarkEnd w:id="19"/>
-    <w:bookmarkStart w:id="20" w:name="Xb35b1f3f7dabbb428c448451ce7167cbe2cd4e6"/>
+    <w:bookmarkEnd w:id="21"/>
+    <w:bookmarkStart w:id="22" w:name="Xb35b1f3f7dabbb428c448451ce7167cbe2cd4e6"/>
     <w:p>
       <w:pPr>
         <w:pStyle w:val="Heading3"/>
@@ -3231,8 +3262,8 @@
         <w:t xml:space="preserve">— bump test count from 9 to 11.</w:t>
       </w:r>
     </w:p>
-    <w:bookmarkEnd w:id="20"/>
-    <w:bookmarkStart w:id="21" w:name="X2dea41730e11114ce2f1f24a9ac20830f0c6d8c"/>
+    <w:bookmarkEnd w:id="22"/>
+    <w:bookmarkStart w:id="23" w:name="X2dea41730e11114ce2f1f24a9ac20830f0c6d8c"/>
     <w:p>
       <w:pPr>
         <w:pStyle w:val="Heading3"/>
@@ -3558,8 +3589,8 @@
         <w:t xml:space="preserve">: B1 (CHAL-COVER-001), C1 (TMX-T5), C2 (TMX-T7), C3 (TMX-T8), D1 (TOPO-DISPATCH-001) moved to Fixed.md.</w:t>
       </w:r>
     </w:p>
-    <w:bookmarkEnd w:id="21"/>
-    <w:bookmarkStart w:id="23" w:name="Xa47a1f2e6aab857c5ebcc9727ef871a96653e0e"/>
+    <w:bookmarkEnd w:id="23"/>
+    <w:bookmarkStart w:id="25" w:name="Xa47a1f2e6aab857c5ebcc9727ef871a96653e0e"/>
     <w:p>
       <w:pPr>
         <w:pStyle w:val="Heading3"/>
@@ -4519,7 +4550,7 @@
       <w:r>
         <w:t xml:space="preserve"> </w:t>
       </w:r>
-      <w:hyperlink r:id="rId22">
+      <w:hyperlink r:id="rId24">
         <w:r>
           <w:rPr>
             <w:rStyle w:val="VerbatimChar"/>
@@ -7035,8 +7066,8 @@
         <w:t xml:space="preserve">itself is a §12.10 / §11.4.6 violation — opaque commit message, silent submodule mutation, no CONTINUATION update. Cannot rewrite history per §9 data safety; documenting here is the audit trail.</w:t>
       </w:r>
     </w:p>
-    <w:bookmarkEnd w:id="23"/>
-    <w:bookmarkStart w:id="24" w:name="X39a6c66e0be7f50e7d32ecd13d50cf753d128a7"/>
+    <w:bookmarkEnd w:id="25"/>
+    <w:bookmarkStart w:id="26" w:name="X39a6c66e0be7f50e7d32ecd13d50cf753d128a7"/>
     <w:p>
       <w:pPr>
         <w:pStyle w:val="Heading3"/>
@@ -7370,8 +7401,8 @@
         <w:t xml:space="preserve">§3.6: removed stale "remaining open" note.</w:t>
       </w:r>
     </w:p>
-    <w:bookmarkEnd w:id="24"/>
-    <w:bookmarkStart w:id="25" w:name="X2726eb1fde9d0d5c4232a8af5bb29bc2efcb6ea"/>
+    <w:bookmarkEnd w:id="26"/>
+    <w:bookmarkStart w:id="27" w:name="X2726eb1fde9d0d5c4232a8af5bb29bc2efcb6ea"/>
     <w:p>
       <w:pPr>
         <w:pStyle w:val="Heading3"/>
@@ -8346,8 +8377,8 @@
         <w:t xml:space="preserve">all work").</w:t>
       </w:r>
     </w:p>
-    <w:bookmarkEnd w:id="25"/>
-    <w:bookmarkStart w:id="26" w:name="X50530f0d3163508b53d4e1446abd0230469972a"/>
+    <w:bookmarkEnd w:id="27"/>
+    <w:bookmarkStart w:id="28" w:name="X50530f0d3163508b53d4e1446abd0230469972a"/>
     <w:p>
       <w:pPr>
         <w:pStyle w:val="Heading3"/>
@@ -9075,8 +9106,8 @@
         <w:t xml:space="preserve">headless).</w:t>
       </w:r>
     </w:p>
-    <w:bookmarkEnd w:id="26"/>
-    <w:bookmarkStart w:id="27" w:name="Xb6dc7ed3ec66a5d998e26a7e8534471ca2cc3e0"/>
+    <w:bookmarkEnd w:id="28"/>
+    <w:bookmarkStart w:id="29" w:name="Xb6dc7ed3ec66a5d998e26a7e8534471ca2cc3e0"/>
     <w:p>
       <w:pPr>
         <w:pStyle w:val="Heading3"/>
@@ -9516,8 +9547,8 @@
         <w:t xml:space="preserve">"Make sure we setup the new version once all done." directive.</w:t>
       </w:r>
     </w:p>
-    <w:bookmarkEnd w:id="27"/>
-    <w:bookmarkStart w:id="28" w:name="Xd3af410912ca3cafb170fb407cc411bb8aa2631"/>
+    <w:bookmarkEnd w:id="29"/>
+    <w:bookmarkStart w:id="30" w:name="Xd3af410912ca3cafb170fb407cc411bb8aa2631"/>
     <w:p>
       <w:pPr>
         <w:pStyle w:val="Heading3"/>
@@ -9940,8 +9971,8 @@
         <w:t xml:space="preserve">as deferred post-release smoke.</w:t>
       </w:r>
     </w:p>
-    <w:bookmarkEnd w:id="28"/>
-    <w:bookmarkStart w:id="29" w:name="Xd334663f66da9fbc338b039ddad8ed42ad07243"/>
+    <w:bookmarkEnd w:id="30"/>
+    <w:bookmarkStart w:id="31" w:name="Xd334663f66da9fbc338b039ddad8ed42ad07243"/>
     <w:p>
       <w:pPr>
         <w:pStyle w:val="Heading3"/>
@@ -10418,8 +10449,8 @@
         <w:t xml:space="preserve">preceded the tag; no spot-check shortcut).</w:t>
       </w:r>
     </w:p>
-    <w:bookmarkEnd w:id="29"/>
-    <w:bookmarkStart w:id="30" w:name="Xd55c57cd252c85ec7bdcd4b23e73cec6cfc2cd4"/>
+    <w:bookmarkEnd w:id="31"/>
+    <w:bookmarkStart w:id="32" w:name="Xd55c57cd252c85ec7bdcd4b23e73cec6cfc2cd4"/>
     <w:p>
       <w:pPr>
         <w:pStyle w:val="Heading3"/>
@@ -11490,8 +11521,8 @@
         <w:t xml:space="preserve">tests 09/13/14 alongside the Darwin branches running today.</w:t>
       </w:r>
     </w:p>
-    <w:bookmarkEnd w:id="30"/>
-    <w:bookmarkStart w:id="31" w:name="X572a5be484f72dd1209250eb21ec3b6cad7931d"/>
+    <w:bookmarkEnd w:id="32"/>
+    <w:bookmarkStart w:id="33" w:name="X572a5be484f72dd1209250eb21ec3b6cad7931d"/>
     <w:p>
       <w:pPr>
         <w:pStyle w:val="Heading3"/>
@@ -12439,8 +12470,8 @@
         <w:t xml:space="preserve">topology-correct), e2e 9/0/0.</w:t>
       </w:r>
     </w:p>
-    <w:bookmarkEnd w:id="31"/>
-    <w:bookmarkStart w:id="32" w:name="Xdc1f843cc4a7cc6c48cb008be32d2d72d9f426c"/>
+    <w:bookmarkEnd w:id="33"/>
+    <w:bookmarkStart w:id="34" w:name="Xdc1f843cc4a7cc6c48cb008be32d2d72d9f426c"/>
     <w:p>
       <w:pPr>
         <w:pStyle w:val="Heading3"/>
@@ -13049,9 +13080,9 @@
         <w:t xml:space="preserve">GREEN, suite PASS=13/0/SKIP=5, meta-test 18/0/6, e2e 9/0/0.</w:t>
       </w:r>
     </w:p>
-    <w:bookmarkEnd w:id="32"/>
-    <w:bookmarkEnd w:id="33"/>
-    <w:bookmarkStart w:id="34" w:name="Xf9daad60751079e769ca58715403a214307050f"/>
+    <w:bookmarkEnd w:id="34"/>
+    <w:bookmarkEnd w:id="35"/>
+    <w:bookmarkStart w:id="36" w:name="Xf9daad60751079e769ca58715403a214307050f"/>
     <w:p>
       <w:pPr>
         <w:pStyle w:val="Heading2"/>
@@ -13693,8 +13724,8 @@
         <w:t xml:space="preserve">(2026-05-07) — Initial vasic-digital/tmux: migrated from ATMOSphere project + per-session containerization plan + 8-test verification gate.</w:t>
       </w:r>
     </w:p>
-    <w:bookmarkEnd w:id="34"/>
-    <w:bookmarkStart w:id="35" w:name="X6eb44e94951e80621b9fe10f2f53b34d95aee13"/>
+    <w:bookmarkEnd w:id="36"/>
+    <w:bookmarkStart w:id="37" w:name="X6eb44e94951e80621b9fe10f2f53b34d95aee13"/>
     <w:p>
       <w:pPr>
         <w:pStyle w:val="Heading2"/>
@@ -13823,8 +13854,8 @@
         <w:t xml:space="preserve">Update this document in the SAME commit as the work itself (§12.10 invariant)</w:t>
       </w:r>
     </w:p>
-    <w:bookmarkEnd w:id="35"/>
-    <w:bookmarkEnd w:id="36"/>
+    <w:bookmarkEnd w:id="37"/>
+    <w:bookmarkEnd w:id="38"/>
     <w:sectPr>
       <w:footnotePr>
         <w:numRestart w:val="eachSect"/>

--- a/CONTINUATION.docx
+++ b/CONTINUATION.docx
@@ -10,7 +10,7 @@
         <w:t xml:space="preserve">CONTINUATION</w:t>
       </w:r>
     </w:p>
-    <w:bookmarkStart w:id="38" w:name="continuationmd--vasic-digital-tmux"/>
+    <w:bookmarkStart w:id="39" w:name="continuationmd--vasic-digital-tmux"/>
     <w:p>
       <w:pPr>
         <w:pStyle w:val="Heading1"/>
@@ -34,7 +34,7 @@
         <w:t xml:space="preserve"> </w:t>
       </w:r>
       <w:r>
-        <w:t xml:space="preserve">2026-05-29T12:45Z</w:t>
+        <w:t xml:space="preserve">2026-05-29T13:30Z</w:t>
       </w:r>
     </w:p>
     <w:bookmarkStart w:id="9" w:name="X46e2b1e0ed863e0637bb3aab0aa22fad9aaafec"/>
@@ -930,7 +930,7 @@
       </w:r>
     </w:p>
     <w:bookmarkEnd w:id="11"/>
-    <w:bookmarkStart w:id="35" w:name="X9bbd2c3048cfbd7ee7622f0d2295634d9b66aad"/>
+    <w:bookmarkStart w:id="36" w:name="X9bbd2c3048cfbd7ee7622f0d2295634d9b66aad"/>
     <w:p>
       <w:pPr>
         <w:pStyle w:val="Heading2"/>
@@ -939,12 +939,205 @@
         <w:t xml:space="preserve">§3 — Active work</w:t>
       </w:r>
     </w:p>
-    <w:bookmarkStart w:id="14" w:name="X355fc9a1cf777007644228a932aa130e2c8e704"/>
+    <w:bookmarkStart w:id="12" w:name="Xffeb255c07f7fe8250572ddb15b59dcaf62972a"/>
     <w:p>
       <w:pPr>
         <w:pStyle w:val="Heading3"/>
       </w:pPr>
       <w:r>
+        <w:t xml:space="preserve">§3.19 — Dual-host update to latest HEAD + full test/verify (2026-05-29)</w:t>
+      </w:r>
+    </w:p>
+    <w:p>
+      <w:pPr>
+        <w:pStyle w:val="FirstParagraph"/>
+      </w:pPr>
+      <w:r>
+        <w:rPr>
+          <w:b/>
+          <w:bCs/>
+        </w:rPr>
+        <w:t xml:space="preserve">Status:</w:t>
+      </w:r>
+      <w:r>
+        <w:t xml:space="preserve"> </w:t>
+      </w:r>
+      <w:r>
+        <w:t xml:space="preserve">DONE. Both hosts pulled to HEAD</w:t>
+      </w:r>
+      <w:r>
+        <w:t xml:space="preserve"> </w:t>
+      </w:r>
+      <w:r>
+        <w:rPr>
+          <w:rStyle w:val="VerbatimChar"/>
+        </w:rPr>
+        <w:t xml:space="preserve">a0a3f85</w:t>
+      </w:r>
+      <w:r>
+        <w:t xml:space="preserve"> </w:t>
+      </w:r>
+      <w:r>
+        <w:t xml:space="preserve">and fully verified.</w:t>
+      </w:r>
+      <w:r>
+        <w:t xml:space="preserve"> </w:t>
+      </w:r>
+      <w:r>
+        <w:t xml:space="preserve">Mistborn (Darwin): run_all</w:t>
+      </w:r>
+      <w:r>
+        <w:t xml:space="preserve"> </w:t>
+      </w:r>
+      <w:r>
+        <w:rPr>
+          <w:rStyle w:val="VerbatimChar"/>
+        </w:rPr>
+        <w:t xml:space="preserve">PASS=51 FAIL=0 SKIP=4</w:t>
+      </w:r>
+      <w:r>
+        <w:t xml:space="preserve">, meta</w:t>
+      </w:r>
+      <w:r>
+        <w:t xml:space="preserve"> </w:t>
+      </w:r>
+      <w:r>
+        <w:rPr>
+          <w:rStyle w:val="VerbatimChar"/>
+        </w:rPr>
+        <w:t xml:space="preserve">48 CAUGHT / 0 ESCAPED</w:t>
+      </w:r>
+      <w:r>
+        <w:t xml:space="preserve"> </w:t>
+      </w:r>
+      <w:r>
+        <w:t xml:space="preserve">(M22 CAUGHT). nezha (Linux): run_all</w:t>
+      </w:r>
+      <w:r>
+        <w:t xml:space="preserve"> </w:t>
+      </w:r>
+      <w:r>
+        <w:rPr>
+          <w:rStyle w:val="VerbatimChar"/>
+        </w:rPr>
+        <w:t xml:space="preserve">PASS=43 FAIL=0 SKIP=12</w:t>
+      </w:r>
+      <w:r>
+        <w:t xml:space="preserve">, meta</w:t>
+      </w:r>
+      <w:r>
+        <w:t xml:space="preserve"> </w:t>
+      </w:r>
+      <w:r>
+        <w:rPr>
+          <w:rStyle w:val="VerbatimChar"/>
+        </w:rPr>
+        <w:t xml:space="preserve">48 CAUGHT / 0 ESCAPED</w:t>
+      </w:r>
+      <w:r>
+        <w:t xml:space="preserve"> </w:t>
+      </w:r>
+      <w:r>
+        <w:t xml:space="preserve">(M22 CAUGHT). Fix landed this round: added the A31</w:t>
+      </w:r>
+      <w:r>
+        <w:t xml:space="preserve"> </w:t>
+      </w:r>
+      <w:r>
+        <w:t xml:space="preserve">npm-prefix PATH probe to</w:t>
+      </w:r>
+      <w:r>
+        <w:t xml:space="preserve"> </w:t>
+      </w:r>
+      <w:r>
+        <w:rPr>
+          <w:rStyle w:val="VerbatimChar"/>
+        </w:rPr>
+        <w:t xml:space="preserve">scripts/tests/run_all.sh</w:t>
+      </w:r>
+      <w:r>
+        <w:t xml:space="preserve"> </w:t>
+      </w:r>
+      <w:r>
+        <w:t xml:space="preserve">+</w:t>
+      </w:r>
+      <w:r>
+        <w:t xml:space="preserve"> </w:t>
+      </w:r>
+      <w:r>
+        <w:rPr>
+          <w:rStyle w:val="VerbatimChar"/>
+        </w:rPr>
+        <w:t xml:space="preserve">meta_test_false_positive_proof.sh</w:t>
+      </w:r>
+      <w:r>
+        <w:t xml:space="preserve"> </w:t>
+      </w:r>
+      <w:r>
+        <w:t xml:space="preserve">(commits 5d6196c, a0a3f85) so the codegraph tests (20/22) + M22 mutation</w:t>
+      </w:r>
+      <w:r>
+        <w:t xml:space="preserve"> </w:t>
+      </w:r>
+      <w:r>
+        <w:t xml:space="preserve">resolve the CLI in NON-INTERACTIVE shells too — nezha's</w:t>
+      </w:r>
+      <w:r>
+        <w:t xml:space="preserve"> </w:t>
+      </w:r>
+      <w:r>
+        <w:rPr>
+          <w:rStyle w:val="VerbatimChar"/>
+        </w:rPr>
+        <w:t xml:space="preserve">.bashrc</w:t>
+      </w:r>
+      <w:r>
+        <w:t xml:space="preserve"> </w:t>
+      </w:r>
+      <w:r>
+        <w:t xml:space="preserve">adds</w:t>
+      </w:r>
+      <w:r>
+        <w:t xml:space="preserve"> </w:t>
+      </w:r>
+      <w:r>
+        <w:rPr>
+          <w:rStyle w:val="VerbatimChar"/>
+        </w:rPr>
+        <w:t xml:space="preserve">~/.npm-global/bin</w:t>
+      </w:r>
+      <w:r>
+        <w:t xml:space="preserve"> </w:t>
+      </w:r>
+      <w:r>
+        <w:t xml:space="preserve">only behind an interactive-guard, so standalone run_all</w:t>
+      </w:r>
+      <w:r>
+        <w:t xml:space="preserve"> </w:t>
+      </w:r>
+      <w:r>
+        <w:t xml:space="preserve">over ssh-batch previously failed 20/22 spuriously while real interactive agent</w:t>
+      </w:r>
+      <w:r>
+        <w:t xml:space="preserve"> </w:t>
+      </w:r>
+      <w:r>
+        <w:t xml:space="preserve">usage worked. test 16 nezha full-suite flake ((window-name test, passes standalone))</w:t>
+      </w:r>
+      <w:r>
+        <w:t xml:space="preserve"> </w:t>
+      </w:r>
+      <w:r>
+        <w:t xml:space="preserve">did not recur this round.</w:t>
+      </w:r>
+    </w:p>
+    <w:bookmarkEnd w:id="12"/>
+    <w:bookmarkStart w:id="15" w:name="X355fc9a1cf777007644228a932aa130e2c8e704"/>
+    <w:p>
+      <w:pPr>
+        <w:pStyle w:val="Heading3"/>
+      </w:pPr>
+      <w:r>
         <w:t xml:space="preserve">§3.18 — v1.0.18 REAL mouse-copy fix: plain drag selects+copies in Claude Code, proven with a real mouse (2026-05-29)</w:t>
       </w:r>
     </w:p>
@@ -968,7 +1161,7 @@
       <w:r>
         <w:t xml:space="preserve"> </w:t>
       </w:r>
-      <w:hyperlink r:id="rId12">
+      <w:hyperlink r:id="rId13">
         <w:r>
           <w:rPr>
             <w:rStyle w:val="Hyperlink"/>
@@ -985,7 +1178,7 @@
       <w:r>
         <w:t xml:space="preserve"> </w:t>
       </w:r>
-      <w:hyperlink r:id="rId13">
+      <w:hyperlink r:id="rId14">
         <w:r>
           <w:rPr>
             <w:rStyle w:val="Hyperlink"/>
@@ -1207,8 +1400,8 @@
         <w:t xml:space="preserve">(refresh ~/.tmux.conf), nezha headless test-56 proof, v1.0.18 release.</w:t>
       </w:r>
     </w:p>
-    <w:bookmarkEnd w:id="14"/>
-    <w:bookmarkStart w:id="17" w:name="Xebab2c91518890b5812c0749bb46435dd248681"/>
+    <w:bookmarkEnd w:id="15"/>
+    <w:bookmarkStart w:id="18" w:name="Xebab2c91518890b5812c0749bb46435dd248681"/>
     <w:p>
       <w:pPr>
         <w:pStyle w:val="Heading3"/>
@@ -1237,7 +1430,7 @@
       <w:r>
         <w:t xml:space="preserve"> </w:t>
       </w:r>
-      <w:hyperlink r:id="rId15">
+      <w:hyperlink r:id="rId16">
         <w:r>
           <w:rPr>
             <w:rStyle w:val="Hyperlink"/>
@@ -1254,7 +1447,7 @@
       <w:r>
         <w:t xml:space="preserve"> </w:t>
       </w:r>
-      <w:hyperlink r:id="rId16">
+      <w:hyperlink r:id="rId17">
         <w:r>
           <w:rPr>
             <w:rStyle w:val="Hyperlink"/>
@@ -1720,8 +1913,8 @@
         <w:t xml:space="preserve">both-host evidence, VERSION bump (1.0.17/18), gh+glab release.</w:t>
       </w:r>
     </w:p>
-    <w:bookmarkEnd w:id="17"/>
-    <w:bookmarkStart w:id="18" w:name="X4bf7be095085477ec4195c5ea33259b03408111"/>
+    <w:bookmarkEnd w:id="18"/>
+    <w:bookmarkStart w:id="19" w:name="X4bf7be095085477ec4195c5ea33259b03408111"/>
     <w:p>
       <w:pPr>
         <w:pStyle w:val="Heading3"/>
@@ -2036,8 +2229,8 @@
         <w:t xml:space="preserve">to carry every numbered anchor + canonical-authority cross-references</w:t>
       </w:r>
     </w:p>
-    <w:bookmarkEnd w:id="18"/>
-    <w:bookmarkStart w:id="19" w:name="X9597a4ec2f18a9b28ff1f606dbcb4fc46cb4e4b"/>
+    <w:bookmarkEnd w:id="19"/>
+    <w:bookmarkStart w:id="20" w:name="X9597a4ec2f18a9b28ff1f606dbcb4fc46cb4e4b"/>
     <w:p>
       <w:pPr>
         <w:pStyle w:val="Heading3"/>
@@ -2400,8 +2593,8 @@
         <w:t xml:space="preserve">3 concurrent scopes, all registered + active simultaneously ✓</w:t>
       </w:r>
     </w:p>
-    <w:bookmarkEnd w:id="19"/>
-    <w:bookmarkStart w:id="20" w:name="X06cb01c5625e5cfa81a37477bd54d4d45671fdf"/>
+    <w:bookmarkEnd w:id="20"/>
+    <w:bookmarkStart w:id="21" w:name="X06cb01c5625e5cfa81a37477bd54d4d45671fdf"/>
     <w:p>
       <w:pPr>
         <w:pStyle w:val="Heading3"/>
@@ -2582,8 +2775,8 @@
         <w:t xml:space="preserve">— Issues.md D1 (formal topology dispatch matrix)</w:t>
       </w:r>
     </w:p>
-    <w:bookmarkEnd w:id="20"/>
-    <w:bookmarkStart w:id="21" w:name="X6dbba4eb95812a90f20c800e44eb5a6a7358d51"/>
+    <w:bookmarkEnd w:id="21"/>
+    <w:bookmarkStart w:id="22" w:name="X6dbba4eb95812a90f20c800e44eb5a6a7358d51"/>
     <w:p>
       <w:pPr>
         <w:pStyle w:val="Heading3"/>
@@ -2931,8 +3124,8 @@
         <w:t xml:space="preserve">B2.</w:t>
       </w:r>
     </w:p>
-    <w:bookmarkEnd w:id="21"/>
-    <w:bookmarkStart w:id="22" w:name="Xb35b1f3f7dabbb428c448451ce7167cbe2cd4e6"/>
+    <w:bookmarkEnd w:id="22"/>
+    <w:bookmarkStart w:id="23" w:name="Xb35b1f3f7dabbb428c448451ce7167cbe2cd4e6"/>
     <w:p>
       <w:pPr>
         <w:pStyle w:val="Heading3"/>
@@ -3262,8 +3455,8 @@
         <w:t xml:space="preserve">— bump test count from 9 to 11.</w:t>
       </w:r>
     </w:p>
-    <w:bookmarkEnd w:id="22"/>
-    <w:bookmarkStart w:id="23" w:name="X2dea41730e11114ce2f1f24a9ac20830f0c6d8c"/>
+    <w:bookmarkEnd w:id="23"/>
+    <w:bookmarkStart w:id="24" w:name="X2dea41730e11114ce2f1f24a9ac20830f0c6d8c"/>
     <w:p>
       <w:pPr>
         <w:pStyle w:val="Heading3"/>
@@ -3589,8 +3782,8 @@
         <w:t xml:space="preserve">: B1 (CHAL-COVER-001), C1 (TMX-T5), C2 (TMX-T7), C3 (TMX-T8), D1 (TOPO-DISPATCH-001) moved to Fixed.md.</w:t>
       </w:r>
     </w:p>
-    <w:bookmarkEnd w:id="23"/>
-    <w:bookmarkStart w:id="25" w:name="Xa47a1f2e6aab857c5ebcc9727ef871a96653e0e"/>
+    <w:bookmarkEnd w:id="24"/>
+    <w:bookmarkStart w:id="26" w:name="Xa47a1f2e6aab857c5ebcc9727ef871a96653e0e"/>
     <w:p>
       <w:pPr>
         <w:pStyle w:val="Heading3"/>
@@ -4550,7 +4743,7 @@
       <w:r>
         <w:t xml:space="preserve"> </w:t>
       </w:r>
-      <w:hyperlink r:id="rId24">
+      <w:hyperlink r:id="rId25">
         <w:r>
           <w:rPr>
             <w:rStyle w:val="VerbatimChar"/>
@@ -7066,8 +7259,8 @@
         <w:t xml:space="preserve">itself is a §12.10 / §11.4.6 violation — opaque commit message, silent submodule mutation, no CONTINUATION update. Cannot rewrite history per §9 data safety; documenting here is the audit trail.</w:t>
       </w:r>
     </w:p>
-    <w:bookmarkEnd w:id="25"/>
-    <w:bookmarkStart w:id="26" w:name="X39a6c66e0be7f50e7d32ecd13d50cf753d128a7"/>
+    <w:bookmarkEnd w:id="26"/>
+    <w:bookmarkStart w:id="27" w:name="X39a6c66e0be7f50e7d32ecd13d50cf753d128a7"/>
     <w:p>
       <w:pPr>
         <w:pStyle w:val="Heading3"/>
@@ -7401,8 +7594,8 @@
         <w:t xml:space="preserve">§3.6: removed stale "remaining open" note.</w:t>
       </w:r>
     </w:p>
-    <w:bookmarkEnd w:id="26"/>
-    <w:bookmarkStart w:id="27" w:name="X2726eb1fde9d0d5c4232a8af5bb29bc2efcb6ea"/>
+    <w:bookmarkEnd w:id="27"/>
+    <w:bookmarkStart w:id="28" w:name="X2726eb1fde9d0d5c4232a8af5bb29bc2efcb6ea"/>
     <w:p>
       <w:pPr>
         <w:pStyle w:val="Heading3"/>
@@ -8377,8 +8570,8 @@
         <w:t xml:space="preserve">all work").</w:t>
       </w:r>
     </w:p>
-    <w:bookmarkEnd w:id="27"/>
-    <w:bookmarkStart w:id="28" w:name="X50530f0d3163508b53d4e1446abd0230469972a"/>
+    <w:bookmarkEnd w:id="28"/>
+    <w:bookmarkStart w:id="29" w:name="X50530f0d3163508b53d4e1446abd0230469972a"/>
     <w:p>
       <w:pPr>
         <w:pStyle w:val="Heading3"/>
@@ -9106,8 +9299,8 @@
         <w:t xml:space="preserve">headless).</w:t>
       </w:r>
     </w:p>
-    <w:bookmarkEnd w:id="28"/>
-    <w:bookmarkStart w:id="29" w:name="Xb6dc7ed3ec66a5d998e26a7e8534471ca2cc3e0"/>
+    <w:bookmarkEnd w:id="29"/>
+    <w:bookmarkStart w:id="30" w:name="Xb6dc7ed3ec66a5d998e26a7e8534471ca2cc3e0"/>
     <w:p>
       <w:pPr>
         <w:pStyle w:val="Heading3"/>
@@ -9547,8 +9740,8 @@
         <w:t xml:space="preserve">"Make sure we setup the new version once all done." directive.</w:t>
       </w:r>
     </w:p>
-    <w:bookmarkEnd w:id="29"/>
-    <w:bookmarkStart w:id="30" w:name="Xd3af410912ca3cafb170fb407cc411bb8aa2631"/>
+    <w:bookmarkEnd w:id="30"/>
+    <w:bookmarkStart w:id="31" w:name="Xd3af410912ca3cafb170fb407cc411bb8aa2631"/>
     <w:p>
       <w:pPr>
         <w:pStyle w:val="Heading3"/>
@@ -9971,8 +10164,8 @@
         <w:t xml:space="preserve">as deferred post-release smoke.</w:t>
       </w:r>
     </w:p>
-    <w:bookmarkEnd w:id="30"/>
-    <w:bookmarkStart w:id="31" w:name="Xd334663f66da9fbc338b039ddad8ed42ad07243"/>
+    <w:bookmarkEnd w:id="31"/>
+    <w:bookmarkStart w:id="32" w:name="Xd334663f66da9fbc338b039ddad8ed42ad07243"/>
     <w:p>
       <w:pPr>
         <w:pStyle w:val="Heading3"/>
@@ -10449,8 +10642,8 @@
         <w:t xml:space="preserve">preceded the tag; no spot-check shortcut).</w:t>
       </w:r>
     </w:p>
-    <w:bookmarkEnd w:id="31"/>
-    <w:bookmarkStart w:id="32" w:name="Xd55c57cd252c85ec7bdcd4b23e73cec6cfc2cd4"/>
+    <w:bookmarkEnd w:id="32"/>
+    <w:bookmarkStart w:id="33" w:name="Xd55c57cd252c85ec7bdcd4b23e73cec6cfc2cd4"/>
     <w:p>
       <w:pPr>
         <w:pStyle w:val="Heading3"/>
@@ -11521,8 +11714,8 @@
         <w:t xml:space="preserve">tests 09/13/14 alongside the Darwin branches running today.</w:t>
       </w:r>
     </w:p>
-    <w:bookmarkEnd w:id="32"/>
-    <w:bookmarkStart w:id="33" w:name="X572a5be484f72dd1209250eb21ec3b6cad7931d"/>
+    <w:bookmarkEnd w:id="33"/>
+    <w:bookmarkStart w:id="34" w:name="X572a5be484f72dd1209250eb21ec3b6cad7931d"/>
     <w:p>
       <w:pPr>
         <w:pStyle w:val="Heading3"/>
@@ -12470,8 +12663,8 @@
         <w:t xml:space="preserve">topology-correct), e2e 9/0/0.</w:t>
       </w:r>
     </w:p>
-    <w:bookmarkEnd w:id="33"/>
-    <w:bookmarkStart w:id="34" w:name="Xdc1f843cc4a7cc6c48cb008be32d2d72d9f426c"/>
+    <w:bookmarkEnd w:id="34"/>
+    <w:bookmarkStart w:id="35" w:name="Xdc1f843cc4a7cc6c48cb008be32d2d72d9f426c"/>
     <w:p>
       <w:pPr>
         <w:pStyle w:val="Heading3"/>
@@ -13080,9 +13273,9 @@
         <w:t xml:space="preserve">GREEN, suite PASS=13/0/SKIP=5, meta-test 18/0/6, e2e 9/0/0.</w:t>
       </w:r>
     </w:p>
-    <w:bookmarkEnd w:id="34"/>
     <w:bookmarkEnd w:id="35"/>
-    <w:bookmarkStart w:id="36" w:name="Xf9daad60751079e769ca58715403a214307050f"/>
+    <w:bookmarkEnd w:id="36"/>
+    <w:bookmarkStart w:id="37" w:name="Xf9daad60751079e769ca58715403a214307050f"/>
     <w:p>
       <w:pPr>
         <w:pStyle w:val="Heading2"/>
@@ -13724,8 +13917,8 @@
         <w:t xml:space="preserve">(2026-05-07) — Initial vasic-digital/tmux: migrated from ATMOSphere project + per-session containerization plan + 8-test verification gate.</w:t>
       </w:r>
     </w:p>
-    <w:bookmarkEnd w:id="36"/>
-    <w:bookmarkStart w:id="37" w:name="X6eb44e94951e80621b9fe10f2f53b34d95aee13"/>
+    <w:bookmarkEnd w:id="37"/>
+    <w:bookmarkStart w:id="38" w:name="X6eb44e94951e80621b9fe10f2f53b34d95aee13"/>
     <w:p>
       <w:pPr>
         <w:pStyle w:val="Heading2"/>
@@ -13854,8 +14047,8 @@
         <w:t xml:space="preserve">Update this document in the SAME commit as the work itself (§12.10 invariant)</w:t>
       </w:r>
     </w:p>
-    <w:bookmarkEnd w:id="37"/>
     <w:bookmarkEnd w:id="38"/>
+    <w:bookmarkEnd w:id="39"/>
     <w:sectPr>
       <w:footnotePr>
         <w:numRestart w:val="eachSect"/>

--- a/CONTINUATION.docx
+++ b/CONTINUATION.docx
@@ -10,7 +10,7 @@
         <w:t xml:space="preserve">CONTINUATION</w:t>
       </w:r>
     </w:p>
-    <w:bookmarkStart w:id="39" w:name="continuationmd--vasic-digital-tmux"/>
+    <w:bookmarkStart w:id="41" w:name="continuationmd--vasic-digital-tmux"/>
     <w:p>
       <w:pPr>
         <w:pStyle w:val="Heading1"/>
@@ -34,7 +34,7 @@
         <w:t xml:space="preserve"> </w:t>
       </w:r>
       <w:r>
-        <w:t xml:space="preserve">2026-05-29T13:30Z</w:t>
+        <w:t xml:space="preserve">2026-05-29T13:55Z</w:t>
       </w:r>
     </w:p>
     <w:bookmarkStart w:id="9" w:name="X46e2b1e0ed863e0637bb3aab0aa22fad9aaafec"/>
@@ -930,7 +930,7 @@
       </w:r>
     </w:p>
     <w:bookmarkEnd w:id="11"/>
-    <w:bookmarkStart w:id="36" w:name="X9bbd2c3048cfbd7ee7622f0d2295634d9b66aad"/>
+    <w:bookmarkStart w:id="38" w:name="X9bbd2c3048cfbd7ee7622f0d2295634d9b66aad"/>
     <w:p>
       <w:pPr>
         <w:pStyle w:val="Heading2"/>
@@ -939,13 +939,13 @@
         <w:t xml:space="preserve">§3 — Active work</w:t>
       </w:r>
     </w:p>
-    <w:bookmarkStart w:id="12" w:name="Xffeb255c07f7fe8250572ddb15b59dcaf62972a"/>
+    <w:bookmarkStart w:id="14" w:name="X28f5989dbd72dc834b9cc20776f8d10676b27f0"/>
     <w:p>
       <w:pPr>
         <w:pStyle w:val="Heading3"/>
       </w:pPr>
       <w:r>
-        <w:t xml:space="preserve">§3.19 — Dual-host update to latest HEAD + full test/verify (2026-05-29)</w:t>
+        <w:t xml:space="preserve">§3.19 — Dual-host update + full test/verify + v1.0.19 release (2026-05-29)</w:t>
       </w:r>
     </w:p>
     <w:p>
@@ -963,22 +963,50 @@
         <w:t xml:space="preserve"> </w:t>
       </w:r>
       <w:r>
-        <w:t xml:space="preserve">DONE. Both hosts pulled to HEAD</w:t>
-      </w:r>
-      <w:r>
-        <w:t xml:space="preserve"> </w:t>
-      </w:r>
-      <w:r>
-        <w:rPr>
-          <w:rStyle w:val="VerbatimChar"/>
-        </w:rPr>
-        <w:t xml:space="preserve">a0a3f85</w:t>
-      </w:r>
-      <w:r>
-        <w:t xml:space="preserve"> </w:t>
-      </w:r>
-      <w:r>
-        <w:t xml:space="preserve">and fully verified.</w:t>
+        <w:t xml:space="preserve">DONE — RELEASED v1.0.19 (2026-05-29). GitHub:</w:t>
+      </w:r>
+      <w:r>
+        <w:t xml:space="preserve"> </w:t>
+      </w:r>
+      <w:hyperlink r:id="rId12">
+        <w:r>
+          <w:rPr>
+            <w:rStyle w:val="Hyperlink"/>
+          </w:rPr>
+          <w:t xml:space="preserve">https://github.com/vasic-digital/tmux/releases/tag/v1.0.19</w:t>
+        </w:r>
+      </w:hyperlink>
+      <w:r>
+        <w:t xml:space="preserve"> </w:t>
+      </w:r>
+      <w:r>
+        <w:t xml:space="preserve">· GitLab:</w:t>
+      </w:r>
+      <w:r>
+        <w:t xml:space="preserve"> </w:t>
+      </w:r>
+      <w:hyperlink r:id="rId13">
+        <w:r>
+          <w:rPr>
+            <w:rStyle w:val="Hyperlink"/>
+          </w:rPr>
+          <w:t xml:space="preserve">https://gitlab.com/vasic-digital/tmux/-/releases/v1.0.19</w:t>
+        </w:r>
+      </w:hyperlink>
+      <w:r>
+        <w:t xml:space="preserve">. §11.4.40 full retest at the release commit</w:t>
+      </w:r>
+      <w:r>
+        <w:t xml:space="preserve"> </w:t>
+      </w:r>
+      <w:r>
+        <w:rPr>
+          <w:rStyle w:val="VerbatimChar"/>
+        </w:rPr>
+        <w:t xml:space="preserve">c5235f8</w:t>
+      </w:r>
+      <w:r>
+        <w:t xml:space="preserve">: Mistborn run_all 51/0/4 + meta 48/0; nezha run_all 43/0/12 + meta 48/0; M22 CAUGHT on both. v1.0.19 = the codegraph non-interactive PATH probe in run_all + meta-test (no product/runtime change). Both hosts verified at the release commit.</w:t>
       </w:r>
       <w:r>
         <w:t xml:space="preserve"> </w:t>
@@ -1131,8 +1159,8 @@
         <w:t xml:space="preserve">did not recur this round.</w:t>
       </w:r>
     </w:p>
-    <w:bookmarkEnd w:id="12"/>
-    <w:bookmarkStart w:id="15" w:name="X355fc9a1cf777007644228a932aa130e2c8e704"/>
+    <w:bookmarkEnd w:id="14"/>
+    <w:bookmarkStart w:id="17" w:name="X355fc9a1cf777007644228a932aa130e2c8e704"/>
     <w:p>
       <w:pPr>
         <w:pStyle w:val="Heading3"/>
@@ -1161,7 +1189,7 @@
       <w:r>
         <w:t xml:space="preserve"> </w:t>
       </w:r>
-      <w:hyperlink r:id="rId13">
+      <w:hyperlink r:id="rId15">
         <w:r>
           <w:rPr>
             <w:rStyle w:val="Hyperlink"/>
@@ -1178,7 +1206,7 @@
       <w:r>
         <w:t xml:space="preserve"> </w:t>
       </w:r>
-      <w:hyperlink r:id="rId14">
+      <w:hyperlink r:id="rId16">
         <w:r>
           <w:rPr>
             <w:rStyle w:val="Hyperlink"/>
@@ -1400,8 +1428,8 @@
         <w:t xml:space="preserve">(refresh ~/.tmux.conf), nezha headless test-56 proof, v1.0.18 release.</w:t>
       </w:r>
     </w:p>
-    <w:bookmarkEnd w:id="15"/>
-    <w:bookmarkStart w:id="18" w:name="Xebab2c91518890b5812c0749bb46435dd248681"/>
+    <w:bookmarkEnd w:id="17"/>
+    <w:bookmarkStart w:id="20" w:name="Xebab2c91518890b5812c0749bb46435dd248681"/>
     <w:p>
       <w:pPr>
         <w:pStyle w:val="Heading3"/>
@@ -1430,7 +1458,7 @@
       <w:r>
         <w:t xml:space="preserve"> </w:t>
       </w:r>
-      <w:hyperlink r:id="rId16">
+      <w:hyperlink r:id="rId18">
         <w:r>
           <w:rPr>
             <w:rStyle w:val="Hyperlink"/>
@@ -1447,7 +1475,7 @@
       <w:r>
         <w:t xml:space="preserve"> </w:t>
       </w:r>
-      <w:hyperlink r:id="rId17">
+      <w:hyperlink r:id="rId19">
         <w:r>
           <w:rPr>
             <w:rStyle w:val="Hyperlink"/>
@@ -1913,8 +1941,8 @@
         <w:t xml:space="preserve">both-host evidence, VERSION bump (1.0.17/18), gh+glab release.</w:t>
       </w:r>
     </w:p>
-    <w:bookmarkEnd w:id="18"/>
-    <w:bookmarkStart w:id="19" w:name="X4bf7be095085477ec4195c5ea33259b03408111"/>
+    <w:bookmarkEnd w:id="20"/>
+    <w:bookmarkStart w:id="21" w:name="X4bf7be095085477ec4195c5ea33259b03408111"/>
     <w:p>
       <w:pPr>
         <w:pStyle w:val="Heading3"/>
@@ -2229,8 +2257,8 @@
         <w:t xml:space="preserve">to carry every numbered anchor + canonical-authority cross-references</w:t>
       </w:r>
     </w:p>
-    <w:bookmarkEnd w:id="19"/>
-    <w:bookmarkStart w:id="20" w:name="X9597a4ec2f18a9b28ff1f606dbcb4fc46cb4e4b"/>
+    <w:bookmarkEnd w:id="21"/>
+    <w:bookmarkStart w:id="22" w:name="X9597a4ec2f18a9b28ff1f606dbcb4fc46cb4e4b"/>
     <w:p>
       <w:pPr>
         <w:pStyle w:val="Heading3"/>
@@ -2593,8 +2621,8 @@
         <w:t xml:space="preserve">3 concurrent scopes, all registered + active simultaneously ✓</w:t>
       </w:r>
     </w:p>
-    <w:bookmarkEnd w:id="20"/>
-    <w:bookmarkStart w:id="21" w:name="X06cb01c5625e5cfa81a37477bd54d4d45671fdf"/>
+    <w:bookmarkEnd w:id="22"/>
+    <w:bookmarkStart w:id="23" w:name="X06cb01c5625e5cfa81a37477bd54d4d45671fdf"/>
     <w:p>
       <w:pPr>
         <w:pStyle w:val="Heading3"/>
@@ -2775,8 +2803,8 @@
         <w:t xml:space="preserve">— Issues.md D1 (formal topology dispatch matrix)</w:t>
       </w:r>
     </w:p>
-    <w:bookmarkEnd w:id="21"/>
-    <w:bookmarkStart w:id="22" w:name="X6dbba4eb95812a90f20c800e44eb5a6a7358d51"/>
+    <w:bookmarkEnd w:id="23"/>
+    <w:bookmarkStart w:id="24" w:name="X6dbba4eb95812a90f20c800e44eb5a6a7358d51"/>
     <w:p>
       <w:pPr>
         <w:pStyle w:val="Heading3"/>
@@ -3124,8 +3152,8 @@
         <w:t xml:space="preserve">B2.</w:t>
       </w:r>
     </w:p>
-    <w:bookmarkEnd w:id="22"/>
-    <w:bookmarkStart w:id="23" w:name="Xb35b1f3f7dabbb428c448451ce7167cbe2cd4e6"/>
+    <w:bookmarkEnd w:id="24"/>
+    <w:bookmarkStart w:id="25" w:name="Xb35b1f3f7dabbb428c448451ce7167cbe2cd4e6"/>
     <w:p>
       <w:pPr>
         <w:pStyle w:val="Heading3"/>
@@ -3455,8 +3483,8 @@
         <w:t xml:space="preserve">— bump test count from 9 to 11.</w:t>
       </w:r>
     </w:p>
-    <w:bookmarkEnd w:id="23"/>
-    <w:bookmarkStart w:id="24" w:name="X2dea41730e11114ce2f1f24a9ac20830f0c6d8c"/>
+    <w:bookmarkEnd w:id="25"/>
+    <w:bookmarkStart w:id="26" w:name="X2dea41730e11114ce2f1f24a9ac20830f0c6d8c"/>
     <w:p>
       <w:pPr>
         <w:pStyle w:val="Heading3"/>
@@ -3782,8 +3810,8 @@
         <w:t xml:space="preserve">: B1 (CHAL-COVER-001), C1 (TMX-T5), C2 (TMX-T7), C3 (TMX-T8), D1 (TOPO-DISPATCH-001) moved to Fixed.md.</w:t>
       </w:r>
     </w:p>
-    <w:bookmarkEnd w:id="24"/>
-    <w:bookmarkStart w:id="26" w:name="Xa47a1f2e6aab857c5ebcc9727ef871a96653e0e"/>
+    <w:bookmarkEnd w:id="26"/>
+    <w:bookmarkStart w:id="28" w:name="Xa47a1f2e6aab857c5ebcc9727ef871a96653e0e"/>
     <w:p>
       <w:pPr>
         <w:pStyle w:val="Heading3"/>
@@ -4743,7 +4771,7 @@
       <w:r>
         <w:t xml:space="preserve"> </w:t>
       </w:r>
-      <w:hyperlink r:id="rId25">
+      <w:hyperlink r:id="rId27">
         <w:r>
           <w:rPr>
             <w:rStyle w:val="VerbatimChar"/>
@@ -7259,8 +7287,8 @@
         <w:t xml:space="preserve">itself is a §12.10 / §11.4.6 violation — opaque commit message, silent submodule mutation, no CONTINUATION update. Cannot rewrite history per §9 data safety; documenting here is the audit trail.</w:t>
       </w:r>
     </w:p>
-    <w:bookmarkEnd w:id="26"/>
-    <w:bookmarkStart w:id="27" w:name="X39a6c66e0be7f50e7d32ecd13d50cf753d128a7"/>
+    <w:bookmarkEnd w:id="28"/>
+    <w:bookmarkStart w:id="29" w:name="X39a6c66e0be7f50e7d32ecd13d50cf753d128a7"/>
     <w:p>
       <w:pPr>
         <w:pStyle w:val="Heading3"/>
@@ -7594,8 +7622,8 @@
         <w:t xml:space="preserve">§3.6: removed stale "remaining open" note.</w:t>
       </w:r>
     </w:p>
-    <w:bookmarkEnd w:id="27"/>
-    <w:bookmarkStart w:id="28" w:name="X2726eb1fde9d0d5c4232a8af5bb29bc2efcb6ea"/>
+    <w:bookmarkEnd w:id="29"/>
+    <w:bookmarkStart w:id="30" w:name="X2726eb1fde9d0d5c4232a8af5bb29bc2efcb6ea"/>
     <w:p>
       <w:pPr>
         <w:pStyle w:val="Heading3"/>
@@ -8570,8 +8598,8 @@
         <w:t xml:space="preserve">all work").</w:t>
       </w:r>
     </w:p>
-    <w:bookmarkEnd w:id="28"/>
-    <w:bookmarkStart w:id="29" w:name="X50530f0d3163508b53d4e1446abd0230469972a"/>
+    <w:bookmarkEnd w:id="30"/>
+    <w:bookmarkStart w:id="31" w:name="X50530f0d3163508b53d4e1446abd0230469972a"/>
     <w:p>
       <w:pPr>
         <w:pStyle w:val="Heading3"/>
@@ -9299,8 +9327,8 @@
         <w:t xml:space="preserve">headless).</w:t>
       </w:r>
     </w:p>
-    <w:bookmarkEnd w:id="29"/>
-    <w:bookmarkStart w:id="30" w:name="Xb6dc7ed3ec66a5d998e26a7e8534471ca2cc3e0"/>
+    <w:bookmarkEnd w:id="31"/>
+    <w:bookmarkStart w:id="32" w:name="Xb6dc7ed3ec66a5d998e26a7e8534471ca2cc3e0"/>
     <w:p>
       <w:pPr>
         <w:pStyle w:val="Heading3"/>
@@ -9740,8 +9768,8 @@
         <w:t xml:space="preserve">"Make sure we setup the new version once all done." directive.</w:t>
       </w:r>
     </w:p>
-    <w:bookmarkEnd w:id="30"/>
-    <w:bookmarkStart w:id="31" w:name="Xd3af410912ca3cafb170fb407cc411bb8aa2631"/>
+    <w:bookmarkEnd w:id="32"/>
+    <w:bookmarkStart w:id="33" w:name="Xd3af410912ca3cafb170fb407cc411bb8aa2631"/>
     <w:p>
       <w:pPr>
         <w:pStyle w:val="Heading3"/>
@@ -10164,8 +10192,8 @@
         <w:t xml:space="preserve">as deferred post-release smoke.</w:t>
       </w:r>
     </w:p>
-    <w:bookmarkEnd w:id="31"/>
-    <w:bookmarkStart w:id="32" w:name="Xd334663f66da9fbc338b039ddad8ed42ad07243"/>
+    <w:bookmarkEnd w:id="33"/>
+    <w:bookmarkStart w:id="34" w:name="Xd334663f66da9fbc338b039ddad8ed42ad07243"/>
     <w:p>
       <w:pPr>
         <w:pStyle w:val="Heading3"/>
@@ -10642,8 +10670,8 @@
         <w:t xml:space="preserve">preceded the tag; no spot-check shortcut).</w:t>
       </w:r>
     </w:p>
-    <w:bookmarkEnd w:id="32"/>
-    <w:bookmarkStart w:id="33" w:name="Xd55c57cd252c85ec7bdcd4b23e73cec6cfc2cd4"/>
+    <w:bookmarkEnd w:id="34"/>
+    <w:bookmarkStart w:id="35" w:name="Xd55c57cd252c85ec7bdcd4b23e73cec6cfc2cd4"/>
     <w:p>
       <w:pPr>
         <w:pStyle w:val="Heading3"/>
@@ -11714,8 +11742,8 @@
         <w:t xml:space="preserve">tests 09/13/14 alongside the Darwin branches running today.</w:t>
       </w:r>
     </w:p>
-    <w:bookmarkEnd w:id="33"/>
-    <w:bookmarkStart w:id="34" w:name="X572a5be484f72dd1209250eb21ec3b6cad7931d"/>
+    <w:bookmarkEnd w:id="35"/>
+    <w:bookmarkStart w:id="36" w:name="X572a5be484f72dd1209250eb21ec3b6cad7931d"/>
     <w:p>
       <w:pPr>
         <w:pStyle w:val="Heading3"/>
@@ -12663,8 +12691,8 @@
         <w:t xml:space="preserve">topology-correct), e2e 9/0/0.</w:t>
       </w:r>
     </w:p>
-    <w:bookmarkEnd w:id="34"/>
-    <w:bookmarkStart w:id="35" w:name="Xdc1f843cc4a7cc6c48cb008be32d2d72d9f426c"/>
+    <w:bookmarkEnd w:id="36"/>
+    <w:bookmarkStart w:id="37" w:name="Xdc1f843cc4a7cc6c48cb008be32d2d72d9f426c"/>
     <w:p>
       <w:pPr>
         <w:pStyle w:val="Heading3"/>
@@ -13273,9 +13301,9 @@
         <w:t xml:space="preserve">GREEN, suite PASS=13/0/SKIP=5, meta-test 18/0/6, e2e 9/0/0.</w:t>
       </w:r>
     </w:p>
-    <w:bookmarkEnd w:id="35"/>
-    <w:bookmarkEnd w:id="36"/>
-    <w:bookmarkStart w:id="37" w:name="Xf9daad60751079e769ca58715403a214307050f"/>
+    <w:bookmarkEnd w:id="37"/>
+    <w:bookmarkEnd w:id="38"/>
+    <w:bookmarkStart w:id="39" w:name="Xf9daad60751079e769ca58715403a214307050f"/>
     <w:p>
       <w:pPr>
         <w:pStyle w:val="Heading2"/>
@@ -13917,8 +13945,8 @@
         <w:t xml:space="preserve">(2026-05-07) — Initial vasic-digital/tmux: migrated from ATMOSphere project + per-session containerization plan + 8-test verification gate.</w:t>
       </w:r>
     </w:p>
-    <w:bookmarkEnd w:id="37"/>
-    <w:bookmarkStart w:id="38" w:name="X6eb44e94951e80621b9fe10f2f53b34d95aee13"/>
+    <w:bookmarkEnd w:id="39"/>
+    <w:bookmarkStart w:id="40" w:name="X6eb44e94951e80621b9fe10f2f53b34d95aee13"/>
     <w:p>
       <w:pPr>
         <w:pStyle w:val="Heading2"/>
@@ -14047,8 +14075,8 @@
         <w:t xml:space="preserve">Update this document in the SAME commit as the work itself (§12.10 invariant)</w:t>
       </w:r>
     </w:p>
-    <w:bookmarkEnd w:id="38"/>
-    <w:bookmarkEnd w:id="39"/>
+    <w:bookmarkEnd w:id="40"/>
+    <w:bookmarkEnd w:id="41"/>
     <w:sectPr>
       <w:footnotePr>
         <w:numRestart w:val="eachSect"/>

--- a/CONTINUATION.docx
+++ b/CONTINUATION.docx
@@ -34,7 +34,7 @@
         <w:t xml:space="preserve"> </w:t>
       </w:r>
       <w:r>
-        <w:t xml:space="preserve">2026-05-29T15:20Z</w:t>
+        <w:t xml:space="preserve">2026-05-29T16:35Z</w:t>
       </w:r>
     </w:p>
     <w:bookmarkStart w:id="9" w:name="X46e2b1e0ed863e0637bb3aab0aa22fad9aaafec"/>
@@ -939,13 +939,13 @@
         <w:t xml:space="preserve">§3 — Active work</w:t>
       </w:r>
     </w:p>
-    <w:bookmarkStart w:id="12" w:name="X081c2c8958e6965f0d1f0d21e14ac94fc0e5e72"/>
+    <w:bookmarkStart w:id="12" w:name="X25af542b0f0a7d96335459fc8710c74d859226a"/>
     <w:p>
       <w:pPr>
         <w:pStyle w:val="Heading3"/>
       </w:pPr>
       <w:r>
-        <w:t xml:space="preserve">§3.20 — tmux PASTE fix + tmx reload + Mistborn install/validate (2026-05-29)</w:t>
+        <w:t xml:space="preserve">§3.20 — tmux PASTE fix + tmx reload + attach-reload → v1.0.20 (2026-05-29)</w:t>
       </w:r>
     </w:p>
     <w:p>
@@ -963,7 +963,61 @@
         <w:t xml:space="preserve"> </w:t>
       </w:r>
       <w:r>
-        <w:t xml:space="preserve">Mistborn DONE; nezha PENDING operator manual-validation gate.</w:t>
+        <w:t xml:space="preserve">RESOLVED + operator-confirmed (drag-select + Cmd-V pastes the</w:t>
+      </w:r>
+      <w:r>
+        <w:t xml:space="preserve"> </w:t>
+      </w:r>
+      <w:r>
+        <w:t xml:space="preserve">selected content). Releasing v1.0.20; dual-host setup/validate in progress.</w:t>
+      </w:r>
+      <w:r>
+        <w:t xml:space="preserve"> </w:t>
+      </w:r>
+      <w:r>
+        <w:t xml:space="preserve">Root cause of the long copy/paste saga: a tmux server loads config only at</w:t>
+      </w:r>
+      <w:r>
+        <w:t xml:space="preserve"> </w:t>
+      </w:r>
+      <w:r>
+        <w:t xml:space="preserve">startup, so re-opened long-lived sessions kept stale bindings — fixed by</w:t>
+      </w:r>
+      <w:r>
+        <w:t xml:space="preserve"> </w:t>
+      </w:r>
+      <w:r>
+        <w:rPr>
+          <w:rStyle w:val="VerbatimChar"/>
+        </w:rPr>
+        <w:t xml:space="preserve">tmx attach</w:t>
+      </w:r>
+      <w:r>
+        <w:t xml:space="preserve"> </w:t>
+      </w:r>
+      <w:r>
+        <w:t xml:space="preserve">auto-reload +</w:t>
+      </w:r>
+      <w:r>
+        <w:t xml:space="preserve"> </w:t>
+      </w:r>
+      <w:r>
+        <w:rPr>
+          <w:rStyle w:val="VerbatimChar"/>
+        </w:rPr>
+        <w:t xml:space="preserve">tmx reload</w:t>
+      </w:r>
+      <w:r>
+        <w:t xml:space="preserve"> </w:t>
+      </w:r>
+      <w:r>
+        <w:t xml:space="preserve">+ plain-drag override + POSIX paste</w:t>
+      </w:r>
+      <w:r>
+        <w:t xml:space="preserve"> </w:t>
+      </w:r>
+      <w:r>
+        <w:t xml:space="preserve">binding. Tests 56/57/58 (real-mouse SGR + clipboard) + meta 50/0.</w:t>
       </w:r>
     </w:p>
     <w:p>

--- a/CONTINUATION.docx
+++ b/CONTINUATION.docx
@@ -10,7 +10,7 @@
         <w:t xml:space="preserve">CONTINUATION</w:t>
       </w:r>
     </w:p>
-    <w:bookmarkStart w:id="42" w:name="continuationmd--vasic-digital-tmux"/>
+    <w:bookmarkStart w:id="44" w:name="continuationmd--vasic-digital-tmux"/>
     <w:p>
       <w:pPr>
         <w:pStyle w:val="Heading1"/>
@@ -34,7 +34,7 @@
         <w:t xml:space="preserve"> </w:t>
       </w:r>
       <w:r>
-        <w:t xml:space="preserve">2026-05-29T16:35Z</w:t>
+        <w:t xml:space="preserve">2026-05-29T16:55Z</w:t>
       </w:r>
     </w:p>
     <w:bookmarkStart w:id="9" w:name="X46e2b1e0ed863e0637bb3aab0aa22fad9aaafec"/>
@@ -930,7 +930,7 @@
       </w:r>
     </w:p>
     <w:bookmarkEnd w:id="11"/>
-    <w:bookmarkStart w:id="39" w:name="X9bbd2c3048cfbd7ee7622f0d2295634d9b66aad"/>
+    <w:bookmarkStart w:id="41" w:name="X9bbd2c3048cfbd7ee7622f0d2295634d9b66aad"/>
     <w:p>
       <w:pPr>
         <w:pStyle w:val="Heading2"/>
@@ -939,7 +939,7 @@
         <w:t xml:space="preserve">§3 — Active work</w:t>
       </w:r>
     </w:p>
-    <w:bookmarkStart w:id="12" w:name="X25af542b0f0a7d96335459fc8710c74d859226a"/>
+    <w:bookmarkStart w:id="14" w:name="X25af542b0f0a7d96335459fc8710c74d859226a"/>
     <w:p>
       <w:pPr>
         <w:pStyle w:val="Heading3"/>
@@ -963,13 +963,38 @@
         <w:t xml:space="preserve"> </w:t>
       </w:r>
       <w:r>
-        <w:t xml:space="preserve">RESOLVED + operator-confirmed (drag-select + Cmd-V pastes the</w:t>
-      </w:r>
-      <w:r>
-        <w:t xml:space="preserve"> </w:t>
-      </w:r>
-      <w:r>
-        <w:t xml:space="preserve">selected content). Releasing v1.0.20; dual-host setup/validate in progress.</w:t>
+        <w:t xml:space="preserve">DONE — RELEASED v1.0.20 (2026-05-29). GitHub:</w:t>
+      </w:r>
+      <w:r>
+        <w:t xml:space="preserve"> </w:t>
+      </w:r>
+      <w:hyperlink r:id="rId12">
+        <w:r>
+          <w:rPr>
+            <w:rStyle w:val="Hyperlink"/>
+          </w:rPr>
+          <w:t xml:space="preserve">https://github.com/vasic-digital/tmux/releases/tag/v1.0.20</w:t>
+        </w:r>
+      </w:hyperlink>
+      <w:r>
+        <w:t xml:space="preserve"> </w:t>
+      </w:r>
+      <w:r>
+        <w:t xml:space="preserve">· GitLab:</w:t>
+      </w:r>
+      <w:r>
+        <w:t xml:space="preserve"> </w:t>
+      </w:r>
+      <w:hyperlink r:id="rId13">
+        <w:r>
+          <w:rPr>
+            <w:rStyle w:val="Hyperlink"/>
+          </w:rPr>
+          <w:t xml:space="preserve">https://gitlab.com/vasic-digital/tmux/-/releases/v1.0.20</w:t>
+        </w:r>
+      </w:hyperlink>
+      <w:r>
+        <w:t xml:space="preserve">. Operator-confirmed (drag-select + Cmd-V pastes selected content). Dual-host validated at release commit 0205b44: Mistborn run_all 53/0/4 + meta 50/0; nezha run_all 44/0/13 + test 58 PASS.</w:t>
       </w:r>
       <w:r>
         <w:t xml:space="preserve"> </w:t>
@@ -1356,8 +1381,8 @@
         <w:t xml:space="preserve">session; THEN nezha setup + validation; THEN next release.</w:t>
       </w:r>
     </w:p>
-    <w:bookmarkEnd w:id="12"/>
-    <w:bookmarkStart w:id="15" w:name="X28f5989dbd72dc834b9cc20776f8d10676b27f0"/>
+    <w:bookmarkEnd w:id="14"/>
+    <w:bookmarkStart w:id="17" w:name="X28f5989dbd72dc834b9cc20776f8d10676b27f0"/>
     <w:p>
       <w:pPr>
         <w:pStyle w:val="Heading3"/>
@@ -1386,7 +1411,7 @@
       <w:r>
         <w:t xml:space="preserve"> </w:t>
       </w:r>
-      <w:hyperlink r:id="rId13">
+      <w:hyperlink r:id="rId15">
         <w:r>
           <w:rPr>
             <w:rStyle w:val="Hyperlink"/>
@@ -1403,7 +1428,7 @@
       <w:r>
         <w:t xml:space="preserve"> </w:t>
       </w:r>
-      <w:hyperlink r:id="rId14">
+      <w:hyperlink r:id="rId16">
         <w:r>
           <w:rPr>
             <w:rStyle w:val="Hyperlink"/>
@@ -1577,8 +1602,8 @@
         <w:t xml:space="preserve">did not recur this round.</w:t>
       </w:r>
     </w:p>
-    <w:bookmarkEnd w:id="15"/>
-    <w:bookmarkStart w:id="18" w:name="X355fc9a1cf777007644228a932aa130e2c8e704"/>
+    <w:bookmarkEnd w:id="17"/>
+    <w:bookmarkStart w:id="20" w:name="X355fc9a1cf777007644228a932aa130e2c8e704"/>
     <w:p>
       <w:pPr>
         <w:pStyle w:val="Heading3"/>
@@ -1607,7 +1632,7 @@
       <w:r>
         <w:t xml:space="preserve"> </w:t>
       </w:r>
-      <w:hyperlink r:id="rId16">
+      <w:hyperlink r:id="rId18">
         <w:r>
           <w:rPr>
             <w:rStyle w:val="Hyperlink"/>
@@ -1624,7 +1649,7 @@
       <w:r>
         <w:t xml:space="preserve"> </w:t>
       </w:r>
-      <w:hyperlink r:id="rId17">
+      <w:hyperlink r:id="rId19">
         <w:r>
           <w:rPr>
             <w:rStyle w:val="Hyperlink"/>
@@ -1846,8 +1871,8 @@
         <w:t xml:space="preserve">(refresh ~/.tmux.conf), nezha headless test-56 proof, v1.0.18 release.</w:t>
       </w:r>
     </w:p>
-    <w:bookmarkEnd w:id="18"/>
-    <w:bookmarkStart w:id="21" w:name="Xebab2c91518890b5812c0749bb46435dd248681"/>
+    <w:bookmarkEnd w:id="20"/>
+    <w:bookmarkStart w:id="23" w:name="Xebab2c91518890b5812c0749bb46435dd248681"/>
     <w:p>
       <w:pPr>
         <w:pStyle w:val="Heading3"/>
@@ -1876,7 +1901,7 @@
       <w:r>
         <w:t xml:space="preserve"> </w:t>
       </w:r>
-      <w:hyperlink r:id="rId19">
+      <w:hyperlink r:id="rId21">
         <w:r>
           <w:rPr>
             <w:rStyle w:val="Hyperlink"/>
@@ -1893,7 +1918,7 @@
       <w:r>
         <w:t xml:space="preserve"> </w:t>
       </w:r>
-      <w:hyperlink r:id="rId20">
+      <w:hyperlink r:id="rId22">
         <w:r>
           <w:rPr>
             <w:rStyle w:val="Hyperlink"/>
@@ -2359,8 +2384,8 @@
         <w:t xml:space="preserve">both-host evidence, VERSION bump (1.0.17/18), gh+glab release.</w:t>
       </w:r>
     </w:p>
-    <w:bookmarkEnd w:id="21"/>
-    <w:bookmarkStart w:id="22" w:name="X4bf7be095085477ec4195c5ea33259b03408111"/>
+    <w:bookmarkEnd w:id="23"/>
+    <w:bookmarkStart w:id="24" w:name="X4bf7be095085477ec4195c5ea33259b03408111"/>
     <w:p>
       <w:pPr>
         <w:pStyle w:val="Heading3"/>
@@ -2675,8 +2700,8 @@
         <w:t xml:space="preserve">to carry every numbered anchor + canonical-authority cross-references</w:t>
       </w:r>
     </w:p>
-    <w:bookmarkEnd w:id="22"/>
-    <w:bookmarkStart w:id="23" w:name="X9597a4ec2f18a9b28ff1f606dbcb4fc46cb4e4b"/>
+    <w:bookmarkEnd w:id="24"/>
+    <w:bookmarkStart w:id="25" w:name="X9597a4ec2f18a9b28ff1f606dbcb4fc46cb4e4b"/>
     <w:p>
       <w:pPr>
         <w:pStyle w:val="Heading3"/>
@@ -3039,8 +3064,8 @@
         <w:t xml:space="preserve">3 concurrent scopes, all registered + active simultaneously ✓</w:t>
       </w:r>
     </w:p>
-    <w:bookmarkEnd w:id="23"/>
-    <w:bookmarkStart w:id="24" w:name="X06cb01c5625e5cfa81a37477bd54d4d45671fdf"/>
+    <w:bookmarkEnd w:id="25"/>
+    <w:bookmarkStart w:id="26" w:name="X06cb01c5625e5cfa81a37477bd54d4d45671fdf"/>
     <w:p>
       <w:pPr>
         <w:pStyle w:val="Heading3"/>
@@ -3221,8 +3246,8 @@
         <w:t xml:space="preserve">— Issues.md D1 (formal topology dispatch matrix)</w:t>
       </w:r>
     </w:p>
-    <w:bookmarkEnd w:id="24"/>
-    <w:bookmarkStart w:id="25" w:name="X6dbba4eb95812a90f20c800e44eb5a6a7358d51"/>
+    <w:bookmarkEnd w:id="26"/>
+    <w:bookmarkStart w:id="27" w:name="X6dbba4eb95812a90f20c800e44eb5a6a7358d51"/>
     <w:p>
       <w:pPr>
         <w:pStyle w:val="Heading3"/>
@@ -3570,8 +3595,8 @@
         <w:t xml:space="preserve">B2.</w:t>
       </w:r>
     </w:p>
-    <w:bookmarkEnd w:id="25"/>
-    <w:bookmarkStart w:id="26" w:name="Xb35b1f3f7dabbb428c448451ce7167cbe2cd4e6"/>
+    <w:bookmarkEnd w:id="27"/>
+    <w:bookmarkStart w:id="28" w:name="Xb35b1f3f7dabbb428c448451ce7167cbe2cd4e6"/>
     <w:p>
       <w:pPr>
         <w:pStyle w:val="Heading3"/>
@@ -3901,8 +3926,8 @@
         <w:t xml:space="preserve">— bump test count from 9 to 11.</w:t>
       </w:r>
     </w:p>
-    <w:bookmarkEnd w:id="26"/>
-    <w:bookmarkStart w:id="27" w:name="X2dea41730e11114ce2f1f24a9ac20830f0c6d8c"/>
+    <w:bookmarkEnd w:id="28"/>
+    <w:bookmarkStart w:id="29" w:name="X2dea41730e11114ce2f1f24a9ac20830f0c6d8c"/>
     <w:p>
       <w:pPr>
         <w:pStyle w:val="Heading3"/>
@@ -4228,8 +4253,8 @@
         <w:t xml:space="preserve">: B1 (CHAL-COVER-001), C1 (TMX-T5), C2 (TMX-T7), C3 (TMX-T8), D1 (TOPO-DISPATCH-001) moved to Fixed.md.</w:t>
       </w:r>
     </w:p>
-    <w:bookmarkEnd w:id="27"/>
-    <w:bookmarkStart w:id="29" w:name="Xa47a1f2e6aab857c5ebcc9727ef871a96653e0e"/>
+    <w:bookmarkEnd w:id="29"/>
+    <w:bookmarkStart w:id="31" w:name="Xa47a1f2e6aab857c5ebcc9727ef871a96653e0e"/>
     <w:p>
       <w:pPr>
         <w:pStyle w:val="Heading3"/>
@@ -5189,7 +5214,7 @@
       <w:r>
         <w:t xml:space="preserve"> </w:t>
       </w:r>
-      <w:hyperlink r:id="rId28">
+      <w:hyperlink r:id="rId30">
         <w:r>
           <w:rPr>
             <w:rStyle w:val="VerbatimChar"/>
@@ -7705,8 +7730,8 @@
         <w:t xml:space="preserve">itself is a §12.10 / §11.4.6 violation — opaque commit message, silent submodule mutation, no CONTINUATION update. Cannot rewrite history per §9 data safety; documenting here is the audit trail.</w:t>
       </w:r>
     </w:p>
-    <w:bookmarkEnd w:id="29"/>
-    <w:bookmarkStart w:id="30" w:name="X39a6c66e0be7f50e7d32ecd13d50cf753d128a7"/>
+    <w:bookmarkEnd w:id="31"/>
+    <w:bookmarkStart w:id="32" w:name="X39a6c66e0be7f50e7d32ecd13d50cf753d128a7"/>
     <w:p>
       <w:pPr>
         <w:pStyle w:val="Heading3"/>
@@ -8040,8 +8065,8 @@
         <w:t xml:space="preserve">§3.6: removed stale "remaining open" note.</w:t>
       </w:r>
     </w:p>
-    <w:bookmarkEnd w:id="30"/>
-    <w:bookmarkStart w:id="31" w:name="X2726eb1fde9d0d5c4232a8af5bb29bc2efcb6ea"/>
+    <w:bookmarkEnd w:id="32"/>
+    <w:bookmarkStart w:id="33" w:name="X2726eb1fde9d0d5c4232a8af5bb29bc2efcb6ea"/>
     <w:p>
       <w:pPr>
         <w:pStyle w:val="Heading3"/>
@@ -9016,8 +9041,8 @@
         <w:t xml:space="preserve">all work").</w:t>
       </w:r>
     </w:p>
-    <w:bookmarkEnd w:id="31"/>
-    <w:bookmarkStart w:id="32" w:name="X50530f0d3163508b53d4e1446abd0230469972a"/>
+    <w:bookmarkEnd w:id="33"/>
+    <w:bookmarkStart w:id="34" w:name="X50530f0d3163508b53d4e1446abd0230469972a"/>
     <w:p>
       <w:pPr>
         <w:pStyle w:val="Heading3"/>
@@ -9745,8 +9770,8 @@
         <w:t xml:space="preserve">headless).</w:t>
       </w:r>
     </w:p>
-    <w:bookmarkEnd w:id="32"/>
-    <w:bookmarkStart w:id="33" w:name="Xb6dc7ed3ec66a5d998e26a7e8534471ca2cc3e0"/>
+    <w:bookmarkEnd w:id="34"/>
+    <w:bookmarkStart w:id="35" w:name="Xb6dc7ed3ec66a5d998e26a7e8534471ca2cc3e0"/>
     <w:p>
       <w:pPr>
         <w:pStyle w:val="Heading3"/>
@@ -10186,8 +10211,8 @@
         <w:t xml:space="preserve">"Make sure we setup the new version once all done." directive.</w:t>
       </w:r>
     </w:p>
-    <w:bookmarkEnd w:id="33"/>
-    <w:bookmarkStart w:id="34" w:name="Xd3af410912ca3cafb170fb407cc411bb8aa2631"/>
+    <w:bookmarkEnd w:id="35"/>
+    <w:bookmarkStart w:id="36" w:name="Xd3af410912ca3cafb170fb407cc411bb8aa2631"/>
     <w:p>
       <w:pPr>
         <w:pStyle w:val="Heading3"/>
@@ -10610,8 +10635,8 @@
         <w:t xml:space="preserve">as deferred post-release smoke.</w:t>
       </w:r>
     </w:p>
-    <w:bookmarkEnd w:id="34"/>
-    <w:bookmarkStart w:id="35" w:name="Xd334663f66da9fbc338b039ddad8ed42ad07243"/>
+    <w:bookmarkEnd w:id="36"/>
+    <w:bookmarkStart w:id="37" w:name="Xd334663f66da9fbc338b039ddad8ed42ad07243"/>
     <w:p>
       <w:pPr>
         <w:pStyle w:val="Heading3"/>
@@ -11088,8 +11113,8 @@
         <w:t xml:space="preserve">preceded the tag; no spot-check shortcut).</w:t>
       </w:r>
     </w:p>
-    <w:bookmarkEnd w:id="35"/>
-    <w:bookmarkStart w:id="36" w:name="Xd55c57cd252c85ec7bdcd4b23e73cec6cfc2cd4"/>
+    <w:bookmarkEnd w:id="37"/>
+    <w:bookmarkStart w:id="38" w:name="Xd55c57cd252c85ec7bdcd4b23e73cec6cfc2cd4"/>
     <w:p>
       <w:pPr>
         <w:pStyle w:val="Heading3"/>
@@ -12160,8 +12185,8 @@
         <w:t xml:space="preserve">tests 09/13/14 alongside the Darwin branches running today.</w:t>
       </w:r>
     </w:p>
-    <w:bookmarkEnd w:id="36"/>
-    <w:bookmarkStart w:id="37" w:name="X572a5be484f72dd1209250eb21ec3b6cad7931d"/>
+    <w:bookmarkEnd w:id="38"/>
+    <w:bookmarkStart w:id="39" w:name="X572a5be484f72dd1209250eb21ec3b6cad7931d"/>
     <w:p>
       <w:pPr>
         <w:pStyle w:val="Heading3"/>
@@ -13109,8 +13134,8 @@
         <w:t xml:space="preserve">topology-correct), e2e 9/0/0.</w:t>
       </w:r>
     </w:p>
-    <w:bookmarkEnd w:id="37"/>
-    <w:bookmarkStart w:id="38" w:name="Xdc1f843cc4a7cc6c48cb008be32d2d72d9f426c"/>
+    <w:bookmarkEnd w:id="39"/>
+    <w:bookmarkStart w:id="40" w:name="Xdc1f843cc4a7cc6c48cb008be32d2d72d9f426c"/>
     <w:p>
       <w:pPr>
         <w:pStyle w:val="Heading3"/>
@@ -13719,9 +13744,9 @@
         <w:t xml:space="preserve">GREEN, suite PASS=13/0/SKIP=5, meta-test 18/0/6, e2e 9/0/0.</w:t>
       </w:r>
     </w:p>
-    <w:bookmarkEnd w:id="38"/>
-    <w:bookmarkEnd w:id="39"/>
-    <w:bookmarkStart w:id="40" w:name="Xf9daad60751079e769ca58715403a214307050f"/>
+    <w:bookmarkEnd w:id="40"/>
+    <w:bookmarkEnd w:id="41"/>
+    <w:bookmarkStart w:id="42" w:name="Xf9daad60751079e769ca58715403a214307050f"/>
     <w:p>
       <w:pPr>
         <w:pStyle w:val="Heading2"/>
@@ -14363,8 +14388,8 @@
         <w:t xml:space="preserve">(2026-05-07) — Initial vasic-digital/tmux: migrated from ATMOSphere project + per-session containerization plan + 8-test verification gate.</w:t>
       </w:r>
     </w:p>
-    <w:bookmarkEnd w:id="40"/>
-    <w:bookmarkStart w:id="41" w:name="X6eb44e94951e80621b9fe10f2f53b34d95aee13"/>
+    <w:bookmarkEnd w:id="42"/>
+    <w:bookmarkStart w:id="43" w:name="X6eb44e94951e80621b9fe10f2f53b34d95aee13"/>
     <w:p>
       <w:pPr>
         <w:pStyle w:val="Heading2"/>
@@ -14493,8 +14518,8 @@
         <w:t xml:space="preserve">Update this document in the SAME commit as the work itself (§12.10 invariant)</w:t>
       </w:r>
     </w:p>
-    <w:bookmarkEnd w:id="41"/>
-    <w:bookmarkEnd w:id="42"/>
+    <w:bookmarkEnd w:id="43"/>
+    <w:bookmarkEnd w:id="44"/>
     <w:sectPr>
       <w:footnotePr>
         <w:numRestart w:val="eachSect"/>

--- a/CONTINUATION.docx
+++ b/CONTINUATION.docx
@@ -10,7 +10,7 @@
         <w:t xml:space="preserve">CONTINUATION</w:t>
       </w:r>
     </w:p>
-    <w:bookmarkStart w:id="44" w:name="continuationmd--vasic-digital-tmux"/>
+    <w:bookmarkStart w:id="45" w:name="continuationmd--vasic-digital-tmux"/>
     <w:p>
       <w:pPr>
         <w:pStyle w:val="Heading1"/>
@@ -34,7 +34,7 @@
         <w:t xml:space="preserve"> </w:t>
       </w:r>
       <w:r>
-        <w:t xml:space="preserve">2026-05-29T16:55Z</w:t>
+        <w:t xml:space="preserve">2026-06-13T12:30Z</w:t>
       </w:r>
     </w:p>
     <w:bookmarkStart w:id="9" w:name="X46e2b1e0ed863e0637bb3aab0aa22fad9aaafec"/>
@@ -930,7 +930,7 @@
       </w:r>
     </w:p>
     <w:bookmarkEnd w:id="11"/>
-    <w:bookmarkStart w:id="41" w:name="X9bbd2c3048cfbd7ee7622f0d2295634d9b66aad"/>
+    <w:bookmarkStart w:id="42" w:name="X9bbd2c3048cfbd7ee7622f0d2295634d9b66aad"/>
     <w:p>
       <w:pPr>
         <w:pStyle w:val="Heading2"/>
@@ -939,12 +939,459 @@
         <w:t xml:space="preserve">§3 — Active work</w:t>
       </w:r>
     </w:p>
-    <w:bookmarkStart w:id="14" w:name="X25af542b0f0a7d96335459fc8710c74d859226a"/>
+    <w:bookmarkStart w:id="12" w:name="Xd81534925c34ae5326aa7db1382eeb411648bcf"/>
     <w:p>
       <w:pPr>
         <w:pStyle w:val="Heading3"/>
       </w:pPr>
       <w:r>
+        <w:t xml:space="preserve">§3.21 — Copy/paste ARCHITECTURE fix (mouse off default) + HelixCode crash forensics → v1.0.21 (2026-06-13)</w:t>
+      </w:r>
+    </w:p>
+    <w:p>
+      <w:pPr>
+        <w:pStyle w:val="FirstParagraph"/>
+      </w:pPr>
+      <w:r>
+        <w:rPr>
+          <w:b/>
+          <w:bCs/>
+        </w:rPr>
+        <w:t xml:space="preserve">Status:</w:t>
+      </w:r>
+      <w:r>
+        <w:t xml:space="preserve"> </w:t>
+      </w:r>
+      <w:r>
+        <w:t xml:space="preserve">IN PROGRESS — source + tests + docs + trackers landed; PENDING:</w:t>
+      </w:r>
+      <w:r>
+        <w:t xml:space="preserve"> </w:t>
+      </w:r>
+      <w:r>
+        <w:rPr>
+          <w:rStyle w:val="VerbatimChar"/>
+        </w:rPr>
+        <w:t xml:space="preserve">setup.sh</w:t>
+      </w:r>
+      <w:r>
+        <w:t xml:space="preserve"> </w:t>
+      </w:r>
+      <w:r>
+        <w:t xml:space="preserve">reinstall + full-suite retest (run_all + meta on a committed clean</w:t>
+      </w:r>
+      <w:r>
+        <w:t xml:space="preserve"> </w:t>
+      </w:r>
+      <w:r>
+        <w:t xml:space="preserve">tree) + commit/push to all upstreams.</w:t>
+      </w:r>
+    </w:p>
+    <w:p>
+      <w:pPr>
+        <w:pStyle w:val="BodyText"/>
+      </w:pPr>
+      <w:r>
+        <w:rPr>
+          <w:b/>
+          <w:bCs/>
+        </w:rPr>
+        <w:t xml:space="preserve">Bug 2 (copy/paste) — DONE at source, anti-bluff proven.</w:t>
+      </w:r>
+      <w:r>
+        <w:t xml:space="preserve"> </w:t>
+      </w:r>
+      <w:r>
+        <w:t xml:space="preserve">Operator (2026-05-28</w:t>
+      </w:r>
+      <w:r>
+        <w:t xml:space="preserve"> </w:t>
+      </w:r>
+      <w:r>
+        <w:t xml:space="preserve">.. 2026-06-13, all emulators): "select multiple lines does not work … must work</w:t>
+      </w:r>
+      <w:r>
+        <w:t xml:space="preserve"> </w:t>
+      </w:r>
+      <w:r>
+        <w:t xml:space="preserve">Linux+macOS … must scroll and always be selectable — right-click → Copy."</w:t>
+      </w:r>
+      <w:r>
+        <w:t xml:space="preserve"> </w:t>
+      </w:r>
+      <w:r>
+        <w:t xml:space="preserve">Systematic-debugging: 3 prior binding-level fixes (v1.0.15/18/20) failed →</w:t>
+      </w:r>
+      <w:r>
+        <w:t xml:space="preserve"> </w:t>
+      </w:r>
+      <w:r>
+        <w:t xml:space="preserve">question the architecture. ROOT CAUSE (wire-level, no guessing):</w:t>
+      </w:r>
+      <w:r>
+        <w:t xml:space="preserve"> </w:t>
+      </w:r>
+      <w:r>
+        <w:rPr>
+          <w:rStyle w:val="VerbatimChar"/>
+        </w:rPr>
+        <w:t xml:space="preserve">set -g mouse on</w:t>
+      </w:r>
+      <w:r>
+        <w:t xml:space="preserve"> </w:t>
+      </w:r>
+      <w:r>
+        <w:t xml:space="preserve">emits mouse-tracking DECSET enables (</w:t>
+      </w:r>
+      <w:r>
+        <w:rPr>
+          <w:rStyle w:val="VerbatimChar"/>
+        </w:rPr>
+        <w:t xml:space="preserve">CSI ?1000h/?1002h/?1006h</w:t>
+      </w:r>
+      <w:r>
+        <w:t xml:space="preserve">) that</w:t>
+      </w:r>
+      <w:r>
+        <w:t xml:space="preserve"> </w:t>
+      </w:r>
+      <w:r>
+        <w:t xml:space="preserve">SUPPRESS the terminal's native selection + right-click→Copy. FIX: default flipped</w:t>
+      </w:r>
+      <w:r>
+        <w:t xml:space="preserve"> </w:t>
+      </w:r>
+      <w:r>
+        <w:t xml:space="preserve">to</w:t>
+      </w:r>
+      <w:r>
+        <w:t xml:space="preserve"> </w:t>
+      </w:r>
+      <w:r>
+        <w:rPr>
+          <w:rStyle w:val="VerbatimChar"/>
+        </w:rPr>
+        <w:t xml:space="preserve">set -g mouse off</w:t>
+      </w:r>
+      <w:r>
+        <w:t xml:space="preserve"> </w:t>
+      </w:r>
+      <w:r>
+        <w:t xml:space="preserve">(terminal owns the mouse → native select/copy/scroll</w:t>
+      </w:r>
+      <w:r>
+        <w:t xml:space="preserve"> </w:t>
+      </w:r>
+      <w:r>
+        <w:t xml:space="preserve">everywhere); tmux mouse on demand via</w:t>
+      </w:r>
+      <w:r>
+        <w:t xml:space="preserve"> </w:t>
+      </w:r>
+      <w:r>
+        <w:rPr>
+          <w:rStyle w:val="VerbatimChar"/>
+        </w:rPr>
+        <w:t xml:space="preserve">prefix m</w:t>
+      </w:r>
+      <w:r>
+        <w:t xml:space="preserve">. PROOF (test 59, real PTY):</w:t>
+      </w:r>
+      <w:r>
+        <w:t xml:space="preserve"> </w:t>
+      </w:r>
+      <w:r>
+        <w:rPr>
+          <w:rStyle w:val="VerbatimChar"/>
+        </w:rPr>
+        <w:t xml:space="preserve">mouse on</w:t>
+      </w:r>
+      <w:r>
+        <w:t xml:space="preserve"> </w:t>
+      </w:r>
+      <w:r>
+        <w:t xml:space="preserve">= 6 enable-DECSET,</w:t>
+      </w:r>
+      <w:r>
+        <w:t xml:space="preserve"> </w:t>
+      </w:r>
+      <w:r>
+        <w:rPr>
+          <w:rStyle w:val="VerbatimChar"/>
+        </w:rPr>
+        <w:t xml:space="preserve">mouse off</w:t>
+      </w:r>
+      <w:r>
+        <w:t xml:space="preserve"> </w:t>
+      </w:r>
+      <w:r>
+        <w:t xml:space="preserve">= 0; after</w:t>
+      </w:r>
+      <w:r>
+        <w:t xml:space="preserve"> </w:t>
+      </w:r>
+      <w:r>
+        <w:rPr>
+          <w:rStyle w:val="VerbatimChar"/>
+        </w:rPr>
+        <w:t xml:space="preserve">prefix m</w:t>
+      </w:r>
+      <w:r>
+        <w:t xml:space="preserve"> </w:t>
+      </w:r>
+      <w:r>
+        <w:t xml:space="preserve">= 3. 4-layer:</w:t>
+      </w:r>
+      <w:r>
+        <w:t xml:space="preserve"> </w:t>
+      </w:r>
+      <w:r>
+        <w:t xml:space="preserve">verify.sh L1</w:t>
+      </w:r>
+      <w:r>
+        <w:t xml:space="preserve"> </w:t>
+      </w:r>
+      <w:r>
+        <w:rPr>
+          <w:rStyle w:val="VerbatimChar"/>
+        </w:rPr>
+        <w:t xml:space="preserve">mouse off</w:t>
+      </w:r>
+      <w:r>
+        <w:t xml:space="preserve"> </w:t>
+      </w:r>
+      <w:r>
+        <w:t xml:space="preserve">gate + test 59 (RED→GREEN) + meta</w:t>
+      </w:r>
+      <w:r>
+        <w:t xml:space="preserve"> </w:t>
+      </w:r>
+      <w:r>
+        <w:rPr>
+          <w:rStyle w:val="VerbatimChar"/>
+        </w:rPr>
+        <w:t xml:space="preserve">M-MOUSEDEFAULT</w:t>
+      </w:r>
+      <w:r>
+        <w:t xml:space="preserve"> </w:t>
+      </w:r>
+      <w:r>
+        <w:t xml:space="preserve">+</w:t>
+      </w:r>
+      <w:r>
+        <w:t xml:space="preserve"> </w:t>
+      </w:r>
+      <w:r>
+        <w:t xml:space="preserve">regression sweep (56/57/58 enable mouse for on-demand path; 17 + TMUX-CH-17</w:t>
+      </w:r>
+      <w:r>
+        <w:t xml:space="preserve"> </w:t>
+      </w:r>
+      <w:r>
+        <w:t xml:space="preserve">assert the default; 44/45/47/48 unaffected). Docs (scrolling/clipboard/guide</w:t>
+      </w:r>
+      <w:r>
+        <w:t xml:space="preserve"> </w:t>
+      </w:r>
+      <w:r>
+        <w:t xml:space="preserve">§5.7) updated; Fixed.md A43; CHANGELOG v1.0.21; VERSION 1.0.21/22.</w:t>
+      </w:r>
+    </w:p>
+    <w:p>
+      <w:pPr>
+        <w:pStyle w:val="BodyText"/>
+      </w:pPr>
+      <w:r>
+        <w:rPr>
+          <w:b/>
+          <w:bCs/>
+        </w:rPr>
+        <w:t xml:space="preserve">Bug 1 (HelixCode session crashes the whole terminal) — OPERATOR-BLOCKED</w:t>
+      </w:r>
+      <w:r>
+        <w:rPr>
+          <w:b/>
+          <w:bCs/>
+        </w:rPr>
+        <w:t xml:space="preserve"> </w:t>
+      </w:r>
+      <w:r>
+        <w:rPr>
+          <w:b/>
+          <w:bCs/>
+        </w:rPr>
+        <w:t xml:space="preserve">(Issues.md F1).</w:t>
+      </w:r>
+      <w:r>
+        <w:t xml:space="preserve"> </w:t>
+      </w:r>
+      <w:r>
+        <w:t xml:space="preserve">Fresh</w:t>
+      </w:r>
+      <w:r>
+        <w:t xml:space="preserve"> </w:t>
+      </w:r>
+      <w:r>
+        <w:rPr>
+          <w:rStyle w:val="VerbatimChar"/>
+        </w:rPr>
+        <w:t xml:space="preserve">tmx new -s HelixCode</w:t>
+      </w:r>
+      <w:r>
+        <w:t xml:space="preserve"> </w:t>
+      </w:r>
+      <w:r>
+        <w:t xml:space="preserve">creates+attaches cleanly over a</w:t>
+      </w:r>
+      <w:r>
+        <w:t xml:space="preserve"> </w:t>
+      </w:r>
+      <w:r>
+        <w:t xml:space="preserve">real PTY; 5 crash vectors (passthrough/extkeys/attach-reload/rename-format/stale</w:t>
+      </w:r>
+      <w:r>
+        <w:t xml:space="preserve"> </w:t>
+      </w:r>
+      <w:r>
+        <w:t xml:space="preserve">socket) each reproduced headlessly + DISPROVEN as standalone causes. Crash needs</w:t>
+      </w:r>
+      <w:r>
+        <w:t xml:space="preserve"> </w:t>
+      </w:r>
+      <w:r>
+        <w:t xml:space="preserve">operator-side runtime state (the live HelixCode TUI agent). Ready operator</w:t>
+      </w:r>
+      <w:r>
+        <w:t xml:space="preserve"> </w:t>
+      </w:r>
+      <w:r>
+        <w:t xml:space="preserve">diagnostic + forensics:</w:t>
+      </w:r>
+      <w:r>
+        <w:t xml:space="preserve"> </w:t>
+      </w:r>
+      <w:r>
+        <w:rPr>
+          <w:rStyle w:val="VerbatimChar"/>
+        </w:rPr>
+        <w:t xml:space="preserve">docs/qa/2026-06-13-helixcode-crash/</w:t>
+      </w:r>
+      <w:r>
+        <w:t xml:space="preserve">.</w:t>
+      </w:r>
+    </w:p>
+    <w:p>
+      <w:pPr>
+        <w:pStyle w:val="BodyText"/>
+      </w:pPr>
+      <w:r>
+        <w:rPr>
+          <w:b/>
+          <w:bCs/>
+        </w:rPr>
+        <w:t xml:space="preserve">NEXT (resume here):</w:t>
+      </w:r>
+      <w:r>
+        <w:t xml:space="preserve"> </w:t>
+      </w:r>
+      <w:r>
+        <w:t xml:space="preserve">(1) build/sync workable-items DB; (2)</w:t>
+      </w:r>
+      <w:r>
+        <w:t xml:space="preserve"> </w:t>
+      </w:r>
+      <w:r>
+        <w:rPr>
+          <w:rStyle w:val="VerbatimChar"/>
+        </w:rPr>
+        <w:t xml:space="preserve">sync_all_markdown_exports.sh</w:t>
+      </w:r>
+      <w:r>
+        <w:t xml:space="preserve"> </w:t>
+      </w:r>
+      <w:r>
+        <w:t xml:space="preserve">(docs changed); (3)</w:t>
+      </w:r>
+      <w:r>
+        <w:t xml:space="preserve"> </w:t>
+      </w:r>
+      <w:r>
+        <w:rPr>
+          <w:rStyle w:val="VerbatimChar"/>
+        </w:rPr>
+        <w:t xml:space="preserve">bash scripts/setup.sh</w:t>
+      </w:r>
+      <w:r>
+        <w:t xml:space="preserve"> </w:t>
+      </w:r>
+      <w:r>
+        <w:t xml:space="preserve">(regenerate wrapper for this checkout — current installed wrapper points at a</w:t>
+      </w:r>
+      <w:r>
+        <w:t xml:space="preserve"> </w:t>
+      </w:r>
+      <w:r>
+        <w:t xml:space="preserve">non-existent</w:t>
+      </w:r>
+      <w:r>
+        <w:t xml:space="preserve"> </w:t>
+      </w:r>
+      <w:r>
+        <w:rPr>
+          <w:rStyle w:val="VerbatimChar"/>
+        </w:rPr>
+        <w:t xml:space="preserve">/Users/...</w:t>
+      </w:r>
+      <w:r>
+        <w:t xml:space="preserve"> </w:t>
+      </w:r>
+      <w:r>
+        <w:t xml:space="preserve">path — + reinstall conf); (4) full retest</w:t>
+      </w:r>
+      <w:r>
+        <w:t xml:space="preserve"> </w:t>
+      </w:r>
+      <w:r>
+        <w:rPr>
+          <w:rStyle w:val="VerbatimChar"/>
+        </w:rPr>
+        <w:t xml:space="preserve">run_all.sh</w:t>
+      </w:r>
+      <w:r>
+        <w:t xml:space="preserve"> </w:t>
+      </w:r>
+      <w:r>
+        <w:t xml:space="preserve">+ meta on the committed tree (conf mutations need clean tree);</w:t>
+      </w:r>
+      <w:r>
+        <w:t xml:space="preserve"> </w:t>
+      </w:r>
+      <w:r>
+        <w:t xml:space="preserve">(5)</w:t>
+      </w:r>
+      <w:r>
+        <w:t xml:space="preserve"> </w:t>
+      </w:r>
+      <w:r>
+        <w:rPr>
+          <w:rStyle w:val="VerbatimChar"/>
+        </w:rPr>
+        <w:t xml:space="preserve">commit_all.sh</w:t>
+      </w:r>
+      <w:r>
+        <w:t xml:space="preserve"> </w:t>
+      </w:r>
+      <w:r>
+        <w:t xml:space="preserve">push to all upstreams.</w:t>
+      </w:r>
+    </w:p>
+    <w:bookmarkEnd w:id="12"/>
+    <w:bookmarkStart w:id="15" w:name="X25af542b0f0a7d96335459fc8710c74d859226a"/>
+    <w:p>
+      <w:pPr>
+        <w:pStyle w:val="Heading3"/>
+      </w:pPr>
+      <w:r>
         <w:t xml:space="preserve">§3.20 — tmux PASTE fix + tmx reload + attach-reload → v1.0.20 (2026-05-29)</w:t>
       </w:r>
     </w:p>
@@ -968,7 +1415,7 @@
       <w:r>
         <w:t xml:space="preserve"> </w:t>
       </w:r>
-      <w:hyperlink r:id="rId12">
+      <w:hyperlink r:id="rId13">
         <w:r>
           <w:rPr>
             <w:rStyle w:val="Hyperlink"/>
@@ -985,7 +1432,7 @@
       <w:r>
         <w:t xml:space="preserve"> </w:t>
       </w:r>
-      <w:hyperlink r:id="rId13">
+      <w:hyperlink r:id="rId14">
         <w:r>
           <w:rPr>
             <w:rStyle w:val="Hyperlink"/>
@@ -1381,8 +1828,8 @@
         <w:t xml:space="preserve">session; THEN nezha setup + validation; THEN next release.</w:t>
       </w:r>
     </w:p>
-    <w:bookmarkEnd w:id="14"/>
-    <w:bookmarkStart w:id="17" w:name="X28f5989dbd72dc834b9cc20776f8d10676b27f0"/>
+    <w:bookmarkEnd w:id="15"/>
+    <w:bookmarkStart w:id="18" w:name="X28f5989dbd72dc834b9cc20776f8d10676b27f0"/>
     <w:p>
       <w:pPr>
         <w:pStyle w:val="Heading3"/>
@@ -1411,7 +1858,7 @@
       <w:r>
         <w:t xml:space="preserve"> </w:t>
       </w:r>
-      <w:hyperlink r:id="rId15">
+      <w:hyperlink r:id="rId16">
         <w:r>
           <w:rPr>
             <w:rStyle w:val="Hyperlink"/>
@@ -1428,7 +1875,7 @@
       <w:r>
         <w:t xml:space="preserve"> </w:t>
       </w:r>
-      <w:hyperlink r:id="rId16">
+      <w:hyperlink r:id="rId17">
         <w:r>
           <w:rPr>
             <w:rStyle w:val="Hyperlink"/>
@@ -1602,8 +2049,8 @@
         <w:t xml:space="preserve">did not recur this round.</w:t>
       </w:r>
     </w:p>
-    <w:bookmarkEnd w:id="17"/>
-    <w:bookmarkStart w:id="20" w:name="X355fc9a1cf777007644228a932aa130e2c8e704"/>
+    <w:bookmarkEnd w:id="18"/>
+    <w:bookmarkStart w:id="21" w:name="X355fc9a1cf777007644228a932aa130e2c8e704"/>
     <w:p>
       <w:pPr>
         <w:pStyle w:val="Heading3"/>
@@ -1632,7 +2079,7 @@
       <w:r>
         <w:t xml:space="preserve"> </w:t>
       </w:r>
-      <w:hyperlink r:id="rId18">
+      <w:hyperlink r:id="rId19">
         <w:r>
           <w:rPr>
             <w:rStyle w:val="Hyperlink"/>
@@ -1649,7 +2096,7 @@
       <w:r>
         <w:t xml:space="preserve"> </w:t>
       </w:r>
-      <w:hyperlink r:id="rId19">
+      <w:hyperlink r:id="rId20">
         <w:r>
           <w:rPr>
             <w:rStyle w:val="Hyperlink"/>
@@ -1871,8 +2318,8 @@
         <w:t xml:space="preserve">(refresh ~/.tmux.conf), nezha headless test-56 proof, v1.0.18 release.</w:t>
       </w:r>
     </w:p>
-    <w:bookmarkEnd w:id="20"/>
-    <w:bookmarkStart w:id="23" w:name="Xebab2c91518890b5812c0749bb46435dd248681"/>
+    <w:bookmarkEnd w:id="21"/>
+    <w:bookmarkStart w:id="24" w:name="Xebab2c91518890b5812c0749bb46435dd248681"/>
     <w:p>
       <w:pPr>
         <w:pStyle w:val="Heading3"/>
@@ -1901,7 +2348,7 @@
       <w:r>
         <w:t xml:space="preserve"> </w:t>
       </w:r>
-      <w:hyperlink r:id="rId21">
+      <w:hyperlink r:id="rId22">
         <w:r>
           <w:rPr>
             <w:rStyle w:val="Hyperlink"/>
@@ -1918,7 +2365,7 @@
       <w:r>
         <w:t xml:space="preserve"> </w:t>
       </w:r>
-      <w:hyperlink r:id="rId22">
+      <w:hyperlink r:id="rId23">
         <w:r>
           <w:rPr>
             <w:rStyle w:val="Hyperlink"/>
@@ -2384,8 +2831,8 @@
         <w:t xml:space="preserve">both-host evidence, VERSION bump (1.0.17/18), gh+glab release.</w:t>
       </w:r>
     </w:p>
-    <w:bookmarkEnd w:id="23"/>
-    <w:bookmarkStart w:id="24" w:name="X4bf7be095085477ec4195c5ea33259b03408111"/>
+    <w:bookmarkEnd w:id="24"/>
+    <w:bookmarkStart w:id="25" w:name="X4bf7be095085477ec4195c5ea33259b03408111"/>
     <w:p>
       <w:pPr>
         <w:pStyle w:val="Heading3"/>
@@ -2700,8 +3147,8 @@
         <w:t xml:space="preserve">to carry every numbered anchor + canonical-authority cross-references</w:t>
       </w:r>
     </w:p>
-    <w:bookmarkEnd w:id="24"/>
-    <w:bookmarkStart w:id="25" w:name="X9597a4ec2f18a9b28ff1f606dbcb4fc46cb4e4b"/>
+    <w:bookmarkEnd w:id="25"/>
+    <w:bookmarkStart w:id="26" w:name="X9597a4ec2f18a9b28ff1f606dbcb4fc46cb4e4b"/>
     <w:p>
       <w:pPr>
         <w:pStyle w:val="Heading3"/>
@@ -3064,8 +3511,8 @@
         <w:t xml:space="preserve">3 concurrent scopes, all registered + active simultaneously ✓</w:t>
       </w:r>
     </w:p>
-    <w:bookmarkEnd w:id="25"/>
-    <w:bookmarkStart w:id="26" w:name="X06cb01c5625e5cfa81a37477bd54d4d45671fdf"/>
+    <w:bookmarkEnd w:id="26"/>
+    <w:bookmarkStart w:id="27" w:name="X06cb01c5625e5cfa81a37477bd54d4d45671fdf"/>
     <w:p>
       <w:pPr>
         <w:pStyle w:val="Heading3"/>
@@ -3246,8 +3693,8 @@
         <w:t xml:space="preserve">— Issues.md D1 (formal topology dispatch matrix)</w:t>
       </w:r>
     </w:p>
-    <w:bookmarkEnd w:id="26"/>
-    <w:bookmarkStart w:id="27" w:name="X6dbba4eb95812a90f20c800e44eb5a6a7358d51"/>
+    <w:bookmarkEnd w:id="27"/>
+    <w:bookmarkStart w:id="28" w:name="X6dbba4eb95812a90f20c800e44eb5a6a7358d51"/>
     <w:p>
       <w:pPr>
         <w:pStyle w:val="Heading3"/>
@@ -3595,8 +4042,8 @@
         <w:t xml:space="preserve">B2.</w:t>
       </w:r>
     </w:p>
-    <w:bookmarkEnd w:id="27"/>
-    <w:bookmarkStart w:id="28" w:name="Xb35b1f3f7dabbb428c448451ce7167cbe2cd4e6"/>
+    <w:bookmarkEnd w:id="28"/>
+    <w:bookmarkStart w:id="29" w:name="Xb35b1f3f7dabbb428c448451ce7167cbe2cd4e6"/>
     <w:p>
       <w:pPr>
         <w:pStyle w:val="Heading3"/>
@@ -3926,8 +4373,8 @@
         <w:t xml:space="preserve">— bump test count from 9 to 11.</w:t>
       </w:r>
     </w:p>
-    <w:bookmarkEnd w:id="28"/>
-    <w:bookmarkStart w:id="29" w:name="X2dea41730e11114ce2f1f24a9ac20830f0c6d8c"/>
+    <w:bookmarkEnd w:id="29"/>
+    <w:bookmarkStart w:id="30" w:name="X2dea41730e11114ce2f1f24a9ac20830f0c6d8c"/>
     <w:p>
       <w:pPr>
         <w:pStyle w:val="Heading3"/>
@@ -4253,8 +4700,8 @@
         <w:t xml:space="preserve">: B1 (CHAL-COVER-001), C1 (TMX-T5), C2 (TMX-T7), C3 (TMX-T8), D1 (TOPO-DISPATCH-001) moved to Fixed.md.</w:t>
       </w:r>
     </w:p>
-    <w:bookmarkEnd w:id="29"/>
-    <w:bookmarkStart w:id="31" w:name="Xa47a1f2e6aab857c5ebcc9727ef871a96653e0e"/>
+    <w:bookmarkEnd w:id="30"/>
+    <w:bookmarkStart w:id="32" w:name="Xa47a1f2e6aab857c5ebcc9727ef871a96653e0e"/>
     <w:p>
       <w:pPr>
         <w:pStyle w:val="Heading3"/>
@@ -5214,7 +5661,7 @@
       <w:r>
         <w:t xml:space="preserve"> </w:t>
       </w:r>
-      <w:hyperlink r:id="rId30">
+      <w:hyperlink r:id="rId31">
         <w:r>
           <w:rPr>
             <w:rStyle w:val="VerbatimChar"/>
@@ -7730,8 +8177,8 @@
         <w:t xml:space="preserve">itself is a §12.10 / §11.4.6 violation — opaque commit message, silent submodule mutation, no CONTINUATION update. Cannot rewrite history per §9 data safety; documenting here is the audit trail.</w:t>
       </w:r>
     </w:p>
-    <w:bookmarkEnd w:id="31"/>
-    <w:bookmarkStart w:id="32" w:name="X39a6c66e0be7f50e7d32ecd13d50cf753d128a7"/>
+    <w:bookmarkEnd w:id="32"/>
+    <w:bookmarkStart w:id="33" w:name="X39a6c66e0be7f50e7d32ecd13d50cf753d128a7"/>
     <w:p>
       <w:pPr>
         <w:pStyle w:val="Heading3"/>
@@ -8065,8 +8512,8 @@
         <w:t xml:space="preserve">§3.6: removed stale "remaining open" note.</w:t>
       </w:r>
     </w:p>
-    <w:bookmarkEnd w:id="32"/>
-    <w:bookmarkStart w:id="33" w:name="X2726eb1fde9d0d5c4232a8af5bb29bc2efcb6ea"/>
+    <w:bookmarkEnd w:id="33"/>
+    <w:bookmarkStart w:id="34" w:name="X2726eb1fde9d0d5c4232a8af5bb29bc2efcb6ea"/>
     <w:p>
       <w:pPr>
         <w:pStyle w:val="Heading3"/>
@@ -9041,8 +9488,8 @@
         <w:t xml:space="preserve">all work").</w:t>
       </w:r>
     </w:p>
-    <w:bookmarkEnd w:id="33"/>
-    <w:bookmarkStart w:id="34" w:name="X50530f0d3163508b53d4e1446abd0230469972a"/>
+    <w:bookmarkEnd w:id="34"/>
+    <w:bookmarkStart w:id="35" w:name="X50530f0d3163508b53d4e1446abd0230469972a"/>
     <w:p>
       <w:pPr>
         <w:pStyle w:val="Heading3"/>
@@ -9770,8 +10217,8 @@
         <w:t xml:space="preserve">headless).</w:t>
       </w:r>
     </w:p>
-    <w:bookmarkEnd w:id="34"/>
-    <w:bookmarkStart w:id="35" w:name="Xb6dc7ed3ec66a5d998e26a7e8534471ca2cc3e0"/>
+    <w:bookmarkEnd w:id="35"/>
+    <w:bookmarkStart w:id="36" w:name="Xb6dc7ed3ec66a5d998e26a7e8534471ca2cc3e0"/>
     <w:p>
       <w:pPr>
         <w:pStyle w:val="Heading3"/>
@@ -10211,8 +10658,8 @@
         <w:t xml:space="preserve">"Make sure we setup the new version once all done." directive.</w:t>
       </w:r>
     </w:p>
-    <w:bookmarkEnd w:id="35"/>
-    <w:bookmarkStart w:id="36" w:name="Xd3af410912ca3cafb170fb407cc411bb8aa2631"/>
+    <w:bookmarkEnd w:id="36"/>
+    <w:bookmarkStart w:id="37" w:name="Xd3af410912ca3cafb170fb407cc411bb8aa2631"/>
     <w:p>
       <w:pPr>
         <w:pStyle w:val="Heading3"/>
@@ -10635,8 +11082,8 @@
         <w:t xml:space="preserve">as deferred post-release smoke.</w:t>
       </w:r>
     </w:p>
-    <w:bookmarkEnd w:id="36"/>
-    <w:bookmarkStart w:id="37" w:name="Xd334663f66da9fbc338b039ddad8ed42ad07243"/>
+    <w:bookmarkEnd w:id="37"/>
+    <w:bookmarkStart w:id="38" w:name="Xd334663f66da9fbc338b039ddad8ed42ad07243"/>
     <w:p>
       <w:pPr>
         <w:pStyle w:val="Heading3"/>
@@ -11113,8 +11560,8 @@
         <w:t xml:space="preserve">preceded the tag; no spot-check shortcut).</w:t>
       </w:r>
     </w:p>
-    <w:bookmarkEnd w:id="37"/>
-    <w:bookmarkStart w:id="38" w:name="Xd55c57cd252c85ec7bdcd4b23e73cec6cfc2cd4"/>
+    <w:bookmarkEnd w:id="38"/>
+    <w:bookmarkStart w:id="39" w:name="Xd55c57cd252c85ec7bdcd4b23e73cec6cfc2cd4"/>
     <w:p>
       <w:pPr>
         <w:pStyle w:val="Heading3"/>
@@ -12185,8 +12632,8 @@
         <w:t xml:space="preserve">tests 09/13/14 alongside the Darwin branches running today.</w:t>
       </w:r>
     </w:p>
-    <w:bookmarkEnd w:id="38"/>
-    <w:bookmarkStart w:id="39" w:name="X572a5be484f72dd1209250eb21ec3b6cad7931d"/>
+    <w:bookmarkEnd w:id="39"/>
+    <w:bookmarkStart w:id="40" w:name="X572a5be484f72dd1209250eb21ec3b6cad7931d"/>
     <w:p>
       <w:pPr>
         <w:pStyle w:val="Heading3"/>
@@ -13134,8 +13581,8 @@
         <w:t xml:space="preserve">topology-correct), e2e 9/0/0.</w:t>
       </w:r>
     </w:p>
-    <w:bookmarkEnd w:id="39"/>
-    <w:bookmarkStart w:id="40" w:name="Xdc1f843cc4a7cc6c48cb008be32d2d72d9f426c"/>
+    <w:bookmarkEnd w:id="40"/>
+    <w:bookmarkStart w:id="41" w:name="Xdc1f843cc4a7cc6c48cb008be32d2d72d9f426c"/>
     <w:p>
       <w:pPr>
         <w:pStyle w:val="Heading3"/>
@@ -13744,9 +14191,9 @@
         <w:t xml:space="preserve">GREEN, suite PASS=13/0/SKIP=5, meta-test 18/0/6, e2e 9/0/0.</w:t>
       </w:r>
     </w:p>
-    <w:bookmarkEnd w:id="40"/>
     <w:bookmarkEnd w:id="41"/>
-    <w:bookmarkStart w:id="42" w:name="Xf9daad60751079e769ca58715403a214307050f"/>
+    <w:bookmarkEnd w:id="42"/>
+    <w:bookmarkStart w:id="43" w:name="Xf9daad60751079e769ca58715403a214307050f"/>
     <w:p>
       <w:pPr>
         <w:pStyle w:val="Heading2"/>
@@ -14388,8 +14835,8 @@
         <w:t xml:space="preserve">(2026-05-07) — Initial vasic-digital/tmux: migrated from ATMOSphere project + per-session containerization plan + 8-test verification gate.</w:t>
       </w:r>
     </w:p>
-    <w:bookmarkEnd w:id="42"/>
-    <w:bookmarkStart w:id="43" w:name="X6eb44e94951e80621b9fe10f2f53b34d95aee13"/>
+    <w:bookmarkEnd w:id="43"/>
+    <w:bookmarkStart w:id="44" w:name="X6eb44e94951e80621b9fe10f2f53b34d95aee13"/>
     <w:p>
       <w:pPr>
         <w:pStyle w:val="Heading2"/>
@@ -14518,8 +14965,8 @@
         <w:t xml:space="preserve">Update this document in the SAME commit as the work itself (§12.10 invariant)</w:t>
       </w:r>
     </w:p>
-    <w:bookmarkEnd w:id="43"/>
     <w:bookmarkEnd w:id="44"/>
+    <w:bookmarkEnd w:id="45"/>
     <w:sectPr>
       <w:footnotePr>
         <w:numRestart w:val="eachSect"/>

--- a/CONTINUATION.docx
+++ b/CONTINUATION.docx
@@ -963,28 +963,118 @@
         <w:t xml:space="preserve"> </w:t>
       </w:r>
       <w:r>
-        <w:t xml:space="preserve">IN PROGRESS — source + tests + docs + trackers landed; PENDING:</w:t>
-      </w:r>
-      <w:r>
-        <w:t xml:space="preserve"> </w:t>
-      </w:r>
-      <w:r>
-        <w:rPr>
-          <w:rStyle w:val="VerbatimChar"/>
-        </w:rPr>
-        <w:t xml:space="preserve">setup.sh</w:t>
-      </w:r>
-      <w:r>
-        <w:t xml:space="preserve"> </w:t>
-      </w:r>
-      <w:r>
-        <w:t xml:space="preserve">reinstall + full-suite retest (run_all + meta on a committed clean</w:t>
-      </w:r>
-      <w:r>
-        <w:t xml:space="preserve"> </w:t>
-      </w:r>
-      <w:r>
-        <w:t xml:space="preserve">tree) + commit/push to all upstreams.</w:t>
+        <w:t xml:space="preserve">DONE — RELEASED v1.0.21 (2026-06-13), committed</w:t>
+      </w:r>
+      <w:r>
+        <w:t xml:space="preserve"> </w:t>
+      </w:r>
+      <w:r>
+        <w:rPr>
+          <w:rStyle w:val="VerbatimChar"/>
+        </w:rPr>
+        <w:t xml:space="preserve">b905c9b</w:t>
+      </w:r>
+      <w:r>
+        <w:t xml:space="preserve"> </w:t>
+      </w:r>
+      <w:r>
+        <w:t xml:space="preserve">pushed to</w:t>
+      </w:r>
+      <w:r>
+        <w:t xml:space="preserve"> </w:t>
+      </w:r>
+      <w:r>
+        <w:t xml:space="preserve">github + gitlab. Full validation captured: setup verify gate PASS=53/FAIL=0/SKIP=5</w:t>
+      </w:r>
+      <w:r>
+        <w:t xml:space="preserve"> </w:t>
+      </w:r>
+      <w:r>
+        <w:t xml:space="preserve">(</w:t>
+      </w:r>
+      <w:r>
+        <w:rPr>
+          <w:rStyle w:val="VerbatimChar"/>
+        </w:rPr>
+        <w:t xml:space="preserve">~/.tmux.conf</w:t>
+      </w:r>
+      <w:r>
+        <w:t xml:space="preserve"> </w:t>
+      </w:r>
+      <w:r>
+        <w:t xml:space="preserve">installed); test 59 wire-level RED→GREEN; test 57 determinism</w:t>
+      </w:r>
+      <w:r>
+        <w:t xml:space="preserve"> </w:t>
+      </w:r>
+      <w:r>
+        <w:t xml:space="preserve">10/10 clean + 8/8 hostile-clipboard (0 FAIL); collateral sweep 41 PASS/0 FAIL ×2;</w:t>
+      </w:r>
+      <w:r>
+        <w:t xml:space="preserve"> </w:t>
+      </w:r>
+      <w:r>
+        <w:t xml:space="preserve">workable-items DB 14/14 Go tests + byte-identical round-trip; meta sweep</w:t>
+      </w:r>
+      <w:r>
+        <w:t xml:space="preserve"> </w:t>
+      </w:r>
+      <w:r>
+        <w:t xml:space="preserve">51 CAUGHT / 0 ESCAPED / 8 SKIP (M-MOUSEDEFAULT caught). QA evidence:</w:t>
+      </w:r>
+      <w:r>
+        <w:t xml:space="preserve"> </w:t>
+      </w:r>
+      <w:r>
+        <w:rPr>
+          <w:rStyle w:val="VerbatimChar"/>
+        </w:rPr>
+        <w:t xml:space="preserve">docs/qa/2026-06-13-mouse-off-default/</w:t>
+      </w:r>
+      <w:r>
+        <w:t xml:space="preserve">,</w:t>
+      </w:r>
+      <w:r>
+        <w:t xml:space="preserve"> </w:t>
+      </w:r>
+      <w:r>
+        <w:rPr>
+          <w:rStyle w:val="VerbatimChar"/>
+        </w:rPr>
+        <w:t xml:space="preserve">docs/qa/2026-06-13-server-death/</w:t>
+      </w:r>
+      <w:r>
+        <w:t xml:space="preserve">,</w:t>
+      </w:r>
+      <w:r>
+        <w:t xml:space="preserve"> </w:t>
+      </w:r>
+      <w:r>
+        <w:rPr>
+          <w:rStyle w:val="VerbatimChar"/>
+        </w:rPr>
+        <w:t xml:space="preserve">docs/qa/2026-06-13-helixcode-crash/</w:t>
+      </w:r>
+      <w:r>
+        <w:t xml:space="preserve">. Bug 1 (HelixCode crash) → Issues.md F1</w:t>
+      </w:r>
+      <w:r>
+        <w:t xml:space="preserve"> </w:t>
+      </w:r>
+      <w:r>
+        <w:t xml:space="preserve">Operator-blocked (operator runs</w:t>
+      </w:r>
+      <w:r>
+        <w:t xml:space="preserve"> </w:t>
+      </w:r>
+      <w:r>
+        <w:rPr>
+          <w:rStyle w:val="VerbatimChar"/>
+        </w:rPr>
+        <w:t xml:space="preserve">docs/qa/2026-06-13-helixcode-crash/diagnose.sh</w:t>
+      </w:r>
+      <w:r>
+        <w:t xml:space="preserve">).</w:t>
       </w:r>
     </w:p>
     <w:p>

--- a/CONTINUATION.docx
+++ b/CONTINUATION.docx
@@ -10,7 +10,7 @@
         <w:t xml:space="preserve">CONTINUATION</w:t>
       </w:r>
     </w:p>
-    <w:bookmarkStart w:id="45" w:name="continuationmd--vasic-digital-tmux"/>
+    <w:bookmarkStart w:id="46" w:name="continuationmd--vasic-digital-tmux"/>
     <w:p>
       <w:pPr>
         <w:pStyle w:val="Heading1"/>
@@ -34,7 +34,7 @@
         <w:t xml:space="preserve"> </w:t>
       </w:r>
       <w:r>
-        <w:t xml:space="preserve">2026-06-13T12:30Z</w:t>
+        <w:t xml:space="preserve">2026-06-13T16:30Z</w:t>
       </w:r>
     </w:p>
     <w:bookmarkStart w:id="9" w:name="X46e2b1e0ed863e0637bb3aab0aa22fad9aaafec"/>
@@ -930,7 +930,7 @@
       </w:r>
     </w:p>
     <w:bookmarkEnd w:id="11"/>
-    <w:bookmarkStart w:id="42" w:name="X9bbd2c3048cfbd7ee7622f0d2295634d9b66aad"/>
+    <w:bookmarkStart w:id="43" w:name="X9bbd2c3048cfbd7ee7622f0d2295634d9b66aad"/>
     <w:p>
       <w:pPr>
         <w:pStyle w:val="Heading2"/>
@@ -939,12 +939,469 @@
         <w:t xml:space="preserve">§3 — Active work</w:t>
       </w:r>
     </w:p>
-    <w:bookmarkStart w:id="12" w:name="Xd81534925c34ae5326aa7db1382eeb411648bcf"/>
+    <w:bookmarkStart w:id="12" w:name="Xbbf4fa0d3b9e324912656094fd0249ad7d51414"/>
     <w:p>
       <w:pPr>
         <w:pStyle w:val="Heading3"/>
       </w:pPr>
       <w:r>
+        <w:t xml:space="preserve">§3.22 — Apple</w:t>
+      </w:r>
+      <w:r>
+        <w:t xml:space="preserve"> </w:t>
+      </w:r>
+      <w:r>
+        <w:rPr>
+          <w:rStyle w:val="VerbatimChar"/>
+        </w:rPr>
+        <w:t xml:space="preserve">container</w:t>
+      </w:r>
+      <w:r>
+        <w:t xml:space="preserve"> </w:t>
+      </w:r>
+      <w:r>
+        <w:t xml:space="preserve">integration: on-demand containerized Linux under macOS for testing → v1.0.22 (2026-06-13)</w:t>
+      </w:r>
+    </w:p>
+    <w:p>
+      <w:pPr>
+        <w:pStyle w:val="FirstParagraph"/>
+      </w:pPr>
+      <w:r>
+        <w:rPr>
+          <w:b/>
+          <w:bCs/>
+        </w:rPr>
+        <w:t xml:space="preserve">Status:</w:t>
+      </w:r>
+      <w:r>
+        <w:t xml:space="preserve"> </w:t>
+      </w:r>
+      <w:r>
+        <w:t xml:space="preserve">DONE — RELEASED v1.0.22 (2026-06-13). Testing-capability addition</w:t>
+      </w:r>
+      <w:r>
+        <w:t xml:space="preserve"> </w:t>
+      </w:r>
+      <w:r>
+        <w:t xml:space="preserve">(no tmux source/wrapper change — shipped binary +</w:t>
+      </w:r>
+      <w:r>
+        <w:t xml:space="preserve"> </w:t>
+      </w:r>
+      <w:r>
+        <w:rPr>
+          <w:rStyle w:val="VerbatimChar"/>
+        </w:rPr>
+        <w:t xml:space="preserve">tmx</w:t>
+      </w:r>
+      <w:r>
+        <w:t xml:space="preserve"> </w:t>
+      </w:r>
+      <w:r>
+        <w:t xml:space="preserve">wrapper unchanged from</w:t>
+      </w:r>
+      <w:r>
+        <w:t xml:space="preserve"> </w:t>
+      </w:r>
+      <w:r>
+        <w:t xml:space="preserve">v1.0.21).</w:t>
+      </w:r>
+    </w:p>
+    <w:p>
+      <w:pPr>
+        <w:pStyle w:val="BodyText"/>
+      </w:pPr>
+      <w:r>
+        <w:t xml:space="preserve">Apple</w:t>
+      </w:r>
+      <w:r>
+        <w:t xml:space="preserve"> </w:t>
+      </w:r>
+      <w:r>
+        <w:rPr>
+          <w:rStyle w:val="VerbatimChar"/>
+        </w:rPr>
+        <w:t xml:space="preserve">container</w:t>
+      </w:r>
+      <w:r>
+        <w:t xml:space="preserve"> </w:t>
+      </w:r>
+      <w:r>
+        <w:t xml:space="preserve">1.0.0 incorporated into the</w:t>
+      </w:r>
+      <w:r>
+        <w:t xml:space="preserve"> </w:t>
+      </w:r>
+      <w:r>
+        <w:rPr>
+          <w:rStyle w:val="VerbatimChar"/>
+        </w:rPr>
+        <w:t xml:space="preserve">vasic-digital/Containers</w:t>
+      </w:r>
+      <w:r>
+        <w:t xml:space="preserve"> </w:t>
+      </w:r>
+      <w:r>
+        <w:t xml:space="preserve">submodule as a new generic</w:t>
+      </w:r>
+      <w:r>
+        <w:t xml:space="preserve"> </w:t>
+      </w:r>
+      <w:r>
+        <w:rPr>
+          <w:rStyle w:val="VerbatimChar"/>
+        </w:rPr>
+        <w:t xml:space="preserve">pkg/crossbuild/apple_container.go</w:t>
+      </w:r>
+      <w:r>
+        <w:t xml:space="preserve"> </w:t>
+      </w:r>
+      <w:r>
+        <w:t xml:space="preserve">backend +</w:t>
+      </w:r>
+      <w:r>
+        <w:t xml:space="preserve"> </w:t>
+      </w:r>
+      <w:r>
+        <w:rPr>
+          <w:rStyle w:val="VerbatimChar"/>
+        </w:rPr>
+        <w:t xml:space="preserve">RunInLinuxContainer</w:t>
+      </w:r>
+      <w:r>
+        <w:t xml:space="preserve"> </w:t>
+      </w:r>
+      <w:r>
+        <w:t xml:space="preserve">(unit + integration tests + challenge). Proven on this</w:t>
+      </w:r>
+      <w:r>
+        <w:t xml:space="preserve"> </w:t>
+      </w:r>
+      <w:r>
+        <w:t xml:space="preserve">macOS 15.5/arm64 host: real</w:t>
+      </w:r>
+      <w:r>
+        <w:t xml:space="preserve"> </w:t>
+      </w:r>
+      <w:r>
+        <w:rPr>
+          <w:rStyle w:val="VerbatimChar"/>
+        </w:rPr>
+        <w:t xml:space="preserve">container run</w:t>
+      </w:r>
+      <w:r>
+        <w:t xml:space="preserve"> </w:t>
+      </w:r>
+      <w:r>
+        <w:t xml:space="preserve">returns</w:t>
+      </w:r>
+      <w:r>
+        <w:t xml:space="preserve"> </w:t>
+      </w:r>
+      <w:r>
+        <w:rPr>
+          <w:rStyle w:val="VerbatimChar"/>
+        </w:rPr>
+        <w:t xml:space="preserve">Linux aarch64</w:t>
+      </w:r>
+      <w:r>
+        <w:t xml:space="preserve"> </w:t>
+      </w:r>
+      <w:r>
+        <w:t xml:space="preserve">(host is</w:t>
+      </w:r>
+      <w:r>
+        <w:t xml:space="preserve"> </w:t>
+      </w:r>
+      <w:r>
+        <w:t xml:space="preserve">Darwin), host-dir mount round-trips, paired mutation (strip</w:t>
+      </w:r>
+      <w:r>
+        <w:t xml:space="preserve"> </w:t>
+      </w:r>
+      <w:r>
+        <w:rPr>
+          <w:rStyle w:val="VerbatimChar"/>
+        </w:rPr>
+        <w:t xml:space="preserve">--mount</w:t>
+      </w:r>
+      <w:r>
+        <w:t xml:space="preserve"> </w:t>
+      </w:r>
+      <w:r>
+        <w:t xml:space="preserve">→ exit</w:t>
+      </w:r>
+      <w:r>
+        <w:t xml:space="preserve"> </w:t>
+      </w:r>
+      <w:r>
+        <w:t xml:space="preserve">99). Consumed extend-don't-reimplement per §11.4.74 / §11.4.76.</w:t>
+      </w:r>
+    </w:p>
+    <w:p>
+      <w:pPr>
+        <w:pStyle w:val="BodyText"/>
+      </w:pPr>
+      <w:r>
+        <w:t xml:space="preserve">tmx harness</w:t>
+      </w:r>
+      <w:r>
+        <w:t xml:space="preserve"> </w:t>
+      </w:r>
+      <w:r>
+        <w:rPr>
+          <w:rStyle w:val="VerbatimChar"/>
+        </w:rPr>
+        <w:t xml:space="preserve">scripts/test_apple_container.sh</w:t>
+      </w:r>
+      <w:r>
+        <w:t xml:space="preserve"> </w:t>
+      </w:r>
+      <w:r>
+        <w:t xml:space="preserve">builds tmux 3.6a INSIDE an</w:t>
+      </w:r>
+      <w:r>
+        <w:t xml:space="preserve"> </w:t>
+      </w:r>
+      <w:r>
+        <w:t xml:space="preserve">Apple-container Linux VM (genuine Linux ELF:</w:t>
+      </w:r>
+      <w:r>
+        <w:t xml:space="preserve"> </w:t>
+      </w:r>
+      <w:r>
+        <w:rPr>
+          <w:rStyle w:val="VerbatimChar"/>
+        </w:rPr>
+        <w:t xml:space="preserve">osdep-linux.o</w:t>
+      </w:r>
+      <w:r>
+        <w:t xml:space="preserve"> </w:t>
+      </w:r>
+      <w:r>
+        <w:t xml:space="preserve">+</w:t>
+      </w:r>
+      <w:r>
+        <w:t xml:space="preserve"> </w:t>
+      </w:r>
+      <w:r>
+        <w:rPr>
+          <w:rStyle w:val="VerbatimChar"/>
+        </w:rPr>
+        <w:t xml:space="preserve">libjemalloc.so.2</w:t>
+      </w:r>
+      <w:r>
+        <w:t xml:space="preserve"> </w:t>
+      </w:r>
+      <w:r>
+        <w:t xml:space="preserve">+</w:t>
+      </w:r>
+      <w:r>
+        <w:t xml:space="preserve"> </w:t>
+      </w:r>
+      <w:r>
+        <w:rPr>
+          <w:rStyle w:val="VerbatimChar"/>
+        </w:rPr>
+        <w:t xml:space="preserve">libevent_core</w:t>
+      </w:r>
+      <w:r>
+        <w:t xml:space="preserve">) and runs the suite.</w:t>
+      </w:r>
+      <w:r>
+        <w:t xml:space="preserve"> </w:t>
+      </w:r>
+      <w:r>
+        <w:rPr>
+          <w:b/>
+          <w:bCs/>
+        </w:rPr>
+        <w:t xml:space="preserve">Evidence</w:t>
+      </w:r>
+      <w:r>
+        <w:t xml:space="preserve"> </w:t>
+      </w:r>
+      <w:r>
+        <w:rPr>
+          <w:rStyle w:val="VerbatimChar"/>
+        </w:rPr>
+        <w:t xml:space="preserve">docs/qa/2026-06-13-apple-container/</w:t>
+      </w:r>
+      <w:r>
+        <w:t xml:space="preserve">:</w:t>
+      </w:r>
+      <w:r>
+        <w:t xml:space="preserve"> </w:t>
+      </w:r>
+      <w:r>
+        <w:rPr>
+          <w:rStyle w:val="VerbatimChar"/>
+        </w:rPr>
+        <w:t xml:space="preserve">uname.txt</w:t>
+      </w:r>
+      <w:r>
+        <w:t xml:space="preserve">=</w:t>
+      </w:r>
+      <w:r>
+        <w:rPr>
+          <w:rStyle w:val="VerbatimChar"/>
+        </w:rPr>
+        <w:t xml:space="preserve">Linux aarch64</w:t>
+      </w:r>
+      <w:r>
+        <w:t xml:space="preserve">;</w:t>
+      </w:r>
+      <w:r>
+        <w:t xml:space="preserve"> </w:t>
+      </w:r>
+      <w:r>
+        <w:rPr>
+          <w:rStyle w:val="VerbatimChar"/>
+        </w:rPr>
+        <w:t xml:space="preserve">tmux-version.txt</w:t>
+      </w:r>
+      <w:r>
+        <w:t xml:space="preserve">=</w:t>
+      </w:r>
+      <w:r>
+        <w:rPr>
+          <w:rStyle w:val="VerbatimChar"/>
+        </w:rPr>
+        <w:t xml:space="preserve">tmux 3.6a</w:t>
+      </w:r>
+      <w:r>
+        <w:t xml:space="preserve">;</w:t>
+      </w:r>
+      <w:r>
+        <w:t xml:space="preserve"> </w:t>
+      </w:r>
+      <w:r>
+        <w:rPr>
+          <w:rStyle w:val="VerbatimChar"/>
+        </w:rPr>
+        <w:t xml:space="preserve">elf-proof.txt</w:t>
+      </w:r>
+      <w:r>
+        <w:t xml:space="preserve"> </w:t>
+      </w:r>
+      <w:r>
+        <w:t xml:space="preserve">(ELF magic + jemalloc ldd);</w:t>
+      </w:r>
+      <w:r>
+        <w:t xml:space="preserve"> </w:t>
+      </w:r>
+      <w:r>
+        <w:rPr>
+          <w:rStyle w:val="VerbatimChar"/>
+        </w:rPr>
+        <w:t xml:space="preserve">build.log</w:t>
+      </w:r>
+      <w:r>
+        <w:t xml:space="preserve">;</w:t>
+      </w:r>
+      <w:r>
+        <w:t xml:space="preserve"> </w:t>
+      </w:r>
+      <w:r>
+        <w:rPr>
+          <w:rStyle w:val="VerbatimChar"/>
+        </w:rPr>
+        <w:t xml:space="preserve">run_all.log</w:t>
+      </w:r>
+      <w:r>
+        <w:t xml:space="preserve"> </w:t>
+      </w:r>
+      <w:r>
+        <w:t xml:space="preserve">+</w:t>
+      </w:r>
+      <w:r>
+        <w:t xml:space="preserve"> </w:t>
+      </w:r>
+      <w:r>
+        <w:rPr>
+          <w:rStyle w:val="VerbatimChar"/>
+        </w:rPr>
+        <w:t xml:space="preserve">summary.txt</w:t>
+      </w:r>
+      <w:r>
+        <w:t xml:space="preserve"> </w:t>
+      </w:r>
+      <w:r>
+        <w:t xml:space="preserve">=</w:t>
+      </w:r>
+      <w:r>
+        <w:t xml:space="preserve"> </w:t>
+      </w:r>
+      <w:r>
+        <w:rPr>
+          <w:b/>
+          <w:bCs/>
+        </w:rPr>
+        <w:t xml:space="preserve">PASS=30 / FAIL=0 / SKIP=28</w:t>
+      </w:r>
+      <w:r>
+        <w:t xml:space="preserve"> </w:t>
+      </w:r>
+      <w:r>
+        <w:t xml:space="preserve">(base image</w:t>
+      </w:r>
+      <w:r>
+        <w:t xml:space="preserve"> </w:t>
+      </w:r>
+      <w:r>
+        <w:rPr>
+          <w:rStyle w:val="VerbatimChar"/>
+        </w:rPr>
+        <w:t xml:space="preserve">ubuntu:22.04</w:t>
+      </w:r>
+      <w:r>
+        <w:t xml:space="preserve">). 28 SKIPs are honest §11.4.3/§11.4.81 topology gaps</w:t>
+      </w:r>
+      <w:r>
+        <w:t xml:space="preserve"> </w:t>
+      </w:r>
+      <w:r>
+        <w:t xml:space="preserve">(no systemd-cgroup, no physical terminal/clipboard/mouse, no host tooling); the</w:t>
+      </w:r>
+      <w:r>
+        <w:t xml:space="preserve"> </w:t>
+      </w:r>
+      <w:r>
+        <w:t xml:space="preserve">30 core tmux tests RAN + PASSED. Release notes for GitHub + GitLab at</w:t>
+      </w:r>
+      <w:r>
+        <w:t xml:space="preserve"> </w:t>
+      </w:r>
+      <w:r>
+        <w:rPr>
+          <w:rStyle w:val="VerbatimChar"/>
+        </w:rPr>
+        <w:t xml:space="preserve">docs/qa/2026-06-13-apple-container/RELEASE_NOTES.md</w:t>
+      </w:r>
+      <w:r>
+        <w:t xml:space="preserve">. Fixed.md A44; CHANGELOG</w:t>
+      </w:r>
+      <w:r>
+        <w:t xml:space="preserve"> </w:t>
+      </w:r>
+      <w:r>
+        <w:t xml:space="preserve">v1.0.22 (Sources verified 2026-06-13 against apple.github.io/container/</w:t>
+      </w:r>
+      <w:r>
+        <w:t xml:space="preserve"> </w:t>
+      </w:r>
+      <w:r>
+        <w:t xml:space="preserve">documentation/); VERSION 1.0.22/23.</w:t>
+      </w:r>
+    </w:p>
+    <w:bookmarkEnd w:id="12"/>
+    <w:bookmarkStart w:id="13" w:name="Xd81534925c34ae5326aa7db1382eeb411648bcf"/>
+    <w:p>
+      <w:pPr>
+        <w:pStyle w:val="Heading3"/>
+      </w:pPr>
+      <w:r>
         <w:t xml:space="preserve">§3.21 — Copy/paste ARCHITECTURE fix (mouse off default) + HelixCode crash forensics → v1.0.21 (2026-06-13)</w:t>
       </w:r>
     </w:p>
@@ -1475,8 +1932,8 @@
         <w:t xml:space="preserve">push to all upstreams.</w:t>
       </w:r>
     </w:p>
-    <w:bookmarkEnd w:id="12"/>
-    <w:bookmarkStart w:id="15" w:name="X25af542b0f0a7d96335459fc8710c74d859226a"/>
+    <w:bookmarkEnd w:id="13"/>
+    <w:bookmarkStart w:id="16" w:name="X25af542b0f0a7d96335459fc8710c74d859226a"/>
     <w:p>
       <w:pPr>
         <w:pStyle w:val="Heading3"/>
@@ -1505,7 +1962,7 @@
       <w:r>
         <w:t xml:space="preserve"> </w:t>
       </w:r>
-      <w:hyperlink r:id="rId13">
+      <w:hyperlink r:id="rId14">
         <w:r>
           <w:rPr>
             <w:rStyle w:val="Hyperlink"/>
@@ -1522,7 +1979,7 @@
       <w:r>
         <w:t xml:space="preserve"> </w:t>
       </w:r>
-      <w:hyperlink r:id="rId14">
+      <w:hyperlink r:id="rId15">
         <w:r>
           <w:rPr>
             <w:rStyle w:val="Hyperlink"/>
@@ -1918,8 +2375,8 @@
         <w:t xml:space="preserve">session; THEN nezha setup + validation; THEN next release.</w:t>
       </w:r>
     </w:p>
-    <w:bookmarkEnd w:id="15"/>
-    <w:bookmarkStart w:id="18" w:name="X28f5989dbd72dc834b9cc20776f8d10676b27f0"/>
+    <w:bookmarkEnd w:id="16"/>
+    <w:bookmarkStart w:id="19" w:name="X28f5989dbd72dc834b9cc20776f8d10676b27f0"/>
     <w:p>
       <w:pPr>
         <w:pStyle w:val="Heading3"/>
@@ -1948,7 +2405,7 @@
       <w:r>
         <w:t xml:space="preserve"> </w:t>
       </w:r>
-      <w:hyperlink r:id="rId16">
+      <w:hyperlink r:id="rId17">
         <w:r>
           <w:rPr>
             <w:rStyle w:val="Hyperlink"/>
@@ -1965,7 +2422,7 @@
       <w:r>
         <w:t xml:space="preserve"> </w:t>
       </w:r>
-      <w:hyperlink r:id="rId17">
+      <w:hyperlink r:id="rId18">
         <w:r>
           <w:rPr>
             <w:rStyle w:val="Hyperlink"/>
@@ -2139,8 +2596,8 @@
         <w:t xml:space="preserve">did not recur this round.</w:t>
       </w:r>
     </w:p>
-    <w:bookmarkEnd w:id="18"/>
-    <w:bookmarkStart w:id="21" w:name="X355fc9a1cf777007644228a932aa130e2c8e704"/>
+    <w:bookmarkEnd w:id="19"/>
+    <w:bookmarkStart w:id="22" w:name="X355fc9a1cf777007644228a932aa130e2c8e704"/>
     <w:p>
       <w:pPr>
         <w:pStyle w:val="Heading3"/>
@@ -2169,7 +2626,7 @@
       <w:r>
         <w:t xml:space="preserve"> </w:t>
       </w:r>
-      <w:hyperlink r:id="rId19">
+      <w:hyperlink r:id="rId20">
         <w:r>
           <w:rPr>
             <w:rStyle w:val="Hyperlink"/>
@@ -2186,7 +2643,7 @@
       <w:r>
         <w:t xml:space="preserve"> </w:t>
       </w:r>
-      <w:hyperlink r:id="rId20">
+      <w:hyperlink r:id="rId21">
         <w:r>
           <w:rPr>
             <w:rStyle w:val="Hyperlink"/>
@@ -2408,8 +2865,8 @@
         <w:t xml:space="preserve">(refresh ~/.tmux.conf), nezha headless test-56 proof, v1.0.18 release.</w:t>
       </w:r>
     </w:p>
-    <w:bookmarkEnd w:id="21"/>
-    <w:bookmarkStart w:id="24" w:name="Xebab2c91518890b5812c0749bb46435dd248681"/>
+    <w:bookmarkEnd w:id="22"/>
+    <w:bookmarkStart w:id="25" w:name="Xebab2c91518890b5812c0749bb46435dd248681"/>
     <w:p>
       <w:pPr>
         <w:pStyle w:val="Heading3"/>
@@ -2438,7 +2895,7 @@
       <w:r>
         <w:t xml:space="preserve"> </w:t>
       </w:r>
-      <w:hyperlink r:id="rId22">
+      <w:hyperlink r:id="rId23">
         <w:r>
           <w:rPr>
             <w:rStyle w:val="Hyperlink"/>
@@ -2455,7 +2912,7 @@
       <w:r>
         <w:t xml:space="preserve"> </w:t>
       </w:r>
-      <w:hyperlink r:id="rId23">
+      <w:hyperlink r:id="rId24">
         <w:r>
           <w:rPr>
             <w:rStyle w:val="Hyperlink"/>
@@ -2921,8 +3378,8 @@
         <w:t xml:space="preserve">both-host evidence, VERSION bump (1.0.17/18), gh+glab release.</w:t>
       </w:r>
     </w:p>
-    <w:bookmarkEnd w:id="24"/>
-    <w:bookmarkStart w:id="25" w:name="X4bf7be095085477ec4195c5ea33259b03408111"/>
+    <w:bookmarkEnd w:id="25"/>
+    <w:bookmarkStart w:id="26" w:name="X4bf7be095085477ec4195c5ea33259b03408111"/>
     <w:p>
       <w:pPr>
         <w:pStyle w:val="Heading3"/>
@@ -3237,8 +3694,8 @@
         <w:t xml:space="preserve">to carry every numbered anchor + canonical-authority cross-references</w:t>
       </w:r>
     </w:p>
-    <w:bookmarkEnd w:id="25"/>
-    <w:bookmarkStart w:id="26" w:name="X9597a4ec2f18a9b28ff1f606dbcb4fc46cb4e4b"/>
+    <w:bookmarkEnd w:id="26"/>
+    <w:bookmarkStart w:id="27" w:name="X9597a4ec2f18a9b28ff1f606dbcb4fc46cb4e4b"/>
     <w:p>
       <w:pPr>
         <w:pStyle w:val="Heading3"/>
@@ -3601,8 +4058,8 @@
         <w:t xml:space="preserve">3 concurrent scopes, all registered + active simultaneously ✓</w:t>
       </w:r>
     </w:p>
-    <w:bookmarkEnd w:id="26"/>
-    <w:bookmarkStart w:id="27" w:name="X06cb01c5625e5cfa81a37477bd54d4d45671fdf"/>
+    <w:bookmarkEnd w:id="27"/>
+    <w:bookmarkStart w:id="28" w:name="X06cb01c5625e5cfa81a37477bd54d4d45671fdf"/>
     <w:p>
       <w:pPr>
         <w:pStyle w:val="Heading3"/>
@@ -3783,8 +4240,8 @@
         <w:t xml:space="preserve">— Issues.md D1 (formal topology dispatch matrix)</w:t>
       </w:r>
     </w:p>
-    <w:bookmarkEnd w:id="27"/>
-    <w:bookmarkStart w:id="28" w:name="X6dbba4eb95812a90f20c800e44eb5a6a7358d51"/>
+    <w:bookmarkEnd w:id="28"/>
+    <w:bookmarkStart w:id="29" w:name="X6dbba4eb95812a90f20c800e44eb5a6a7358d51"/>
     <w:p>
       <w:pPr>
         <w:pStyle w:val="Heading3"/>
@@ -4132,8 +4589,8 @@
         <w:t xml:space="preserve">B2.</w:t>
       </w:r>
     </w:p>
-    <w:bookmarkEnd w:id="28"/>
-    <w:bookmarkStart w:id="29" w:name="Xb35b1f3f7dabbb428c448451ce7167cbe2cd4e6"/>
+    <w:bookmarkEnd w:id="29"/>
+    <w:bookmarkStart w:id="30" w:name="Xb35b1f3f7dabbb428c448451ce7167cbe2cd4e6"/>
     <w:p>
       <w:pPr>
         <w:pStyle w:val="Heading3"/>
@@ -4463,8 +4920,8 @@
         <w:t xml:space="preserve">— bump test count from 9 to 11.</w:t>
       </w:r>
     </w:p>
-    <w:bookmarkEnd w:id="29"/>
-    <w:bookmarkStart w:id="30" w:name="X2dea41730e11114ce2f1f24a9ac20830f0c6d8c"/>
+    <w:bookmarkEnd w:id="30"/>
+    <w:bookmarkStart w:id="31" w:name="X2dea41730e11114ce2f1f24a9ac20830f0c6d8c"/>
     <w:p>
       <w:pPr>
         <w:pStyle w:val="Heading3"/>
@@ -4790,8 +5247,8 @@
         <w:t xml:space="preserve">: B1 (CHAL-COVER-001), C1 (TMX-T5), C2 (TMX-T7), C3 (TMX-T8), D1 (TOPO-DISPATCH-001) moved to Fixed.md.</w:t>
       </w:r>
     </w:p>
-    <w:bookmarkEnd w:id="30"/>
-    <w:bookmarkStart w:id="32" w:name="Xa47a1f2e6aab857c5ebcc9727ef871a96653e0e"/>
+    <w:bookmarkEnd w:id="31"/>
+    <w:bookmarkStart w:id="33" w:name="Xa47a1f2e6aab857c5ebcc9727ef871a96653e0e"/>
     <w:p>
       <w:pPr>
         <w:pStyle w:val="Heading3"/>
@@ -5751,7 +6208,7 @@
       <w:r>
         <w:t xml:space="preserve"> </w:t>
       </w:r>
-      <w:hyperlink r:id="rId31">
+      <w:hyperlink r:id="rId32">
         <w:r>
           <w:rPr>
             <w:rStyle w:val="VerbatimChar"/>
@@ -8267,8 +8724,8 @@
         <w:t xml:space="preserve">itself is a §12.10 / §11.4.6 violation — opaque commit message, silent submodule mutation, no CONTINUATION update. Cannot rewrite history per §9 data safety; documenting here is the audit trail.</w:t>
       </w:r>
     </w:p>
-    <w:bookmarkEnd w:id="32"/>
-    <w:bookmarkStart w:id="33" w:name="X39a6c66e0be7f50e7d32ecd13d50cf753d128a7"/>
+    <w:bookmarkEnd w:id="33"/>
+    <w:bookmarkStart w:id="34" w:name="X39a6c66e0be7f50e7d32ecd13d50cf753d128a7"/>
     <w:p>
       <w:pPr>
         <w:pStyle w:val="Heading3"/>
@@ -8602,8 +9059,8 @@
         <w:t xml:space="preserve">§3.6: removed stale "remaining open" note.</w:t>
       </w:r>
     </w:p>
-    <w:bookmarkEnd w:id="33"/>
-    <w:bookmarkStart w:id="34" w:name="X2726eb1fde9d0d5c4232a8af5bb29bc2efcb6ea"/>
+    <w:bookmarkEnd w:id="34"/>
+    <w:bookmarkStart w:id="35" w:name="X2726eb1fde9d0d5c4232a8af5bb29bc2efcb6ea"/>
     <w:p>
       <w:pPr>
         <w:pStyle w:val="Heading3"/>
@@ -9578,8 +10035,8 @@
         <w:t xml:space="preserve">all work").</w:t>
       </w:r>
     </w:p>
-    <w:bookmarkEnd w:id="34"/>
-    <w:bookmarkStart w:id="35" w:name="X50530f0d3163508b53d4e1446abd0230469972a"/>
+    <w:bookmarkEnd w:id="35"/>
+    <w:bookmarkStart w:id="36" w:name="X50530f0d3163508b53d4e1446abd0230469972a"/>
     <w:p>
       <w:pPr>
         <w:pStyle w:val="Heading3"/>
@@ -10307,8 +10764,8 @@
         <w:t xml:space="preserve">headless).</w:t>
       </w:r>
     </w:p>
-    <w:bookmarkEnd w:id="35"/>
-    <w:bookmarkStart w:id="36" w:name="Xb6dc7ed3ec66a5d998e26a7e8534471ca2cc3e0"/>
+    <w:bookmarkEnd w:id="36"/>
+    <w:bookmarkStart w:id="37" w:name="Xb6dc7ed3ec66a5d998e26a7e8534471ca2cc3e0"/>
     <w:p>
       <w:pPr>
         <w:pStyle w:val="Heading3"/>
@@ -10748,8 +11205,8 @@
         <w:t xml:space="preserve">"Make sure we setup the new version once all done." directive.</w:t>
       </w:r>
     </w:p>
-    <w:bookmarkEnd w:id="36"/>
-    <w:bookmarkStart w:id="37" w:name="Xd3af410912ca3cafb170fb407cc411bb8aa2631"/>
+    <w:bookmarkEnd w:id="37"/>
+    <w:bookmarkStart w:id="38" w:name="Xd3af410912ca3cafb170fb407cc411bb8aa2631"/>
     <w:p>
       <w:pPr>
         <w:pStyle w:val="Heading3"/>
@@ -11172,8 +11629,8 @@
         <w:t xml:space="preserve">as deferred post-release smoke.</w:t>
       </w:r>
     </w:p>
-    <w:bookmarkEnd w:id="37"/>
-    <w:bookmarkStart w:id="38" w:name="Xd334663f66da9fbc338b039ddad8ed42ad07243"/>
+    <w:bookmarkEnd w:id="38"/>
+    <w:bookmarkStart w:id="39" w:name="Xd334663f66da9fbc338b039ddad8ed42ad07243"/>
     <w:p>
       <w:pPr>
         <w:pStyle w:val="Heading3"/>
@@ -11650,8 +12107,8 @@
         <w:t xml:space="preserve">preceded the tag; no spot-check shortcut).</w:t>
       </w:r>
     </w:p>
-    <w:bookmarkEnd w:id="38"/>
-    <w:bookmarkStart w:id="39" w:name="Xd55c57cd252c85ec7bdcd4b23e73cec6cfc2cd4"/>
+    <w:bookmarkEnd w:id="39"/>
+    <w:bookmarkStart w:id="40" w:name="Xd55c57cd252c85ec7bdcd4b23e73cec6cfc2cd4"/>
     <w:p>
       <w:pPr>
         <w:pStyle w:val="Heading3"/>
@@ -12722,8 +13179,8 @@
         <w:t xml:space="preserve">tests 09/13/14 alongside the Darwin branches running today.</w:t>
       </w:r>
     </w:p>
-    <w:bookmarkEnd w:id="39"/>
-    <w:bookmarkStart w:id="40" w:name="X572a5be484f72dd1209250eb21ec3b6cad7931d"/>
+    <w:bookmarkEnd w:id="40"/>
+    <w:bookmarkStart w:id="41" w:name="X572a5be484f72dd1209250eb21ec3b6cad7931d"/>
     <w:p>
       <w:pPr>
         <w:pStyle w:val="Heading3"/>
@@ -13671,8 +14128,8 @@
         <w:t xml:space="preserve">topology-correct), e2e 9/0/0.</w:t>
       </w:r>
     </w:p>
-    <w:bookmarkEnd w:id="40"/>
-    <w:bookmarkStart w:id="41" w:name="Xdc1f843cc4a7cc6c48cb008be32d2d72d9f426c"/>
+    <w:bookmarkEnd w:id="41"/>
+    <w:bookmarkStart w:id="42" w:name="Xdc1f843cc4a7cc6c48cb008be32d2d72d9f426c"/>
     <w:p>
       <w:pPr>
         <w:pStyle w:val="Heading3"/>
@@ -14281,9 +14738,9 @@
         <w:t xml:space="preserve">GREEN, suite PASS=13/0/SKIP=5, meta-test 18/0/6, e2e 9/0/0.</w:t>
       </w:r>
     </w:p>
-    <w:bookmarkEnd w:id="41"/>
     <w:bookmarkEnd w:id="42"/>
-    <w:bookmarkStart w:id="43" w:name="Xf9daad60751079e769ca58715403a214307050f"/>
+    <w:bookmarkEnd w:id="43"/>
+    <w:bookmarkStart w:id="44" w:name="Xf9daad60751079e769ca58715403a214307050f"/>
     <w:p>
       <w:pPr>
         <w:pStyle w:val="Heading2"/>
@@ -14925,8 +15382,8 @@
         <w:t xml:space="preserve">(2026-05-07) — Initial vasic-digital/tmux: migrated from ATMOSphere project + per-session containerization plan + 8-test verification gate.</w:t>
       </w:r>
     </w:p>
-    <w:bookmarkEnd w:id="43"/>
-    <w:bookmarkStart w:id="44" w:name="X6eb44e94951e80621b9fe10f2f53b34d95aee13"/>
+    <w:bookmarkEnd w:id="44"/>
+    <w:bookmarkStart w:id="45" w:name="X6eb44e94951e80621b9fe10f2f53b34d95aee13"/>
     <w:p>
       <w:pPr>
         <w:pStyle w:val="Heading2"/>
@@ -15055,8 +15512,8 @@
         <w:t xml:space="preserve">Update this document in the SAME commit as the work itself (§12.10 invariant)</w:t>
       </w:r>
     </w:p>
-    <w:bookmarkEnd w:id="44"/>
     <w:bookmarkEnd w:id="45"/>
+    <w:bookmarkEnd w:id="46"/>
     <w:sectPr>
       <w:footnotePr>
         <w:numRestart w:val="eachSect"/>

--- a/CONTINUATION.docx
+++ b/CONTINUATION.docx
@@ -34,7 +34,7 @@
         <w:t xml:space="preserve"> </w:t>
       </w:r>
       <w:r>
-        <w:t xml:space="preserve">2026-06-13T16:30Z</w:t>
+        <w:t xml:space="preserve">2026-06-13T18:35Z</w:t>
       </w:r>
     </w:p>
     <w:bookmarkStart w:id="9" w:name="X46e2b1e0ed863e0637bb3aab0aa22fad9aaafec"/>
@@ -1753,27 +1753,19 @@
           <w:b/>
           <w:bCs/>
         </w:rPr>
-        <w:t xml:space="preserve">Bug 1 (HelixCode session crashes the whole terminal) — OPERATOR-BLOCKED</w:t>
-      </w:r>
-      <w:r>
-        <w:rPr>
-          <w:b/>
-          <w:bCs/>
-        </w:rPr>
-        <w:t xml:space="preserve"> </w:t>
-      </w:r>
-      <w:r>
-        <w:rPr>
-          <w:b/>
-          <w:bCs/>
-        </w:rPr>
-        <w:t xml:space="preserve">(Issues.md F1).</w:t>
-      </w:r>
-      <w:r>
-        <w:t xml:space="preserve"> </w:t>
-      </w:r>
-      <w:r>
-        <w:t xml:space="preserve">Fresh</w:t>
+        <w:t xml:space="preserve">Bug 1 (HelixCode session crashes the whole terminal) — RESOLVED 2026-06-13 (operator-confirmed; Fixed.md A45)</w:t>
+      </w:r>
+      <w:r>
+        <w:t xml:space="preserve"> </w:t>
+      </w:r>
+      <w:r>
+        <w:t xml:space="preserve">— was OPERATOR-BLOCKED</w:t>
+      </w:r>
+      <w:r>
+        <w:t xml:space="preserve"> </w:t>
+      </w:r>
+      <w:r>
+        <w:t xml:space="preserve">(Issues.md F1).** Fresh</w:t>
       </w:r>
       <w:r>
         <w:t xml:space="preserve"> </w:t>

--- a/CONTINUATION.docx
+++ b/CONTINUATION.docx
@@ -13496,7 +13496,7 @@
         <w:t xml:space="preserve"> </w:t>
       </w:r>
       <w:r>
-        <w:t xml:space="preserve">seeded with 45 items (ATM-001..ATM-045)</w:t>
+        <w:t xml:space="preserve">seeded with 45 items (TMX-001..TMX-045)</w:t>
       </w:r>
       <w:r>
         <w:t xml:space="preserve"> </w:t>

--- a/CONTINUATION.docx
+++ b/CONTINUATION.docx
@@ -2,6 +2,14 @@
 <file path=word/document.xml><?xml version="1.0" encoding="utf-8"?>
 <w:document xmlns:w="http://schemas.openxmlformats.org/wordprocessingml/2006/main" xmlns:m="http://schemas.openxmlformats.org/officeDocument/2006/math" xmlns:r="http://schemas.openxmlformats.org/officeDocument/2006/relationships" xmlns:o="urn:schemas-microsoft-com:office:office" xmlns:v="urn:schemas-microsoft-com:vml" xmlns:w10="urn:schemas-microsoft-com:office:word" xmlns:a="http://schemas.openxmlformats.org/drawingml/2006/main" xmlns:pic="http://schemas.openxmlformats.org/drawingml/2006/picture" xmlns:wp="http://schemas.openxmlformats.org/drawingml/2006/wordprocessingDrawing">
   <w:body>
+    <w:p>
+      <w:pPr>
+        <w:pStyle w:val="Title"/>
+      </w:pPr>
+      <w:r>
+        <w:t xml:space="preserve">CONTINUATION</w:t>
+      </w:r>
+    </w:p>
     <w:bookmarkStart w:id="62" w:name="continuationmd--vasic-digital-tmux"/>
     <w:p>
       <w:pPr>

--- a/CONTINUATION.docx
+++ b/CONTINUATION.docx
@@ -34,7 +34,7 @@
         <w:t xml:space="preserve"> </w:t>
       </w:r>
       <w:r>
-        <w:t xml:space="preserve">2026-07-05T00:00:00Z</w:t>
+        <w:t xml:space="preserve">2026-07-05T17:30:00Z</w:t>
       </w:r>
     </w:p>
     <w:bookmarkStart w:id="9" w:name="X46e2b1e0ed863e0637bb3aab0aa22fad9aaafec"/>
@@ -339,13 +339,28 @@
                 <w:b/>
                 <w:bCs/>
               </w:rPr>
-              <w:t xml:space="preserve">1.0.29</w:t>
+              <w:t xml:space="preserve">1.0.35</w:t>
             </w:r>
             <w:r>
               <w:t xml:space="preserve"> </w:t>
             </w:r>
             <w:r>
-              <w:t xml:space="preserve">(versionCode 30) — session lifecycle (clause 1-7), cross-platform local-deps, Darwin brew, C3 prefix-agnostic, terminfo/TERM fallback. Previous: v1.0.28 (password protection).</w:t>
+              <w:t xml:space="preserve">(versionCode 36) — session-name sanitization for spaces/special characters in</w:t>
+            </w:r>
+            <w:r>
+              <w:t xml:space="preserve"> </w:t>
+            </w:r>
+            <w:r>
+              <w:rPr>
+                <w:rStyle w:val="VerbatimChar"/>
+              </w:rPr>
+              <w:t xml:space="preserve">tmx new -s NAME</w:t>
+            </w:r>
+            <w:r>
+              <w:t xml:space="preserve"> </w:t>
+            </w:r>
+            <w:r>
+              <w:t xml:space="preserve">and the interactive wizard, preserving inline colour syntax. Previous: v1.0.34 (random wizard suffix, picker, masked passwords).</w:t>
             </w:r>
           </w:p>
         </w:tc>
@@ -370,77 +385,138 @@
             </w:pPr>
             <w:r>
               <w:rPr>
-                <w:b/>
-                <w:bCs/>
+                <w:rStyle w:val="VerbatimChar"/>
               </w:rPr>
-              <w:t xml:space="preserve">test 68 PASS=78/0/0 ×3</w:t>
+              <w:t xml:space="preserve">setup.sh</w:t>
             </w:r>
             <w:r>
               <w:t xml:space="preserve"> </w:t>
             </w:r>
             <w:r>
-              <w:t xml:space="preserve">(7 clauses, real live sessions),</w:t>
+              <w:t xml:space="preserve">v1.0.35: PASS=69 FAIL=0 SKIP=13 (nezha, Linux x86_64).</w:t>
             </w:r>
             <w:r>
               <w:t xml:space="preserve"> </w:t>
             </w:r>
             <w:r>
               <w:rPr>
-                <w:b/>
-                <w:bCs/>
+                <w:rStyle w:val="VerbatimChar"/>
               </w:rPr>
-              <w:t xml:space="preserve">test 67 PASS=5/0/0 ×3</w:t>
+              <w:t xml:space="preserve">run_all.sh</w:t>
             </w:r>
             <w:r>
-              <w:t xml:space="preserve">,</w:t>
+              <w:t xml:space="preserve"> </w:t>
+            </w:r>
+            <w:r>
+              <w:t xml:space="preserve">v1.0.35: PASS=69 FAIL=0 SKIP=13.</w:t>
             </w:r>
             <w:r>
               <w:t xml:space="preserve"> </w:t>
             </w:r>
             <w:r>
               <w:rPr>
-                <w:b/>
-                <w:bCs/>
+                <w:rStyle w:val="VerbatimChar"/>
               </w:rPr>
-              <w:t xml:space="preserve">run_all PASS=52/0/13</w:t>
+              <w:t xml:space="preserve">meta_test_false_positive_proof.sh</w:t>
             </w:r>
             <w:r>
-              <w:t xml:space="preserve"> </w:t>
-            </w:r>
-            <w:r>
-              <w:t xml:space="preserve">(nezha),</w:t>
+              <w:t xml:space="preserve">: 66 mutations caught, 0 escaped, 11 skipped (M82 skipped by automated harness; manually reproduced and proven to catch). Live retest:</w:t>
             </w:r>
             <w:r>
               <w:t xml:space="preserve"> </w:t>
             </w:r>
             <w:r>
               <w:rPr>
-                <w:b/>
-                <w:bCs/>
+                <w:rStyle w:val="VerbatimChar"/>
               </w:rPr>
-              <w:t xml:space="preserve">47/0/19</w:t>
+              <w:t xml:space="preserve">tmx new -s 'hello world' -d</w:t>
             </w:r>
             <w:r>
               <w:t xml:space="preserve"> </w:t>
             </w:r>
             <w:r>
-              <w:t xml:space="preserve">(thinker),</w:t>
+              <w:t xml:space="preserve">→</w:t>
             </w:r>
             <w:r>
               <w:t xml:space="preserve"> </w:t>
             </w:r>
             <w:r>
               <w:rPr>
-                <w:b/>
-                <w:bCs/>
+                <w:rStyle w:val="VerbatimChar"/>
               </w:rPr>
-              <w:t xml:space="preserve">58/0/7</w:t>
+              <w:t xml:space="preserve">hello-world</w:t>
+            </w:r>
+            <w:r>
+              <w:t xml:space="preserve">;</w:t>
             </w:r>
             <w:r>
               <w:t xml:space="preserve"> </w:t>
             </w:r>
             <w:r>
-              <w:t xml:space="preserve">(mistborn). §1.1 meta-sweep 58/0 on f641987. 4-host §11.4.108 evidence captured.</w:t>
+              <w:rPr>
+                <w:rStyle w:val="VerbatimChar"/>
+              </w:rPr>
+              <w:t xml:space="preserve">tmx new -s '  messy! name  ' -d</w:t>
+            </w:r>
+            <w:r>
+              <w:t xml:space="preserve"> </w:t>
+            </w:r>
+            <w:r>
+              <w:t xml:space="preserve">→</w:t>
+            </w:r>
+            <w:r>
+              <w:t xml:space="preserve"> </w:t>
+            </w:r>
+            <w:r>
+              <w:rPr>
+                <w:rStyle w:val="VerbatimChar"/>
+              </w:rPr>
+              <w:t xml:space="preserve">messy-name</w:t>
+            </w:r>
+            <w:r>
+              <w:t xml:space="preserve">;</w:t>
+            </w:r>
+            <w:r>
+              <w:t xml:space="preserve"> </w:t>
+            </w:r>
+            <w:r>
+              <w:rPr>
+                <w:rStyle w:val="VerbatimChar"/>
+              </w:rPr>
+              <w:t xml:space="preserve">tmx new -s 'hello world:red' -d</w:t>
+            </w:r>
+            <w:r>
+              <w:t xml:space="preserve"> </w:t>
+            </w:r>
+            <w:r>
+              <w:t xml:space="preserve">→</w:t>
+            </w:r>
+            <w:r>
+              <w:t xml:space="preserve"> </w:t>
+            </w:r>
+            <w:r>
+              <w:rPr>
+                <w:rStyle w:val="VerbatimChar"/>
+              </w:rPr>
+              <w:t xml:space="preserve">hello-world</w:t>
+            </w:r>
+            <w:r>
+              <w:t xml:space="preserve"> </w:t>
+            </w:r>
+            <w:r>
+              <w:t xml:space="preserve">with</w:t>
+            </w:r>
+            <w:r>
+              <w:t xml:space="preserve"> </w:t>
+            </w:r>
+            <w:r>
+              <w:rPr>
+                <w:rStyle w:val="VerbatimChar"/>
+              </w:rPr>
+              <w:t xml:space="preserve">bg=red</w:t>
+            </w:r>
+            <w:r>
+              <w:t xml:space="preserve">. Release tag v1.0.35 pending commit + publish.</w:t>
             </w:r>
           </w:p>
         </w:tc>

--- a/CONTINUATION.docx
+++ b/CONTINUATION.docx
@@ -10,7 +10,7 @@
         <w:t xml:space="preserve">CONTINUATION</w:t>
       </w:r>
     </w:p>
-    <w:bookmarkStart w:id="62" w:name="continuationmd--vasic-digital-tmux"/>
+    <w:bookmarkStart w:id="63" w:name="continuationmd--vasic-digital-tmux"/>
     <w:p>
       <w:pPr>
         <w:pStyle w:val="Heading1"/>
@@ -34,7 +34,7 @@
         <w:t xml:space="preserve"> </w:t>
       </w:r>
       <w:r>
-        <w:t xml:space="preserve">2026-07-05T17:30:00Z</w:t>
+        <w:t xml:space="preserve">2026-07-22T19:05:00Z</w:t>
       </w:r>
     </w:p>
     <w:bookmarkStart w:id="9" w:name="X46e2b1e0ed863e0637bb3aab0aa22fad9aaafec"/>
@@ -339,13 +339,13 @@
                 <w:b/>
                 <w:bCs/>
               </w:rPr>
-              <w:t xml:space="preserve">1.0.35</w:t>
+              <w:t xml:space="preserve">1.0.37 prepared</w:t>
             </w:r>
             <w:r>
               <w:t xml:space="preserve"> </w:t>
             </w:r>
             <w:r>
-              <w:t xml:space="preserve">(versionCode 36) — session-name sanitization for spaces/special characters in</w:t>
+              <w:t xml:space="preserve">(versionCode 38; release tag pending operator gate) — host-adaptive CPUQuota default (cores × 15%, floor 200%) replacing the fixed 200% that was the proven root cause of progressive session sluggishness on many-core hosts (evidence</w:t>
             </w:r>
             <w:r>
               <w:t xml:space="preserve"> </w:t>
@@ -354,13 +354,10 @@
               <w:rPr>
                 <w:rStyle w:val="VerbatimChar"/>
               </w:rPr>
-              <w:t xml:space="preserve">tmx new -s NAME</w:t>
+              <w:t xml:space="preserve">docs/qa/cpu-throttle-20260722/</w:t>
             </w:r>
             <w:r>
-              <w:t xml:space="preserve"> </w:t>
-            </w:r>
-            <w:r>
-              <w:t xml:space="preserve">and the interactive wizard, preserving inline colour syntax. Previous: v1.0.34 (random wizard suffix, picker, masked passwords).</w:t>
+              <w:t xml:space="preserve">; test 86 + meta-mutation M-CPUADAPT). Previous: v1.0.36 (2026-07-17, extended-keys-format csi-u), v1.0.35 (session-name sanitization).</w:t>
             </w:r>
           </w:p>
         </w:tc>
@@ -920,7 +917,7 @@
       </w:r>
     </w:p>
     <w:bookmarkEnd w:id="11"/>
-    <w:bookmarkStart w:id="59" w:name="X9bbd2c3048cfbd7ee7622f0d2295634d9b66aad"/>
+    <w:bookmarkStart w:id="60" w:name="X9bbd2c3048cfbd7ee7622f0d2295634d9b66aad"/>
     <w:p>
       <w:pPr>
         <w:pStyle w:val="Heading2"/>
@@ -929,7 +926,278 @@
         <w:t xml:space="preserve">§3 — Active work</w:t>
       </w:r>
     </w:p>
-    <w:bookmarkStart w:id="12" w:name="Xb65c3f345dd7c62ab2a0ef1c5f583c3c0e99d8e"/>
+    <w:bookmarkStart w:id="12" w:name="Xdf4eb925d9c7e525d59394f745a4a0fd865a2fb"/>
+    <w:p>
+      <w:pPr>
+        <w:pStyle w:val="Heading3"/>
+      </w:pPr>
+      <w:r>
+        <w:t xml:space="preserve">§3.29 — Progressive-sluggishness root cause fixed: host-adaptive CPUQuota (2026-07-22) — v1.0.37 prepared</w:t>
+      </w:r>
+    </w:p>
+    <w:p>
+      <w:pPr>
+        <w:pStyle w:val="FirstParagraph"/>
+      </w:pPr>
+      <w:r>
+        <w:rPr>
+          <w:b/>
+          <w:bCs/>
+        </w:rPr>
+        <w:t xml:space="preserve">Status:</w:t>
+      </w:r>
+      <w:r>
+        <w:t xml:space="preserve"> </w:t>
+      </w:r>
+      <w:r>
+        <w:t xml:space="preserve">READY FOR RELEASE GATE — fix (adaptive quota + quota-sized</w:t>
+      </w:r>
+      <w:r>
+        <w:t xml:space="preserve"> </w:t>
+      </w:r>
+      <w:r>
+        <w:rPr>
+          <w:rStyle w:val="VerbatimChar"/>
+        </w:rPr>
+        <w:t xml:space="preserve">cpu.max.burst</w:t>
+      </w:r>
+      <w:r>
+        <w:t xml:space="preserve"> </w:t>
+      </w:r>
+      <w:r>
+        <w:t xml:space="preserve">bank) + test 86 (G1–G6) + M-CPUADAPT mutation + captured</w:t>
+      </w:r>
+      <w:r>
+        <w:t xml:space="preserve"> </w:t>
+      </w:r>
+      <w:r>
+        <w:t xml:space="preserve">evidence committed; release tag v1.0.37 (versionCode 38) awaits operator/conductor</w:t>
+      </w:r>
+      <w:r>
+        <w:t xml:space="preserve"> </w:t>
+      </w:r>
+      <w:r>
+        <w:t xml:space="preserve">approval. Live forensics (coordinator measurement arm, 2026-07-22) confirmed the</w:t>
+      </w:r>
+      <w:r>
+        <w:t xml:space="preserve"> </w:t>
+      </w:r>
+      <w:r>
+        <w:t xml:space="preserve">throttle mechanism as the dominant cause: even at 960% quota, 16.9% of periods</w:t>
+      </w:r>
+      <w:r>
+        <w:t xml:space="preserve"> </w:t>
+      </w:r>
+      <w:r>
+        <w:t xml:space="preserve">throttled during fleet bursts (avg demand 4.35 CPUs) — the burst bank closes</w:t>
+      </w:r>
+      <w:r>
+        <w:t xml:space="preserve"> </w:t>
+      </w:r>
+      <w:r>
+        <w:t xml:space="preserve">that (A/B: 33% → 0% throttled on identical spiky workload). OPEN follow-up</w:t>
+      </w:r>
+      <w:r>
+        <w:t xml:space="preserve"> </w:t>
+      </w:r>
+      <w:r>
+        <w:t xml:space="preserve">(operator decision): split the interactive tmux server into its own scope,</w:t>
+      </w:r>
+      <w:r>
+        <w:t xml:space="preserve"> </w:t>
+      </w:r>
+      <w:r>
+        <w:t xml:space="preserve">separate from the subagent fleet (changes crash-isolation topology). Root cause: fixed</w:t>
+      </w:r>
+      <w:r>
+        <w:t xml:space="preserve"> </w:t>
+      </w:r>
+      <w:r>
+        <w:rPr>
+          <w:rStyle w:val="VerbatimChar"/>
+        </w:rPr>
+        <w:t xml:space="preserve">CPUQuota=200%</w:t>
+      </w:r>
+      <w:r>
+        <w:t xml:space="preserve"> </w:t>
+      </w:r>
+      <w:r>
+        <w:t xml:space="preserve">per</w:t>
+      </w:r>
+      <w:r>
+        <w:t xml:space="preserve"> </w:t>
+      </w:r>
+      <w:r>
+        <w:rPr>
+          <w:rStyle w:val="VerbatimChar"/>
+        </w:rPr>
+        <w:t xml:space="preserve">tmx</w:t>
+      </w:r>
+      <w:r>
+        <w:t xml:space="preserve"> </w:t>
+      </w:r>
+      <w:r>
+        <w:t xml:space="preserve">scope throttled the whole</w:t>
+      </w:r>
+      <w:r>
+        <w:t xml:space="preserve"> </w:t>
+      </w:r>
+      <w:r>
+        <w:t xml:space="preserve">session tree (tmux server included) on many-core hosts — cgroup</w:t>
+      </w:r>
+      <w:r>
+        <w:t xml:space="preserve"> </w:t>
+      </w:r>
+      <w:r>
+        <w:rPr>
+          <w:rStyle w:val="VerbatimChar"/>
+        </w:rPr>
+        <w:t xml:space="preserve">cpu.stat</w:t>
+      </w:r>
+      <w:r>
+        <w:t xml:space="preserve"> </w:t>
+      </w:r>
+      <w:r>
+        <w:t xml:space="preserve">showed</w:t>
+      </w:r>
+      <w:r>
+        <w:t xml:space="preserve"> </w:t>
+      </w:r>
+      <w:r>
+        <w:t xml:space="preserve">18.8% throttled periods / 1757 s forced idle; typing echo + timer redraws froze for</w:t>
+      </w:r>
+      <w:r>
+        <w:t xml:space="preserve"> </w:t>
+      </w:r>
+      <w:r>
+        <w:t xml:space="preserve">the rest of every 100 ms CFS period. Fix:</w:t>
+      </w:r>
+      <w:r>
+        <w:t xml:space="preserve"> </w:t>
+      </w:r>
+      <w:r>
+        <w:rPr>
+          <w:rStyle w:val="VerbatimChar"/>
+        </w:rPr>
+        <w:t xml:space="preserve">_default_cpu_pct()</w:t>
+      </w:r>
+      <w:r>
+        <w:t xml:space="preserve"> </w:t>
+      </w:r>
+      <w:r>
+        <w:t xml:space="preserve">in</w:t>
+      </w:r>
+      <w:r>
+        <w:t xml:space="preserve"> </w:t>
+      </w:r>
+      <w:r>
+        <w:rPr>
+          <w:rStyle w:val="VerbatimChar"/>
+        </w:rPr>
+        <w:t xml:space="preserve">scripts/tmx.template</w:t>
+      </w:r>
+      <w:r>
+        <w:t xml:space="preserve"> </w:t>
+      </w:r>
+      <w:r>
+        <w:t xml:space="preserve">(cores × 15%, floor 200%, cap cores × 100;</w:t>
+      </w:r>
+      <w:r>
+        <w:t xml:space="preserve"> </w:t>
+      </w:r>
+      <w:r>
+        <w:rPr>
+          <w:rStyle w:val="VerbatimChar"/>
+        </w:rPr>
+        <w:t xml:space="preserve">TMX_CPU</w:t>
+      </w:r>
+      <w:r>
+        <w:t xml:space="preserve"> </w:t>
+      </w:r>
+      <w:r>
+        <w:t xml:space="preserve">override preserved;</w:t>
+      </w:r>
+      <w:r>
+        <w:t xml:space="preserve"> </w:t>
+      </w:r>
+      <w:r>
+        <w:rPr>
+          <w:rStyle w:val="VerbatimChar"/>
+        </w:rPr>
+        <w:t xml:space="preserve">TMX_CPU=auto</w:t>
+      </w:r>
+      <w:r>
+        <w:t xml:space="preserve"> </w:t>
+      </w:r>
+      <w:r>
+        <w:t xml:space="preserve">= adaptive). Evidence:</w:t>
+      </w:r>
+      <w:r>
+        <w:t xml:space="preserve"> </w:t>
+      </w:r>
+      <w:r>
+        <w:rPr>
+          <w:rStyle w:val="VerbatimChar"/>
+        </w:rPr>
+        <w:t xml:space="preserve">docs/qa/cpu-throttle-20260722/</w:t>
+      </w:r>
+      <w:r>
+        <w:t xml:space="preserve"> </w:t>
+      </w:r>
+      <w:r>
+        <w:t xml:space="preserve">(before/after throttle probes, latency series,</w:t>
+      </w:r>
+      <w:r>
+        <w:t xml:space="preserve"> </w:t>
+      </w:r>
+      <w:r>
+        <w:t xml:space="preserve">45×10 s cgroup time-series, test-86 polarity matrix). Live production scope</w:t>
+      </w:r>
+      <w:r>
+        <w:t xml:space="preserve"> </w:t>
+      </w:r>
+      <w:r>
+        <w:t xml:space="preserve">remediated in place (</w:t>
+      </w:r>
+      <w:r>
+        <w:rPr>
+          <w:rStyle w:val="VerbatimChar"/>
+        </w:rPr>
+        <w:t xml:space="preserve">cpu.max=960000</w:t>
+      </w:r>
+      <w:r>
+        <w:t xml:space="preserve">). Config-layer latency settings audited</w:t>
+      </w:r>
+      <w:r>
+        <w:t xml:space="preserve"> </w:t>
+      </w:r>
+      <w:r>
+        <w:t xml:space="preserve">already-optimal (escape-time 0, no</w:t>
+      </w:r>
+      <w:r>
+        <w:t xml:space="preserve"> </w:t>
+      </w:r>
+      <w:r>
+        <w:rPr>
+          <w:rStyle w:val="VerbatimChar"/>
+        </w:rPr>
+        <w:t xml:space="preserve">#()</w:t>
+      </w:r>
+      <w:r>
+        <w:t xml:space="preserve"> </w:t>
+      </w:r>
+      <w:r>
+        <w:t xml:space="preserve">in status) — no further change without</w:t>
+      </w:r>
+      <w:r>
+        <w:t xml:space="preserve"> </w:t>
+      </w:r>
+      <w:r>
+        <w:t xml:space="preserve">new measured evidence.</w:t>
+      </w:r>
+    </w:p>
+    <w:bookmarkEnd w:id="12"/>
+    <w:bookmarkStart w:id="13" w:name="Xb65c3f345dd7c62ab2a0ef1c5f583c3c0e99d8e"/>
     <w:p>
       <w:pPr>
         <w:pStyle w:val="Heading3"/>
@@ -1494,8 +1762,8 @@
         <w:t xml:space="preserve">new items correctly start there. NOT to be back-filled or renumbered.</w:t>
       </w:r>
     </w:p>
-    <w:bookmarkEnd w:id="12"/>
-    <w:bookmarkStart w:id="15" w:name="Xc99be99fc4d4ddd9bdb62a50c0eaef594cf0e12"/>
+    <w:bookmarkEnd w:id="13"/>
+    <w:bookmarkStart w:id="16" w:name="Xc99be99fc4d4ddd9bdb62a50c0eaef594cf0e12"/>
     <w:p>
       <w:pPr>
         <w:pStyle w:val="Heading3"/>
@@ -1566,7 +1834,7 @@
       <w:r>
         <w:t xml:space="preserve">(</w:t>
       </w:r>
-      <w:hyperlink r:id="rId13">
+      <w:hyperlink r:id="rId14">
         <w:r>
           <w:rPr>
             <w:rStyle w:val="Hyperlink"/>
@@ -1583,7 +1851,7 @@
       <w:r>
         <w:t xml:space="preserve">(</w:t>
       </w:r>
-      <w:hyperlink r:id="rId14">
+      <w:hyperlink r:id="rId15">
         <w:r>
           <w:rPr>
             <w:rStyle w:val="Hyperlink"/>
@@ -2496,8 +2764,8 @@
         <w:t xml:space="preserve">honest-gap (§11.4.81, pre-existing).</w:t>
       </w:r>
     </w:p>
-    <w:bookmarkEnd w:id="15"/>
-    <w:bookmarkStart w:id="18" w:name="X03b359be35459662ddb56e82bdd939369f35646"/>
+    <w:bookmarkEnd w:id="16"/>
+    <w:bookmarkStart w:id="19" w:name="X03b359be35459662ddb56e82bdd939369f35646"/>
     <w:p>
       <w:pPr>
         <w:pStyle w:val="Heading3"/>
@@ -2544,7 +2812,7 @@
       <w:r>
         <w:t xml:space="preserve">(</w:t>
       </w:r>
-      <w:hyperlink r:id="rId16">
+      <w:hyperlink r:id="rId17">
         <w:r>
           <w:rPr>
             <w:rStyle w:val="Hyperlink"/>
@@ -2561,7 +2829,7 @@
       <w:r>
         <w:t xml:space="preserve">(</w:t>
       </w:r>
-      <w:hyperlink r:id="rId17">
+      <w:hyperlink r:id="rId18">
         <w:r>
           <w:rPr>
             <w:rStyle w:val="Hyperlink"/>
@@ -3331,8 +3599,8 @@
         <w:t xml:space="preserve">completed 2026-06-19 post-tag (verified 49/0/14 + meta 37/0/17).</w:t>
       </w:r>
     </w:p>
-    <w:bookmarkEnd w:id="18"/>
-    <w:bookmarkStart w:id="21" w:name="X6dc6391fed41a138dba4e9c5c0ce22ed7de669c"/>
+    <w:bookmarkEnd w:id="19"/>
+    <w:bookmarkStart w:id="22" w:name="X6dc6391fed41a138dba4e9c5c0ce22ed7de669c"/>
     <w:p>
       <w:pPr>
         <w:pStyle w:val="Heading3"/>
@@ -3391,7 +3659,7 @@
       <w:r>
         <w:t xml:space="preserve">(</w:t>
       </w:r>
-      <w:hyperlink r:id="rId19">
+      <w:hyperlink r:id="rId20">
         <w:r>
           <w:rPr>
             <w:rStyle w:val="Hyperlink"/>
@@ -3408,7 +3676,7 @@
       <w:r>
         <w:t xml:space="preserve">(</w:t>
       </w:r>
-      <w:hyperlink r:id="rId20">
+      <w:hyperlink r:id="rId21">
         <w:r>
           <w:rPr>
             <w:rStyle w:val="Hyperlink"/>
@@ -3680,8 +3948,8 @@
         <w:t xml:space="preserve">Release tag, deploy on Mistborn + mistborn.local.</w:t>
       </w:r>
     </w:p>
-    <w:bookmarkEnd w:id="21"/>
-    <w:bookmarkStart w:id="24" w:name="X873cbf698a510ef717e7354560e44569e4e43da"/>
+    <w:bookmarkEnd w:id="22"/>
+    <w:bookmarkStart w:id="25" w:name="X873cbf698a510ef717e7354560e44569e4e43da"/>
     <w:p>
       <w:pPr>
         <w:pStyle w:val="Heading3"/>
@@ -3725,7 +3993,7 @@
       <w:r>
         <w:t xml:space="preserve">(</w:t>
       </w:r>
-      <w:hyperlink r:id="rId22">
+      <w:hyperlink r:id="rId23">
         <w:r>
           <w:rPr>
             <w:rStyle w:val="Hyperlink"/>
@@ -3742,7 +4010,7 @@
       <w:r>
         <w:t xml:space="preserve">(</w:t>
       </w:r>
-      <w:hyperlink r:id="rId23">
+      <w:hyperlink r:id="rId24">
         <w:r>
           <w:rPr>
             <w:rStyle w:val="Hyperlink"/>
@@ -4360,8 +4628,8 @@
         <w:t xml:space="preserve">to promote tests 08/12/14 from SKIP to PASS.</w:t>
       </w:r>
     </w:p>
-    <w:bookmarkEnd w:id="24"/>
-    <w:bookmarkStart w:id="25" w:name="Xd107a0e56eee99d9f411468eb5230f3cca47955"/>
+    <w:bookmarkEnd w:id="25"/>
+    <w:bookmarkStart w:id="26" w:name="Xd107a0e56eee99d9f411468eb5230f3cca47955"/>
     <w:p>
       <w:pPr>
         <w:pStyle w:val="Heading3"/>
@@ -4424,8 +4692,8 @@
         <w:t xml:space="preserve">Containers pointer 61e01dc → 18ed03d (pushed github+gitlab).</w:t>
       </w:r>
     </w:p>
-    <w:bookmarkEnd w:id="25"/>
-    <w:bookmarkStart w:id="26" w:name="X49a13ba3f36a05503543cced85cd6ad81c8b17d"/>
+    <w:bookmarkEnd w:id="26"/>
+    <w:bookmarkStart w:id="27" w:name="X49a13ba3f36a05503543cced85cd6ad81c8b17d"/>
     <w:p>
       <w:pPr>
         <w:pStyle w:val="Heading3"/>
@@ -5149,8 +5417,8 @@
         <w:t xml:space="preserve">none. The binary is on-demand ("when and if we need it").</w:t>
       </w:r>
     </w:p>
-    <w:bookmarkEnd w:id="26"/>
-    <w:bookmarkStart w:id="27" w:name="X95a9abd6e56d4fd0395b3cfffd354c65eb3558e"/>
+    <w:bookmarkEnd w:id="27"/>
+    <w:bookmarkStart w:id="28" w:name="X95a9abd6e56d4fd0395b3cfffd354c65eb3558e"/>
     <w:p>
       <w:pPr>
         <w:pStyle w:val="Heading3"/>
@@ -5459,8 +5727,8 @@
         <w:t xml:space="preserve">(root/setcap), GUI/clipboard/remote/DB opt-ins.</w:t>
       </w:r>
     </w:p>
-    <w:bookmarkEnd w:id="27"/>
-    <w:bookmarkStart w:id="28" w:name="Xbbf4fa0d3b9e324912656094fd0249ad7d51414"/>
+    <w:bookmarkEnd w:id="28"/>
+    <w:bookmarkStart w:id="29" w:name="Xbbf4fa0d3b9e324912656094fd0249ad7d51414"/>
     <w:p>
       <w:pPr>
         <w:pStyle w:val="Heading3"/>
@@ -5916,8 +6184,8 @@
         <w:t xml:space="preserve">documentation/); VERSION 1.0.22/23.</w:t>
       </w:r>
     </w:p>
-    <w:bookmarkEnd w:id="28"/>
-    <w:bookmarkStart w:id="29" w:name="Xd81534925c34ae5326aa7db1382eeb411648bcf"/>
+    <w:bookmarkEnd w:id="29"/>
+    <w:bookmarkStart w:id="30" w:name="Xd81534925c34ae5326aa7db1382eeb411648bcf"/>
     <w:p>
       <w:pPr>
         <w:pStyle w:val="Heading3"/>
@@ -6445,8 +6713,8 @@
         <w:t xml:space="preserve">push to all upstreams.</w:t>
       </w:r>
     </w:p>
-    <w:bookmarkEnd w:id="29"/>
-    <w:bookmarkStart w:id="32" w:name="X25af542b0f0a7d96335459fc8710c74d859226a"/>
+    <w:bookmarkEnd w:id="30"/>
+    <w:bookmarkStart w:id="33" w:name="X25af542b0f0a7d96335459fc8710c74d859226a"/>
     <w:p>
       <w:pPr>
         <w:pStyle w:val="Heading3"/>
@@ -6475,7 +6743,7 @@
       <w:r>
         <w:t xml:space="preserve"> </w:t>
       </w:r>
-      <w:hyperlink r:id="rId30">
+      <w:hyperlink r:id="rId31">
         <w:r>
           <w:rPr>
             <w:rStyle w:val="Hyperlink"/>
@@ -6492,7 +6760,7 @@
       <w:r>
         <w:t xml:space="preserve"> </w:t>
       </w:r>
-      <w:hyperlink r:id="rId31">
+      <w:hyperlink r:id="rId32">
         <w:r>
           <w:rPr>
             <w:rStyle w:val="Hyperlink"/>
@@ -6888,8 +7156,8 @@
         <w:t xml:space="preserve">session; THEN nezha setup + validation; THEN next release.</w:t>
       </w:r>
     </w:p>
-    <w:bookmarkEnd w:id="32"/>
-    <w:bookmarkStart w:id="35" w:name="X28f5989dbd72dc834b9cc20776f8d10676b27f0"/>
+    <w:bookmarkEnd w:id="33"/>
+    <w:bookmarkStart w:id="36" w:name="X28f5989dbd72dc834b9cc20776f8d10676b27f0"/>
     <w:p>
       <w:pPr>
         <w:pStyle w:val="Heading3"/>
@@ -6918,7 +7186,7 @@
       <w:r>
         <w:t xml:space="preserve"> </w:t>
       </w:r>
-      <w:hyperlink r:id="rId33">
+      <w:hyperlink r:id="rId34">
         <w:r>
           <w:rPr>
             <w:rStyle w:val="Hyperlink"/>
@@ -6935,7 +7203,7 @@
       <w:r>
         <w:t xml:space="preserve"> </w:t>
       </w:r>
-      <w:hyperlink r:id="rId34">
+      <w:hyperlink r:id="rId35">
         <w:r>
           <w:rPr>
             <w:rStyle w:val="Hyperlink"/>
@@ -7109,8 +7377,8 @@
         <w:t xml:space="preserve">did not recur this round.</w:t>
       </w:r>
     </w:p>
-    <w:bookmarkEnd w:id="35"/>
-    <w:bookmarkStart w:id="38" w:name="X355fc9a1cf777007644228a932aa130e2c8e704"/>
+    <w:bookmarkEnd w:id="36"/>
+    <w:bookmarkStart w:id="39" w:name="X355fc9a1cf777007644228a932aa130e2c8e704"/>
     <w:p>
       <w:pPr>
         <w:pStyle w:val="Heading3"/>
@@ -7139,7 +7407,7 @@
       <w:r>
         <w:t xml:space="preserve"> </w:t>
       </w:r>
-      <w:hyperlink r:id="rId36">
+      <w:hyperlink r:id="rId37">
         <w:r>
           <w:rPr>
             <w:rStyle w:val="Hyperlink"/>
@@ -7156,7 +7424,7 @@
       <w:r>
         <w:t xml:space="preserve"> </w:t>
       </w:r>
-      <w:hyperlink r:id="rId37">
+      <w:hyperlink r:id="rId38">
         <w:r>
           <w:rPr>
             <w:rStyle w:val="Hyperlink"/>
@@ -7378,8 +7646,8 @@
         <w:t xml:space="preserve">(refresh ~/.tmux.conf), nezha headless test-56 proof, v1.0.18 release.</w:t>
       </w:r>
     </w:p>
-    <w:bookmarkEnd w:id="38"/>
-    <w:bookmarkStart w:id="41" w:name="Xebab2c91518890b5812c0749bb46435dd248681"/>
+    <w:bookmarkEnd w:id="39"/>
+    <w:bookmarkStart w:id="42" w:name="Xebab2c91518890b5812c0749bb46435dd248681"/>
     <w:p>
       <w:pPr>
         <w:pStyle w:val="Heading3"/>
@@ -7408,7 +7676,7 @@
       <w:r>
         <w:t xml:space="preserve"> </w:t>
       </w:r>
-      <w:hyperlink r:id="rId39">
+      <w:hyperlink r:id="rId40">
         <w:r>
           <w:rPr>
             <w:rStyle w:val="Hyperlink"/>
@@ -7425,7 +7693,7 @@
       <w:r>
         <w:t xml:space="preserve"> </w:t>
       </w:r>
-      <w:hyperlink r:id="rId40">
+      <w:hyperlink r:id="rId41">
         <w:r>
           <w:rPr>
             <w:rStyle w:val="Hyperlink"/>
@@ -7891,8 +8159,8 @@
         <w:t xml:space="preserve">both-host evidence, VERSION bump (1.0.17/18), gh+glab release.</w:t>
       </w:r>
     </w:p>
-    <w:bookmarkEnd w:id="41"/>
-    <w:bookmarkStart w:id="42" w:name="X4bf7be095085477ec4195c5ea33259b03408111"/>
+    <w:bookmarkEnd w:id="42"/>
+    <w:bookmarkStart w:id="43" w:name="X4bf7be095085477ec4195c5ea33259b03408111"/>
     <w:p>
       <w:pPr>
         <w:pStyle w:val="Heading3"/>
@@ -8207,8 +8475,8 @@
         <w:t xml:space="preserve">to carry every numbered anchor + canonical-authority cross-references</w:t>
       </w:r>
     </w:p>
-    <w:bookmarkEnd w:id="42"/>
-    <w:bookmarkStart w:id="43" w:name="X9597a4ec2f18a9b28ff1f606dbcb4fc46cb4e4b"/>
+    <w:bookmarkEnd w:id="43"/>
+    <w:bookmarkStart w:id="44" w:name="X9597a4ec2f18a9b28ff1f606dbcb4fc46cb4e4b"/>
     <w:p>
       <w:pPr>
         <w:pStyle w:val="Heading3"/>
@@ -8571,8 +8839,8 @@
         <w:t xml:space="preserve">3 concurrent scopes, all registered + active simultaneously ✓</w:t>
       </w:r>
     </w:p>
-    <w:bookmarkEnd w:id="43"/>
-    <w:bookmarkStart w:id="44" w:name="X06cb01c5625e5cfa81a37477bd54d4d45671fdf"/>
+    <w:bookmarkEnd w:id="44"/>
+    <w:bookmarkStart w:id="45" w:name="X06cb01c5625e5cfa81a37477bd54d4d45671fdf"/>
     <w:p>
       <w:pPr>
         <w:pStyle w:val="Heading3"/>
@@ -8753,8 +9021,8 @@
         <w:t xml:space="preserve">— Issues.md D1 (formal topology dispatch matrix)</w:t>
       </w:r>
     </w:p>
-    <w:bookmarkEnd w:id="44"/>
-    <w:bookmarkStart w:id="45" w:name="X6dbba4eb95812a90f20c800e44eb5a6a7358d51"/>
+    <w:bookmarkEnd w:id="45"/>
+    <w:bookmarkStart w:id="46" w:name="X6dbba4eb95812a90f20c800e44eb5a6a7358d51"/>
     <w:p>
       <w:pPr>
         <w:pStyle w:val="Heading3"/>
@@ -9102,8 +9370,8 @@
         <w:t xml:space="preserve">B2.</w:t>
       </w:r>
     </w:p>
-    <w:bookmarkEnd w:id="45"/>
-    <w:bookmarkStart w:id="46" w:name="Xb35b1f3f7dabbb428c448451ce7167cbe2cd4e6"/>
+    <w:bookmarkEnd w:id="46"/>
+    <w:bookmarkStart w:id="47" w:name="Xb35b1f3f7dabbb428c448451ce7167cbe2cd4e6"/>
     <w:p>
       <w:pPr>
         <w:pStyle w:val="Heading3"/>
@@ -9433,8 +9701,8 @@
         <w:t xml:space="preserve">— bump test count from 9 to 11.</w:t>
       </w:r>
     </w:p>
-    <w:bookmarkEnd w:id="46"/>
-    <w:bookmarkStart w:id="47" w:name="X2dea41730e11114ce2f1f24a9ac20830f0c6d8c"/>
+    <w:bookmarkEnd w:id="47"/>
+    <w:bookmarkStart w:id="48" w:name="X2dea41730e11114ce2f1f24a9ac20830f0c6d8c"/>
     <w:p>
       <w:pPr>
         <w:pStyle w:val="Heading3"/>
@@ -9760,8 +10028,8 @@
         <w:t xml:space="preserve">: B1 (CHAL-COVER-001), C1 (TMX-T5), C2 (TMX-T7), C3 (TMX-T8), D1 (TOPO-DISPATCH-001) moved to Fixed.md.</w:t>
       </w:r>
     </w:p>
-    <w:bookmarkEnd w:id="47"/>
-    <w:bookmarkStart w:id="49" w:name="Xa47a1f2e6aab857c5ebcc9727ef871a96653e0e"/>
+    <w:bookmarkEnd w:id="48"/>
+    <w:bookmarkStart w:id="50" w:name="Xa47a1f2e6aab857c5ebcc9727ef871a96653e0e"/>
     <w:p>
       <w:pPr>
         <w:pStyle w:val="Heading3"/>
@@ -10721,7 +10989,7 @@
       <w:r>
         <w:t xml:space="preserve"> </w:t>
       </w:r>
-      <w:hyperlink r:id="rId48">
+      <w:hyperlink r:id="rId49">
         <w:r>
           <w:rPr>
             <w:rStyle w:val="VerbatimChar"/>
@@ -13237,8 +13505,8 @@
         <w:t xml:space="preserve">itself is a §12.10 / §11.4.6 violation — opaque commit message, silent submodule mutation, no CONTINUATION update. Cannot rewrite history per §9 data safety; documenting here is the audit trail.</w:t>
       </w:r>
     </w:p>
-    <w:bookmarkEnd w:id="49"/>
-    <w:bookmarkStart w:id="50" w:name="X39a6c66e0be7f50e7d32ecd13d50cf753d128a7"/>
+    <w:bookmarkEnd w:id="50"/>
+    <w:bookmarkStart w:id="51" w:name="X39a6c66e0be7f50e7d32ecd13d50cf753d128a7"/>
     <w:p>
       <w:pPr>
         <w:pStyle w:val="Heading3"/>
@@ -13572,8 +13840,8 @@
         <w:t xml:space="preserve">§3.6: removed stale "remaining open" note.</w:t>
       </w:r>
     </w:p>
-    <w:bookmarkEnd w:id="50"/>
-    <w:bookmarkStart w:id="51" w:name="X2726eb1fde9d0d5c4232a8af5bb29bc2efcb6ea"/>
+    <w:bookmarkEnd w:id="51"/>
+    <w:bookmarkStart w:id="52" w:name="X2726eb1fde9d0d5c4232a8af5bb29bc2efcb6ea"/>
     <w:p>
       <w:pPr>
         <w:pStyle w:val="Heading3"/>
@@ -14548,8 +14816,8 @@
         <w:t xml:space="preserve">all work").</w:t>
       </w:r>
     </w:p>
-    <w:bookmarkEnd w:id="51"/>
-    <w:bookmarkStart w:id="52" w:name="X50530f0d3163508b53d4e1446abd0230469972a"/>
+    <w:bookmarkEnd w:id="52"/>
+    <w:bookmarkStart w:id="53" w:name="X50530f0d3163508b53d4e1446abd0230469972a"/>
     <w:p>
       <w:pPr>
         <w:pStyle w:val="Heading3"/>
@@ -15277,8 +15545,8 @@
         <w:t xml:space="preserve">headless).</w:t>
       </w:r>
     </w:p>
-    <w:bookmarkEnd w:id="52"/>
-    <w:bookmarkStart w:id="53" w:name="Xb6dc7ed3ec66a5d998e26a7e8534471ca2cc3e0"/>
+    <w:bookmarkEnd w:id="53"/>
+    <w:bookmarkStart w:id="54" w:name="Xb6dc7ed3ec66a5d998e26a7e8534471ca2cc3e0"/>
     <w:p>
       <w:pPr>
         <w:pStyle w:val="Heading3"/>
@@ -15718,8 +15986,8 @@
         <w:t xml:space="preserve">"Make sure we setup the new version once all done." directive.</w:t>
       </w:r>
     </w:p>
-    <w:bookmarkEnd w:id="53"/>
-    <w:bookmarkStart w:id="54" w:name="Xd3af410912ca3cafb170fb407cc411bb8aa2631"/>
+    <w:bookmarkEnd w:id="54"/>
+    <w:bookmarkStart w:id="55" w:name="Xd3af410912ca3cafb170fb407cc411bb8aa2631"/>
     <w:p>
       <w:pPr>
         <w:pStyle w:val="Heading3"/>
@@ -16142,8 +16410,8 @@
         <w:t xml:space="preserve">as deferred post-release smoke.</w:t>
       </w:r>
     </w:p>
-    <w:bookmarkEnd w:id="54"/>
-    <w:bookmarkStart w:id="55" w:name="Xd334663f66da9fbc338b039ddad8ed42ad07243"/>
+    <w:bookmarkEnd w:id="55"/>
+    <w:bookmarkStart w:id="56" w:name="Xd334663f66da9fbc338b039ddad8ed42ad07243"/>
     <w:p>
       <w:pPr>
         <w:pStyle w:val="Heading3"/>
@@ -16620,8 +16888,8 @@
         <w:t xml:space="preserve">preceded the tag; no spot-check shortcut).</w:t>
       </w:r>
     </w:p>
-    <w:bookmarkEnd w:id="55"/>
-    <w:bookmarkStart w:id="56" w:name="Xd55c57cd252c85ec7bdcd4b23e73cec6cfc2cd4"/>
+    <w:bookmarkEnd w:id="56"/>
+    <w:bookmarkStart w:id="57" w:name="Xd55c57cd252c85ec7bdcd4b23e73cec6cfc2cd4"/>
     <w:p>
       <w:pPr>
         <w:pStyle w:val="Heading3"/>
@@ -17692,8 +17960,8 @@
         <w:t xml:space="preserve">tests 09/13/14 alongside the Darwin branches running today.</w:t>
       </w:r>
     </w:p>
-    <w:bookmarkEnd w:id="56"/>
-    <w:bookmarkStart w:id="57" w:name="X572a5be484f72dd1209250eb21ec3b6cad7931d"/>
+    <w:bookmarkEnd w:id="57"/>
+    <w:bookmarkStart w:id="58" w:name="X572a5be484f72dd1209250eb21ec3b6cad7931d"/>
     <w:p>
       <w:pPr>
         <w:pStyle w:val="Heading3"/>
@@ -18641,8 +18909,8 @@
         <w:t xml:space="preserve">topology-correct), e2e 9/0/0.</w:t>
       </w:r>
     </w:p>
-    <w:bookmarkEnd w:id="57"/>
-    <w:bookmarkStart w:id="58" w:name="Xdc1f843cc4a7cc6c48cb008be32d2d72d9f426c"/>
+    <w:bookmarkEnd w:id="58"/>
+    <w:bookmarkStart w:id="59" w:name="Xdc1f843cc4a7cc6c48cb008be32d2d72d9f426c"/>
     <w:p>
       <w:pPr>
         <w:pStyle w:val="Heading3"/>
@@ -19251,9 +19519,9 @@
         <w:t xml:space="preserve">GREEN, suite PASS=13/0/SKIP=5, meta-test 18/0/6, e2e 9/0/0.</w:t>
       </w:r>
     </w:p>
-    <w:bookmarkEnd w:id="58"/>
     <w:bookmarkEnd w:id="59"/>
-    <w:bookmarkStart w:id="60" w:name="Xf9daad60751079e769ca58715403a214307050f"/>
+    <w:bookmarkEnd w:id="60"/>
+    <w:bookmarkStart w:id="61" w:name="Xf9daad60751079e769ca58715403a214307050f"/>
     <w:p>
       <w:pPr>
         <w:pStyle w:val="Heading2"/>
@@ -19895,8 +20163,8 @@
         <w:t xml:space="preserve">(2026-05-07) — Initial vasic-digital/tmux: migrated from ATMOSphere project + per-session containerization plan + 8-test verification gate.</w:t>
       </w:r>
     </w:p>
-    <w:bookmarkEnd w:id="60"/>
-    <w:bookmarkStart w:id="61" w:name="X6eb44e94951e80621b9fe10f2f53b34d95aee13"/>
+    <w:bookmarkEnd w:id="61"/>
+    <w:bookmarkStart w:id="62" w:name="X6eb44e94951e80621b9fe10f2f53b34d95aee13"/>
     <w:p>
       <w:pPr>
         <w:pStyle w:val="Heading2"/>
@@ -20025,8 +20293,8 @@
         <w:t xml:space="preserve">Update this document in the SAME commit as the work itself (§12.10 invariant)</w:t>
       </w:r>
     </w:p>
-    <w:bookmarkEnd w:id="61"/>
     <w:bookmarkEnd w:id="62"/>
+    <w:bookmarkEnd w:id="63"/>
     <w:sectPr>
       <w:footnotePr>
         <w:numRestart w:val="eachSect"/>

--- a/CONTINUATION.docx
+++ b/CONTINUATION.docx
@@ -926,13 +926,13 @@
         <w:t xml:space="preserve">§3 — Active work</w:t>
       </w:r>
     </w:p>
-    <w:bookmarkStart w:id="12" w:name="Xdf4eb925d9c7e525d59394f745a4a0fd865a2fb"/>
+    <w:bookmarkStart w:id="12" w:name="Xab827152b68b79c8a505e71d2ee38cf542aaa18"/>
     <w:p>
       <w:pPr>
         <w:pStyle w:val="Heading3"/>
       </w:pPr>
       <w:r>
-        <w:t xml:space="preserve">§3.29 — Progressive-sluggishness root cause fixed: host-adaptive CPUQuota (2026-07-22) — v1.0.37 prepared</w:t>
+        <w:t xml:space="preserve">§3.30 — Progressive-sluggishness root cause fixed: host-adaptive CPUQuota (2026-07-23) — v1.0.37 released</w:t>
       </w:r>
     </w:p>
     <w:p>

--- a/CONTINUATION.docx
+++ b/CONTINUATION.docx
@@ -34,7 +34,7 @@
         <w:t xml:space="preserve"> </w:t>
       </w:r>
       <w:r>
-        <w:t xml:space="preserve">2026-07-22T19:05:00Z</w:t>
+        <w:t xml:space="preserve">2026-08-10T00:00:00Z</w:t>
       </w:r>
     </w:p>
     <w:bookmarkStart w:id="9" w:name="X46e2b1e0ed863e0637bb3aab0aa22fad9aaafec"/>
@@ -339,13 +339,13 @@
                 <w:b/>
                 <w:bCs/>
               </w:rPr>
-              <w:t xml:space="preserve">1.0.37 prepared</w:t>
+              <w:t xml:space="preserve">1.0.39</w:t>
             </w:r>
             <w:r>
               <w:t xml:space="preserve"> </w:t>
             </w:r>
             <w:r>
-              <w:t xml:space="preserve">(versionCode 38; release tag pending operator gate) — host-adaptive CPUQuota default (cores × 15%, floor 200%) replacing the fixed 200% that was the proven root cause of progressive session sluggishness on many-core hosts (evidence</w:t>
+              <w:t xml:space="preserve">(versionCode 40) — NO resource or lifetime limit by default: CPU/tasks/session-lifetime brought into the same fully-elastic-by-default, opt-in-only model memory already used (root cause of "sessions/processes killed despite ample host capacity" — dominant cause was the idle-recycler defaulting ON at 900s). See §3 top entry +</w:t>
             </w:r>
             <w:r>
               <w:t xml:space="preserve"> </w:t>
@@ -354,10 +354,13 @@
               <w:rPr>
                 <w:rStyle w:val="VerbatimChar"/>
               </w:rPr>
-              <w:t xml:space="preserve">docs/qa/cpu-throttle-20260722/</w:t>
+              <w:t xml:space="preserve">Fixed.md</w:t>
             </w:r>
             <w:r>
-              <w:t xml:space="preserve">; test 86 + meta-mutation M-CPUADAPT). Previous: v1.0.36 (2026-07-17, extended-keys-format csi-u), v1.0.35 (session-name sanitization).</w:t>
+              <w:t xml:space="preserve"> </w:t>
+            </w:r>
+            <w:r>
+              <w:t xml:space="preserve">§H (TMX-079). Previous: v1.0.38 (TMX-076/077, scope-independent collision guard + meta-test mutations); v1.0.37 (host-adaptive CPUQuota default, interactive server-scope split TMX_SERVER_SPLIT=1, TMX_CLASSIFICATION export, OOM score adjustment).</w:t>
             </w:r>
           </w:p>
         </w:tc>
@@ -370,7 +373,7 @@
               <w:pStyle w:val="Compact"/>
             </w:pPr>
             <w:r>
-              <w:t xml:space="preserve">Verification (this cycle)</w:t>
+              <w:t xml:space="preserve">Verification (this cycle, v1.0.39)</w:t>
             </w:r>
           </w:p>
         </w:tc>
@@ -381,16 +384,7 @@
               <w:pStyle w:val="Compact"/>
             </w:pPr>
             <w:r>
-              <w:rPr>
-                <w:rStyle w:val="VerbatimChar"/>
-              </w:rPr>
-              <w:t xml:space="preserve">setup.sh</w:t>
-            </w:r>
-            <w:r>
-              <w:t xml:space="preserve"> </w:t>
-            </w:r>
-            <w:r>
-              <w:t xml:space="preserve">v1.0.35: PASS=69 FAIL=0 SKIP=13 (nezha, Linux x86_64).</w:t>
+              <w:t xml:space="preserve">No-limits-by-default fix validated: new test 88 (§11.4.115 RED/GREEN, live cgroup + tmux-hook readback) PASS=9/FAIL=0/SKIP=0; tests 09/13/15/86/87 reconciled (§11.4.120); final clean full-suite retest PASS=66/FAIL=6/SKIP=14 (all 6 failures independently confirmed pre-existing/unrelated via baseline A/B — §11.4.114); meta-test mutations</w:t>
             </w:r>
             <w:r>
               <w:t xml:space="preserve"> </w:t>
@@ -399,13 +393,13 @@
               <w:rPr>
                 <w:rStyle w:val="VerbatimChar"/>
               </w:rPr>
-              <w:t xml:space="preserve">run_all.sh</w:t>
+              <w:t xml:space="preserve">M-NOLIMITS</w:t>
             </w:r>
             <w:r>
               <w:t xml:space="preserve"> </w:t>
             </w:r>
             <w:r>
-              <w:t xml:space="preserve">v1.0.35: PASS=69 FAIL=0 SKIP=13.</w:t>
+              <w:t xml:space="preserve">(new) +</w:t>
             </w:r>
             <w:r>
               <w:t xml:space="preserve"> </w:t>
@@ -414,10 +408,13 @@
               <w:rPr>
                 <w:rStyle w:val="VerbatimChar"/>
               </w:rPr>
-              <w:t xml:space="preserve">meta_test_false_positive_proof.sh</w:t>
+              <w:t xml:space="preserve">M-CPUADAPT</w:t>
             </w:r>
             <w:r>
-              <w:t xml:space="preserve">: 66 mutations caught, 0 escaped, 11 skipped (M82 skipped by automated harness; manually reproduced and proven to catch). Live retest:</w:t>
+              <w:t xml:space="preserve"> </w:t>
+            </w:r>
+            <w:r>
+              <w:t xml:space="preserve">(fixed) both proven to bite live; 3-round independent code review (Fable model) reached clean GO. Full detail:</w:t>
             </w:r>
             <w:r>
               <w:t xml:space="preserve"> </w:t>
@@ -426,94 +423,13 @@
               <w:rPr>
                 <w:rStyle w:val="VerbatimChar"/>
               </w:rPr>
-              <w:t xml:space="preserve">tmx new -s 'hello world' -d</w:t>
+              <w:t xml:space="preserve">Fixed.md</w:t>
             </w:r>
             <w:r>
               <w:t xml:space="preserve"> </w:t>
             </w:r>
             <w:r>
-              <w:t xml:space="preserve">→</w:t>
-            </w:r>
-            <w:r>
-              <w:t xml:space="preserve"> </w:t>
-            </w:r>
-            <w:r>
-              <w:rPr>
-                <w:rStyle w:val="VerbatimChar"/>
-              </w:rPr>
-              <w:t xml:space="preserve">hello-world</w:t>
-            </w:r>
-            <w:r>
-              <w:t xml:space="preserve">;</w:t>
-            </w:r>
-            <w:r>
-              <w:t xml:space="preserve"> </w:t>
-            </w:r>
-            <w:r>
-              <w:rPr>
-                <w:rStyle w:val="VerbatimChar"/>
-              </w:rPr>
-              <w:t xml:space="preserve">tmx new -s '  messy! name  ' -d</w:t>
-            </w:r>
-            <w:r>
-              <w:t xml:space="preserve"> </w:t>
-            </w:r>
-            <w:r>
-              <w:t xml:space="preserve">→</w:t>
-            </w:r>
-            <w:r>
-              <w:t xml:space="preserve"> </w:t>
-            </w:r>
-            <w:r>
-              <w:rPr>
-                <w:rStyle w:val="VerbatimChar"/>
-              </w:rPr>
-              <w:t xml:space="preserve">messy-name</w:t>
-            </w:r>
-            <w:r>
-              <w:t xml:space="preserve">;</w:t>
-            </w:r>
-            <w:r>
-              <w:t xml:space="preserve"> </w:t>
-            </w:r>
-            <w:r>
-              <w:rPr>
-                <w:rStyle w:val="VerbatimChar"/>
-              </w:rPr>
-              <w:t xml:space="preserve">tmx new -s 'hello world:red' -d</w:t>
-            </w:r>
-            <w:r>
-              <w:t xml:space="preserve"> </w:t>
-            </w:r>
-            <w:r>
-              <w:t xml:space="preserve">→</w:t>
-            </w:r>
-            <w:r>
-              <w:t xml:space="preserve"> </w:t>
-            </w:r>
-            <w:r>
-              <w:rPr>
-                <w:rStyle w:val="VerbatimChar"/>
-              </w:rPr>
-              <w:t xml:space="preserve">hello-world</w:t>
-            </w:r>
-            <w:r>
-              <w:t xml:space="preserve"> </w:t>
-            </w:r>
-            <w:r>
-              <w:t xml:space="preserve">with</w:t>
-            </w:r>
-            <w:r>
-              <w:t xml:space="preserve"> </w:t>
-            </w:r>
-            <w:r>
-              <w:rPr>
-                <w:rStyle w:val="VerbatimChar"/>
-              </w:rPr>
-              <w:t xml:space="preserve">bg=red</w:t>
-            </w:r>
-            <w:r>
-              <w:t xml:space="preserve">. Release tag v1.0.35 pending commit + publish.</w:t>
+              <w:t xml:space="preserve">§H (TMX-079). (Prior cycle, v1.0.37: host-adaptive CPUQuota validated live on the 64-core fleet, 200%→960% dropped CFS throttle 18.8%→0%, server RT latency 50 ms→3 ms; interactive server-scope split TMX_SERVER_SPLIT=1 landed in v1.0.38.)</w:t>
             </w:r>
           </w:p>
         </w:tc>
@@ -555,7 +471,7 @@
               <w:rPr>
                 <w:rStyle w:val="VerbatimChar"/>
               </w:rPr>
-              <w:t xml:space="preserve">1576d3d</w:t>
+              <w:t xml:space="preserve">1d81ef0</w:t>
             </w:r>
             <w:r>
               <w:t xml:space="preserve">);</w:t>
@@ -582,7 +498,7 @@
               <w:rPr>
                 <w:rStyle w:val="VerbatimChar"/>
               </w:rPr>
-              <w:t xml:space="preserve">fbef9d6</w:t>
+              <w:t xml:space="preserve">18ed03d</w:t>
             </w:r>
             <w:r>
               <w:t xml:space="preserve">); project</w:t>
@@ -600,7 +516,7 @@
               <w:t xml:space="preserve"> </w:t>
             </w:r>
             <w:r>
-              <w:t xml:space="preserve">(Project Articles §101–§170 extends the submodule),</w:t>
+              <w:t xml:space="preserve">(Project Articles §101–§109 extends the submodule),</w:t>
             </w:r>
             <w:r>
               <w:t xml:space="preserve"> </w:t>
@@ -651,7 +567,7 @@
               <w:t xml:space="preserve"> </w:t>
             </w:r>
             <w:r>
-              <w:t xml:space="preserve">(all lockstep to §11.4.170),</w:t>
+              <w:t xml:space="preserve">(all lockstep),</w:t>
             </w:r>
             <w:r>
               <w:t xml:space="preserve"> </w:t>
@@ -926,13 +842,13 @@
         <w:t xml:space="preserve">§3 — Active work</w:t>
       </w:r>
     </w:p>
-    <w:bookmarkStart w:id="12" w:name="Xab827152b68b79c8a505e71d2ee38cf542aaa18"/>
+    <w:bookmarkStart w:id="12" w:name="Xf1e0710e89e41c4d7808b0465bdc63eeb4c7dbb"/>
     <w:p>
       <w:pPr>
         <w:pStyle w:val="Heading3"/>
       </w:pPr>
       <w:r>
-        <w:t xml:space="preserve">§3.30 — Progressive-sluggishness root cause fixed: host-adaptive CPUQuota (2026-07-23) — v1.0.37 released</w:t>
+        <w:t xml:space="preserve">§3.30 — v1.0.39: no resource or lifetime limit by default (TMX-079) → 2026-08-10</w:t>
       </w:r>
     </w:p>
     <w:p>
@@ -950,142 +866,43 @@
         <w:t xml:space="preserve"> </w:t>
       </w:r>
       <w:r>
-        <w:t xml:space="preserve">READY FOR RELEASE GATE — fix (adaptive quota + quota-sized</w:t>
-      </w:r>
-      <w:r>
-        <w:t xml:space="preserve"> </w:t>
-      </w:r>
-      <w:r>
-        <w:rPr>
-          <w:rStyle w:val="VerbatimChar"/>
-        </w:rPr>
-        <w:t xml:space="preserve">cpu.max.burst</w:t>
-      </w:r>
-      <w:r>
-        <w:t xml:space="preserve"> </w:t>
-      </w:r>
-      <w:r>
-        <w:t xml:space="preserve">bank) + test 86 (G1–G6) + M-CPUADAPT mutation + captured</w:t>
-      </w:r>
-      <w:r>
-        <w:t xml:space="preserve"> </w:t>
-      </w:r>
-      <w:r>
-        <w:t xml:space="preserve">evidence committed; release tag v1.0.37 (versionCode 38) awaits operator/conductor</w:t>
-      </w:r>
-      <w:r>
-        <w:t xml:space="preserve"> </w:t>
-      </w:r>
-      <w:r>
-        <w:t xml:space="preserve">approval. Live forensics (coordinator measurement arm, 2026-07-22) confirmed the</w:t>
-      </w:r>
-      <w:r>
-        <w:t xml:space="preserve"> </w:t>
-      </w:r>
-      <w:r>
-        <w:t xml:space="preserve">throttle mechanism as the dominant cause: even at 960% quota, 16.9% of periods</w:t>
-      </w:r>
-      <w:r>
-        <w:t xml:space="preserve"> </w:t>
-      </w:r>
-      <w:r>
-        <w:t xml:space="preserve">throttled during fleet bursts (avg demand 4.35 CPUs) — the burst bank closes</w:t>
-      </w:r>
-      <w:r>
-        <w:t xml:space="preserve"> </w:t>
-      </w:r>
-      <w:r>
-        <w:t xml:space="preserve">that (A/B: 33% → 0% throttled on identical spiky workload). OPEN follow-up</w:t>
-      </w:r>
-      <w:r>
-        <w:t xml:space="preserve"> </w:t>
-      </w:r>
-      <w:r>
-        <w:t xml:space="preserve">(operator decision): split the interactive tmux server into its own scope,</w:t>
-      </w:r>
-      <w:r>
-        <w:t xml:space="preserve"> </w:t>
-      </w:r>
-      <w:r>
-        <w:t xml:space="preserve">separate from the subagent fleet (changes crash-isolation topology). Root cause: fixed</w:t>
-      </w:r>
-      <w:r>
-        <w:t xml:space="preserve"> </w:t>
-      </w:r>
-      <w:r>
-        <w:rPr>
-          <w:rStyle w:val="VerbatimChar"/>
-        </w:rPr>
-        <w:t xml:space="preserve">CPUQuota=200%</w:t>
-      </w:r>
-      <w:r>
-        <w:t xml:space="preserve"> </w:t>
-      </w:r>
-      <w:r>
-        <w:t xml:space="preserve">per</w:t>
-      </w:r>
-      <w:r>
-        <w:t xml:space="preserve"> </w:t>
-      </w:r>
-      <w:r>
-        <w:rPr>
-          <w:rStyle w:val="VerbatimChar"/>
-        </w:rPr>
-        <w:t xml:space="preserve">tmx</w:t>
-      </w:r>
-      <w:r>
-        <w:t xml:space="preserve"> </w:t>
-      </w:r>
-      <w:r>
-        <w:t xml:space="preserve">scope throttled the whole</w:t>
-      </w:r>
-      <w:r>
-        <w:t xml:space="preserve"> </w:t>
-      </w:r>
-      <w:r>
-        <w:t xml:space="preserve">session tree (tmux server included) on many-core hosts — cgroup</w:t>
-      </w:r>
-      <w:r>
-        <w:t xml:space="preserve"> </w:t>
-      </w:r>
-      <w:r>
-        <w:rPr>
-          <w:rStyle w:val="VerbatimChar"/>
-        </w:rPr>
-        <w:t xml:space="preserve">cpu.stat</w:t>
-      </w:r>
-      <w:r>
-        <w:t xml:space="preserve"> </w:t>
-      </w:r>
-      <w:r>
-        <w:t xml:space="preserve">showed</w:t>
-      </w:r>
-      <w:r>
-        <w:t xml:space="preserve"> </w:t>
-      </w:r>
-      <w:r>
-        <w:t xml:space="preserve">18.8% throttled periods / 1757 s forced idle; typing echo + timer redraws froze for</w:t>
-      </w:r>
-      <w:r>
-        <w:t xml:space="preserve"> </w:t>
-      </w:r>
-      <w:r>
-        <w:t xml:space="preserve">the rest of every 100 ms CFS period. Fix:</w:t>
-      </w:r>
-      <w:r>
-        <w:t xml:space="preserve"> </w:t>
-      </w:r>
-      <w:r>
-        <w:rPr>
-          <w:rStyle w:val="VerbatimChar"/>
-        </w:rPr>
-        <w:t xml:space="preserve">_default_cpu_pct()</w:t>
-      </w:r>
-      <w:r>
-        <w:t xml:space="preserve"> </w:t>
-      </w:r>
-      <w:r>
-        <w:t xml:space="preserve">in</w:t>
+        <w:t xml:space="preserve">DONE (fix + tests + docs landed; full-suite retest + release-tag publish in progress this commit).</w:t>
+      </w:r>
+    </w:p>
+    <w:p>
+      <w:pPr>
+        <w:pStyle w:val="BodyText"/>
+      </w:pPr>
+      <w:r>
+        <w:rPr>
+          <w:b/>
+          <w:bCs/>
+        </w:rPr>
+        <w:t xml:space="preserve">Trigger (verbatim operator report, 2026-08-10):</w:t>
+      </w:r>
+      <w:r>
+        <w:t xml:space="preserve"> </w:t>
+      </w:r>
+      <w:r>
+        <w:t xml:space="preserve">"sessions and processes get killed and wiped out ... on powerful hardware with enough resources — it MUST NOT happen".</w:t>
+      </w:r>
+    </w:p>
+    <w:p>
+      <w:pPr>
+        <w:pStyle w:val="BodyText"/>
+      </w:pPr>
+      <w:r>
+        <w:rPr>
+          <w:b/>
+          <w:bCs/>
+        </w:rPr>
+        <w:t xml:space="preserve">Root cause (systematic-debugging):</w:t>
+      </w:r>
+      <w:r>
+        <w:t xml:space="preserve"> </w:t>
+      </w:r>
+      <w:r>
+        <w:t xml:space="preserve">three unconditional-by-default caps in</w:t>
       </w:r>
       <w:r>
         <w:t xml:space="preserve"> </w:t>
@@ -1097,10 +914,58 @@
         <w:t xml:space="preserve">scripts/tmx.template</w:t>
       </w:r>
       <w:r>
-        <w:t xml:space="preserve"> </w:t>
-      </w:r>
-      <w:r>
-        <w:t xml:space="preserve">(cores × 15%, floor 200%, cap cores × 100;</w:t>
+        <w:t xml:space="preserve">: (1) the idle-timeout recycler (</w:t>
+      </w:r>
+      <w:r>
+        <w:rPr>
+          <w:rStyle w:val="VerbatimChar"/>
+        </w:rPr>
+        <w:t xml:space="preserve">scripts/tmx-recycler.sh</w:t>
+      </w:r>
+      <w:r>
+        <w:t xml:space="preserve">) tore down ANY session with no client attached for &gt;= 900s regardless of activity — the dominant cause, and the ONLY mechanism that actually kills an already-running session's processes irrespective of host capacity; (2)</w:t>
+      </w:r>
+      <w:r>
+        <w:t xml:space="preserve"> </w:t>
+      </w:r>
+      <w:r>
+        <w:rPr>
+          <w:rStyle w:val="VerbatimChar"/>
+        </w:rPr>
+        <w:t xml:space="preserve">CPUQuota</w:t>
+      </w:r>
+      <w:r>
+        <w:t xml:space="preserve"> </w:t>
+      </w:r>
+      <w:r>
+        <w:t xml:space="preserve">applied unconditionally (host-adaptive since v1.0.37, no off switch); (3) a hardcoded</w:t>
+      </w:r>
+      <w:r>
+        <w:t xml:space="preserve"> </w:t>
+      </w:r>
+      <w:r>
+        <w:rPr>
+          <w:rStyle w:val="VerbatimChar"/>
+        </w:rPr>
+        <w:t xml:space="preserve">TasksMax=4096</w:t>
+      </w:r>
+      <w:r>
+        <w:t xml:space="preserve"> </w:t>
+      </w:r>
+      <w:r>
+        <w:t xml:space="preserve">with no override knob at all. Memory was already correctly "fully elastic" by default — CPU/tasks/lifetime brought into that same model.</w:t>
+      </w:r>
+    </w:p>
+    <w:p>
+      <w:pPr>
+        <w:pStyle w:val="BodyText"/>
+      </w:pPr>
+      <w:r>
+        <w:rPr>
+          <w:b/>
+          <w:bCs/>
+        </w:rPr>
+        <w:t xml:space="preserve">Fix:</w:t>
       </w:r>
       <w:r>
         <w:t xml:space="preserve"> </w:t>
@@ -1112,88 +977,286 @@
         <w:t xml:space="preserve">TMX_CPU</w:t>
       </w:r>
       <w:r>
-        <w:t xml:space="preserve"> </w:t>
-      </w:r>
-      <w:r>
-        <w:t xml:space="preserve">override preserved;</w:t>
-      </w:r>
-      <w:r>
-        <w:t xml:space="preserve"> </w:t>
-      </w:r>
-      <w:r>
-        <w:rPr>
-          <w:rStyle w:val="VerbatimChar"/>
-        </w:rPr>
-        <w:t xml:space="preserve">TMX_CPU=auto</w:t>
-      </w:r>
-      <w:r>
-        <w:t xml:space="preserve"> </w:t>
-      </w:r>
-      <w:r>
-        <w:t xml:space="preserve">= adaptive). Evidence:</w:t>
-      </w:r>
-      <w:r>
-        <w:t xml:space="preserve"> </w:t>
-      </w:r>
-      <w:r>
-        <w:rPr>
-          <w:rStyle w:val="VerbatimChar"/>
-        </w:rPr>
-        <w:t xml:space="preserve">docs/qa/cpu-throttle-20260722/</w:t>
-      </w:r>
-      <w:r>
-        <w:t xml:space="preserve"> </w:t>
-      </w:r>
-      <w:r>
-        <w:t xml:space="preserve">(before/after throttle probes, latency series,</w:t>
-      </w:r>
-      <w:r>
-        <w:t xml:space="preserve"> </w:t>
-      </w:r>
-      <w:r>
-        <w:t xml:space="preserve">45×10 s cgroup time-series, test-86 polarity matrix). Live production scope</w:t>
-      </w:r>
-      <w:r>
-        <w:t xml:space="preserve"> </w:t>
-      </w:r>
-      <w:r>
-        <w:t xml:space="preserve">remediated in place (</w:t>
-      </w:r>
-      <w:r>
-        <w:rPr>
-          <w:rStyle w:val="VerbatimChar"/>
-        </w:rPr>
-        <w:t xml:space="preserve">cpu.max=960000</w:t>
-      </w:r>
-      <w:r>
-        <w:t xml:space="preserve">). Config-layer latency settings audited</w:t>
-      </w:r>
-      <w:r>
-        <w:t xml:space="preserve"> </w:t>
-      </w:r>
-      <w:r>
-        <w:t xml:space="preserve">already-optimal (escape-time 0, no</w:t>
-      </w:r>
-      <w:r>
-        <w:t xml:space="preserve"> </w:t>
-      </w:r>
-      <w:r>
-        <w:rPr>
-          <w:rStyle w:val="VerbatimChar"/>
-        </w:rPr>
-        <w:t xml:space="preserve">#()</w:t>
-      </w:r>
-      <w:r>
-        <w:t xml:space="preserve"> </w:t>
-      </w:r>
-      <w:r>
-        <w:t xml:space="preserve">in status) — no further change without</w:t>
-      </w:r>
-      <w:r>
-        <w:t xml:space="preserve"> </w:t>
-      </w:r>
-      <w:r>
-        <w:t xml:space="preserve">new measured evidence.</w:t>
+        <w:t xml:space="preserve">/</w:t>
+      </w:r>
+      <w:r>
+        <w:rPr>
+          <w:rStyle w:val="VerbatimChar"/>
+        </w:rPr>
+        <w:t xml:space="preserve">TMX_TASKS</w:t>
+      </w:r>
+      <w:r>
+        <w:t xml:space="preserve"> </w:t>
+      </w:r>
+      <w:r>
+        <w:t xml:space="preserve">unset → unlimited (</w:t>
+      </w:r>
+      <w:r>
+        <w:rPr>
+          <w:rStyle w:val="VerbatimChar"/>
+        </w:rPr>
+        <w:t xml:space="preserve">=auto</w:t>
+      </w:r>
+      <w:r>
+        <w:t xml:space="preserve"> </w:t>
+      </w:r>
+      <w:r>
+        <w:t xml:space="preserve">opts in to the prior host-adaptive/legacy-fixed value);</w:t>
+      </w:r>
+      <w:r>
+        <w:t xml:space="preserve"> </w:t>
+      </w:r>
+      <w:r>
+        <w:rPr>
+          <w:rStyle w:val="VerbatimChar"/>
+        </w:rPr>
+        <w:t xml:space="preserve">TMX_RECYCLE_IDLE_SECS</w:t>
+      </w:r>
+      <w:r>
+        <w:t xml:space="preserve"> </w:t>
+      </w:r>
+      <w:r>
+        <w:t xml:space="preserve">unset/</w:t>
+      </w:r>
+      <w:r>
+        <w:rPr>
+          <w:rStyle w:val="VerbatimChar"/>
+        </w:rPr>
+        <w:t xml:space="preserve">0</w:t>
+      </w:r>
+      <w:r>
+        <w:t xml:space="preserve"> </w:t>
+      </w:r>
+      <w:r>
+        <w:t xml:space="preserve">→ never auto-recycled; Darwin</w:t>
+      </w:r>
+      <w:r>
+        <w:t xml:space="preserve"> </w:t>
+      </w:r>
+      <w:r>
+        <w:rPr>
+          <w:rStyle w:val="VerbatimChar"/>
+        </w:rPr>
+        <w:t xml:space="preserve">TMX_CPU_HARD_SEC</w:t>
+      </w:r>
+      <w:r>
+        <w:t xml:space="preserve">/</w:t>
+      </w:r>
+      <w:r>
+        <w:rPr>
+          <w:rStyle w:val="VerbatimChar"/>
+        </w:rPr>
+        <w:t xml:space="preserve">TMX_PROC_MAX</w:t>
+      </w:r>
+      <w:r>
+        <w:t xml:space="preserve"> </w:t>
+      </w:r>
+      <w:r>
+        <w:t xml:space="preserve">→</w:t>
+      </w:r>
+      <w:r>
+        <w:t xml:space="preserve"> </w:t>
+      </w:r>
+      <w:r>
+        <w:rPr>
+          <w:rStyle w:val="VerbatimChar"/>
+        </w:rPr>
+        <w:t xml:space="preserve">unlimited</w:t>
+      </w:r>
+      <w:r>
+        <w:t xml:space="preserve"> </w:t>
+      </w:r>
+      <w:r>
+        <w:t xml:space="preserve">by default. Full detail + captured evidence:</w:t>
+      </w:r>
+      <w:r>
+        <w:t xml:space="preserve"> </w:t>
+      </w:r>
+      <w:r>
+        <w:rPr>
+          <w:rStyle w:val="VerbatimChar"/>
+        </w:rPr>
+        <w:t xml:space="preserve">Fixed.md</w:t>
+      </w:r>
+      <w:r>
+        <w:t xml:space="preserve"> </w:t>
+      </w:r>
+      <w:r>
+        <w:t xml:space="preserve">§H (TMX-079).</w:t>
+      </w:r>
+    </w:p>
+    <w:p>
+      <w:pPr>
+        <w:pStyle w:val="BodyText"/>
+      </w:pPr>
+      <w:r>
+        <w:rPr>
+          <w:b/>
+          <w:bCs/>
+        </w:rPr>
+        <w:t xml:space="preserve">Tests:</w:t>
+      </w:r>
+      <w:r>
+        <w:t xml:space="preserve"> </w:t>
+      </w:r>
+      <w:r>
+        <w:t xml:space="preserve">new test 88 (§11.4.115 RED/GREEN, live cgroup + tmux-hook readback); tests 15/86/87 reconciled to the new default (§11.4.120 — a correct fix legitimately breaking a stale gate assumption); meta-test</w:t>
+      </w:r>
+      <w:r>
+        <w:t xml:space="preserve"> </w:t>
+      </w:r>
+      <w:r>
+        <w:rPr>
+          <w:rStyle w:val="VerbatimChar"/>
+        </w:rPr>
+        <w:t xml:space="preserve">M-NOLIMITS</w:t>
+      </w:r>
+      <w:r>
+        <w:t xml:space="preserve"> </w:t>
+      </w:r>
+      <w:r>
+        <w:t xml:space="preserve">added,</w:t>
+      </w:r>
+      <w:r>
+        <w:t xml:space="preserve"> </w:t>
+      </w:r>
+      <w:r>
+        <w:rPr>
+          <w:rStyle w:val="VerbatimChar"/>
+        </w:rPr>
+        <w:t xml:space="preserve">M-CPUADAPT</w:t>
+      </w:r>
+      <w:r>
+        <w:t xml:space="preserve"> </w:t>
+      </w:r>
+      <w:r>
+        <w:t xml:space="preserve">fixed (was silently escaping post-fix).</w:t>
+      </w:r>
+    </w:p>
+    <w:p>
+      <w:pPr>
+        <w:pStyle w:val="BodyText"/>
+      </w:pPr>
+      <w:r>
+        <w:rPr>
+          <w:b/>
+          <w:bCs/>
+        </w:rPr>
+        <w:t xml:space="preserve">Discovered + tracked, NOT part of this fix (confirmed pre-existing via baseline A/B, §11.4.114):</w:t>
+      </w:r>
+      <w:r>
+        <w:t xml:space="preserve"> </w:t>
+      </w:r>
+      <w:r>
+        <w:t xml:space="preserve">TMX-080 (test 27 hook-record timing,</w:t>
+      </w:r>
+      <w:r>
+        <w:t xml:space="preserve"> </w:t>
+      </w:r>
+      <w:r>
+        <w:rPr>
+          <w:rStyle w:val="VerbatimChar"/>
+        </w:rPr>
+        <w:t xml:space="preserve">Issues.md</w:t>
+      </w:r>
+      <w:r>
+        <w:t xml:space="preserve"> </w:t>
+      </w:r>
+      <w:r>
+        <w:t xml:space="preserve">§H1), TMX-081 (test 87 G4 quiet-phase settle heuristic,</w:t>
+      </w:r>
+      <w:r>
+        <w:t xml:space="preserve"> </w:t>
+      </w:r>
+      <w:r>
+        <w:rPr>
+          <w:rStyle w:val="VerbatimChar"/>
+        </w:rPr>
+        <w:t xml:space="preserve">Issues.md</w:t>
+      </w:r>
+      <w:r>
+        <w:t xml:space="preserve"> </w:t>
+      </w:r>
+      <w:r>
+        <w:t xml:space="preserve">§H2).</w:t>
+      </w:r>
+    </w:p>
+    <w:p>
+      <w:pPr>
+        <w:pStyle w:val="BodyText"/>
+      </w:pPr>
+      <w:r>
+        <w:rPr>
+          <w:b/>
+          <w:bCs/>
+        </w:rPr>
+        <w:t xml:space="preserve">Next in this commit:</w:t>
+      </w:r>
+      <w:r>
+        <w:t xml:space="preserve"> </w:t>
+      </w:r>
+      <w:r>
+        <w:t xml:space="preserve">independent code review (dispatched, Fable model per §11.4.209), full non-destructive</w:t>
+      </w:r>
+      <w:r>
+        <w:t xml:space="preserve"> </w:t>
+      </w:r>
+      <w:r>
+        <w:rPr>
+          <w:rStyle w:val="VerbatimChar"/>
+        </w:rPr>
+        <w:t xml:space="preserve">run_all.sh</w:t>
+      </w:r>
+      <w:r>
+        <w:t xml:space="preserve"> </w:t>
+      </w:r>
+      <w:r>
+        <w:t xml:space="preserve">retest (in progress),</w:t>
+      </w:r>
+      <w:r>
+        <w:t xml:space="preserve"> </w:t>
+      </w:r>
+      <w:r>
+        <w:rPr>
+          <w:rStyle w:val="VerbatimChar"/>
+        </w:rPr>
+        <w:t xml:space="preserve">meta_test_false_positive_proof.sh</w:t>
+      </w:r>
+      <w:r>
+        <w:t xml:space="preserve"> </w:t>
+      </w:r>
+      <w:r>
+        <w:t xml:space="preserve">full sweep, then</w:t>
+      </w:r>
+      <w:r>
+        <w:t xml:space="preserve"> </w:t>
+      </w:r>
+      <w:r>
+        <w:rPr>
+          <w:rStyle w:val="VerbatimChar"/>
+        </w:rPr>
+        <w:t xml:space="preserve">commit_all.sh</w:t>
+      </w:r>
+      <w:r>
+        <w:t xml:space="preserve"> </w:t>
+      </w:r>
+      <w:r>
+        <w:t xml:space="preserve">+ version tag</w:t>
+      </w:r>
+      <w:r>
+        <w:t xml:space="preserve"> </w:t>
+      </w:r>
+      <w:r>
+        <w:rPr>
+          <w:rStyle w:val="VerbatimChar"/>
+        </w:rPr>
+        <w:t xml:space="preserve">tmux-1.0.39</w:t>
+      </w:r>
+      <w:r>
+        <w:t xml:space="preserve"> </w:t>
+      </w:r>
+      <w:r>
+        <w:t xml:space="preserve">published to GitHub + GitLab with changelog.</w:t>
       </w:r>
     </w:p>
     <w:bookmarkEnd w:id="12"/>

--- a/CONTINUATION.docx
+++ b/CONTINUATION.docx
@@ -414,7 +414,7 @@
               <w:t xml:space="preserve"> </w:t>
             </w:r>
             <w:r>
-              <w:t xml:space="preserve">(fixed) both proven to bite live; 3-round independent code review (Fable model) reached clean GO. Full detail:</w:t>
+              <w:t xml:space="preserve">(fixed) both proven to bite live; 4-round independent code review (Fable model) reached clean GO (round 1: 1 critical + 2 test/doc findings fixed; round 2: 4 doc/export-sync findings fixed; round 3: 3 small findings fixed; round 4: clean GO). Full detail:</w:t>
             </w:r>
             <w:r>
               <w:t xml:space="preserve"> </w:t>

--- a/CONTINUATION.docx
+++ b/CONTINUATION.docx
@@ -10,7 +10,7 @@
         <w:t xml:space="preserve">CONTINUATION</w:t>
       </w:r>
     </w:p>
-    <w:bookmarkStart w:id="63" w:name="continuationmd--vasic-digital-tmux"/>
+    <w:bookmarkStart w:id="64" w:name="continuationmd--vasic-digital-tmux"/>
     <w:p>
       <w:pPr>
         <w:pStyle w:val="Heading1"/>
@@ -34,7 +34,7 @@
         <w:t xml:space="preserve"> </w:t>
       </w:r>
       <w:r>
-        <w:t xml:space="preserve">2026-08-10T00:00:00Z</w:t>
+        <w:t xml:space="preserve">2026-08-11T00:00:00Z</w:t>
       </w:r>
     </w:p>
     <w:bookmarkStart w:id="9" w:name="X46e2b1e0ed863e0637bb3aab0aa22fad9aaafec"/>
@@ -339,13 +339,55 @@
                 <w:b/>
                 <w:bCs/>
               </w:rPr>
-              <w:t xml:space="preserve">1.0.39</w:t>
+              <w:t xml:space="preserve">1.0.40</w:t>
             </w:r>
             <w:r>
               <w:t xml:space="preserve"> </w:t>
             </w:r>
             <w:r>
-              <w:t xml:space="preserve">(versionCode 40) — NO resource or lifetime limit by default: CPU/tasks/session-lifetime brought into the same fully-elastic-by-default, opt-in-only model memory already used (root cause of "sessions/processes killed despite ample host capacity" — dominant cause was the idle-recycler defaulting ON at 900s). See §3 top entry +</w:t>
+              <w:t xml:space="preserve">(versionCode 41) — TMX-082: reconciled the split-topology crash-isolation test coverage (tests 09/15 T7-T9, landed by a separate autonomous auto-commit one day after v1.0.39) to the v1.0.39 opt-in-only</w:t>
+            </w:r>
+            <w:r>
+              <w:t xml:space="preserve"> </w:t>
+            </w:r>
+            <w:r>
+              <w:rPr>
+                <w:rStyle w:val="VerbatimChar"/>
+              </w:rPr>
+              <w:t xml:space="preserve">TMX_CPU</w:t>
+            </w:r>
+            <w:r>
+              <w:t xml:space="preserve"> </w:t>
+            </w:r>
+            <w:r>
+              <w:t xml:space="preserve">default, per the same §11.4.120 pattern already applied to test 87's G6/G8. Verified on a REAL live session (not just the test harness): kernel</w:t>
+            </w:r>
+            <w:r>
+              <w:t xml:space="preserve"> </w:t>
+            </w:r>
+            <w:r>
+              <w:rPr>
+                <w:rStyle w:val="VerbatimChar"/>
+              </w:rPr>
+              <w:t xml:space="preserve">/proc/&lt;pid&gt;/cgroup</w:t>
+            </w:r>
+            <w:r>
+              <w:t xml:space="preserve"> </w:t>
+            </w:r>
+            <w:r>
+              <w:t xml:space="preserve">confirms the pane's actual shell is correctly placed under</w:t>
+            </w:r>
+            <w:r>
+              <w:t xml:space="preserve"> </w:t>
+            </w:r>
+            <w:r>
+              <w:rPr>
+                <w:rStyle w:val="VerbatimChar"/>
+              </w:rPr>
+              <w:t xml:space="preserve">tmxw.slice/tmxw-&lt;name&gt;.slice/</w:t>
+            </w:r>
+            <w:r>
+              <w:t xml:space="preserve">. See §3.31 +</w:t>
             </w:r>
             <w:r>
               <w:t xml:space="preserve"> </w:t>
@@ -360,7 +402,7 @@
               <w:t xml:space="preserve"> </w:t>
             </w:r>
             <w:r>
-              <w:t xml:space="preserve">§H (TMX-079). Previous: v1.0.38 (TMX-076/077, scope-independent collision guard + meta-test mutations); v1.0.37 (host-adaptive CPUQuota default, interactive server-scope split TMX_SERVER_SPLIT=1, TMX_CLASSIFICATION export, OOM score adjustment).</w:t>
+              <w:t xml:space="preserve">§I (TMX-082). Previous: v1.0.39 (TMX-079, no resource or lifetime limit by default — root cause of "sessions/processes killed despite ample host capacity"); v1.0.38 (TMX-076/077, scope-independent collision guard + meta-test mutations); v1.0.37 (host-adaptive CPUQuota default, interactive server-scope split TMX_SERVER_SPLIT=1, TMX_CLASSIFICATION export, OOM score adjustment).</w:t>
             </w:r>
           </w:p>
         </w:tc>
@@ -373,7 +415,7 @@
               <w:pStyle w:val="Compact"/>
             </w:pPr>
             <w:r>
-              <w:t xml:space="preserve">Verification (this cycle, v1.0.39)</w:t>
+              <w:t xml:space="preserve">Verification (this cycle, v1.0.40)</w:t>
             </w:r>
           </w:p>
         </w:tc>
@@ -384,7 +426,34 @@
               <w:pStyle w:val="Compact"/>
             </w:pPr>
             <w:r>
-              <w:t xml:space="preserve">No-limits-by-default fix validated: new test 88 (§11.4.115 RED/GREEN, live cgroup + tmux-hook readback) PASS=9/FAIL=0/SKIP=0; tests 09/13/15/86/87 reconciled (§11.4.120); final clean full-suite retest PASS=66/FAIL=6/SKIP=14 (all 6 failures independently confirmed pre-existing/unrelated via baseline A/B — §11.4.114); meta-test mutations</w:t>
+              <w:rPr>
+                <w:rStyle w:val="VerbatimChar"/>
+              </w:rPr>
+              <w:t xml:space="preserve">install.sh</w:t>
+            </w:r>
+            <w:r>
+              <w:t xml:space="preserve"> </w:t>
+            </w:r>
+            <w:r>
+              <w:t xml:space="preserve">clean (</w:t>
+            </w:r>
+            <w:r>
+              <w:rPr>
+                <w:rStyle w:val="VerbatimChar"/>
+              </w:rPr>
+              <w:t xml:space="preserve">SUMMARY: PASS=72 FAIL=0 SKIP=14</w:t>
+            </w:r>
+            <w:r>
+              <w:t xml:space="preserve">), PATH-exported; real live-session test created directly via the installed CLI (</w:t>
+            </w:r>
+            <w:r>
+              <w:rPr>
+                <w:rStyle w:val="VerbatimChar"/>
+              </w:rPr>
+              <w:t xml:space="preserve">TMX_SERVER_SPLIT=1 TMX_CPU=auto</w:t>
+            </w:r>
+            <w:r>
+              <w:t xml:space="preserve">) and root-verified against</w:t>
             </w:r>
             <w:r>
               <w:t xml:space="preserve"> </w:t>
@@ -393,13 +462,13 @@
               <w:rPr>
                 <w:rStyle w:val="VerbatimChar"/>
               </w:rPr>
-              <w:t xml:space="preserve">M-NOLIMITS</w:t>
+              <w:t xml:space="preserve">/proc/&lt;pid&gt;/cgroup</w:t>
             </w:r>
             <w:r>
               <w:t xml:space="preserve"> </w:t>
             </w:r>
             <w:r>
-              <w:t xml:space="preserve">(new) +</w:t>
+              <w:t xml:space="preserve">— the pane's actual login shell sits under</w:t>
             </w:r>
             <w:r>
               <w:t xml:space="preserve"> </w:t>
@@ -408,13 +477,55 @@
               <w:rPr>
                 <w:rStyle w:val="VerbatimChar"/>
               </w:rPr>
-              <w:t xml:space="preserve">M-CPUADAPT</w:t>
+              <w:t xml:space="preserve">tmxw.slice/tmxw-&lt;name&gt;.slice/</w:t>
+            </w:r>
+            <w:r>
+              <w:t xml:space="preserve">, distinct from the server's own scope;</w:t>
             </w:r>
             <w:r>
               <w:t xml:space="preserve"> </w:t>
             </w:r>
             <w:r>
-              <w:t xml:space="preserve">(fixed) both proven to bite live; 4-round independent code review (Fable model) reached clean GO (round 1: 1 critical + 2 test/doc findings fixed; round 2: 4 doc/export-sync findings fixed; round 3: 3 small findings fixed; round 4: clean GO). Full detail:</w:t>
+              <w:rPr>
+                <w:rStyle w:val="VerbatimChar"/>
+              </w:rPr>
+              <w:t xml:space="preserve">kill-session</w:t>
+            </w:r>
+            <w:r>
+              <w:t xml:space="preserve"> </w:t>
+            </w:r>
+            <w:r>
+              <w:t xml:space="preserve">confirmed to tear down cleanly. Also fixed test 22 (host-local</w:t>
+            </w:r>
+            <w:r>
+              <w:t xml:space="preserve"> </w:t>
+            </w:r>
+            <w:r>
+              <w:rPr>
+                <w:rStyle w:val="VerbatimChar"/>
+              </w:rPr>
+              <w:t xml:space="preserve">~/.config/opencode/opencode.json</w:t>
+            </w:r>
+            <w:r>
+              <w:t xml:space="preserve"> </w:t>
+            </w:r>
+            <w:r>
+              <w:t xml:space="preserve">missing the</w:t>
+            </w:r>
+            <w:r>
+              <w:t xml:space="preserve"> </w:t>
+            </w:r>
+            <w:r>
+              <w:rPr>
+                <w:rStyle w:val="VerbatimChar"/>
+              </w:rPr>
+              <w:t xml:space="preserve">codegraph</w:t>
+            </w:r>
+            <w:r>
+              <w:t xml:space="preserve"> </w:t>
+            </w:r>
+            <w:r>
+              <w:t xml:space="preserve">MCP entry). Full detail:</w:t>
             </w:r>
             <w:r>
               <w:t xml:space="preserve"> </w:t>
@@ -429,7 +540,22 @@
               <w:t xml:space="preserve"> </w:t>
             </w:r>
             <w:r>
-              <w:t xml:space="preserve">§H (TMX-079). (Prior cycle, v1.0.37: host-adaptive CPUQuota validated live on the 64-core fleet, 200%→960% dropped CFS throttle 18.8%→0%, server RT latency 50 ms→3 ms; interactive server-scope split TMX_SERVER_SPLIT=1 landed in v1.0.38.)</w:t>
+              <w:t xml:space="preserve">§I (TMX-082). (Prior cycle, v1.0.39: no-limits-by-default fix validated via new test 88 (§11.4.115 RED/GREEN), final clean full-suite retest PASS=66/FAIL=6/SKIP=14 — all 6 failures independently confirmed pre-existing/unrelated via baseline A/B, §11.4.114 — 4-round independent code review reached clean GO. Full detail:</w:t>
+            </w:r>
+            <w:r>
+              <w:t xml:space="preserve"> </w:t>
+            </w:r>
+            <w:r>
+              <w:rPr>
+                <w:rStyle w:val="VerbatimChar"/>
+              </w:rPr>
+              <w:t xml:space="preserve">Fixed.md</w:t>
+            </w:r>
+            <w:r>
+              <w:t xml:space="preserve"> </w:t>
+            </w:r>
+            <w:r>
+              <w:t xml:space="preserve">§H, TMX-079.)</w:t>
             </w:r>
           </w:p>
         </w:tc>
@@ -833,7 +959,7 @@
       </w:r>
     </w:p>
     <w:bookmarkEnd w:id="11"/>
-    <w:bookmarkStart w:id="60" w:name="X9bbd2c3048cfbd7ee7622f0d2295634d9b66aad"/>
+    <w:bookmarkStart w:id="61" w:name="X9bbd2c3048cfbd7ee7622f0d2295634d9b66aad"/>
     <w:p>
       <w:pPr>
         <w:pStyle w:val="Heading2"/>
@@ -842,12 +968,468 @@
         <w:t xml:space="preserve">§3 — Active work</w:t>
       </w:r>
     </w:p>
-    <w:bookmarkStart w:id="12" w:name="Xf1e0710e89e41c4d7808b0465bdc63eeb4c7dbb"/>
+    <w:bookmarkStart w:id="12" w:name="Xb9fa6348966dc4e21e35d768ddfcefcd003489c"/>
     <w:p>
       <w:pPr>
         <w:pStyle w:val="Heading3"/>
       </w:pPr>
       <w:r>
+        <w:t xml:space="preserve">§3.31 — v1.0.40: split-topology test reconciliation (TMX-082) → 2026-08-11</w:t>
+      </w:r>
+    </w:p>
+    <w:p>
+      <w:pPr>
+        <w:pStyle w:val="FirstParagraph"/>
+      </w:pPr>
+      <w:r>
+        <w:rPr>
+          <w:b/>
+          <w:bCs/>
+        </w:rPr>
+        <w:t xml:space="preserve">Status:</w:t>
+      </w:r>
+      <w:r>
+        <w:t xml:space="preserve"> </w:t>
+      </w:r>
+      <w:r>
+        <w:t xml:space="preserve">DONE (fix landed</w:t>
+      </w:r>
+      <w:r>
+        <w:t xml:space="preserve"> </w:t>
+      </w:r>
+      <w:r>
+        <w:rPr>
+          <w:rStyle w:val="VerbatimChar"/>
+        </w:rPr>
+        <w:t xml:space="preserve">74b35bd</w:t>
+      </w:r>
+      <w:r>
+        <w:t xml:space="preserve">, real-live-session verified, release-tag publish in progress this commit).</w:t>
+      </w:r>
+    </w:p>
+    <w:p>
+      <w:pPr>
+        <w:pStyle w:val="BodyText"/>
+      </w:pPr>
+      <w:r>
+        <w:rPr>
+          <w:b/>
+          <w:bCs/>
+        </w:rPr>
+        <w:t xml:space="preserve">Trigger:</w:t>
+      </w:r>
+      <w:r>
+        <w:t xml:space="preserve"> </w:t>
+      </w:r>
+      <w:r>
+        <w:t xml:space="preserve">operator-reported</w:t>
+      </w:r>
+      <w:r>
+        <w:t xml:space="preserve"> </w:t>
+      </w:r>
+      <w:r>
+        <w:rPr>
+          <w:rStyle w:val="VerbatimChar"/>
+        </w:rPr>
+        <w:t xml:space="preserve">install.sh</w:t>
+      </w:r>
+      <w:r>
+        <w:t xml:space="preserve"> </w:t>
+      </w:r>
+      <w:r>
+        <w:t xml:space="preserve">verification RED (</w:t>
+      </w:r>
+      <w:r>
+        <w:rPr>
+          <w:rStyle w:val="VerbatimChar"/>
+        </w:rPr>
+        <w:t xml:space="preserve">SUMMARY: PASS=68 FAIL=3 SKIP=15</w:t>
+      </w:r>
+      <w:r>
+        <w:t xml:space="preserve">, failing tests</w:t>
+      </w:r>
+      <w:r>
+        <w:t xml:space="preserve"> </w:t>
+      </w:r>
+      <w:r>
+        <w:rPr>
+          <w:rStyle w:val="VerbatimChar"/>
+        </w:rPr>
+        <w:t xml:space="preserve">09_crash_isolation_scope.sh 15_per_session_cgroup_distinct.sh 22_codegraph_mcp_wired.sh</w:t>
+      </w:r>
+      <w:r>
+        <w:t xml:space="preserve">), investigated via</w:t>
+      </w:r>
+      <w:r>
+        <w:t xml:space="preserve"> </w:t>
+      </w:r>
+      <w:r>
+        <w:rPr>
+          <w:rStyle w:val="VerbatimChar"/>
+        </w:rPr>
+        <w:t xml:space="preserve">/superpowers:systematic-debugging</w:t>
+      </w:r>
+      <w:r>
+        <w:t xml:space="preserve">.</w:t>
+      </w:r>
+    </w:p>
+    <w:p>
+      <w:pPr>
+        <w:pStyle w:val="BodyText"/>
+      </w:pPr>
+      <w:r>
+        <w:rPr>
+          <w:b/>
+          <w:bCs/>
+        </w:rPr>
+        <w:t xml:space="preserve">Root cause:</w:t>
+      </w:r>
+      <w:r>
+        <w:t xml:space="preserve"> </w:t>
+      </w:r>
+      <w:r>
+        <w:t xml:space="preserve">new split-topology crash-isolation test coverage (test 09's T7, test 15's T7-T9) landed on</w:t>
+      </w:r>
+      <w:r>
+        <w:t xml:space="preserve"> </w:t>
+      </w:r>
+      <w:r>
+        <w:rPr>
+          <w:rStyle w:val="VerbatimChar"/>
+        </w:rPr>
+        <w:t xml:space="preserve">main</w:t>
+      </w:r>
+      <w:r>
+        <w:t xml:space="preserve"> </w:t>
+      </w:r>
+      <w:r>
+        <w:t xml:space="preserve">via a separate work stream (</w:t>
+      </w:r>
+      <w:r>
+        <w:rPr>
+          <w:rStyle w:val="VerbatimChar"/>
+        </w:rPr>
+        <w:t xml:space="preserve">adf46d5</w:t>
+      </w:r>
+      <w:r>
+        <w:t xml:space="preserve">, "Auto-commit", 2026-08-11) one day after v1.0.39 shipped, without the</w:t>
+      </w:r>
+      <w:r>
+        <w:t xml:space="preserve"> </w:t>
+      </w:r>
+      <w:r>
+        <w:rPr>
+          <w:rStyle w:val="VerbatimChar"/>
+        </w:rPr>
+        <w:t xml:space="preserve">TMX_CPU=auto</w:t>
+      </w:r>
+      <w:r>
+        <w:t xml:space="preserve"> </w:t>
+      </w:r>
+      <w:r>
+        <w:t xml:space="preserve">opt-in the v1.0.39 default change requires to engage the split topology — the same class of gap already reconciled in test 87's G6/G8 during the v1.0.39 review cycle, not yet propagated to this independently-landed coverage. Full detail + captured evidence:</w:t>
+      </w:r>
+      <w:r>
+        <w:t xml:space="preserve"> </w:t>
+      </w:r>
+      <w:r>
+        <w:rPr>
+          <w:rStyle w:val="VerbatimChar"/>
+        </w:rPr>
+        <w:t xml:space="preserve">Fixed.md</w:t>
+      </w:r>
+      <w:r>
+        <w:t xml:space="preserve"> </w:t>
+      </w:r>
+      <w:r>
+        <w:t xml:space="preserve">§I (TMX-082).</w:t>
+      </w:r>
+    </w:p>
+    <w:p>
+      <w:pPr>
+        <w:pStyle w:val="BodyText"/>
+      </w:pPr>
+      <w:r>
+        <w:rPr>
+          <w:b/>
+          <w:bCs/>
+        </w:rPr>
+        <w:t xml:space="preserve">Fix:</w:t>
+      </w:r>
+      <w:r>
+        <w:t xml:space="preserve"> </w:t>
+      </w:r>
+      <w:r>
+        <w:t xml:space="preserve">added</w:t>
+      </w:r>
+      <w:r>
+        <w:t xml:space="preserve"> </w:t>
+      </w:r>
+      <w:r>
+        <w:rPr>
+          <w:rStyle w:val="VerbatimChar"/>
+        </w:rPr>
+        <w:t xml:space="preserve">TMX_CPU=auto</w:t>
+      </w:r>
+      <w:r>
+        <w:t xml:space="preserve"> </w:t>
+      </w:r>
+      <w:r>
+        <w:t xml:space="preserve">to the four affected</w:t>
+      </w:r>
+      <w:r>
+        <w:t xml:space="preserve"> </w:t>
+      </w:r>
+      <w:r>
+        <w:rPr>
+          <w:rStyle w:val="VerbatimChar"/>
+        </w:rPr>
+        <w:t xml:space="preserve">TMX_SERVER_SPLIT=1</w:t>
+      </w:r>
+      <w:r>
+        <w:t xml:space="preserve"> </w:t>
+      </w:r>
+      <w:r>
+        <w:t xml:space="preserve">spawns in tests 09 and 15. Also fixed test 22 (host-local</w:t>
+      </w:r>
+      <w:r>
+        <w:t xml:space="preserve"> </w:t>
+      </w:r>
+      <w:r>
+        <w:rPr>
+          <w:rStyle w:val="VerbatimChar"/>
+        </w:rPr>
+        <w:t xml:space="preserve">opencode.json</w:t>
+      </w:r>
+      <w:r>
+        <w:t xml:space="preserve"> </w:t>
+      </w:r>
+      <w:r>
+        <w:t xml:space="preserve">MCP wiring gap, this host only, not tracked in git).</w:t>
+      </w:r>
+    </w:p>
+    <w:p>
+      <w:pPr>
+        <w:pStyle w:val="BodyText"/>
+      </w:pPr>
+      <w:r>
+        <w:rPr>
+          <w:b/>
+          <w:bCs/>
+        </w:rPr>
+        <w:t xml:space="preserve">Real-session verification (this cycle):</w:t>
+      </w:r>
+      <w:r>
+        <w:t xml:space="preserve"> </w:t>
+      </w:r>
+      <w:r>
+        <w:rPr>
+          <w:rStyle w:val="VerbatimChar"/>
+        </w:rPr>
+        <w:t xml:space="preserve">install.sh</w:t>
+      </w:r>
+      <w:r>
+        <w:t xml:space="preserve"> </w:t>
+      </w:r>
+      <w:r>
+        <w:t xml:space="preserve">clean install, then a real</w:t>
+      </w:r>
+      <w:r>
+        <w:t xml:space="preserve"> </w:t>
+      </w:r>
+      <w:r>
+        <w:rPr>
+          <w:rStyle w:val="VerbatimChar"/>
+        </w:rPr>
+        <w:t xml:space="preserve">tmx new -s &lt;name&gt; -d</w:t>
+      </w:r>
+      <w:r>
+        <w:t xml:space="preserve"> </w:t>
+      </w:r>
+      <w:r>
+        <w:t xml:space="preserve">session created directly via the installed CLI with</w:t>
+      </w:r>
+      <w:r>
+        <w:t xml:space="preserve"> </w:t>
+      </w:r>
+      <w:r>
+        <w:rPr>
+          <w:rStyle w:val="VerbatimChar"/>
+        </w:rPr>
+        <w:t xml:space="preserve">TMX_SERVER_SPLIT=1 TMX_CPU=auto</w:t>
+      </w:r>
+      <w:r>
+        <w:t xml:space="preserve"> </w:t>
+      </w:r>
+      <w:r>
+        <w:t xml:space="preserve">— root-verified via</w:t>
+      </w:r>
+      <w:r>
+        <w:t xml:space="preserve"> </w:t>
+      </w:r>
+      <w:r>
+        <w:rPr>
+          <w:rStyle w:val="VerbatimChar"/>
+        </w:rPr>
+        <w:t xml:space="preserve">/proc/&lt;pid&gt;/cgroup</w:t>
+      </w:r>
+      <w:r>
+        <w:t xml:space="preserve"> </w:t>
+      </w:r>
+      <w:r>
+        <w:t xml:space="preserve">(kernel ground truth, not a tool's exit status) that the pane's actual shell lands under</w:t>
+      </w:r>
+      <w:r>
+        <w:t xml:space="preserve"> </w:t>
+      </w:r>
+      <w:r>
+        <w:rPr>
+          <w:rStyle w:val="VerbatimChar"/>
+        </w:rPr>
+        <w:t xml:space="preserve">tmxw.slice/tmxw-&lt;name&gt;.slice/</w:t>
+      </w:r>
+      <w:r>
+        <w:t xml:space="preserve">. An initial</w:t>
+      </w:r>
+      <w:r>
+        <w:t xml:space="preserve"> </w:t>
+      </w:r>
+      <w:r>
+        <w:rPr>
+          <w:rStyle w:val="VerbatimChar"/>
+        </w:rPr>
+        <w:t xml:space="preserve">systemctl is-active</w:t>
+      </w:r>
+      <w:r>
+        <w:t xml:space="preserve"> </w:t>
+      </w:r>
+      <w:r>
+        <w:t xml:space="preserve">check against an unescaped unit name had misreported "inactive"; resolved as a verification-command bug (missing</w:t>
+      </w:r>
+      <w:r>
+        <w:t xml:space="preserve"> </w:t>
+      </w:r>
+      <w:r>
+        <w:rPr>
+          <w:rStyle w:val="VerbatimChar"/>
+        </w:rPr>
+        <w:t xml:space="preserve">\x2d</w:t>
+      </w:r>
+      <w:r>
+        <w:t xml:space="preserve"> </w:t>
+      </w:r>
+      <w:r>
+        <w:t xml:space="preserve">hyphen-escaping), not a wrapper defect — confirmed by cross-checking systemd's identical escaping behaviour on unrelated, known-good device units on the same host.</w:t>
+      </w:r>
+    </w:p>
+    <w:p>
+      <w:pPr>
+        <w:pStyle w:val="BodyText"/>
+      </w:pPr>
+      <w:r>
+        <w:t xml:space="preserve">Also confirmed, during this investigation, that the operator's 3 pre-existing real sessions (</w:t>
+      </w:r>
+      <w:r>
+        <w:rPr>
+          <w:rStyle w:val="VerbatimChar"/>
+        </w:rPr>
+        <w:t xml:space="preserve">atmosphere-4224</w:t>
+      </w:r>
+      <w:r>
+        <w:t xml:space="preserve">,</w:t>
+      </w:r>
+      <w:r>
+        <w:t xml:space="preserve"> </w:t>
+      </w:r>
+      <w:r>
+        <w:rPr>
+          <w:rStyle w:val="VerbatimChar"/>
+        </w:rPr>
+        <w:t xml:space="preserve">btop-0626</w:t>
+      </w:r>
+      <w:r>
+        <w:t xml:space="preserve">,</w:t>
+      </w:r>
+      <w:r>
+        <w:t xml:space="preserve"> </w:t>
+      </w:r>
+      <w:r>
+        <w:rPr>
+          <w:rStyle w:val="VerbatimChar"/>
+        </w:rPr>
+        <w:t xml:space="preserve">tmx-7268</w:t>
+      </w:r>
+      <w:r>
+        <w:t xml:space="preserve">) had already died — journal timestamps show their scopes started and (for one) stopped entirely on 2026-08-10, hours before this cycle's</w:t>
+      </w:r>
+      <w:r>
+        <w:t xml:space="preserve"> </w:t>
+      </w:r>
+      <w:r>
+        <w:rPr>
+          <w:rStyle w:val="VerbatimChar"/>
+        </w:rPr>
+        <w:t xml:space="preserve">install.sh</w:t>
+      </w:r>
+      <w:r>
+        <w:t xml:space="preserve"> </w:t>
+      </w:r>
+      <w:r>
+        <w:t xml:space="preserve">run, with no reboot since (</w:t>
+      </w:r>
+      <w:r>
+        <w:rPr>
+          <w:rStyle w:val="VerbatimChar"/>
+        </w:rPr>
+        <w:t xml:space="preserve">uptime -s</w:t>
+      </w:r>
+      <w:r>
+        <w:t xml:space="preserve"> </w:t>
+      </w:r>
+      <w:r>
+        <w:t xml:space="preserve">= 2026-08-10 11:33:12) and no OOM-killer/recycler/crontab activity found in that window. Pre-existing/unrelated to this cycle's work, not a regression it introduced.</w:t>
+      </w:r>
+    </w:p>
+    <w:p>
+      <w:pPr>
+        <w:pStyle w:val="BodyText"/>
+      </w:pPr>
+      <w:r>
+        <w:rPr>
+          <w:b/>
+          <w:bCs/>
+        </w:rPr>
+        <w:t xml:space="preserve">Next in this commit:</w:t>
+      </w:r>
+      <w:r>
+        <w:t xml:space="preserve"> </w:t>
+      </w:r>
+      <w:r>
+        <w:t xml:space="preserve">version tag</w:t>
+      </w:r>
+      <w:r>
+        <w:t xml:space="preserve"> </w:t>
+      </w:r>
+      <w:r>
+        <w:rPr>
+          <w:rStyle w:val="VerbatimChar"/>
+        </w:rPr>
+        <w:t xml:space="preserve">tmux-1.0.40</w:t>
+      </w:r>
+      <w:r>
+        <w:t xml:space="preserve"> </w:t>
+      </w:r>
+      <w:r>
+        <w:t xml:space="preserve">published to GitHub + GitLab with changelog.</w:t>
+      </w:r>
+    </w:p>
+    <w:bookmarkEnd w:id="12"/>
+    <w:bookmarkStart w:id="13" w:name="Xf1e0710e89e41c4d7808b0465bdc63eeb4c7dbb"/>
+    <w:p>
+      <w:pPr>
+        <w:pStyle w:val="Heading3"/>
+      </w:pPr>
+      <w:r>
         <w:t xml:space="preserve">§3.30 — v1.0.39: no resource or lifetime limit by default (TMX-079) → 2026-08-10</w:t>
       </w:r>
     </w:p>
@@ -866,7 +1448,22 @@
         <w:t xml:space="preserve"> </w:t>
       </w:r>
       <w:r>
-        <w:t xml:space="preserve">DONE (fix + tests + docs landed; full-suite retest + release-tag publish in progress this commit).</w:t>
+        <w:t xml:space="preserve">DONE (fix + tests + docs landed, released as</w:t>
+      </w:r>
+      <w:r>
+        <w:t xml:space="preserve"> </w:t>
+      </w:r>
+      <w:r>
+        <w:rPr>
+          <w:rStyle w:val="VerbatimChar"/>
+        </w:rPr>
+        <w:t xml:space="preserve">tmux-1.0.39</w:t>
+      </w:r>
+      <w:r>
+        <w:t xml:space="preserve"> </w:t>
+      </w:r>
+      <w:r>
+        <w:t xml:space="preserve">on GitHub + GitLab).</w:t>
       </w:r>
     </w:p>
     <w:p>
@@ -1259,8 +1856,8 @@
         <w:t xml:space="preserve">published to GitHub + GitLab with changelog.</w:t>
       </w:r>
     </w:p>
-    <w:bookmarkEnd w:id="12"/>
-    <w:bookmarkStart w:id="13" w:name="Xb65c3f345dd7c62ab2a0ef1c5f583c3c0e99d8e"/>
+    <w:bookmarkEnd w:id="13"/>
+    <w:bookmarkStart w:id="14" w:name="Xb65c3f345dd7c62ab2a0ef1c5f583c3c0e99d8e"/>
     <w:p>
       <w:pPr>
         <w:pStyle w:val="Heading3"/>
@@ -1825,8 +2422,8 @@
         <w:t xml:space="preserve">new items correctly start there. NOT to be back-filled or renumbered.</w:t>
       </w:r>
     </w:p>
-    <w:bookmarkEnd w:id="13"/>
-    <w:bookmarkStart w:id="16" w:name="Xc99be99fc4d4ddd9bdb62a50c0eaef594cf0e12"/>
+    <w:bookmarkEnd w:id="14"/>
+    <w:bookmarkStart w:id="17" w:name="Xc99be99fc4d4ddd9bdb62a50c0eaef594cf0e12"/>
     <w:p>
       <w:pPr>
         <w:pStyle w:val="Heading3"/>
@@ -1897,7 +2494,7 @@
       <w:r>
         <w:t xml:space="preserve">(</w:t>
       </w:r>
-      <w:hyperlink r:id="rId14">
+      <w:hyperlink r:id="rId15">
         <w:r>
           <w:rPr>
             <w:rStyle w:val="Hyperlink"/>
@@ -1914,7 +2511,7 @@
       <w:r>
         <w:t xml:space="preserve">(</w:t>
       </w:r>
-      <w:hyperlink r:id="rId15">
+      <w:hyperlink r:id="rId16">
         <w:r>
           <w:rPr>
             <w:rStyle w:val="Hyperlink"/>
@@ -2827,8 +3424,8 @@
         <w:t xml:space="preserve">honest-gap (§11.4.81, pre-existing).</w:t>
       </w:r>
     </w:p>
-    <w:bookmarkEnd w:id="16"/>
-    <w:bookmarkStart w:id="19" w:name="X03b359be35459662ddb56e82bdd939369f35646"/>
+    <w:bookmarkEnd w:id="17"/>
+    <w:bookmarkStart w:id="20" w:name="X03b359be35459662ddb56e82bdd939369f35646"/>
     <w:p>
       <w:pPr>
         <w:pStyle w:val="Heading3"/>
@@ -2875,7 +3472,7 @@
       <w:r>
         <w:t xml:space="preserve">(</w:t>
       </w:r>
-      <w:hyperlink r:id="rId17">
+      <w:hyperlink r:id="rId18">
         <w:r>
           <w:rPr>
             <w:rStyle w:val="Hyperlink"/>
@@ -2892,7 +3489,7 @@
       <w:r>
         <w:t xml:space="preserve">(</w:t>
       </w:r>
-      <w:hyperlink r:id="rId18">
+      <w:hyperlink r:id="rId19">
         <w:r>
           <w:rPr>
             <w:rStyle w:val="Hyperlink"/>
@@ -3662,8 +4259,8 @@
         <w:t xml:space="preserve">completed 2026-06-19 post-tag (verified 49/0/14 + meta 37/0/17).</w:t>
       </w:r>
     </w:p>
-    <w:bookmarkEnd w:id="19"/>
-    <w:bookmarkStart w:id="22" w:name="X6dc6391fed41a138dba4e9c5c0ce22ed7de669c"/>
+    <w:bookmarkEnd w:id="20"/>
+    <w:bookmarkStart w:id="23" w:name="X6dc6391fed41a138dba4e9c5c0ce22ed7de669c"/>
     <w:p>
       <w:pPr>
         <w:pStyle w:val="Heading3"/>
@@ -3722,7 +4319,7 @@
       <w:r>
         <w:t xml:space="preserve">(</w:t>
       </w:r>
-      <w:hyperlink r:id="rId20">
+      <w:hyperlink r:id="rId21">
         <w:r>
           <w:rPr>
             <w:rStyle w:val="Hyperlink"/>
@@ -3739,7 +4336,7 @@
       <w:r>
         <w:t xml:space="preserve">(</w:t>
       </w:r>
-      <w:hyperlink r:id="rId21">
+      <w:hyperlink r:id="rId22">
         <w:r>
           <w:rPr>
             <w:rStyle w:val="Hyperlink"/>
@@ -4011,8 +4608,8 @@
         <w:t xml:space="preserve">Release tag, deploy on Mistborn + mistborn.local.</w:t>
       </w:r>
     </w:p>
-    <w:bookmarkEnd w:id="22"/>
-    <w:bookmarkStart w:id="25" w:name="X873cbf698a510ef717e7354560e44569e4e43da"/>
+    <w:bookmarkEnd w:id="23"/>
+    <w:bookmarkStart w:id="26" w:name="X873cbf698a510ef717e7354560e44569e4e43da"/>
     <w:p>
       <w:pPr>
         <w:pStyle w:val="Heading3"/>
@@ -4056,7 +4653,7 @@
       <w:r>
         <w:t xml:space="preserve">(</w:t>
       </w:r>
-      <w:hyperlink r:id="rId23">
+      <w:hyperlink r:id="rId24">
         <w:r>
           <w:rPr>
             <w:rStyle w:val="Hyperlink"/>
@@ -4073,7 +4670,7 @@
       <w:r>
         <w:t xml:space="preserve">(</w:t>
       </w:r>
-      <w:hyperlink r:id="rId24">
+      <w:hyperlink r:id="rId25">
         <w:r>
           <w:rPr>
             <w:rStyle w:val="Hyperlink"/>
@@ -4691,8 +5288,8 @@
         <w:t xml:space="preserve">to promote tests 08/12/14 from SKIP to PASS.</w:t>
       </w:r>
     </w:p>
-    <w:bookmarkEnd w:id="25"/>
-    <w:bookmarkStart w:id="26" w:name="Xd107a0e56eee99d9f411468eb5230f3cca47955"/>
+    <w:bookmarkEnd w:id="26"/>
+    <w:bookmarkStart w:id="27" w:name="Xd107a0e56eee99d9f411468eb5230f3cca47955"/>
     <w:p>
       <w:pPr>
         <w:pStyle w:val="Heading3"/>
@@ -4755,8 +5352,8 @@
         <w:t xml:space="preserve">Containers pointer 61e01dc → 18ed03d (pushed github+gitlab).</w:t>
       </w:r>
     </w:p>
-    <w:bookmarkEnd w:id="26"/>
-    <w:bookmarkStart w:id="27" w:name="X49a13ba3f36a05503543cced85cd6ad81c8b17d"/>
+    <w:bookmarkEnd w:id="27"/>
+    <w:bookmarkStart w:id="28" w:name="X49a13ba3f36a05503543cced85cd6ad81c8b17d"/>
     <w:p>
       <w:pPr>
         <w:pStyle w:val="Heading3"/>
@@ -5480,8 +6077,8 @@
         <w:t xml:space="preserve">none. The binary is on-demand ("when and if we need it").</w:t>
       </w:r>
     </w:p>
-    <w:bookmarkEnd w:id="27"/>
-    <w:bookmarkStart w:id="28" w:name="X95a9abd6e56d4fd0395b3cfffd354c65eb3558e"/>
+    <w:bookmarkEnd w:id="28"/>
+    <w:bookmarkStart w:id="29" w:name="X95a9abd6e56d4fd0395b3cfffd354c65eb3558e"/>
     <w:p>
       <w:pPr>
         <w:pStyle w:val="Heading3"/>
@@ -5790,8 +6387,8 @@
         <w:t xml:space="preserve">(root/setcap), GUI/clipboard/remote/DB opt-ins.</w:t>
       </w:r>
     </w:p>
-    <w:bookmarkEnd w:id="28"/>
-    <w:bookmarkStart w:id="29" w:name="Xbbf4fa0d3b9e324912656094fd0249ad7d51414"/>
+    <w:bookmarkEnd w:id="29"/>
+    <w:bookmarkStart w:id="30" w:name="Xbbf4fa0d3b9e324912656094fd0249ad7d51414"/>
     <w:p>
       <w:pPr>
         <w:pStyle w:val="Heading3"/>
@@ -6247,8 +6844,8 @@
         <w:t xml:space="preserve">documentation/); VERSION 1.0.22/23.</w:t>
       </w:r>
     </w:p>
-    <w:bookmarkEnd w:id="29"/>
-    <w:bookmarkStart w:id="30" w:name="Xd81534925c34ae5326aa7db1382eeb411648bcf"/>
+    <w:bookmarkEnd w:id="30"/>
+    <w:bookmarkStart w:id="31" w:name="Xd81534925c34ae5326aa7db1382eeb411648bcf"/>
     <w:p>
       <w:pPr>
         <w:pStyle w:val="Heading3"/>
@@ -6776,8 +7373,8 @@
         <w:t xml:space="preserve">push to all upstreams.</w:t>
       </w:r>
     </w:p>
-    <w:bookmarkEnd w:id="30"/>
-    <w:bookmarkStart w:id="33" w:name="X25af542b0f0a7d96335459fc8710c74d859226a"/>
+    <w:bookmarkEnd w:id="31"/>
+    <w:bookmarkStart w:id="34" w:name="X25af542b0f0a7d96335459fc8710c74d859226a"/>
     <w:p>
       <w:pPr>
         <w:pStyle w:val="Heading3"/>
@@ -6806,7 +7403,7 @@
       <w:r>
         <w:t xml:space="preserve"> </w:t>
       </w:r>
-      <w:hyperlink r:id="rId31">
+      <w:hyperlink r:id="rId32">
         <w:r>
           <w:rPr>
             <w:rStyle w:val="Hyperlink"/>
@@ -6823,7 +7420,7 @@
       <w:r>
         <w:t xml:space="preserve"> </w:t>
       </w:r>
-      <w:hyperlink r:id="rId32">
+      <w:hyperlink r:id="rId33">
         <w:r>
           <w:rPr>
             <w:rStyle w:val="Hyperlink"/>
@@ -7219,8 +7816,8 @@
         <w:t xml:space="preserve">session; THEN nezha setup + validation; THEN next release.</w:t>
       </w:r>
     </w:p>
-    <w:bookmarkEnd w:id="33"/>
-    <w:bookmarkStart w:id="36" w:name="X28f5989dbd72dc834b9cc20776f8d10676b27f0"/>
+    <w:bookmarkEnd w:id="34"/>
+    <w:bookmarkStart w:id="37" w:name="X28f5989dbd72dc834b9cc20776f8d10676b27f0"/>
     <w:p>
       <w:pPr>
         <w:pStyle w:val="Heading3"/>
@@ -7249,7 +7846,7 @@
       <w:r>
         <w:t xml:space="preserve"> </w:t>
       </w:r>
-      <w:hyperlink r:id="rId34">
+      <w:hyperlink r:id="rId35">
         <w:r>
           <w:rPr>
             <w:rStyle w:val="Hyperlink"/>
@@ -7266,7 +7863,7 @@
       <w:r>
         <w:t xml:space="preserve"> </w:t>
       </w:r>
-      <w:hyperlink r:id="rId35">
+      <w:hyperlink r:id="rId36">
         <w:r>
           <w:rPr>
             <w:rStyle w:val="Hyperlink"/>
@@ -7440,8 +8037,8 @@
         <w:t xml:space="preserve">did not recur this round.</w:t>
       </w:r>
     </w:p>
-    <w:bookmarkEnd w:id="36"/>
-    <w:bookmarkStart w:id="39" w:name="X355fc9a1cf777007644228a932aa130e2c8e704"/>
+    <w:bookmarkEnd w:id="37"/>
+    <w:bookmarkStart w:id="40" w:name="X355fc9a1cf777007644228a932aa130e2c8e704"/>
     <w:p>
       <w:pPr>
         <w:pStyle w:val="Heading3"/>
@@ -7470,7 +8067,7 @@
       <w:r>
         <w:t xml:space="preserve"> </w:t>
       </w:r>
-      <w:hyperlink r:id="rId37">
+      <w:hyperlink r:id="rId38">
         <w:r>
           <w:rPr>
             <w:rStyle w:val="Hyperlink"/>
@@ -7487,7 +8084,7 @@
       <w:r>
         <w:t xml:space="preserve"> </w:t>
       </w:r>
-      <w:hyperlink r:id="rId38">
+      <w:hyperlink r:id="rId39">
         <w:r>
           <w:rPr>
             <w:rStyle w:val="Hyperlink"/>
@@ -7709,8 +8306,8 @@
         <w:t xml:space="preserve">(refresh ~/.tmux.conf), nezha headless test-56 proof, v1.0.18 release.</w:t>
       </w:r>
     </w:p>
-    <w:bookmarkEnd w:id="39"/>
-    <w:bookmarkStart w:id="42" w:name="Xebab2c91518890b5812c0749bb46435dd248681"/>
+    <w:bookmarkEnd w:id="40"/>
+    <w:bookmarkStart w:id="43" w:name="Xebab2c91518890b5812c0749bb46435dd248681"/>
     <w:p>
       <w:pPr>
         <w:pStyle w:val="Heading3"/>
@@ -7739,7 +8336,7 @@
       <w:r>
         <w:t xml:space="preserve"> </w:t>
       </w:r>
-      <w:hyperlink r:id="rId40">
+      <w:hyperlink r:id="rId41">
         <w:r>
           <w:rPr>
             <w:rStyle w:val="Hyperlink"/>
@@ -7756,7 +8353,7 @@
       <w:r>
         <w:t xml:space="preserve"> </w:t>
       </w:r>
-      <w:hyperlink r:id="rId41">
+      <w:hyperlink r:id="rId42">
         <w:r>
           <w:rPr>
             <w:rStyle w:val="Hyperlink"/>
@@ -8222,8 +8819,8 @@
         <w:t xml:space="preserve">both-host evidence, VERSION bump (1.0.17/18), gh+glab release.</w:t>
       </w:r>
     </w:p>
-    <w:bookmarkEnd w:id="42"/>
-    <w:bookmarkStart w:id="43" w:name="X4bf7be095085477ec4195c5ea33259b03408111"/>
+    <w:bookmarkEnd w:id="43"/>
+    <w:bookmarkStart w:id="44" w:name="X4bf7be095085477ec4195c5ea33259b03408111"/>
     <w:p>
       <w:pPr>
         <w:pStyle w:val="Heading3"/>
@@ -8538,8 +9135,8 @@
         <w:t xml:space="preserve">to carry every numbered anchor + canonical-authority cross-references</w:t>
       </w:r>
     </w:p>
-    <w:bookmarkEnd w:id="43"/>
-    <w:bookmarkStart w:id="44" w:name="X9597a4ec2f18a9b28ff1f606dbcb4fc46cb4e4b"/>
+    <w:bookmarkEnd w:id="44"/>
+    <w:bookmarkStart w:id="45" w:name="X9597a4ec2f18a9b28ff1f606dbcb4fc46cb4e4b"/>
     <w:p>
       <w:pPr>
         <w:pStyle w:val="Heading3"/>
@@ -8902,8 +9499,8 @@
         <w:t xml:space="preserve">3 concurrent scopes, all registered + active simultaneously ✓</w:t>
       </w:r>
     </w:p>
-    <w:bookmarkEnd w:id="44"/>
-    <w:bookmarkStart w:id="45" w:name="X06cb01c5625e5cfa81a37477bd54d4d45671fdf"/>
+    <w:bookmarkEnd w:id="45"/>
+    <w:bookmarkStart w:id="46" w:name="X06cb01c5625e5cfa81a37477bd54d4d45671fdf"/>
     <w:p>
       <w:pPr>
         <w:pStyle w:val="Heading3"/>
@@ -9084,8 +9681,8 @@
         <w:t xml:space="preserve">— Issues.md D1 (formal topology dispatch matrix)</w:t>
       </w:r>
     </w:p>
-    <w:bookmarkEnd w:id="45"/>
-    <w:bookmarkStart w:id="46" w:name="X6dbba4eb95812a90f20c800e44eb5a6a7358d51"/>
+    <w:bookmarkEnd w:id="46"/>
+    <w:bookmarkStart w:id="47" w:name="X6dbba4eb95812a90f20c800e44eb5a6a7358d51"/>
     <w:p>
       <w:pPr>
         <w:pStyle w:val="Heading3"/>
@@ -9433,8 +10030,8 @@
         <w:t xml:space="preserve">B2.</w:t>
       </w:r>
     </w:p>
-    <w:bookmarkEnd w:id="46"/>
-    <w:bookmarkStart w:id="47" w:name="Xb35b1f3f7dabbb428c448451ce7167cbe2cd4e6"/>
+    <w:bookmarkEnd w:id="47"/>
+    <w:bookmarkStart w:id="48" w:name="Xb35b1f3f7dabbb428c448451ce7167cbe2cd4e6"/>
     <w:p>
       <w:pPr>
         <w:pStyle w:val="Heading3"/>
@@ -9764,8 +10361,8 @@
         <w:t xml:space="preserve">— bump test count from 9 to 11.</w:t>
       </w:r>
     </w:p>
-    <w:bookmarkEnd w:id="47"/>
-    <w:bookmarkStart w:id="48" w:name="X2dea41730e11114ce2f1f24a9ac20830f0c6d8c"/>
+    <w:bookmarkEnd w:id="48"/>
+    <w:bookmarkStart w:id="49" w:name="X2dea41730e11114ce2f1f24a9ac20830f0c6d8c"/>
     <w:p>
       <w:pPr>
         <w:pStyle w:val="Heading3"/>
@@ -10091,8 +10688,8 @@
         <w:t xml:space="preserve">: B1 (CHAL-COVER-001), C1 (TMX-T5), C2 (TMX-T7), C3 (TMX-T8), D1 (TOPO-DISPATCH-001) moved to Fixed.md.</w:t>
       </w:r>
     </w:p>
-    <w:bookmarkEnd w:id="48"/>
-    <w:bookmarkStart w:id="50" w:name="Xa47a1f2e6aab857c5ebcc9727ef871a96653e0e"/>
+    <w:bookmarkEnd w:id="49"/>
+    <w:bookmarkStart w:id="51" w:name="Xa47a1f2e6aab857c5ebcc9727ef871a96653e0e"/>
     <w:p>
       <w:pPr>
         <w:pStyle w:val="Heading3"/>
@@ -11052,7 +11649,7 @@
       <w:r>
         <w:t xml:space="preserve"> </w:t>
       </w:r>
-      <w:hyperlink r:id="rId49">
+      <w:hyperlink r:id="rId50">
         <w:r>
           <w:rPr>
             <w:rStyle w:val="VerbatimChar"/>
@@ -13568,8 +14165,8 @@
         <w:t xml:space="preserve">itself is a §12.10 / §11.4.6 violation — opaque commit message, silent submodule mutation, no CONTINUATION update. Cannot rewrite history per §9 data safety; documenting here is the audit trail.</w:t>
       </w:r>
     </w:p>
-    <w:bookmarkEnd w:id="50"/>
-    <w:bookmarkStart w:id="51" w:name="X39a6c66e0be7f50e7d32ecd13d50cf753d128a7"/>
+    <w:bookmarkEnd w:id="51"/>
+    <w:bookmarkStart w:id="52" w:name="X39a6c66e0be7f50e7d32ecd13d50cf753d128a7"/>
     <w:p>
       <w:pPr>
         <w:pStyle w:val="Heading3"/>
@@ -13903,8 +14500,8 @@
         <w:t xml:space="preserve">§3.6: removed stale "remaining open" note.</w:t>
       </w:r>
     </w:p>
-    <w:bookmarkEnd w:id="51"/>
-    <w:bookmarkStart w:id="52" w:name="X2726eb1fde9d0d5c4232a8af5bb29bc2efcb6ea"/>
+    <w:bookmarkEnd w:id="52"/>
+    <w:bookmarkStart w:id="53" w:name="X2726eb1fde9d0d5c4232a8af5bb29bc2efcb6ea"/>
     <w:p>
       <w:pPr>
         <w:pStyle w:val="Heading3"/>
@@ -14879,8 +15476,8 @@
         <w:t xml:space="preserve">all work").</w:t>
       </w:r>
     </w:p>
-    <w:bookmarkEnd w:id="52"/>
-    <w:bookmarkStart w:id="53" w:name="X50530f0d3163508b53d4e1446abd0230469972a"/>
+    <w:bookmarkEnd w:id="53"/>
+    <w:bookmarkStart w:id="54" w:name="X50530f0d3163508b53d4e1446abd0230469972a"/>
     <w:p>
       <w:pPr>
         <w:pStyle w:val="Heading3"/>
@@ -15608,8 +16205,8 @@
         <w:t xml:space="preserve">headless).</w:t>
       </w:r>
     </w:p>
-    <w:bookmarkEnd w:id="53"/>
-    <w:bookmarkStart w:id="54" w:name="Xb6dc7ed3ec66a5d998e26a7e8534471ca2cc3e0"/>
+    <w:bookmarkEnd w:id="54"/>
+    <w:bookmarkStart w:id="55" w:name="Xb6dc7ed3ec66a5d998e26a7e8534471ca2cc3e0"/>
     <w:p>
       <w:pPr>
         <w:pStyle w:val="Heading3"/>
@@ -16049,8 +16646,8 @@
         <w:t xml:space="preserve">"Make sure we setup the new version once all done." directive.</w:t>
       </w:r>
     </w:p>
-    <w:bookmarkEnd w:id="54"/>
-    <w:bookmarkStart w:id="55" w:name="Xd3af410912ca3cafb170fb407cc411bb8aa2631"/>
+    <w:bookmarkEnd w:id="55"/>
+    <w:bookmarkStart w:id="56" w:name="Xd3af410912ca3cafb170fb407cc411bb8aa2631"/>
     <w:p>
       <w:pPr>
         <w:pStyle w:val="Heading3"/>
@@ -16473,8 +17070,8 @@
         <w:t xml:space="preserve">as deferred post-release smoke.</w:t>
       </w:r>
     </w:p>
-    <w:bookmarkEnd w:id="55"/>
-    <w:bookmarkStart w:id="56" w:name="Xd334663f66da9fbc338b039ddad8ed42ad07243"/>
+    <w:bookmarkEnd w:id="56"/>
+    <w:bookmarkStart w:id="57" w:name="Xd334663f66da9fbc338b039ddad8ed42ad07243"/>
     <w:p>
       <w:pPr>
         <w:pStyle w:val="Heading3"/>
@@ -16951,8 +17548,8 @@
         <w:t xml:space="preserve">preceded the tag; no spot-check shortcut).</w:t>
       </w:r>
     </w:p>
-    <w:bookmarkEnd w:id="56"/>
-    <w:bookmarkStart w:id="57" w:name="Xd55c57cd252c85ec7bdcd4b23e73cec6cfc2cd4"/>
+    <w:bookmarkEnd w:id="57"/>
+    <w:bookmarkStart w:id="58" w:name="Xd55c57cd252c85ec7bdcd4b23e73cec6cfc2cd4"/>
     <w:p>
       <w:pPr>
         <w:pStyle w:val="Heading3"/>
@@ -18023,8 +18620,8 @@
         <w:t xml:space="preserve">tests 09/13/14 alongside the Darwin branches running today.</w:t>
       </w:r>
     </w:p>
-    <w:bookmarkEnd w:id="57"/>
-    <w:bookmarkStart w:id="58" w:name="X572a5be484f72dd1209250eb21ec3b6cad7931d"/>
+    <w:bookmarkEnd w:id="58"/>
+    <w:bookmarkStart w:id="59" w:name="X572a5be484f72dd1209250eb21ec3b6cad7931d"/>
     <w:p>
       <w:pPr>
         <w:pStyle w:val="Heading3"/>
@@ -18972,8 +19569,8 @@
         <w:t xml:space="preserve">topology-correct), e2e 9/0/0.</w:t>
       </w:r>
     </w:p>
-    <w:bookmarkEnd w:id="58"/>
-    <w:bookmarkStart w:id="59" w:name="Xdc1f843cc4a7cc6c48cb008be32d2d72d9f426c"/>
+    <w:bookmarkEnd w:id="59"/>
+    <w:bookmarkStart w:id="60" w:name="Xdc1f843cc4a7cc6c48cb008be32d2d72d9f426c"/>
     <w:p>
       <w:pPr>
         <w:pStyle w:val="Heading3"/>
@@ -19582,9 +20179,9 @@
         <w:t xml:space="preserve">GREEN, suite PASS=13/0/SKIP=5, meta-test 18/0/6, e2e 9/0/0.</w:t>
       </w:r>
     </w:p>
-    <w:bookmarkEnd w:id="59"/>
     <w:bookmarkEnd w:id="60"/>
-    <w:bookmarkStart w:id="61" w:name="Xf9daad60751079e769ca58715403a214307050f"/>
+    <w:bookmarkEnd w:id="61"/>
+    <w:bookmarkStart w:id="62" w:name="Xf9daad60751079e769ca58715403a214307050f"/>
     <w:p>
       <w:pPr>
         <w:pStyle w:val="Heading2"/>
@@ -20226,8 +20823,8 @@
         <w:t xml:space="preserve">(2026-05-07) — Initial vasic-digital/tmux: migrated from ATMOSphere project + per-session containerization plan + 8-test verification gate.</w:t>
       </w:r>
     </w:p>
-    <w:bookmarkEnd w:id="61"/>
-    <w:bookmarkStart w:id="62" w:name="X6eb44e94951e80621b9fe10f2f53b34d95aee13"/>
+    <w:bookmarkEnd w:id="62"/>
+    <w:bookmarkStart w:id="63" w:name="X6eb44e94951e80621b9fe10f2f53b34d95aee13"/>
     <w:p>
       <w:pPr>
         <w:pStyle w:val="Heading2"/>
@@ -20356,8 +20953,8 @@
         <w:t xml:space="preserve">Update this document in the SAME commit as the work itself (§12.10 invariant)</w:t>
       </w:r>
     </w:p>
-    <w:bookmarkEnd w:id="62"/>
     <w:bookmarkEnd w:id="63"/>
+    <w:bookmarkEnd w:id="64"/>
     <w:sectPr>
       <w:footnotePr>
         <w:numRestart w:val="eachSect"/>

--- a/CONTINUATION.docx
+++ b/CONTINUATION.docx
@@ -10,7 +10,7 @@
         <w:t xml:space="preserve">CONTINUATION</w:t>
       </w:r>
     </w:p>
-    <w:bookmarkStart w:id="66" w:name="continuationmd--vasic-digital-tmux"/>
+    <w:bookmarkStart w:id="67" w:name="continuationmd--vasic-digital-tmux"/>
     <w:p>
       <w:pPr>
         <w:pStyle w:val="Heading1"/>
@@ -34,7 +34,7 @@
         <w:t xml:space="preserve"> </w:t>
       </w:r>
       <w:r>
-        <w:t xml:space="preserve">2026-08-13T00:00:00Z</w:t>
+        <w:t xml:space="preserve">2026-08-13T12:00:00Z</w:t>
       </w:r>
     </w:p>
     <w:bookmarkStart w:id="9" w:name="X46e2b1e0ed863e0637bb3aab0aa22fad9aaafec"/>
@@ -1052,7 +1052,7 @@
       </w:r>
     </w:p>
     <w:bookmarkEnd w:id="11"/>
-    <w:bookmarkStart w:id="63" w:name="X9bbd2c3048cfbd7ee7622f0d2295634d9b66aad"/>
+    <w:bookmarkStart w:id="64" w:name="X9bbd2c3048cfbd7ee7622f0d2295634d9b66aad"/>
     <w:p>
       <w:pPr>
         <w:pStyle w:val="Heading2"/>
@@ -1061,7 +1061,362 @@
         <w:t xml:space="preserve">§3 — Active work</w:t>
       </w:r>
     </w:p>
-    <w:bookmarkStart w:id="12" w:name="Xa5e6395538e8c258e966c6f10eadb87047314ae"/>
+    <w:bookmarkStart w:id="12" w:name="Xd59d015bdebd34297a86543ab0d24486e0dd0a1"/>
+    <w:p>
+      <w:pPr>
+        <w:pStyle w:val="Heading3"/>
+      </w:pPr>
+      <w:r>
+        <w:t xml:space="preserve">§3.34 — TMX-080/TMX-081 deep-dive investigation (no fix landed; documentation-only) → 2026-08-13</w:t>
+      </w:r>
+    </w:p>
+    <w:p>
+      <w:pPr>
+        <w:pStyle w:val="FirstParagraph"/>
+      </w:pPr>
+      <w:r>
+        <w:rPr>
+          <w:b/>
+          <w:bCs/>
+        </w:rPr>
+        <w:t xml:space="preserve">Status:</w:t>
+      </w:r>
+      <w:r>
+        <w:t xml:space="preserve"> </w:t>
+      </w:r>
+      <w:r>
+        <w:t xml:space="preserve">IN PROGRESS / Operator-facing next-step needed. No code changed this entry —</w:t>
+      </w:r>
+      <w:r>
+        <w:t xml:space="preserve"> </w:t>
+      </w:r>
+      <w:r>
+        <w:rPr>
+          <w:rStyle w:val="VerbatimChar"/>
+        </w:rPr>
+        <w:t xml:space="preserve">scripts/tmx.template</w:t>
+      </w:r>
+      <w:r>
+        <w:t xml:space="preserve"> </w:t>
+      </w:r>
+      <w:r>
+        <w:t xml:space="preserve">and</w:t>
+      </w:r>
+      <w:r>
+        <w:t xml:space="preserve"> </w:t>
+      </w:r>
+      <w:r>
+        <w:rPr>
+          <w:rStyle w:val="VerbatimChar"/>
+        </w:rPr>
+        <w:t xml:space="preserve">scripts/tmx-recycler.sh</w:t>
+      </w:r>
+      <w:r>
+        <w:t xml:space="preserve"> </w:t>
+      </w:r>
+      <w:r>
+        <w:t xml:space="preserve">are IDENTICAL to before this investigation (two fix attempts were made, both reverted after proving insufficient — see below). Only</w:t>
+      </w:r>
+      <w:r>
+        <w:t xml:space="preserve"> </w:t>
+      </w:r>
+      <w:r>
+        <w:rPr>
+          <w:rStyle w:val="VerbatimChar"/>
+        </w:rPr>
+        <w:t xml:space="preserve">Issues.md</w:t>
+      </w:r>
+      <w:r>
+        <w:t xml:space="preserve"> </w:t>
+      </w:r>
+      <w:r>
+        <w:t xml:space="preserve">(§H1/§H2) was updated with corrected, more complete findings.</w:t>
+      </w:r>
+    </w:p>
+    <w:p>
+      <w:pPr>
+        <w:pStyle w:val="BodyText"/>
+      </w:pPr>
+      <w:r>
+        <w:rPr>
+          <w:b/>
+          <w:bCs/>
+        </w:rPr>
+        <w:t xml:space="preserve">Trigger:</w:t>
+      </w:r>
+      <w:r>
+        <w:t xml:space="preserve"> </w:t>
+      </w:r>
+      <w:r>
+        <w:t xml:space="preserve">operator request "Investigate TMX-080 and TMX-081 next", continuing directly from the TMX-084/TMX-085 cycle.</w:t>
+      </w:r>
+    </w:p>
+    <w:p>
+      <w:pPr>
+        <w:pStyle w:val="BodyText"/>
+      </w:pPr>
+      <w:r>
+        <w:rPr>
+          <w:b/>
+          <w:bCs/>
+        </w:rPr>
+        <w:t xml:space="preserve">TMX-080 (test 27 sub-check 18, run-shell cwd-record hook):</w:t>
+      </w:r>
+      <w:r>
+        <w:t xml:space="preserve"> </w:t>
+      </w:r>
+      <w:r>
+        <w:t xml:space="preserve">the original 2026-08-10 diagnosis ("iteration 1 specifically, deterministically") is CORRECTED — 8 fresh instrumented runs show the failure lands on VARYING iterations (2, 3 — never iteration 1 in this cycle's sample), confirming it is genuinely intermittent. A real, confirmed race was found (the wrapper's</w:t>
+      </w:r>
+      <w:r>
+        <w:t xml:space="preserve"> </w:t>
+      </w:r>
+      <w:r>
+        <w:rPr>
+          <w:rStyle w:val="VerbatimChar"/>
+        </w:rPr>
+        <w:t xml:space="preserve">kill-session</w:t>
+      </w:r>
+      <w:r>
+        <w:t xml:space="preserve"> </w:t>
+      </w:r>
+      <w:r>
+        <w:t xml:space="preserve">verb calls</w:t>
+      </w:r>
+      <w:r>
+        <w:t xml:space="preserve"> </w:t>
+      </w:r>
+      <w:r>
+        <w:rPr>
+          <w:rStyle w:val="VerbatimChar"/>
+        </w:rPr>
+        <w:t xml:space="preserve">systemctl --user stop</w:t>
+      </w:r>
+      <w:r>
+        <w:t xml:space="preserve"> </w:t>
+      </w:r>
+      <w:r>
+        <w:t xml:space="preserve">with</w:t>
+      </w:r>
+      <w:r>
+        <w:t xml:space="preserve"> </w:t>
+      </w:r>
+      <w:r>
+        <w:rPr>
+          <w:rStyle w:val="VerbatimChar"/>
+        </w:rPr>
+        <w:t xml:space="preserve">KillMode=control-group</w:t>
+      </w:r>
+      <w:r>
+        <w:t xml:space="preserve"> </w:t>
+      </w:r>
+      <w:r>
+        <w:t xml:space="preserve">immediately after</w:t>
+      </w:r>
+      <w:r>
+        <w:t xml:space="preserve"> </w:t>
+      </w:r>
+      <w:r>
+        <w:rPr>
+          <w:rStyle w:val="VerbatimChar"/>
+        </w:rPr>
+        <w:t xml:space="preserve">tmux kill-session</w:t>
+      </w:r>
+      <w:r>
+        <w:t xml:space="preserve">, which can SIGTERM an in-flight</w:t>
+      </w:r>
+      <w:r>
+        <w:t xml:space="preserve"> </w:t>
+      </w:r>
+      <w:r>
+        <w:rPr>
+          <w:rStyle w:val="VerbatimChar"/>
+        </w:rPr>
+        <w:t xml:space="preserve">run-shell</w:t>
+      </w:r>
+      <w:r>
+        <w:t xml:space="preserve">-spawned async child — reproduced directly in isolation) and two fix attempts were made (delaying the</w:t>
+      </w:r>
+      <w:r>
+        <w:t xml:space="preserve"> </w:t>
+      </w:r>
+      <w:r>
+        <w:rPr>
+          <w:rStyle w:val="VerbatimChar"/>
+        </w:rPr>
+        <w:t xml:space="preserve">systemctl stop</w:t>
+      </w:r>
+      <w:r>
+        <w:t xml:space="preserve"> </w:t>
+      </w:r>
+      <w:r>
+        <w:t xml:space="preserve">until the scope's cgroup is observed empty) —</w:t>
+      </w:r>
+      <w:r>
+        <w:t xml:space="preserve"> </w:t>
+      </w:r>
+      <w:r>
+        <w:rPr>
+          <w:b/>
+          <w:bCs/>
+        </w:rPr>
+        <w:t xml:space="preserve">both made the test's failure rate WORSE (100% reproducible, vs. ~20-25% before) rather than better, and were reverted per the Iron Law rather than left in place.</w:t>
+      </w:r>
+      <w:r>
+        <w:t xml:space="preserve"> </w:t>
+      </w:r>
+      <w:r>
+        <w:t xml:space="preserve">A SECOND, deeper, source-code-confirmed mechanism was then found: tmux's</w:t>
+      </w:r>
+      <w:r>
+        <w:t xml:space="preserve"> </w:t>
+      </w:r>
+      <w:r>
+        <w:rPr>
+          <w:rStyle w:val="VerbatimChar"/>
+        </w:rPr>
+        <w:t xml:space="preserve">#{pane_current_path}</w:t>
+      </w:r>
+      <w:r>
+        <w:t xml:space="preserve"> </w:t>
+      </w:r>
+      <w:r>
+        <w:t xml:space="preserve">(</w:t>
+      </w:r>
+      <w:r>
+        <w:rPr>
+          <w:rStyle w:val="VerbatimChar"/>
+        </w:rPr>
+        <w:t xml:space="preserve">tmux/osdep-linux.c</w:t>
+      </w:r>
+      <w:r>
+        <w:t xml:space="preserve"> </w:t>
+      </w:r>
+      <w:r>
+        <w:rPr>
+          <w:rStyle w:val="VerbatimChar"/>
+        </w:rPr>
+        <w:t xml:space="preserve">osdep_get_cwd</w:t>
+      </w:r>
+      <w:r>
+        <w:t xml:space="preserve">) resolves via</w:t>
+      </w:r>
+      <w:r>
+        <w:t xml:space="preserve"> </w:t>
+      </w:r>
+      <w:r>
+        <w:rPr>
+          <w:rStyle w:val="VerbatimChar"/>
+        </w:rPr>
+        <w:t xml:space="preserve">tcgetpgrp(fd)</w:t>
+      </w:r>
+      <w:r>
+        <w:t xml:space="preserve"> </w:t>
+      </w:r>
+      <w:r>
+        <w:t xml:space="preserve">(the PTY's current foreground process group), NOT the shell's tracked PID — so if the pane's shell (oh-my-bash, confirmed in use via this operator's</w:t>
+      </w:r>
+      <w:r>
+        <w:t xml:space="preserve"> </w:t>
+      </w:r>
+      <w:r>
+        <w:rPr>
+          <w:rStyle w:val="VerbatimChar"/>
+        </w:rPr>
+        <w:t xml:space="preserve">.bashrc</w:t>
+      </w:r>
+      <w:r>
+        <w:t xml:space="preserve">) spawns prompt-render subprocesses, different queries moments apart can read different processes' cwd. This is NOT yet confirmed against a live failure (today's non-reproduction prevented that), but is the strongest lead.</w:t>
+      </w:r>
+    </w:p>
+    <w:p>
+      <w:pPr>
+        <w:pStyle w:val="BodyText"/>
+      </w:pPr>
+      <w:r>
+        <w:rPr>
+          <w:b/>
+          <w:bCs/>
+        </w:rPr>
+        <w:t xml:space="preserve">TMX-081 (test 87 G4, quiet-phase settle):</w:t>
+      </w:r>
+      <w:r>
+        <w:t xml:space="preserve"> </w:t>
+      </w:r>
+      <w:r>
+        <w:t xml:space="preserve">could NOT be reproduced today — 24/24 standalone runs (4 individual + a 20-run background batch, full per-try</w:t>
+      </w:r>
+      <w:r>
+        <w:t xml:space="preserve"> </w:t>
+      </w:r>
+      <w:r>
+        <w:rPr>
+          <w:rStyle w:val="VerbatimChar"/>
+        </w:rPr>
+        <w:t xml:space="preserve">nr_throttled</w:t>
+      </w:r>
+      <w:r>
+        <w:t xml:space="preserve"> </w:t>
+      </w:r>
+      <w:r>
+        <w:t xml:space="preserve">deltas instrumented) all settled cleanly, typically on the first 1 s window. Per §11.4.7 this does NOT close the item — today's host conditions differ from 2026-08-10's. The SAME oh-my-bash/</w:t>
+      </w:r>
+      <w:r>
+        <w:rPr>
+          <w:rStyle w:val="VerbatimChar"/>
+        </w:rPr>
+        <w:t xml:space="preserve">tcgetpgrp</w:t>
+      </w:r>
+      <w:r>
+        <w:t xml:space="preserve"> </w:t>
+      </w:r>
+      <w:r>
+        <w:t xml:space="preserve">mechanism found for TMX-080 is offered as a shared-cause hypothesis (oh-my-bash's own CPU usage during prompt-render, under G4's tight quota, could extend past the 12 s settle bound) but is likewise unconfirmed against a live failure.</w:t>
+      </w:r>
+    </w:p>
+    <w:p>
+      <w:pPr>
+        <w:pStyle w:val="BodyText"/>
+      </w:pPr>
+      <w:r>
+        <w:rPr>
+          <w:b/>
+          <w:bCs/>
+        </w:rPr>
+        <w:t xml:space="preserve">Recommended next step (not yet done):</w:t>
+      </w:r>
+      <w:r>
+        <w:t xml:space="preserve"> </w:t>
+      </w:r>
+      <w:r>
+        <w:t xml:space="preserve">an experiment disabling oh-my-bash for test-created sessions specifically, to see if BOTH TMX-080's stale-path reads and TMX-081's settle timeouts stop reproducing — this would confirm or refute the shared-cause hypothesis directly. Needs either genuine host load, a cold oh-my-bash cache, or an artificially-injected slow prompt hook to force a live reproduction, since today's host conditions did not naturally produce one for either issue despite substantial effort (8 + 24 = 32 total instrumented runs across both).</w:t>
+      </w:r>
+    </w:p>
+    <w:p>
+      <w:pPr>
+        <w:pStyle w:val="BodyText"/>
+      </w:pPr>
+      <w:r>
+        <w:t xml:space="preserve">Full detail + captured evidence:</w:t>
+      </w:r>
+      <w:r>
+        <w:t xml:space="preserve"> </w:t>
+      </w:r>
+      <w:r>
+        <w:rPr>
+          <w:rStyle w:val="VerbatimChar"/>
+        </w:rPr>
+        <w:t xml:space="preserve">Issues.md</w:t>
+      </w:r>
+      <w:r>
+        <w:t xml:space="preserve"> </w:t>
+      </w:r>
+      <w:r>
+        <w:t xml:space="preserve">§H1 (TMX-080) + §H2 (TMX-081), both updated 2026-08-13.</w:t>
+      </w:r>
+    </w:p>
+    <w:bookmarkEnd w:id="12"/>
+    <w:bookmarkStart w:id="13" w:name="Xa5e6395538e8c258e966c6f10eadb87047314ae"/>
     <w:p>
       <w:pPr>
         <w:pStyle w:val="Heading3"/>
@@ -1704,8 +2059,8 @@
         <w:t xml:space="preserve">published to GitHub + GitLab with changelog.</w:t>
       </w:r>
     </w:p>
-    <w:bookmarkEnd w:id="12"/>
-    <w:bookmarkStart w:id="13" w:name="X9fd0743355074122bb1a1c18ffbab6655b3af0c"/>
+    <w:bookmarkEnd w:id="13"/>
+    <w:bookmarkStart w:id="14" w:name="X9fd0743355074122bb1a1c18ffbab6655b3af0c"/>
     <w:p>
       <w:pPr>
         <w:pStyle w:val="Heading3"/>
@@ -2044,8 +2399,8 @@
         <w:t xml:space="preserve">§J (TMX-083); CHANGELOG.md v1.0.41 + v1.0.42.</w:t>
       </w:r>
     </w:p>
-    <w:bookmarkEnd w:id="13"/>
-    <w:bookmarkStart w:id="14" w:name="Xb9fa6348966dc4e21e35d768ddfcefcd003489c"/>
+    <w:bookmarkEnd w:id="14"/>
+    <w:bookmarkStart w:id="15" w:name="Xb9fa6348966dc4e21e35d768ddfcefcd003489c"/>
     <w:p>
       <w:pPr>
         <w:pStyle w:val="Heading3"/>
@@ -2515,8 +2870,8 @@
         <w:t xml:space="preserve">published to GitHub + GitLab with changelog.</w:t>
       </w:r>
     </w:p>
-    <w:bookmarkEnd w:id="14"/>
-    <w:bookmarkStart w:id="15" w:name="Xf1e0710e89e41c4d7808b0465bdc63eeb4c7dbb"/>
+    <w:bookmarkEnd w:id="15"/>
+    <w:bookmarkStart w:id="16" w:name="Xf1e0710e89e41c4d7808b0465bdc63eeb4c7dbb"/>
     <w:p>
       <w:pPr>
         <w:pStyle w:val="Heading3"/>
@@ -2948,8 +3303,8 @@
         <w:t xml:space="preserve">published to GitHub + GitLab with changelog.</w:t>
       </w:r>
     </w:p>
-    <w:bookmarkEnd w:id="15"/>
-    <w:bookmarkStart w:id="16" w:name="Xb65c3f345dd7c62ab2a0ef1c5f583c3c0e99d8e"/>
+    <w:bookmarkEnd w:id="16"/>
+    <w:bookmarkStart w:id="17" w:name="Xb65c3f345dd7c62ab2a0ef1c5f583c3c0e99d8e"/>
     <w:p>
       <w:pPr>
         <w:pStyle w:val="Heading3"/>
@@ -3514,8 +3869,8 @@
         <w:t xml:space="preserve">new items correctly start there. NOT to be back-filled or renumbered.</w:t>
       </w:r>
     </w:p>
-    <w:bookmarkEnd w:id="16"/>
-    <w:bookmarkStart w:id="19" w:name="Xc99be99fc4d4ddd9bdb62a50c0eaef594cf0e12"/>
+    <w:bookmarkEnd w:id="17"/>
+    <w:bookmarkStart w:id="20" w:name="Xc99be99fc4d4ddd9bdb62a50c0eaef594cf0e12"/>
     <w:p>
       <w:pPr>
         <w:pStyle w:val="Heading3"/>
@@ -3586,7 +3941,7 @@
       <w:r>
         <w:t xml:space="preserve">(</w:t>
       </w:r>
-      <w:hyperlink r:id="rId17">
+      <w:hyperlink r:id="rId18">
         <w:r>
           <w:rPr>
             <w:rStyle w:val="Hyperlink"/>
@@ -3603,7 +3958,7 @@
       <w:r>
         <w:t xml:space="preserve">(</w:t>
       </w:r>
-      <w:hyperlink r:id="rId18">
+      <w:hyperlink r:id="rId19">
         <w:r>
           <w:rPr>
             <w:rStyle w:val="Hyperlink"/>
@@ -4516,8 +4871,8 @@
         <w:t xml:space="preserve">honest-gap (§11.4.81, pre-existing).</w:t>
       </w:r>
     </w:p>
-    <w:bookmarkEnd w:id="19"/>
-    <w:bookmarkStart w:id="22" w:name="X03b359be35459662ddb56e82bdd939369f35646"/>
+    <w:bookmarkEnd w:id="20"/>
+    <w:bookmarkStart w:id="23" w:name="X03b359be35459662ddb56e82bdd939369f35646"/>
     <w:p>
       <w:pPr>
         <w:pStyle w:val="Heading3"/>
@@ -4564,7 +4919,7 @@
       <w:r>
         <w:t xml:space="preserve">(</w:t>
       </w:r>
-      <w:hyperlink r:id="rId20">
+      <w:hyperlink r:id="rId21">
         <w:r>
           <w:rPr>
             <w:rStyle w:val="Hyperlink"/>
@@ -4581,7 +4936,7 @@
       <w:r>
         <w:t xml:space="preserve">(</w:t>
       </w:r>
-      <w:hyperlink r:id="rId21">
+      <w:hyperlink r:id="rId22">
         <w:r>
           <w:rPr>
             <w:rStyle w:val="Hyperlink"/>
@@ -5351,8 +5706,8 @@
         <w:t xml:space="preserve">completed 2026-06-19 post-tag (verified 49/0/14 + meta 37/0/17).</w:t>
       </w:r>
     </w:p>
-    <w:bookmarkEnd w:id="22"/>
-    <w:bookmarkStart w:id="25" w:name="X6dc6391fed41a138dba4e9c5c0ce22ed7de669c"/>
+    <w:bookmarkEnd w:id="23"/>
+    <w:bookmarkStart w:id="26" w:name="X6dc6391fed41a138dba4e9c5c0ce22ed7de669c"/>
     <w:p>
       <w:pPr>
         <w:pStyle w:val="Heading3"/>
@@ -5411,7 +5766,7 @@
       <w:r>
         <w:t xml:space="preserve">(</w:t>
       </w:r>
-      <w:hyperlink r:id="rId23">
+      <w:hyperlink r:id="rId24">
         <w:r>
           <w:rPr>
             <w:rStyle w:val="Hyperlink"/>
@@ -5428,7 +5783,7 @@
       <w:r>
         <w:t xml:space="preserve">(</w:t>
       </w:r>
-      <w:hyperlink r:id="rId24">
+      <w:hyperlink r:id="rId25">
         <w:r>
           <w:rPr>
             <w:rStyle w:val="Hyperlink"/>
@@ -5700,8 +6055,8 @@
         <w:t xml:space="preserve">Release tag, deploy on Mistborn + mistborn.local.</w:t>
       </w:r>
     </w:p>
-    <w:bookmarkEnd w:id="25"/>
-    <w:bookmarkStart w:id="28" w:name="X873cbf698a510ef717e7354560e44569e4e43da"/>
+    <w:bookmarkEnd w:id="26"/>
+    <w:bookmarkStart w:id="29" w:name="X873cbf698a510ef717e7354560e44569e4e43da"/>
     <w:p>
       <w:pPr>
         <w:pStyle w:val="Heading3"/>
@@ -5745,7 +6100,7 @@
       <w:r>
         <w:t xml:space="preserve">(</w:t>
       </w:r>
-      <w:hyperlink r:id="rId26">
+      <w:hyperlink r:id="rId27">
         <w:r>
           <w:rPr>
             <w:rStyle w:val="Hyperlink"/>
@@ -5762,7 +6117,7 @@
       <w:r>
         <w:t xml:space="preserve">(</w:t>
       </w:r>
-      <w:hyperlink r:id="rId27">
+      <w:hyperlink r:id="rId28">
         <w:r>
           <w:rPr>
             <w:rStyle w:val="Hyperlink"/>
@@ -6380,8 +6735,8 @@
         <w:t xml:space="preserve">to promote tests 08/12/14 from SKIP to PASS.</w:t>
       </w:r>
     </w:p>
-    <w:bookmarkEnd w:id="28"/>
-    <w:bookmarkStart w:id="29" w:name="Xd107a0e56eee99d9f411468eb5230f3cca47955"/>
+    <w:bookmarkEnd w:id="29"/>
+    <w:bookmarkStart w:id="30" w:name="Xd107a0e56eee99d9f411468eb5230f3cca47955"/>
     <w:p>
       <w:pPr>
         <w:pStyle w:val="Heading3"/>
@@ -6444,8 +6799,8 @@
         <w:t xml:space="preserve">Containers pointer 61e01dc → 18ed03d (pushed github+gitlab).</w:t>
       </w:r>
     </w:p>
-    <w:bookmarkEnd w:id="29"/>
-    <w:bookmarkStart w:id="30" w:name="X49a13ba3f36a05503543cced85cd6ad81c8b17d"/>
+    <w:bookmarkEnd w:id="30"/>
+    <w:bookmarkStart w:id="31" w:name="X49a13ba3f36a05503543cced85cd6ad81c8b17d"/>
     <w:p>
       <w:pPr>
         <w:pStyle w:val="Heading3"/>
@@ -7169,8 +7524,8 @@
         <w:t xml:space="preserve">none. The binary is on-demand ("when and if we need it").</w:t>
       </w:r>
     </w:p>
-    <w:bookmarkEnd w:id="30"/>
-    <w:bookmarkStart w:id="31" w:name="X95a9abd6e56d4fd0395b3cfffd354c65eb3558e"/>
+    <w:bookmarkEnd w:id="31"/>
+    <w:bookmarkStart w:id="32" w:name="X95a9abd6e56d4fd0395b3cfffd354c65eb3558e"/>
     <w:p>
       <w:pPr>
         <w:pStyle w:val="Heading3"/>
@@ -7479,8 +7834,8 @@
         <w:t xml:space="preserve">(root/setcap), GUI/clipboard/remote/DB opt-ins.</w:t>
       </w:r>
     </w:p>
-    <w:bookmarkEnd w:id="31"/>
-    <w:bookmarkStart w:id="32" w:name="Xbbf4fa0d3b9e324912656094fd0249ad7d51414"/>
+    <w:bookmarkEnd w:id="32"/>
+    <w:bookmarkStart w:id="33" w:name="Xbbf4fa0d3b9e324912656094fd0249ad7d51414"/>
     <w:p>
       <w:pPr>
         <w:pStyle w:val="Heading3"/>
@@ -7936,8 +8291,8 @@
         <w:t xml:space="preserve">documentation/); VERSION 1.0.22/23.</w:t>
       </w:r>
     </w:p>
-    <w:bookmarkEnd w:id="32"/>
-    <w:bookmarkStart w:id="33" w:name="Xd81534925c34ae5326aa7db1382eeb411648bcf"/>
+    <w:bookmarkEnd w:id="33"/>
+    <w:bookmarkStart w:id="34" w:name="Xd81534925c34ae5326aa7db1382eeb411648bcf"/>
     <w:p>
       <w:pPr>
         <w:pStyle w:val="Heading3"/>
@@ -8465,8 +8820,8 @@
         <w:t xml:space="preserve">push to all upstreams.</w:t>
       </w:r>
     </w:p>
-    <w:bookmarkEnd w:id="33"/>
-    <w:bookmarkStart w:id="36" w:name="X25af542b0f0a7d96335459fc8710c74d859226a"/>
+    <w:bookmarkEnd w:id="34"/>
+    <w:bookmarkStart w:id="37" w:name="X25af542b0f0a7d96335459fc8710c74d859226a"/>
     <w:p>
       <w:pPr>
         <w:pStyle w:val="Heading3"/>
@@ -8495,7 +8850,7 @@
       <w:r>
         <w:t xml:space="preserve"> </w:t>
       </w:r>
-      <w:hyperlink r:id="rId34">
+      <w:hyperlink r:id="rId35">
         <w:r>
           <w:rPr>
             <w:rStyle w:val="Hyperlink"/>
@@ -8512,7 +8867,7 @@
       <w:r>
         <w:t xml:space="preserve"> </w:t>
       </w:r>
-      <w:hyperlink r:id="rId35">
+      <w:hyperlink r:id="rId36">
         <w:r>
           <w:rPr>
             <w:rStyle w:val="Hyperlink"/>
@@ -8908,8 +9263,8 @@
         <w:t xml:space="preserve">session; THEN nezha setup + validation; THEN next release.</w:t>
       </w:r>
     </w:p>
-    <w:bookmarkEnd w:id="36"/>
-    <w:bookmarkStart w:id="39" w:name="X28f5989dbd72dc834b9cc20776f8d10676b27f0"/>
+    <w:bookmarkEnd w:id="37"/>
+    <w:bookmarkStart w:id="40" w:name="X28f5989dbd72dc834b9cc20776f8d10676b27f0"/>
     <w:p>
       <w:pPr>
         <w:pStyle w:val="Heading3"/>
@@ -8938,7 +9293,7 @@
       <w:r>
         <w:t xml:space="preserve"> </w:t>
       </w:r>
-      <w:hyperlink r:id="rId37">
+      <w:hyperlink r:id="rId38">
         <w:r>
           <w:rPr>
             <w:rStyle w:val="Hyperlink"/>
@@ -8955,7 +9310,7 @@
       <w:r>
         <w:t xml:space="preserve"> </w:t>
       </w:r>
-      <w:hyperlink r:id="rId38">
+      <w:hyperlink r:id="rId39">
         <w:r>
           <w:rPr>
             <w:rStyle w:val="Hyperlink"/>
@@ -9129,8 +9484,8 @@
         <w:t xml:space="preserve">did not recur this round.</w:t>
       </w:r>
     </w:p>
-    <w:bookmarkEnd w:id="39"/>
-    <w:bookmarkStart w:id="42" w:name="X355fc9a1cf777007644228a932aa130e2c8e704"/>
+    <w:bookmarkEnd w:id="40"/>
+    <w:bookmarkStart w:id="43" w:name="X355fc9a1cf777007644228a932aa130e2c8e704"/>
     <w:p>
       <w:pPr>
         <w:pStyle w:val="Heading3"/>
@@ -9159,7 +9514,7 @@
       <w:r>
         <w:t xml:space="preserve"> </w:t>
       </w:r>
-      <w:hyperlink r:id="rId40">
+      <w:hyperlink r:id="rId41">
         <w:r>
           <w:rPr>
             <w:rStyle w:val="Hyperlink"/>
@@ -9176,7 +9531,7 @@
       <w:r>
         <w:t xml:space="preserve"> </w:t>
       </w:r>
-      <w:hyperlink r:id="rId41">
+      <w:hyperlink r:id="rId42">
         <w:r>
           <w:rPr>
             <w:rStyle w:val="Hyperlink"/>
@@ -9398,8 +9753,8 @@
         <w:t xml:space="preserve">(refresh ~/.tmux.conf), nezha headless test-56 proof, v1.0.18 release.</w:t>
       </w:r>
     </w:p>
-    <w:bookmarkEnd w:id="42"/>
-    <w:bookmarkStart w:id="45" w:name="Xebab2c91518890b5812c0749bb46435dd248681"/>
+    <w:bookmarkEnd w:id="43"/>
+    <w:bookmarkStart w:id="46" w:name="Xebab2c91518890b5812c0749bb46435dd248681"/>
     <w:p>
       <w:pPr>
         <w:pStyle w:val="Heading3"/>
@@ -9428,7 +9783,7 @@
       <w:r>
         <w:t xml:space="preserve"> </w:t>
       </w:r>
-      <w:hyperlink r:id="rId43">
+      <w:hyperlink r:id="rId44">
         <w:r>
           <w:rPr>
             <w:rStyle w:val="Hyperlink"/>
@@ -9445,7 +9800,7 @@
       <w:r>
         <w:t xml:space="preserve"> </w:t>
       </w:r>
-      <w:hyperlink r:id="rId44">
+      <w:hyperlink r:id="rId45">
         <w:r>
           <w:rPr>
             <w:rStyle w:val="Hyperlink"/>
@@ -9911,8 +10266,8 @@
         <w:t xml:space="preserve">both-host evidence, VERSION bump (1.0.17/18), gh+glab release.</w:t>
       </w:r>
     </w:p>
-    <w:bookmarkEnd w:id="45"/>
-    <w:bookmarkStart w:id="46" w:name="X4bf7be095085477ec4195c5ea33259b03408111"/>
+    <w:bookmarkEnd w:id="46"/>
+    <w:bookmarkStart w:id="47" w:name="X4bf7be095085477ec4195c5ea33259b03408111"/>
     <w:p>
       <w:pPr>
         <w:pStyle w:val="Heading3"/>
@@ -10227,8 +10582,8 @@
         <w:t xml:space="preserve">to carry every numbered anchor + canonical-authority cross-references</w:t>
       </w:r>
     </w:p>
-    <w:bookmarkEnd w:id="46"/>
-    <w:bookmarkStart w:id="47" w:name="X9597a4ec2f18a9b28ff1f606dbcb4fc46cb4e4b"/>
+    <w:bookmarkEnd w:id="47"/>
+    <w:bookmarkStart w:id="48" w:name="X9597a4ec2f18a9b28ff1f606dbcb4fc46cb4e4b"/>
     <w:p>
       <w:pPr>
         <w:pStyle w:val="Heading3"/>
@@ -10591,8 +10946,8 @@
         <w:t xml:space="preserve">3 concurrent scopes, all registered + active simultaneously ✓</w:t>
       </w:r>
     </w:p>
-    <w:bookmarkEnd w:id="47"/>
-    <w:bookmarkStart w:id="48" w:name="X06cb01c5625e5cfa81a37477bd54d4d45671fdf"/>
+    <w:bookmarkEnd w:id="48"/>
+    <w:bookmarkStart w:id="49" w:name="X06cb01c5625e5cfa81a37477bd54d4d45671fdf"/>
     <w:p>
       <w:pPr>
         <w:pStyle w:val="Heading3"/>
@@ -10773,8 +11128,8 @@
         <w:t xml:space="preserve">— Issues.md D1 (formal topology dispatch matrix)</w:t>
       </w:r>
     </w:p>
-    <w:bookmarkEnd w:id="48"/>
-    <w:bookmarkStart w:id="49" w:name="X6dbba4eb95812a90f20c800e44eb5a6a7358d51"/>
+    <w:bookmarkEnd w:id="49"/>
+    <w:bookmarkStart w:id="50" w:name="X6dbba4eb95812a90f20c800e44eb5a6a7358d51"/>
     <w:p>
       <w:pPr>
         <w:pStyle w:val="Heading3"/>
@@ -11122,8 +11477,8 @@
         <w:t xml:space="preserve">B2.</w:t>
       </w:r>
     </w:p>
-    <w:bookmarkEnd w:id="49"/>
-    <w:bookmarkStart w:id="50" w:name="Xb35b1f3f7dabbb428c448451ce7167cbe2cd4e6"/>
+    <w:bookmarkEnd w:id="50"/>
+    <w:bookmarkStart w:id="51" w:name="Xb35b1f3f7dabbb428c448451ce7167cbe2cd4e6"/>
     <w:p>
       <w:pPr>
         <w:pStyle w:val="Heading3"/>
@@ -11453,8 +11808,8 @@
         <w:t xml:space="preserve">— bump test count from 9 to 11.</w:t>
       </w:r>
     </w:p>
-    <w:bookmarkEnd w:id="50"/>
-    <w:bookmarkStart w:id="51" w:name="X2dea41730e11114ce2f1f24a9ac20830f0c6d8c"/>
+    <w:bookmarkEnd w:id="51"/>
+    <w:bookmarkStart w:id="52" w:name="X2dea41730e11114ce2f1f24a9ac20830f0c6d8c"/>
     <w:p>
       <w:pPr>
         <w:pStyle w:val="Heading3"/>
@@ -11780,8 +12135,8 @@
         <w:t xml:space="preserve">: B1 (CHAL-COVER-001), C1 (TMX-T5), C2 (TMX-T7), C3 (TMX-T8), D1 (TOPO-DISPATCH-001) moved to Fixed.md.</w:t>
       </w:r>
     </w:p>
-    <w:bookmarkEnd w:id="51"/>
-    <w:bookmarkStart w:id="53" w:name="Xa47a1f2e6aab857c5ebcc9727ef871a96653e0e"/>
+    <w:bookmarkEnd w:id="52"/>
+    <w:bookmarkStart w:id="54" w:name="Xa47a1f2e6aab857c5ebcc9727ef871a96653e0e"/>
     <w:p>
       <w:pPr>
         <w:pStyle w:val="Heading3"/>
@@ -12741,7 +13096,7 @@
       <w:r>
         <w:t xml:space="preserve"> </w:t>
       </w:r>
-      <w:hyperlink r:id="rId52">
+      <w:hyperlink r:id="rId53">
         <w:r>
           <w:rPr>
             <w:rStyle w:val="VerbatimChar"/>
@@ -15257,8 +15612,8 @@
         <w:t xml:space="preserve">itself is a §12.10 / §11.4.6 violation — opaque commit message, silent submodule mutation, no CONTINUATION update. Cannot rewrite history per §9 data safety; documenting here is the audit trail.</w:t>
       </w:r>
     </w:p>
-    <w:bookmarkEnd w:id="53"/>
-    <w:bookmarkStart w:id="54" w:name="X39a6c66e0be7f50e7d32ecd13d50cf753d128a7"/>
+    <w:bookmarkEnd w:id="54"/>
+    <w:bookmarkStart w:id="55" w:name="X39a6c66e0be7f50e7d32ecd13d50cf753d128a7"/>
     <w:p>
       <w:pPr>
         <w:pStyle w:val="Heading3"/>
@@ -15592,8 +15947,8 @@
         <w:t xml:space="preserve">§3.6: removed stale "remaining open" note.</w:t>
       </w:r>
     </w:p>
-    <w:bookmarkEnd w:id="54"/>
-    <w:bookmarkStart w:id="55" w:name="X2726eb1fde9d0d5c4232a8af5bb29bc2efcb6ea"/>
+    <w:bookmarkEnd w:id="55"/>
+    <w:bookmarkStart w:id="56" w:name="X2726eb1fde9d0d5c4232a8af5bb29bc2efcb6ea"/>
     <w:p>
       <w:pPr>
         <w:pStyle w:val="Heading3"/>
@@ -16568,8 +16923,8 @@
         <w:t xml:space="preserve">all work").</w:t>
       </w:r>
     </w:p>
-    <w:bookmarkEnd w:id="55"/>
-    <w:bookmarkStart w:id="56" w:name="X50530f0d3163508b53d4e1446abd0230469972a"/>
+    <w:bookmarkEnd w:id="56"/>
+    <w:bookmarkStart w:id="57" w:name="X50530f0d3163508b53d4e1446abd0230469972a"/>
     <w:p>
       <w:pPr>
         <w:pStyle w:val="Heading3"/>
@@ -17297,8 +17652,8 @@
         <w:t xml:space="preserve">headless).</w:t>
       </w:r>
     </w:p>
-    <w:bookmarkEnd w:id="56"/>
-    <w:bookmarkStart w:id="57" w:name="Xb6dc7ed3ec66a5d998e26a7e8534471ca2cc3e0"/>
+    <w:bookmarkEnd w:id="57"/>
+    <w:bookmarkStart w:id="58" w:name="Xb6dc7ed3ec66a5d998e26a7e8534471ca2cc3e0"/>
     <w:p>
       <w:pPr>
         <w:pStyle w:val="Heading3"/>
@@ -17738,8 +18093,8 @@
         <w:t xml:space="preserve">"Make sure we setup the new version once all done." directive.</w:t>
       </w:r>
     </w:p>
-    <w:bookmarkEnd w:id="57"/>
-    <w:bookmarkStart w:id="58" w:name="Xd3af410912ca3cafb170fb407cc411bb8aa2631"/>
+    <w:bookmarkEnd w:id="58"/>
+    <w:bookmarkStart w:id="59" w:name="Xd3af410912ca3cafb170fb407cc411bb8aa2631"/>
     <w:p>
       <w:pPr>
         <w:pStyle w:val="Heading3"/>
@@ -18162,8 +18517,8 @@
         <w:t xml:space="preserve">as deferred post-release smoke.</w:t>
       </w:r>
     </w:p>
-    <w:bookmarkEnd w:id="58"/>
-    <w:bookmarkStart w:id="59" w:name="Xd334663f66da9fbc338b039ddad8ed42ad07243"/>
+    <w:bookmarkEnd w:id="59"/>
+    <w:bookmarkStart w:id="60" w:name="Xd334663f66da9fbc338b039ddad8ed42ad07243"/>
     <w:p>
       <w:pPr>
         <w:pStyle w:val="Heading3"/>
@@ -18640,8 +18995,8 @@
         <w:t xml:space="preserve">preceded the tag; no spot-check shortcut).</w:t>
       </w:r>
     </w:p>
-    <w:bookmarkEnd w:id="59"/>
-    <w:bookmarkStart w:id="60" w:name="Xd55c57cd252c85ec7bdcd4b23e73cec6cfc2cd4"/>
+    <w:bookmarkEnd w:id="60"/>
+    <w:bookmarkStart w:id="61" w:name="Xd55c57cd252c85ec7bdcd4b23e73cec6cfc2cd4"/>
     <w:p>
       <w:pPr>
         <w:pStyle w:val="Heading3"/>
@@ -19712,8 +20067,8 @@
         <w:t xml:space="preserve">tests 09/13/14 alongside the Darwin branches running today.</w:t>
       </w:r>
     </w:p>
-    <w:bookmarkEnd w:id="60"/>
-    <w:bookmarkStart w:id="61" w:name="X572a5be484f72dd1209250eb21ec3b6cad7931d"/>
+    <w:bookmarkEnd w:id="61"/>
+    <w:bookmarkStart w:id="62" w:name="X572a5be484f72dd1209250eb21ec3b6cad7931d"/>
     <w:p>
       <w:pPr>
         <w:pStyle w:val="Heading3"/>
@@ -20661,8 +21016,8 @@
         <w:t xml:space="preserve">topology-correct), e2e 9/0/0.</w:t>
       </w:r>
     </w:p>
-    <w:bookmarkEnd w:id="61"/>
-    <w:bookmarkStart w:id="62" w:name="Xdc1f843cc4a7cc6c48cb008be32d2d72d9f426c"/>
+    <w:bookmarkEnd w:id="62"/>
+    <w:bookmarkStart w:id="63" w:name="Xdc1f843cc4a7cc6c48cb008be32d2d72d9f426c"/>
     <w:p>
       <w:pPr>
         <w:pStyle w:val="Heading3"/>
@@ -21271,9 +21626,9 @@
         <w:t xml:space="preserve">GREEN, suite PASS=13/0/SKIP=5, meta-test 18/0/6, e2e 9/0/0.</w:t>
       </w:r>
     </w:p>
-    <w:bookmarkEnd w:id="62"/>
     <w:bookmarkEnd w:id="63"/>
-    <w:bookmarkStart w:id="64" w:name="Xf9daad60751079e769ca58715403a214307050f"/>
+    <w:bookmarkEnd w:id="64"/>
+    <w:bookmarkStart w:id="65" w:name="Xf9daad60751079e769ca58715403a214307050f"/>
     <w:p>
       <w:pPr>
         <w:pStyle w:val="Heading2"/>
@@ -21915,8 +22270,8 @@
         <w:t xml:space="preserve">(2026-05-07) — Initial vasic-digital/tmux: migrated from ATMOSphere project + per-session containerization plan + 8-test verification gate.</w:t>
       </w:r>
     </w:p>
-    <w:bookmarkEnd w:id="64"/>
-    <w:bookmarkStart w:id="65" w:name="X6eb44e94951e80621b9fe10f2f53b34d95aee13"/>
+    <w:bookmarkEnd w:id="65"/>
+    <w:bookmarkStart w:id="66" w:name="X6eb44e94951e80621b9fe10f2f53b34d95aee13"/>
     <w:p>
       <w:pPr>
         <w:pStyle w:val="Heading2"/>
@@ -22045,8 +22400,8 @@
         <w:t xml:space="preserve">Update this document in the SAME commit as the work itself (§12.10 invariant)</w:t>
       </w:r>
     </w:p>
-    <w:bookmarkEnd w:id="65"/>
     <w:bookmarkEnd w:id="66"/>
+    <w:bookmarkEnd w:id="67"/>
     <w:sectPr>
       <w:footnotePr>
         <w:numRestart w:val="eachSect"/>

--- a/CONTINUATION.docx
+++ b/CONTINUATION.docx
@@ -10,7 +10,7 @@
         <w:t xml:space="preserve">CONTINUATION</w:t>
       </w:r>
     </w:p>
-    <w:bookmarkStart w:id="69" w:name="continuationmd--vasic-digital-tmux"/>
+    <w:bookmarkStart w:id="70" w:name="continuationmd--vasic-digital-tmux"/>
     <w:p>
       <w:pPr>
         <w:pStyle w:val="Heading1"/>
@@ -34,7 +34,7 @@
         <w:t xml:space="preserve"> </w:t>
       </w:r>
       <w:r>
-        <w:t xml:space="preserve">2026-09-01T16:15:00Z</w:t>
+        <w:t xml:space="preserve">2026-09-01T19:25:23Z</w:t>
       </w:r>
     </w:p>
     <w:bookmarkStart w:id="9" w:name="X46e2b1e0ed863e0637bb3aab0aa22fad9aaafec"/>
@@ -2935,7 +2935,7 @@
       </w:r>
     </w:p>
     <w:bookmarkEnd w:id="11"/>
-    <w:bookmarkStart w:id="66" w:name="X9bbd2c3048cfbd7ee7622f0d2295634d9b66aad"/>
+    <w:bookmarkStart w:id="67" w:name="X9bbd2c3048cfbd7ee7622f0d2295634d9b66aad"/>
     <w:p>
       <w:pPr>
         <w:pStyle w:val="Heading2"/>
@@ -2944,13 +2944,13 @@
         <w:t xml:space="preserve">§3 — Active work</w:t>
       </w:r>
     </w:p>
-    <w:bookmarkStart w:id="12" w:name="Xcc20ee2a54f725a0e8ea04e0ad2977fdd36afe4"/>
+    <w:bookmarkStart w:id="12" w:name="Xa517be4637051a3a275856858cb05fffd0a2ec1"/>
     <w:p>
       <w:pPr>
         <w:pStyle w:val="Heading3"/>
       </w:pPr>
       <w:r>
-        <w:t xml:space="preserve">§3.36 — v1.0.44 release cycle — consolidated state (TMX-086 / TMX-087 / TMX-088 / TMX-089) → 2026-09-01</w:t>
+        <w:t xml:space="preserve">§3.37 — Heading-regex widening + corpus repair (TMX-072..075, TMX-078, TMX-093, TMX-094) → 2026-09-01</w:t>
       </w:r>
     </w:p>
     <w:p>
@@ -2968,35 +2968,28 @@
         <w:t xml:space="preserve"> </w:t>
       </w:r>
       <w:r>
-        <w:t xml:space="preserve">IN PROGRESS. All FOUR fixes are landed on</w:t>
-      </w:r>
-      <w:r>
-        <w:t xml:space="preserve"> </w:t>
-      </w:r>
-      <w:r>
-        <w:rPr>
-          <w:rStyle w:val="VerbatimChar"/>
-        </w:rPr>
-        <w:t xml:space="preserve">main</w:t>
-      </w:r>
-      <w:r>
-        <w:t xml:space="preserve">; the release is</w:t>
-      </w:r>
-      <w:r>
-        <w:t xml:space="preserve"> </w:t>
-      </w:r>
-      <w:r>
-        <w:rPr>
-          <w:b/>
-          <w:bCs/>
-        </w:rPr>
-        <w:t xml:space="preserve">NOT tagged</w:t>
-      </w:r>
-      <w:r>
-        <w:t xml:space="preserve"> </w:t>
-      </w:r>
-      <w:r>
-        <w:t xml:space="preserve">and MUST NOT be tagged until the known-open list below is cleared. This entry is the single cycle-state record; §3.35 keeps the deep TMX-086/TMX-087 detail.</w:t>
+        <w:t xml:space="preserve">IN PROGRESS — landed in the working tree, independent review CLOSED with a</w:t>
+      </w:r>
+      <w:r>
+        <w:t xml:space="preserve"> </w:t>
+      </w:r>
+      <w:r>
+        <w:t xml:space="preserve">clean GO, full</w:t>
+      </w:r>
+      <w:r>
+        <w:t xml:space="preserve"> </w:t>
+      </w:r>
+      <w:r>
+        <w:rPr>
+          <w:rStyle w:val="VerbatimChar"/>
+        </w:rPr>
+        <w:t xml:space="preserve">verify.sh</w:t>
+      </w:r>
+      <w:r>
+        <w:t xml:space="preserve"> </w:t>
+      </w:r>
+      <w:r>
+        <w:t xml:space="preserve">sweep on the final tree in flight. NOT yet committed.</w:t>
       </w:r>
     </w:p>
     <w:p>
@@ -3008,7 +3001,154 @@
           <w:b/>
           <w:bCs/>
         </w:rPr>
-        <w:t xml:space="preserve">Scope of this cycle — four items, two waves:</w:t>
+        <w:t xml:space="preserve">The defect.</w:t>
+      </w:r>
+      <w:r>
+        <w:t xml:space="preserve"> </w:t>
+      </w:r>
+      <w:r>
+        <w:rPr>
+          <w:rStyle w:val="VerbatimChar"/>
+        </w:rPr>
+        <w:t xml:space="preserve">cmd/workable-items/parser.go</w:t>
+      </w:r>
+      <w:r>
+        <w:t xml:space="preserve">'s</w:t>
+      </w:r>
+      <w:r>
+        <w:t xml:space="preserve"> </w:t>
+      </w:r>
+      <w:r>
+        <w:rPr>
+          <w:rStyle w:val="VerbatimChar"/>
+        </w:rPr>
+        <w:t xml:space="preserve">headingRE</w:t>
+      </w:r>
+      <w:r>
+        <w:t xml:space="preserve"> </w:t>
+      </w:r>
+      <w:r>
+        <w:t xml:space="preserve">required a period after</w:t>
+      </w:r>
+      <w:r>
+        <w:t xml:space="preserve"> </w:t>
+      </w:r>
+      <w:r>
+        <w:t xml:space="preserve">the block ordinal (</w:t>
+      </w:r>
+      <w:r>
+        <w:rPr>
+          <w:rStyle w:val="VerbatimChar"/>
+        </w:rPr>
+        <w:t xml:space="preserve">### A52.</w:t>
+      </w:r>
+      <w:r>
+        <w:t xml:space="preserve">), so every SPACE-form heading (</w:t>
+      </w:r>
+      <w:r>
+        <w:rPr>
+          <w:rStyle w:val="VerbatimChar"/>
+        </w:rPr>
+        <w:t xml:space="preserve">### G5 NAME-001 — …</w:t>
+      </w:r>
+      <w:r>
+        <w:t xml:space="preserve">)</w:t>
+      </w:r>
+      <w:r>
+        <w:t xml:space="preserve"> </w:t>
+      </w:r>
+      <w:r>
+        <w:t xml:space="preserve">failed to parse. Consequence measured, not inferred: the block's body was absorbed</w:t>
+      </w:r>
+      <w:r>
+        <w:t xml:space="preserve"> </w:t>
+      </w:r>
+      <w:r>
+        <w:t xml:space="preserve">into the PRECEDING item's</w:t>
+      </w:r>
+      <w:r>
+        <w:t xml:space="preserve"> </w:t>
+      </w:r>
+      <w:r>
+        <w:rPr>
+          <w:rStyle w:val="VerbatimChar"/>
+        </w:rPr>
+        <w:t xml:space="preserve">raw_body</w:t>
+      </w:r>
+      <w:r>
+        <w:t xml:space="preserve">, and its own row sat in the DB with a sentinel</w:t>
+      </w:r>
+      <w:r>
+        <w:t xml:space="preserve"> </w:t>
+      </w:r>
+      <w:r>
+        <w:t xml:space="preserve">identity (category</w:t>
+      </w:r>
+      <w:r>
+        <w:t xml:space="preserve"> </w:t>
+      </w:r>
+      <w:r>
+        <w:rPr>
+          <w:rStyle w:val="VerbatimChar"/>
+        </w:rPr>
+        <w:t xml:space="preserve">Z</w:t>
+      </w:r>
+      <w:r>
+        <w:t xml:space="preserve"> </w:t>
+      </w:r>
+      <w:r>
+        <w:t xml:space="preserve">/</w:t>
+      </w:r>
+      <w:r>
+        <w:t xml:space="preserve"> </w:t>
+      </w:r>
+      <w:r>
+        <w:rPr>
+          <w:rStyle w:val="VerbatimChar"/>
+        </w:rPr>
+        <w:t xml:space="preserve">code_ordinal 0</w:t>
+      </w:r>
+      <w:r>
+        <w:t xml:space="preserve">), so nothing could locate it in the</w:t>
+      </w:r>
+      <w:r>
+        <w:t xml:space="preserve"> </w:t>
+      </w:r>
+      <w:r>
+        <w:t xml:space="preserve">markdown. The reconciler's own matcher</w:t>
+      </w:r>
+      <w:r>
+        <w:t xml:space="preserve"> </w:t>
+      </w:r>
+      <w:r>
+        <w:rPr>
+          <w:rStyle w:val="VerbatimChar"/>
+        </w:rPr>
+        <w:t xml:space="preserve">blockCodeRE</w:t>
+      </w:r>
+      <w:r>
+        <w:t xml:space="preserve"> </w:t>
+      </w:r>
+      <w:r>
+        <w:t xml:space="preserve">had ALWAYS accepted both forms —</w:t>
+      </w:r>
+      <w:r>
+        <w:t xml:space="preserve"> </w:t>
+      </w:r>
+      <w:r>
+        <w:t xml:space="preserve">so the narrow parser was an internal inconsistency, not a deliberate contract.</w:t>
+      </w:r>
+    </w:p>
+    <w:p>
+      <w:pPr>
+        <w:pStyle w:val="BodyText"/>
+      </w:pPr>
+      <w:r>
+        <w:rPr>
+          <w:b/>
+          <w:bCs/>
+        </w:rPr>
+        <w:t xml:space="preserve">What widening exposed (each fixed at root cause, not patched at the call site):</w:t>
       </w:r>
     </w:p>
     <w:tbl>
@@ -3033,7 +3173,7 @@
               <w:pStyle w:val="Compact"/>
             </w:pPr>
             <w:r>
-              <w:t xml:space="preserve">Item</w:t>
+              <w:t xml:space="preserve">#</w:t>
             </w:r>
           </w:p>
         </w:tc>
@@ -3044,7 +3184,7 @@
               <w:pStyle w:val="Compact"/>
             </w:pPr>
             <w:r>
-              <w:t xml:space="preserve">What</w:t>
+              <w:t xml:space="preserve">Defect</w:t>
             </w:r>
           </w:p>
         </w:tc>
@@ -3055,7 +3195,7 @@
               <w:pStyle w:val="Compact"/>
             </w:pPr>
             <w:r>
-              <w:t xml:space="preserve">Landed in</w:t>
+              <w:t xml:space="preserve">Fix</w:t>
             </w:r>
           </w:p>
         </w:tc>
@@ -3068,11 +3208,7 @@
               <w:pStyle w:val="Compact"/>
             </w:pPr>
             <w:r>
-              <w:rPr>
-                <w:b/>
-                <w:bCs/>
-              </w:rPr>
-              <w:t xml:space="preserve">TMX-086</w:t>
+              <w:t xml:space="preserve">1</w:t>
             </w:r>
           </w:p>
         </w:tc>
@@ -3086,13 +3222,13 @@
               <w:rPr>
                 <w:rStyle w:val="VerbatimChar"/>
               </w:rPr>
-              <w:t xml:space="preserve">install.sh</w:t>
-            </w:r>
-            <w:r>
-              <w:t xml:space="preserve"> </w:t>
-            </w:r>
-            <w:r>
-              <w:t xml:space="preserve">injected an HTTPS</w:t>
+              <w:t xml:space="preserve">UpsertItem</w:t>
+            </w:r>
+            <w:r>
+              <w:t xml:space="preserve"> </w:t>
+            </w:r>
+            <w:r>
+              <w:t xml:space="preserve">decided INSERT-vs-UPDATE on</w:t>
             </w:r>
             <w:r>
               <w:t xml:space="preserve"> </w:t>
@@ -3101,13 +3237,13 @@
               <w:rPr>
                 <w:rStyle w:val="VerbatimChar"/>
               </w:rPr>
-              <w:t xml:space="preserve">insteadOf</w:t>
-            </w:r>
-            <w:r>
-              <w:t xml:space="preserve"> </w:t>
-            </w:r>
-            <w:r>
-              <w:t xml:space="preserve">rewrite BY DEFAULT; git propagated it into every recursive submodule clone via</w:t>
+              <w:t xml:space="preserve">heading_hash</w:t>
+            </w:r>
+            <w:r>
+              <w:t xml:space="preserve"> </w:t>
+            </w:r>
+            <w:r>
+              <w:t xml:space="preserve">alone, so a newly-parseable block died on</w:t>
             </w:r>
             <w:r>
               <w:t xml:space="preserve"> </w:t>
@@ -3116,49 +3252,7 @@
               <w:rPr>
                 <w:rStyle w:val="VerbatimChar"/>
               </w:rPr>
-              <w:t xml:space="preserve">GIT_CONFIG_PARAMETERS</w:t>
-            </w:r>
-            <w:r>
-              <w:t xml:space="preserve">, reaching the one PRIVATE nested repo (</w:t>
-            </w:r>
-            <w:r>
-              <w:rPr>
-                <w:rStyle w:val="VerbatimChar"/>
-              </w:rPr>
-              <w:t xml:space="preserve">HelixDevelopment/helix_perf_cache</w:t>
-            </w:r>
-            <w:r>
-              <w:t xml:space="preserve">) and blocking forever on a GitHub</w:t>
-            </w:r>
-            <w:r>
-              <w:t xml:space="preserve"> </w:t>
-            </w:r>
-            <w:r>
-              <w:rPr>
-                <w:rStyle w:val="VerbatimChar"/>
-              </w:rPr>
-              <w:t xml:space="preserve">Username</w:t>
-            </w:r>
-            <w:r>
-              <w:t xml:space="preserve"> </w:t>
-            </w:r>
-            <w:r>
-              <w:t xml:space="preserve">prompt with no</w:t>
-            </w:r>
-            <w:r>
-              <w:t xml:space="preserve"> </w:t>
-            </w:r>
-            <w:r>
-              <w:rPr>
-                <w:rStyle w:val="VerbatimChar"/>
-              </w:rPr>
-              <w:t xml:space="preserve">GIT_TERMINAL_PROMPT=0</w:t>
-            </w:r>
-            <w:r>
-              <w:t xml:space="preserve"> </w:t>
-            </w:r>
-            <w:r>
-              <w:t xml:space="preserve">guard.</w:t>
+              <w:t xml:space="preserve">UNIQUE constraint failed: items.atm_id</w:t>
             </w:r>
           </w:p>
         </w:tc>
@@ -3169,10 +3263,22 @@
               <w:pStyle w:val="Compact"/>
             </w:pPr>
             <w:r>
+              <w:t xml:space="preserve">resolve an explicit</w:t>
+            </w:r>
+            <w:r>
+              <w:t xml:space="preserve"> </w:t>
+            </w:r>
+            <w:r>
               <w:rPr>
                 <w:rStyle w:val="VerbatimChar"/>
               </w:rPr>
-              <w:t xml:space="preserve">562cde7</w:t>
+              <w:t xml:space="preserve">**TMX-ID:**</w:t>
+            </w:r>
+            <w:r>
+              <w:t xml:space="preserve"> </w:t>
+            </w:r>
+            <w:r>
+              <w:t xml:space="preserve">to its existing row and UPDATE, refreshing the hash</w:t>
             </w:r>
           </w:p>
         </w:tc>
@@ -3185,11 +3291,7 @@
               <w:pStyle w:val="Compact"/>
             </w:pPr>
             <w:r>
-              <w:rPr>
-                <w:b/>
-                <w:bCs/>
-              </w:rPr>
-              <w:t xml:space="preserve">TMX-087</w:t>
+              <w:t xml:space="preserve">2</w:t>
             </w:r>
           </w:p>
         </w:tc>
@@ -3200,73 +3302,7 @@
               <w:pStyle w:val="Compact"/>
             </w:pPr>
             <w:r>
-              <w:t xml:space="preserve">The constitution submodule's index carried a</w:t>
-            </w:r>
-            <w:r>
-              <w:t xml:space="preserve"> </w:t>
-            </w:r>
-            <w:r>
-              <w:rPr>
-                <w:rStyle w:val="VerbatimChar"/>
-              </w:rPr>
-              <w:t xml:space="preserve">.gitmodules</w:t>
-            </w:r>
-            <w:r>
-              <w:t xml:space="preserve">-unmapped duplicate</w:t>
-            </w:r>
-            <w:r>
-              <w:t xml:space="preserve"> </w:t>
-            </w:r>
-            <w:r>
-              <w:rPr>
-                <w:rStyle w:val="VerbatimChar"/>
-              </w:rPr>
-              <w:t xml:space="preserve">design-toolkit</w:t>
-            </w:r>
-            <w:r>
-              <w:t xml:space="preserve"> </w:t>
-            </w:r>
-            <w:r>
-              <w:t xml:space="preserve">gitlink, aborting every consumer's recursive clone. Fixed constitution-side in</w:t>
-            </w:r>
-            <w:r>
-              <w:t xml:space="preserve"> </w:t>
-            </w:r>
-            <w:r>
-              <w:rPr>
-                <w:rStyle w:val="VerbatimChar"/>
-              </w:rPr>
-              <w:t xml:space="preserve">b9096ac</w:t>
-            </w:r>
-            <w:r>
-              <w:t xml:space="preserve">, ff-pushed to all six upstreams, pointer bumped</w:t>
-            </w:r>
-            <w:r>
-              <w:t xml:space="preserve"> </w:t>
-            </w:r>
-            <w:r>
-              <w:rPr>
-                <w:rStyle w:val="VerbatimChar"/>
-              </w:rPr>
-              <w:t xml:space="preserve">6f24df9</w:t>
-            </w:r>
-            <w:r>
-              <w:t xml:space="preserve"> </w:t>
-            </w:r>
-            <w:r>
-              <w:t xml:space="preserve">→</w:t>
-            </w:r>
-            <w:r>
-              <w:t xml:space="preserve"> </w:t>
-            </w:r>
-            <w:r>
-              <w:rPr>
-                <w:rStyle w:val="VerbatimChar"/>
-              </w:rPr>
-              <w:t xml:space="preserve">b9096ac</w:t>
-            </w:r>
-            <w:r>
-              <w:t xml:space="preserve">.</w:t>
+              <w:t xml:space="preserve">Two blocks for one item silently COLLAPSED into one row whose survivor depended on read order</w:t>
             </w:r>
           </w:p>
         </w:tc>
@@ -3277,16 +3313,22 @@
               <w:pStyle w:val="Compact"/>
             </w:pPr>
             <w:r>
+              <w:t xml:space="preserve">fail-closed guard on the UNION of</w:t>
+            </w:r>
+            <w:r>
+              <w:t xml:space="preserve"> </w:t>
+            </w:r>
+            <w:r>
               <w:rPr>
                 <w:rStyle w:val="VerbatimChar"/>
               </w:rPr>
-              <w:t xml:space="preserve">562cde7</w:t>
-            </w:r>
-            <w:r>
-              <w:t xml:space="preserve"> </w:t>
-            </w:r>
-            <w:r>
-              <w:t xml:space="preserve">(pointer)</w:t>
+              <w:t xml:space="preserve">**TMX-ID:**</w:t>
+            </w:r>
+            <w:r>
+              <w:t xml:space="preserve"> </w:t>
+            </w:r>
+            <w:r>
+              <w:t xml:space="preserve">and heading identity across every parsed block in BOTH files</w:t>
             </w:r>
           </w:p>
         </w:tc>
@@ -3299,11 +3341,7 @@
               <w:pStyle w:val="Compact"/>
             </w:pPr>
             <w:r>
-              <w:rPr>
-                <w:b/>
-                <w:bCs/>
-              </w:rPr>
-              <w:t xml:space="preserve">TMX-088</w:t>
+              <w:t xml:space="preserve">3</w:t>
             </w:r>
           </w:p>
         </w:tc>
@@ -3314,7 +3352,7 @@
               <w:pStyle w:val="Compact"/>
             </w:pPr>
             <w:r>
-              <w:t xml:space="preserve">The zig (root-free) build path computed</w:t>
+              <w:t xml:space="preserve">The guard persisted</w:t>
             </w:r>
             <w:r>
               <w:t xml:space="preserve"> </w:t>
@@ -3323,172 +3361,13 @@
               <w:rPr>
                 <w:rStyle w:val="VerbatimChar"/>
               </w:rPr>
-              <w:t xml:space="preserve">YACC</w:t>
-            </w:r>
-            <w:r>
-              <w:t xml:space="preserve"> </w:t>
-            </w:r>
-            <w:r>
-              <w:t xml:space="preserve">from</w:t>
-            </w:r>
-            <w:r>
-              <w:t xml:space="preserve"> </w:t>
-            </w:r>
-            <w:r>
-              <w:rPr>
-                <w:rStyle w:val="VerbatimChar"/>
-              </w:rPr>
-              <w:t xml:space="preserve">command -v bison</w:t>
-            </w:r>
-            <w:r>
-              <w:t xml:space="preserve"> </w:t>
-            </w:r>
-            <w:r>
-              <w:t xml:space="preserve">— an ABSOLUTE path — breaking BOTH contracts it feeds:</w:t>
-            </w:r>
-            <w:r>
-              <w:t xml:space="preserve"> </w:t>
-            </w:r>
-            <w:r>
-              <w:rPr>
-                <w:rStyle w:val="VerbatimChar"/>
-              </w:rPr>
-              <w:t xml:space="preserve">configure</w:t>
-            </w:r>
-            <w:r>
-              <w:t xml:space="preserve">'s</w:t>
-            </w:r>
-            <w:r>
-              <w:t xml:space="preserve"> </w:t>
-            </w:r>
-            <w:r>
-              <w:rPr>
-                <w:rStyle w:val="VerbatimChar"/>
-              </w:rPr>
-              <w:t xml:space="preserve">AC_CHECK_PROG</w:t>
-            </w:r>
-            <w:r>
-              <w:t xml:space="preserve"> </w:t>
-            </w:r>
-            <w:r>
-              <w:t xml:space="preserve">(</w:t>
-            </w:r>
-            <w:r>
-              <w:rPr>
-                <w:rStyle w:val="VerbatimChar"/>
-              </w:rPr>
-              <w:t xml:space="preserve">"$as_dir$ac_word"</w:t>
-            </w:r>
-            <w:r>
-              <w:t xml:space="preserve"> </w:t>
-            </w:r>
-            <w:r>
-              <w:t xml:space="preserve">→</w:t>
-            </w:r>
-            <w:r>
-              <w:t xml:space="preserve"> </w:t>
-            </w:r>
-            <w:r>
-              <w:rPr>
-                <w:rStyle w:val="VerbatimChar"/>
-              </w:rPr>
-              <w:t xml:space="preserve">/usr/bin//usr/bin/bison</w:t>
-            </w:r>
-            <w:r>
-              <w:t xml:space="preserve">, aborts</w:t>
-            </w:r>
-            <w:r>
-              <w:t xml:space="preserve"> </w:t>
-            </w:r>
-            <w:r>
-              <w:rPr>
-                <w:rStyle w:val="VerbatimChar"/>
-              </w:rPr>
-              <w:t xml:space="preserve">yacc not found</w:t>
-            </w:r>
-            <w:r>
-              <w:t xml:space="preserve"> </w:t>
-            </w:r>
-            <w:r>
-              <w:t xml:space="preserve">on a host that HAS bison) AND</w:t>
-            </w:r>
-            <w:r>
-              <w:t xml:space="preserve"> </w:t>
-            </w:r>
-            <w:r>
-              <w:rPr>
-                <w:rStyle w:val="VerbatimChar"/>
-              </w:rPr>
-              <w:t xml:space="preserve">etc/ylwrap</w:t>
-            </w:r>
-            <w:r>
-              <w:t xml:space="preserve">'s output-filename contract (plain</w:t>
-            </w:r>
-            <w:r>
-              <w:t xml:space="preserve"> </w:t>
-            </w:r>
-            <w:r>
-              <w:rPr>
-                <w:rStyle w:val="VerbatimChar"/>
-              </w:rPr>
-              <w:t xml:space="preserve">bison</w:t>
-            </w:r>
-            <w:r>
-              <w:t xml:space="preserve"> </w:t>
-            </w:r>
-            <w:r>
-              <w:t xml:space="preserve">emits</w:t>
-            </w:r>
-            <w:r>
-              <w:t xml:space="preserve"> </w:t>
-            </w:r>
-            <w:r>
-              <w:rPr>
-                <w:rStyle w:val="VerbatimChar"/>
-              </w:rPr>
-              <w:t xml:space="preserve">cmd-parse.tab.c</w:t>
-            </w:r>
-            <w:r>
-              <w:t xml:space="preserve">, ylwrap still EXITS 0 — a SILENT failure leaving make with no parser source). Fixed to a bare</w:t>
-            </w:r>
-            <w:r>
-              <w:t xml:space="preserve"> </w:t>
-            </w:r>
-            <w:r>
-              <w:rPr>
-                <w:rStyle w:val="VerbatimChar"/>
-              </w:rPr>
-              <w:t xml:space="preserve">bison -y</w:t>
-            </w:r>
-            <w:r>
-              <w:t xml:space="preserve">. Same commit: the autogen refusal message was UNREACHABLE under</w:t>
-            </w:r>
-            <w:r>
-              <w:t xml:space="preserve"> </w:t>
-            </w:r>
-            <w:r>
-              <w:rPr>
-                <w:rStyle w:val="VerbatimChar"/>
-              </w:rPr>
-              <w:t xml:space="preserve">set -euo pipefail</w:t>
-            </w:r>
-            <w:r>
-              <w:t xml:space="preserve"> </w:t>
-            </w:r>
-            <w:r>
-              <w:t xml:space="preserve">— fixed with</w:t>
-            </w:r>
-            <w:r>
-              <w:t xml:space="preserve"> </w:t>
-            </w:r>
-            <w:r>
-              <w:rPr>
-                <w:rStyle w:val="VerbatimChar"/>
-              </w:rPr>
-              <w:t xml:space="preserve">|| true</w:t>
-            </w:r>
-            <w:r>
-              <w:t xml:space="preserve">.</w:t>
+              <w:t xml:space="preserve">document_sources</w:t>
+            </w:r>
+            <w:r>
+              <w:t xml:space="preserve"> </w:t>
+            </w:r>
+            <w:r>
+              <w:t xml:space="preserve">BEFORE running, so a REFUSED sync still mutated the git-tracked SSoT</w:t>
             </w:r>
           </w:p>
         </w:tc>
@@ -3499,10 +3378,7 @@
               <w:pStyle w:val="Compact"/>
             </w:pPr>
             <w:r>
-              <w:rPr>
-                <w:rStyle w:val="VerbatimChar"/>
-              </w:rPr>
-              <w:t xml:space="preserve">7966edb</w:t>
+              <w:t xml:space="preserve">raw text held in locals; both blobs persisted only after the guard passes</w:t>
             </w:r>
           </w:p>
         </w:tc>
@@ -3515,11 +3391,7 @@
               <w:pStyle w:val="Compact"/>
             </w:pPr>
             <w:r>
-              <w:rPr>
-                <w:b/>
-                <w:bCs/>
-              </w:rPr>
-              <w:t xml:space="preserve">TMX-089</w:t>
+              <w:t xml:space="preserve">4</w:t>
             </w:r>
           </w:p>
         </w:tc>
@@ -3530,89 +3402,22 @@
               <w:pStyle w:val="Compact"/>
             </w:pPr>
             <w:r>
+              <w:t xml:space="preserve">An identity rebind replaced a row's category/ordinal/title/body with NO history row and NO counter —</w:t>
+            </w:r>
+            <w:r>
+              <w:t xml:space="preserve"> </w:t>
+            </w:r>
+            <w:r>
               <w:rPr>
                 <w:rStyle w:val="VerbatimChar"/>
               </w:rPr>
-              <w:t xml:space="preserve">562cde7</w:t>
-            </w:r>
-            <w:r>
-              <w:t xml:space="preserve"> </w:t>
-            </w:r>
-            <w:r>
-              <w:t xml:space="preserve">had adopted the untagged</w:t>
-            </w:r>
-            <w:r>
-              <w:t xml:space="preserve"> </w:t>
-            </w:r>
-            <w:r>
-              <w:rPr>
-                <w:rStyle w:val="VerbatimChar"/>
-              </w:rPr>
-              <w:t xml:space="preserve">next-3.8</w:t>
-            </w:r>
-            <w:r>
-              <w:t xml:space="preserve"> </w:t>
-            </w:r>
-            <w:r>
-              <w:t xml:space="preserve">(</w:t>
-            </w:r>
-            <w:r>
-              <w:rPr>
-                <w:rStyle w:val="VerbatimChar"/>
-              </w:rPr>
-              <w:t xml:space="preserve">40381bdc</w:t>
-            </w:r>
-            <w:r>
-              <w:t xml:space="preserve">), which has NO release tarball — so the root-free path had to build from the submodule, needing autotools + bison. Test 71</w:t>
-            </w:r>
-            <w:r>
-              <w:t xml:space="preserve"> </w:t>
-            </w:r>
-            <w:r>
-              <w:rPr>
-                <w:b/>
-                <w:bCs/>
-              </w:rPr>
-              <w:t xml:space="preserve">C4</w:t>
-            </w:r>
-            <w:r>
-              <w:t xml:space="preserve"> </w:t>
-            </w:r>
-            <w:r>
-              <w:t xml:space="preserve">MEASURED the withdrawal (</w:t>
-            </w:r>
-            <w:r>
-              <w:rPr>
-                <w:rStyle w:val="VerbatimChar"/>
-              </w:rPr>
-              <w:t xml:space="preserve">cmd-parse.c is not pre-generated and no yacc/bison found</w:t>
-            </w:r>
-            <w:r>
-              <w:t xml:space="preserve">), a §11.4.122 capability loss. Re-pinned to release TAG</w:t>
-            </w:r>
-            <w:r>
-              <w:t xml:space="preserve"> </w:t>
-            </w:r>
-            <w:r>
-              <w:rPr>
-                <w:rStyle w:val="VerbatimChar"/>
-              </w:rPr>
-              <w:t xml:space="preserve">3.7b</w:t>
-            </w:r>
-            <w:r>
-              <w:t xml:space="preserve"> </w:t>
-            </w:r>
-            <w:r>
-              <w:t xml:space="preserve">(</w:t>
-            </w:r>
-            <w:r>
-              <w:rPr>
-                <w:rStyle w:val="VerbatimChar"/>
-              </w:rPr>
-              <w:t xml:space="preserve">e802909</w:t>
-            </w:r>
-            <w:r>
-              <w:t xml:space="preserve">) on a SECOND explicit operator decision the same day.</w:t>
+              <w:t xml:space="preserve">validate</w:t>
+            </w:r>
+            <w:r>
+              <w:t xml:space="preserve"> </w:t>
+            </w:r>
+            <w:r>
+              <w:t xml:space="preserve">reported 0 findings because the result was self-consistent</w:t>
             </w:r>
           </w:p>
         </w:tc>
@@ -3623,6 +3428,1521 @@
               <w:pStyle w:val="Compact"/>
             </w:pPr>
             <w:r>
+              <w:t xml:space="preserve">prior identity captured,</w:t>
+            </w:r>
+            <w:r>
+              <w:t xml:space="preserve"> </w:t>
+            </w:r>
+            <w:r>
+              <w:rPr>
+                <w:rStyle w:val="VerbatimChar"/>
+              </w:rPr>
+              <w:t xml:space="preserve">item_history</w:t>
+            </w:r>
+            <w:r>
+              <w:t xml:space="preserve"> </w:t>
+            </w:r>
+            <w:r>
+              <w:t xml:space="preserve">row written, counted in</w:t>
+            </w:r>
+            <w:r>
+              <w:t xml:space="preserve"> </w:t>
+            </w:r>
+            <w:r>
+              <w:rPr>
+                <w:rStyle w:val="VerbatimChar"/>
+              </w:rPr>
+              <w:t xml:space="preserve">SyncResult</w:t>
+            </w:r>
+            <w:r>
+              <w:t xml:space="preserve">, printed by the CLI</w:t>
+            </w:r>
+          </w:p>
+        </w:tc>
+      </w:tr>
+      <w:tr>
+        <w:tc>
+          <w:tcPr/>
+          <w:p>
+            <w:pPr>
+              <w:pStyle w:val="Compact"/>
+            </w:pPr>
+            <w:r>
+              <w:t xml:space="preserve">5</w:t>
+            </w:r>
+          </w:p>
+        </w:tc>
+        <w:tc>
+          <w:tcPr/>
+          <w:p>
+            <w:pPr>
+              <w:pStyle w:val="Compact"/>
+            </w:pPr>
+            <w:r>
+              <w:rPr>
+                <w:rStyle w:val="VerbatimChar"/>
+              </w:rPr>
+              <w:t xml:space="preserve">itemContentEqual</w:t>
+            </w:r>
+            <w:r>
+              <w:t xml:space="preserve"> </w:t>
+            </w:r>
+            <w:r>
+              <w:t xml:space="preserve">compared</w:t>
+            </w:r>
+            <w:r>
+              <w:t xml:space="preserve"> </w:t>
+            </w:r>
+            <w:r>
+              <w:rPr>
+                <w:rStyle w:val="VerbatimChar"/>
+              </w:rPr>
+              <w:t xml:space="preserve">Category</w:t>
+            </w:r>
+            <w:r>
+              <w:t xml:space="preserve"> </w:t>
+            </w:r>
+            <w:r>
+              <w:t xml:space="preserve">but not</w:t>
+            </w:r>
+            <w:r>
+              <w:t xml:space="preserve"> </w:t>
+            </w:r>
+            <w:r>
+              <w:rPr>
+                <w:rStyle w:val="VerbatimChar"/>
+              </w:rPr>
+              <w:t xml:space="preserve">CodeOrdinal</w:t>
+            </w:r>
+            <w:r>
+              <w:t xml:space="preserve">/</w:t>
+            </w:r>
+            <w:r>
+              <w:rPr>
+                <w:rStyle w:val="VerbatimChar"/>
+              </w:rPr>
+              <w:t xml:space="preserve">HeadingHash</w:t>
+            </w:r>
+            <w:r>
+              <w:t xml:space="preserve">, so an ordinal-only renumber took the "unchanged" path — the row kept a stale ordinal + hash PERMANENTLY (every later sync re-missed the hash and re-reported unchanged)</w:t>
+            </w:r>
+          </w:p>
+        </w:tc>
+        <w:tc>
+          <w:tcPr/>
+          <w:p>
+            <w:pPr>
+              <w:pStyle w:val="Compact"/>
+            </w:pPr>
+            <w:r>
+              <w:t xml:space="preserve">both fields added to the comparison; rows now self-heal from either drift</w:t>
+            </w:r>
+          </w:p>
+        </w:tc>
+      </w:tr>
+      <w:tr>
+        <w:tc>
+          <w:tcPr/>
+          <w:p>
+            <w:pPr>
+              <w:pStyle w:val="Compact"/>
+            </w:pPr>
+            <w:r>
+              <w:t xml:space="preserve">6</w:t>
+            </w:r>
+          </w:p>
+        </w:tc>
+        <w:tc>
+          <w:tcPr/>
+          <w:p>
+            <w:pPr>
+              <w:pStyle w:val="Compact"/>
+            </w:pPr>
+            <w:r>
+              <w:rPr>
+                <w:rStyle w:val="VerbatimChar"/>
+              </w:rPr>
+              <w:t xml:space="preserve">lookupByHeadingHash</w:t>
+            </w:r>
+            <w:r>
+              <w:t xml:space="preserve"> </w:t>
+            </w:r>
+            <w:r>
+              <w:t xml:space="preserve">matched on error TEXT and returned</w:t>
+            </w:r>
+            <w:r>
+              <w:t xml:space="preserve"> </w:t>
+            </w:r>
+            <w:r>
+              <w:rPr>
+                <w:rStyle w:val="VerbatimChar"/>
+              </w:rPr>
+              <w:t xml:space="preserve">("", nil)</w:t>
+            </w:r>
+            <w:r>
+              <w:t xml:space="preserve"> </w:t>
+            </w:r>
+            <w:r>
+              <w:t xml:space="preserve">for real DB errors — a failed query read as a hash MISS, which mints a duplicate row</w:t>
+            </w:r>
+          </w:p>
+        </w:tc>
+        <w:tc>
+          <w:tcPr/>
+          <w:p>
+            <w:pPr>
+              <w:pStyle w:val="Compact"/>
+            </w:pPr>
+            <w:r>
+              <w:rPr>
+                <w:rStyle w:val="VerbatimChar"/>
+              </w:rPr>
+              <w:t xml:space="preserve">errors.Is(err, sql.ErrNoRows)</w:t>
+            </w:r>
+            <w:r>
+              <w:t xml:space="preserve">; real errors propagate</w:t>
+            </w:r>
+          </w:p>
+        </w:tc>
+      </w:tr>
+    </w:tbl>
+    <w:p>
+      <w:pPr>
+        <w:pStyle w:val="BodyText"/>
+      </w:pPr>
+      <w:r>
+        <w:rPr>
+          <w:b/>
+          <w:bCs/>
+        </w:rPr>
+        <w:t xml:space="preserve">Corpus repair (operator-approved 2026-09-01, both decisions recorded):</w:t>
+      </w:r>
+      <w:r>
+        <w:t xml:space="preserve"> </w:t>
+      </w:r>
+      <w:r>
+        <w:t xml:space="preserve">removed four</w:t>
+      </w:r>
+      <w:r>
+        <w:t xml:space="preserve"> </w:t>
+      </w:r>
+      <w:r>
+        <w:t xml:space="preserve">stale</w:t>
+      </w:r>
+      <w:r>
+        <w:t xml:space="preserve"> </w:t>
+      </w:r>
+      <w:r>
+        <w:rPr>
+          <w:rStyle w:val="VerbatimChar"/>
+        </w:rPr>
+        <w:t xml:space="preserve">### G1..G4</w:t>
+      </w:r>
+      <w:r>
+        <w:t xml:space="preserve"> </w:t>
+      </w:r>
+      <w:r>
+        <w:t xml:space="preserve">duplicates that existed as full blocks in BOTH trackers (TMX-072..075,</w:t>
+      </w:r>
+      <w:r>
+        <w:t xml:space="preserve"> </w:t>
+      </w:r>
+      <w:r>
+        <w:t xml:space="preserve">already closed in</w:t>
+      </w:r>
+      <w:r>
+        <w:t xml:space="preserve"> </w:t>
+      </w:r>
+      <w:r>
+        <w:rPr>
+          <w:rStyle w:val="VerbatimChar"/>
+        </w:rPr>
+        <w:t xml:space="preserve">Fixed.md</w:t>
+      </w:r>
+      <w:r>
+        <w:t xml:space="preserve">); resolved the</w:t>
+      </w:r>
+      <w:r>
+        <w:t xml:space="preserve"> </w:t>
+      </w:r>
+      <w:r>
+        <w:rPr>
+          <w:rStyle w:val="VerbatimChar"/>
+        </w:rPr>
+        <w:t xml:space="preserve">A50</w:t>
+      </w:r>
+      <w:r>
+        <w:t xml:space="preserve"> </w:t>
+      </w:r>
+      <w:r>
+        <w:t xml:space="preserve">double-claim by renumbering</w:t>
+      </w:r>
+      <w:r>
+        <w:t xml:space="preserve"> </w:t>
+      </w:r>
+      <w:r>
+        <w:rPr>
+          <w:rStyle w:val="VerbatimChar"/>
+        </w:rPr>
+        <w:t xml:space="preserve">Fixed.md</w:t>
+      </w:r>
+      <w:r>
+        <w:t xml:space="preserve">'s block to</w:t>
+      </w:r>
+      <w:r>
+        <w:t xml:space="preserve"> </w:t>
+      </w:r>
+      <w:r>
+        <w:rPr>
+          <w:rStyle w:val="VerbatimChar"/>
+        </w:rPr>
+        <w:t xml:space="preserve">### A55.</w:t>
+      </w:r>
+      <w:r>
+        <w:t xml:space="preserve"> </w:t>
+      </w:r>
+      <w:r>
+        <w:t xml:space="preserve">and adding</w:t>
+      </w:r>
+      <w:r>
+        <w:t xml:space="preserve"> </w:t>
+      </w:r>
+      <w:r>
+        <w:rPr>
+          <w:rStyle w:val="VerbatimChar"/>
+        </w:rPr>
+        <w:t xml:space="preserve">**TMX-ID:** TMX-078</w:t>
+      </w:r>
+      <w:r>
+        <w:t xml:space="preserve">, then retiring the</w:t>
+      </w:r>
+      <w:r>
+        <w:t xml:space="preserve"> </w:t>
+      </w:r>
+      <w:r>
+        <w:t xml:space="preserve">duplicate Issues</w:t>
+      </w:r>
+      <w:r>
+        <w:t xml:space="preserve"> </w:t>
+      </w:r>
+      <w:r>
+        <w:rPr>
+          <w:rStyle w:val="VerbatimChar"/>
+        </w:rPr>
+        <w:t xml:space="preserve">### G5</w:t>
+      </w:r>
+      <w:r>
+        <w:t xml:space="preserve">. The emptied</w:t>
+      </w:r>
+      <w:r>
+        <w:t xml:space="preserve"> </w:t>
+      </w:r>
+      <w:r>
+        <w:rPr>
+          <w:rStyle w:val="VerbatimChar"/>
+        </w:rPr>
+        <w:t xml:space="preserve">## G.</w:t>
+      </w:r>
+      <w:r>
+        <w:t xml:space="preserve"> </w:t>
+      </w:r>
+      <w:r>
+        <w:t xml:space="preserve">section was ANNOTATED, not deleted.</w:t>
+      </w:r>
+    </w:p>
+    <w:p>
+      <w:pPr>
+        <w:pStyle w:val="BodyText"/>
+      </w:pPr>
+      <w:r>
+        <w:rPr>
+          <w:b/>
+          <w:bCs/>
+        </w:rPr>
+        <w:t xml:space="preserve">Regex also TIGHTENED.</w:t>
+      </w:r>
+      <w:r>
+        <w:t xml:space="preserve"> </w:t>
+      </w:r>
+      <w:r>
+        <w:rPr>
+          <w:rStyle w:val="VerbatimChar"/>
+        </w:rPr>
+        <w:t xml:space="preserve">(?:\.\s+|\s+)</w:t>
+      </w:r>
+      <w:r>
+        <w:t xml:space="preserve"> </w:t>
+      </w:r>
+      <w:r>
+        <w:t xml:space="preserve">with a</w:t>
+      </w:r>
+      <w:r>
+        <w:t xml:space="preserve"> </w:t>
+      </w:r>
+      <w:r>
+        <w:rPr>
+          <w:rStyle w:val="VerbatimChar"/>
+        </w:rPr>
+        <w:t xml:space="preserve">(\S.*)$</w:t>
+      </w:r>
+      <w:r>
+        <w:t xml:space="preserve"> </w:t>
+      </w:r>
+      <w:r>
+        <w:t xml:space="preserve">title, so</w:t>
+      </w:r>
+      <w:r>
+        <w:t xml:space="preserve"> </w:t>
+      </w:r>
+      <w:r>
+        <w:rPr>
+          <w:rStyle w:val="VerbatimChar"/>
+        </w:rPr>
+        <w:t xml:space="preserve">### A1.x</w:t>
+      </w:r>
+      <w:r>
+        <w:t xml:space="preserve">,</w:t>
+      </w:r>
+      <w:r>
+        <w:t xml:space="preserve"> </w:t>
+      </w:r>
+      <w:r>
+        <w:rPr>
+          <w:rStyle w:val="VerbatimChar"/>
+        </w:rPr>
+        <w:t xml:space="preserve">### A12.5</w:t>
+      </w:r>
+      <w:r>
+        <w:t xml:space="preserve"> </w:t>
+      </w:r>
+      <w:r>
+        <w:t xml:space="preserve">(which would have yielded ordinal 12, title "5 …") and empty-title</w:t>
+      </w:r>
+      <w:r>
+        <w:t xml:space="preserve"> </w:t>
+      </w:r>
+      <w:r>
+        <w:rPr>
+          <w:rStyle w:val="VerbatimChar"/>
+        </w:rPr>
+        <w:t xml:space="preserve">### A1.</w:t>
+      </w:r>
+      <w:r>
+        <w:t xml:space="preserve"> </w:t>
+      </w:r>
+      <w:r>
+        <w:t xml:space="preserve">are refused. Blast radius MEASURED before syncing: 90 loose-accepted corpus</w:t>
+      </w:r>
+      <w:r>
+        <w:t xml:space="preserve"> </w:t>
+      </w:r>
+      <w:r>
+        <w:t xml:space="preserve">headings scanned,</w:t>
+      </w:r>
+      <w:r>
+        <w:t xml:space="preserve"> </w:t>
+      </w:r>
+      <w:r>
+        <w:rPr>
+          <w:b/>
+          <w:bCs/>
+        </w:rPr>
+        <w:t xml:space="preserve">0</w:t>
+      </w:r>
+      <w:r>
+        <w:t xml:space="preserve"> </w:t>
+      </w:r>
+      <w:r>
+        <w:t xml:space="preserve">dropped, control-needle proven.</w:t>
+      </w:r>
+    </w:p>
+    <w:p>
+      <w:pPr>
+        <w:pStyle w:val="BodyText"/>
+      </w:pPr>
+      <w:r>
+        <w:rPr>
+          <w:b/>
+          <w:bCs/>
+        </w:rPr>
+        <w:t xml:space="preserve">Two new tracked items filed (§11.4.197 — both were genuinely untracked):</w:t>
+      </w:r>
+      <w:r>
+        <w:t xml:space="preserve"> </w:t>
+      </w:r>
+      <w:r>
+        <w:t xml:space="preserve">TMX-093</w:t>
+      </w:r>
+      <w:r>
+        <w:t xml:space="preserve"> </w:t>
+      </w:r>
+      <w:r>
+        <w:t xml:space="preserve">(</w:t>
+      </w:r>
+      <w:r>
+        <w:rPr>
+          <w:rStyle w:val="VerbatimChar"/>
+        </w:rPr>
+        <w:t xml:space="preserve">add.go:52</w:t>
+      </w:r>
+      <w:r>
+        <w:t xml:space="preserve"> </w:t>
+      </w:r>
+      <w:r>
+        <w:t xml:space="preserve">passes the ATM id where</w:t>
+      </w:r>
+      <w:r>
+        <w:t xml:space="preserve"> </w:t>
+      </w:r>
+      <w:r>
+        <w:rPr>
+          <w:rStyle w:val="VerbatimChar"/>
+        </w:rPr>
+        <w:t xml:space="preserve">parser.go:201</w:t>
+      </w:r>
+      <w:r>
+        <w:t xml:space="preserve"> </w:t>
+      </w:r>
+      <w:r>
+        <w:t xml:space="preserve">passes the block code into</w:t>
+      </w:r>
+      <w:r>
+        <w:t xml:space="preserve"> </w:t>
+      </w:r>
+      <w:r>
+        <w:rPr>
+          <w:rStyle w:val="VerbatimChar"/>
+        </w:rPr>
+        <w:t xml:space="preserve">computeHeadingHash</w:t>
+      </w:r>
+      <w:r>
+        <w:t xml:space="preserve"> </w:t>
+      </w:r>
+      <w:r>
+        <w:t xml:space="preserve">— bounded to one honest rebind, a standing surprise) and TMX-094</w:t>
+      </w:r>
+      <w:r>
+        <w:t xml:space="preserve"> </w:t>
+      </w:r>
+      <w:r>
+        <w:t xml:space="preserve">(</w:t>
+      </w:r>
+      <w:r>
+        <w:rPr>
+          <w:rStyle w:val="VerbatimChar"/>
+        </w:rPr>
+        <w:t xml:space="preserve">db-to-md</w:t>
+      </w:r>
+      <w:r>
+        <w:t xml:space="preserve"> </w:t>
+      </w:r>
+      <w:r>
+        <w:t xml:space="preserve">does not render</w:t>
+      </w:r>
+      <w:r>
+        <w:t xml:space="preserve"> </w:t>
+      </w:r>
+      <w:r>
+        <w:rPr>
+          <w:rStyle w:val="VerbatimChar"/>
+        </w:rPr>
+        <w:t xml:space="preserve">add</w:t>
+      </w:r>
+      <w:r>
+        <w:t xml:space="preserve">-created rows — the §11.4.148 all-surfaces contract</w:t>
+      </w:r>
+      <w:r>
+        <w:t xml:space="preserve"> </w:t>
+      </w:r>
+      <w:r>
+        <w:t xml:space="preserve">is unmet for them).</w:t>
+      </w:r>
+      <w:r>
+        <w:t xml:space="preserve"> </w:t>
+      </w:r>
+      <w:r>
+        <w:rPr>
+          <w:rStyle w:val="VerbatimChar"/>
+        </w:rPr>
+        <w:t xml:space="preserve">Issues.md</w:t>
+      </w:r>
+      <w:r>
+        <w:t xml:space="preserve"> </w:t>
+      </w:r>
+      <w:r>
+        <w:t xml:space="preserve">§A5 / §A6.</w:t>
+      </w:r>
+    </w:p>
+    <w:p>
+      <w:pPr>
+        <w:pStyle w:val="BodyText"/>
+      </w:pPr>
+      <w:r>
+        <w:rPr>
+          <w:b/>
+          <w:bCs/>
+        </w:rPr>
+        <w:t xml:space="preserve">Measured state:</w:t>
+      </w:r>
+      <w:r>
+        <w:t xml:space="preserve"> </w:t>
+      </w:r>
+      <w:r>
+        <w:t xml:space="preserve">sentinel identities 7 → 3; 14 previously-invisible blocks now</w:t>
+      </w:r>
+      <w:r>
+        <w:t xml:space="preserve"> </w:t>
+      </w:r>
+      <w:r>
+        <w:t xml:space="preserve">tracked; cross-tracker duplicates 5 → 0; sync idempotent (</w:t>
+      </w:r>
+      <w:r>
+        <w:rPr>
+          <w:rStyle w:val="VerbatimChar"/>
+        </w:rPr>
+        <w:t xml:space="preserve">unchanged=92</w:t>
+      </w:r>
+      <w:r>
+        <w:t xml:space="preserve">, zero</w:t>
+      </w:r>
+      <w:r>
+        <w:t xml:space="preserve"> </w:t>
+      </w:r>
+      <w:r>
+        <w:t xml:space="preserve">rebinds); round-trip byte-identical 3/3; test 51</w:t>
+      </w:r>
+      <w:r>
+        <w:t xml:space="preserve"> </w:t>
+      </w:r>
+      <w:r>
+        <w:rPr>
+          <w:rStyle w:val="VerbatimChar"/>
+        </w:rPr>
+        <w:t xml:space="preserve">PASS=5 FAIL=0</w:t>
+      </w:r>
+      <w:r>
+        <w:t xml:space="preserve">;</w:t>
+      </w:r>
+      <w:r>
+        <w:t xml:space="preserve"> </w:t>
+      </w:r>
+      <w:r>
+        <w:rPr>
+          <w:rStyle w:val="VerbatimChar"/>
+        </w:rPr>
+        <w:t xml:space="preserve">validate</w:t>
+      </w:r>
+      <w:r>
+        <w:t xml:space="preserve"> </w:t>
+      </w:r>
+      <w:r>
+        <w:t xml:space="preserve">0 findings.</w:t>
+      </w:r>
+      <w:r>
+        <w:t xml:space="preserve"> </w:t>
+      </w:r>
+      <w:r>
+        <w:t xml:space="preserve">The identity-audit unlocated count ROSE 55 → 57 — honest and explained in</w:t>
+      </w:r>
+      <w:r>
+        <w:t xml:space="preserve"> </w:t>
+      </w:r>
+      <w:r>
+        <w:rPr>
+          <w:rStyle w:val="VerbatimChar"/>
+        </w:rPr>
+        <w:t xml:space="preserve">docs/qa/2026-09-01-heading-regex-widening/closure-evidence.md</w:t>
+      </w:r>
+      <w:r>
+        <w:t xml:space="preserve">: 14 newly-visible blocks entered the</w:t>
+      </w:r>
+      <w:r>
+        <w:t xml:space="preserve"> </w:t>
+      </w:r>
+      <w:r>
+        <w:t xml:space="preserve">SSoT and the audit can only locate a block that declares a</w:t>
+      </w:r>
+      <w:r>
+        <w:t xml:space="preserve"> </w:t>
+      </w:r>
+      <w:r>
+        <w:rPr>
+          <w:rStyle w:val="VerbatimChar"/>
+        </w:rPr>
+        <w:t xml:space="preserve">**TMX-ID:**</w:t>
+      </w:r>
+      <w:r>
+        <w:t xml:space="preserve">, which 60 of 85</w:t>
+      </w:r>
+      <w:r>
+        <w:t xml:space="preserve"> </w:t>
+      </w:r>
+      <w:r>
+        <w:rPr>
+          <w:rStyle w:val="VerbatimChar"/>
+        </w:rPr>
+        <w:t xml:space="preserve">Fixed.md</w:t>
+      </w:r>
+      <w:r>
+        <w:t xml:space="preserve"> </w:t>
+      </w:r>
+      <w:r>
+        <w:t xml:space="preserve">blocks do not.</w:t>
+      </w:r>
+    </w:p>
+    <w:p>
+      <w:pPr>
+        <w:pStyle w:val="BodyText"/>
+      </w:pPr>
+      <w:r>
+        <w:rPr>
+          <w:b/>
+          <w:bCs/>
+        </w:rPr>
+        <w:t xml:space="preserve">Review (§11.4.134 iterate-to-GO, independent reviewer, 4 rounds + a delta):</w:t>
+      </w:r>
+      <w:r>
+        <w:t xml:space="preserve"> </w:t>
+      </w:r>
+      <w:r>
+        <w:t xml:space="preserve">round 2</w:t>
+      </w:r>
+      <w:r>
+        <w:t xml:space="preserve"> </w:t>
+      </w:r>
+      <w:r>
+        <w:t xml:space="preserve">NO-GO (1 BLOCKING — my own corpus-removal loop had over-deleted the</w:t>
+      </w:r>
+      <w:r>
+        <w:t xml:space="preserve"> </w:t>
+      </w:r>
+      <w:r>
+        <w:rPr>
+          <w:rStyle w:val="VerbatimChar"/>
+        </w:rPr>
+        <w:t xml:space="preserve">## H.</w:t>
+      </w:r>
+      <w:r>
+        <w:t xml:space="preserve"> </w:t>
+      </w:r>
+      <w:r>
+        <w:t xml:space="preserve">header and</w:t>
+      </w:r>
+      <w:r>
+        <w:t xml:space="preserve"> </w:t>
+      </w:r>
+      <w:r>
+        <w:t xml:space="preserve">its §11.4.114 preamble; restored verbatim from</w:t>
+      </w:r>
+      <w:r>
+        <w:t xml:space="preserve"> </w:t>
+      </w:r>
+      <w:r>
+        <w:rPr>
+          <w:rStyle w:val="VerbatimChar"/>
+        </w:rPr>
+        <w:t xml:space="preserve">git show HEAD:Issues.md</w:t>
+      </w:r>
+      <w:r>
+        <w:t xml:space="preserve"> </w:t>
+      </w:r>
+      <w:r>
+        <w:t xml:space="preserve">— plus 3</w:t>
+      </w:r>
+      <w:r>
+        <w:t xml:space="preserve"> </w:t>
+      </w:r>
+      <w:r>
+        <w:t xml:space="preserve">IMPORTANT + 3 MINOR); round 3 NO-GO (defect 5 above, found in the seam I had asked the</w:t>
+      </w:r>
+      <w:r>
+        <w:t xml:space="preserve"> </w:t>
+      </w:r>
+      <w:r>
+        <w:t xml:space="preserve">reviewer to attack); round 4</w:t>
+      </w:r>
+      <w:r>
+        <w:t xml:space="preserve"> </w:t>
+      </w:r>
+      <w:r>
+        <w:rPr>
+          <w:b/>
+          <w:bCs/>
+        </w:rPr>
+        <w:t xml:space="preserve">GO</w:t>
+      </w:r>
+      <w:r>
+        <w:t xml:space="preserve">, delta review of the two filed items</w:t>
+      </w:r>
+      <w:r>
+        <w:t xml:space="preserve"> </w:t>
+      </w:r>
+      <w:r>
+        <w:rPr>
+          <w:b/>
+          <w:bCs/>
+        </w:rPr>
+        <w:t xml:space="preserve">GO</w:t>
+      </w:r>
+      <w:r>
+        <w:t xml:space="preserve">.</w:t>
+      </w:r>
+      <w:r>
+        <w:t xml:space="preserve"> </w:t>
+      </w:r>
+      <w:r>
+        <w:t xml:space="preserve">Two of my own new tests were BLIND on first write (one had an inverted condition that</w:t>
+      </w:r>
+      <w:r>
+        <w:t xml:space="preserve"> </w:t>
+      </w:r>
+      <w:r>
+        <w:t xml:space="preserve">skipped every assertion; one asserted an outcome identical under both code paths) —</w:t>
+      </w:r>
+      <w:r>
+        <w:t xml:space="preserve"> </w:t>
+      </w:r>
+      <w:r>
+        <w:t xml:space="preserve">both found by running the mutations rather than trusting the green, and rewritten.</w:t>
+      </w:r>
+    </w:p>
+    <w:p>
+      <w:pPr>
+        <w:pStyle w:val="BodyText"/>
+      </w:pPr>
+      <w:r>
+        <w:rPr>
+          <w:b/>
+          <w:bCs/>
+        </w:rPr>
+        <w:t xml:space="preserve">KNOWN-OPEN — explicitly NOT claimed (§11.4.6):</w:t>
+      </w:r>
+      <w:r>
+        <w:t xml:space="preserve"> </w:t>
+      </w:r>
+      <w:r>
+        <w:t xml:space="preserve">(1) the FINAL full</w:t>
+      </w:r>
+      <w:r>
+        <w:t xml:space="preserve"> </w:t>
+      </w:r>
+      <w:r>
+        <w:rPr>
+          <w:rStyle w:val="VerbatimChar"/>
+        </w:rPr>
+        <w:t xml:space="preserve">verify.sh</w:t>
+      </w:r>
+      <w:r>
+        <w:t xml:space="preserve"> </w:t>
+      </w:r>
+      <w:r>
+        <w:t xml:space="preserve">sweep</w:t>
+      </w:r>
+      <w:r>
+        <w:t xml:space="preserve"> </w:t>
+      </w:r>
+      <w:r>
+        <w:t xml:space="preserve">on the exact committable tree is IN FLIGHT — outcome NOT known; two earlier sweeps were</w:t>
+      </w:r>
+      <w:r>
+        <w:t xml:space="preserve"> </w:t>
+      </w:r>
+      <w:r>
+        <w:t xml:space="preserve">terminated as stale (each started before a later fix) rather than quoted; (2) NOT</w:t>
+      </w:r>
+      <w:r>
+        <w:t xml:space="preserve"> </w:t>
+      </w:r>
+      <w:r>
+        <w:t xml:space="preserve">committed and NOT pushed; (3) §11.4.185 manual QA not performed; (4) this cycle does not</w:t>
+      </w:r>
+      <w:r>
+        <w:t xml:space="preserve"> </w:t>
+      </w:r>
+      <w:r>
+        <w:t xml:space="preserve">close any of §3.36's known-open items.</w:t>
+      </w:r>
+    </w:p>
+    <w:bookmarkEnd w:id="12"/>
+    <w:bookmarkStart w:id="13" w:name="Xcc20ee2a54f725a0e8ea04e0ad2977fdd36afe4"/>
+    <w:p>
+      <w:pPr>
+        <w:pStyle w:val="Heading3"/>
+      </w:pPr>
+      <w:r>
+        <w:t xml:space="preserve">§3.36 — v1.0.44 release cycle — consolidated state (TMX-086 / TMX-087 / TMX-088 / TMX-089) → 2026-09-01</w:t>
+      </w:r>
+    </w:p>
+    <w:p>
+      <w:pPr>
+        <w:pStyle w:val="FirstParagraph"/>
+      </w:pPr>
+      <w:r>
+        <w:rPr>
+          <w:b/>
+          <w:bCs/>
+        </w:rPr>
+        <w:t xml:space="preserve">Status:</w:t>
+      </w:r>
+      <w:r>
+        <w:t xml:space="preserve"> </w:t>
+      </w:r>
+      <w:r>
+        <w:t xml:space="preserve">IN PROGRESS. All FOUR fixes are landed on</w:t>
+      </w:r>
+      <w:r>
+        <w:t xml:space="preserve"> </w:t>
+      </w:r>
+      <w:r>
+        <w:rPr>
+          <w:rStyle w:val="VerbatimChar"/>
+        </w:rPr>
+        <w:t xml:space="preserve">main</w:t>
+      </w:r>
+      <w:r>
+        <w:t xml:space="preserve">; the release is</w:t>
+      </w:r>
+      <w:r>
+        <w:t xml:space="preserve"> </w:t>
+      </w:r>
+      <w:r>
+        <w:rPr>
+          <w:b/>
+          <w:bCs/>
+        </w:rPr>
+        <w:t xml:space="preserve">NOT tagged</w:t>
+      </w:r>
+      <w:r>
+        <w:t xml:space="preserve"> </w:t>
+      </w:r>
+      <w:r>
+        <w:t xml:space="preserve">and MUST NOT be tagged until the known-open list below is cleared. This entry is the single cycle-state record; §3.35 keeps the deep TMX-086/TMX-087 detail.</w:t>
+      </w:r>
+    </w:p>
+    <w:p>
+      <w:pPr>
+        <w:pStyle w:val="BodyText"/>
+      </w:pPr>
+      <w:r>
+        <w:rPr>
+          <w:b/>
+          <w:bCs/>
+        </w:rPr>
+        <w:t xml:space="preserve">Scope of this cycle — four items, two waves:</w:t>
+      </w:r>
+    </w:p>
+    <w:tbl>
+      <w:tblPr>
+        <w:tblStyle w:val="Table"/>
+        <w:tblW w:type="auto" w:w="0"/>
+        <w:tblLook w:firstRow="1" w:lastRow="0" w:firstColumn="0" w:lastColumn="0" w:noHBand="0" w:noVBand="0" w:val="0020"/>
+      </w:tblPr>
+      <w:tblGrid>
+        <w:gridCol w:w="2640"/>
+        <w:gridCol w:w="2640"/>
+        <w:gridCol w:w="2640"/>
+      </w:tblGrid>
+      <w:tr>
+        <w:trPr>
+          <w:tblHeader w:val="on"/>
+        </w:trPr>
+        <w:tc>
+          <w:tcPr/>
+          <w:p>
+            <w:pPr>
+              <w:pStyle w:val="Compact"/>
+            </w:pPr>
+            <w:r>
+              <w:t xml:space="preserve">Item</w:t>
+            </w:r>
+          </w:p>
+        </w:tc>
+        <w:tc>
+          <w:tcPr/>
+          <w:p>
+            <w:pPr>
+              <w:pStyle w:val="Compact"/>
+            </w:pPr>
+            <w:r>
+              <w:t xml:space="preserve">What</w:t>
+            </w:r>
+          </w:p>
+        </w:tc>
+        <w:tc>
+          <w:tcPr/>
+          <w:p>
+            <w:pPr>
+              <w:pStyle w:val="Compact"/>
+            </w:pPr>
+            <w:r>
+              <w:t xml:space="preserve">Landed in</w:t>
+            </w:r>
+          </w:p>
+        </w:tc>
+      </w:tr>
+      <w:tr>
+        <w:tc>
+          <w:tcPr/>
+          <w:p>
+            <w:pPr>
+              <w:pStyle w:val="Compact"/>
+            </w:pPr>
+            <w:r>
+              <w:rPr>
+                <w:b/>
+                <w:bCs/>
+              </w:rPr>
+              <w:t xml:space="preserve">TMX-086</w:t>
+            </w:r>
+          </w:p>
+        </w:tc>
+        <w:tc>
+          <w:tcPr/>
+          <w:p>
+            <w:pPr>
+              <w:pStyle w:val="Compact"/>
+            </w:pPr>
+            <w:r>
+              <w:rPr>
+                <w:rStyle w:val="VerbatimChar"/>
+              </w:rPr>
+              <w:t xml:space="preserve">install.sh</w:t>
+            </w:r>
+            <w:r>
+              <w:t xml:space="preserve"> </w:t>
+            </w:r>
+            <w:r>
+              <w:t xml:space="preserve">injected an HTTPS</w:t>
+            </w:r>
+            <w:r>
+              <w:t xml:space="preserve"> </w:t>
+            </w:r>
+            <w:r>
+              <w:rPr>
+                <w:rStyle w:val="VerbatimChar"/>
+              </w:rPr>
+              <w:t xml:space="preserve">insteadOf</w:t>
+            </w:r>
+            <w:r>
+              <w:t xml:space="preserve"> </w:t>
+            </w:r>
+            <w:r>
+              <w:t xml:space="preserve">rewrite BY DEFAULT; git propagated it into every recursive submodule clone via</w:t>
+            </w:r>
+            <w:r>
+              <w:t xml:space="preserve"> </w:t>
+            </w:r>
+            <w:r>
+              <w:rPr>
+                <w:rStyle w:val="VerbatimChar"/>
+              </w:rPr>
+              <w:t xml:space="preserve">GIT_CONFIG_PARAMETERS</w:t>
+            </w:r>
+            <w:r>
+              <w:t xml:space="preserve">, reaching the one PRIVATE nested repo (</w:t>
+            </w:r>
+            <w:r>
+              <w:rPr>
+                <w:rStyle w:val="VerbatimChar"/>
+              </w:rPr>
+              <w:t xml:space="preserve">HelixDevelopment/helix_perf_cache</w:t>
+            </w:r>
+            <w:r>
+              <w:t xml:space="preserve">) and blocking forever on a GitHub</w:t>
+            </w:r>
+            <w:r>
+              <w:t xml:space="preserve"> </w:t>
+            </w:r>
+            <w:r>
+              <w:rPr>
+                <w:rStyle w:val="VerbatimChar"/>
+              </w:rPr>
+              <w:t xml:space="preserve">Username</w:t>
+            </w:r>
+            <w:r>
+              <w:t xml:space="preserve"> </w:t>
+            </w:r>
+            <w:r>
+              <w:t xml:space="preserve">prompt with no</w:t>
+            </w:r>
+            <w:r>
+              <w:t xml:space="preserve"> </w:t>
+            </w:r>
+            <w:r>
+              <w:rPr>
+                <w:rStyle w:val="VerbatimChar"/>
+              </w:rPr>
+              <w:t xml:space="preserve">GIT_TERMINAL_PROMPT=0</w:t>
+            </w:r>
+            <w:r>
+              <w:t xml:space="preserve"> </w:t>
+            </w:r>
+            <w:r>
+              <w:t xml:space="preserve">guard.</w:t>
+            </w:r>
+          </w:p>
+        </w:tc>
+        <w:tc>
+          <w:tcPr/>
+          <w:p>
+            <w:pPr>
+              <w:pStyle w:val="Compact"/>
+            </w:pPr>
+            <w:r>
+              <w:rPr>
+                <w:rStyle w:val="VerbatimChar"/>
+              </w:rPr>
+              <w:t xml:space="preserve">562cde7</w:t>
+            </w:r>
+          </w:p>
+        </w:tc>
+      </w:tr>
+      <w:tr>
+        <w:tc>
+          <w:tcPr/>
+          <w:p>
+            <w:pPr>
+              <w:pStyle w:val="Compact"/>
+            </w:pPr>
+            <w:r>
+              <w:rPr>
+                <w:b/>
+                <w:bCs/>
+              </w:rPr>
+              <w:t xml:space="preserve">TMX-087</w:t>
+            </w:r>
+          </w:p>
+        </w:tc>
+        <w:tc>
+          <w:tcPr/>
+          <w:p>
+            <w:pPr>
+              <w:pStyle w:val="Compact"/>
+            </w:pPr>
+            <w:r>
+              <w:t xml:space="preserve">The constitution submodule's index carried a</w:t>
+            </w:r>
+            <w:r>
+              <w:t xml:space="preserve"> </w:t>
+            </w:r>
+            <w:r>
+              <w:rPr>
+                <w:rStyle w:val="VerbatimChar"/>
+              </w:rPr>
+              <w:t xml:space="preserve">.gitmodules</w:t>
+            </w:r>
+            <w:r>
+              <w:t xml:space="preserve">-unmapped duplicate</w:t>
+            </w:r>
+            <w:r>
+              <w:t xml:space="preserve"> </w:t>
+            </w:r>
+            <w:r>
+              <w:rPr>
+                <w:rStyle w:val="VerbatimChar"/>
+              </w:rPr>
+              <w:t xml:space="preserve">design-toolkit</w:t>
+            </w:r>
+            <w:r>
+              <w:t xml:space="preserve"> </w:t>
+            </w:r>
+            <w:r>
+              <w:t xml:space="preserve">gitlink, aborting every consumer's recursive clone. Fixed constitution-side in</w:t>
+            </w:r>
+            <w:r>
+              <w:t xml:space="preserve"> </w:t>
+            </w:r>
+            <w:r>
+              <w:rPr>
+                <w:rStyle w:val="VerbatimChar"/>
+              </w:rPr>
+              <w:t xml:space="preserve">b9096ac</w:t>
+            </w:r>
+            <w:r>
+              <w:t xml:space="preserve">, ff-pushed to all six upstreams, pointer bumped</w:t>
+            </w:r>
+            <w:r>
+              <w:t xml:space="preserve"> </w:t>
+            </w:r>
+            <w:r>
+              <w:rPr>
+                <w:rStyle w:val="VerbatimChar"/>
+              </w:rPr>
+              <w:t xml:space="preserve">6f24df9</w:t>
+            </w:r>
+            <w:r>
+              <w:t xml:space="preserve"> </w:t>
+            </w:r>
+            <w:r>
+              <w:t xml:space="preserve">→</w:t>
+            </w:r>
+            <w:r>
+              <w:t xml:space="preserve"> </w:t>
+            </w:r>
+            <w:r>
+              <w:rPr>
+                <w:rStyle w:val="VerbatimChar"/>
+              </w:rPr>
+              <w:t xml:space="preserve">b9096ac</w:t>
+            </w:r>
+            <w:r>
+              <w:t xml:space="preserve">.</w:t>
+            </w:r>
+          </w:p>
+        </w:tc>
+        <w:tc>
+          <w:tcPr/>
+          <w:p>
+            <w:pPr>
+              <w:pStyle w:val="Compact"/>
+            </w:pPr>
+            <w:r>
+              <w:rPr>
+                <w:rStyle w:val="VerbatimChar"/>
+              </w:rPr>
+              <w:t xml:space="preserve">562cde7</w:t>
+            </w:r>
+            <w:r>
+              <w:t xml:space="preserve"> </w:t>
+            </w:r>
+            <w:r>
+              <w:t xml:space="preserve">(pointer)</w:t>
+            </w:r>
+          </w:p>
+        </w:tc>
+      </w:tr>
+      <w:tr>
+        <w:tc>
+          <w:tcPr/>
+          <w:p>
+            <w:pPr>
+              <w:pStyle w:val="Compact"/>
+            </w:pPr>
+            <w:r>
+              <w:rPr>
+                <w:b/>
+                <w:bCs/>
+              </w:rPr>
+              <w:t xml:space="preserve">TMX-088</w:t>
+            </w:r>
+          </w:p>
+        </w:tc>
+        <w:tc>
+          <w:tcPr/>
+          <w:p>
+            <w:pPr>
+              <w:pStyle w:val="Compact"/>
+            </w:pPr>
+            <w:r>
+              <w:t xml:space="preserve">The zig (root-free) build path computed</w:t>
+            </w:r>
+            <w:r>
+              <w:t xml:space="preserve"> </w:t>
+            </w:r>
+            <w:r>
+              <w:rPr>
+                <w:rStyle w:val="VerbatimChar"/>
+              </w:rPr>
+              <w:t xml:space="preserve">YACC</w:t>
+            </w:r>
+            <w:r>
+              <w:t xml:space="preserve"> </w:t>
+            </w:r>
+            <w:r>
+              <w:t xml:space="preserve">from</w:t>
+            </w:r>
+            <w:r>
+              <w:t xml:space="preserve"> </w:t>
+            </w:r>
+            <w:r>
+              <w:rPr>
+                <w:rStyle w:val="VerbatimChar"/>
+              </w:rPr>
+              <w:t xml:space="preserve">command -v bison</w:t>
+            </w:r>
+            <w:r>
+              <w:t xml:space="preserve"> </w:t>
+            </w:r>
+            <w:r>
+              <w:t xml:space="preserve">— an ABSOLUTE path — breaking BOTH contracts it feeds:</w:t>
+            </w:r>
+            <w:r>
+              <w:t xml:space="preserve"> </w:t>
+            </w:r>
+            <w:r>
+              <w:rPr>
+                <w:rStyle w:val="VerbatimChar"/>
+              </w:rPr>
+              <w:t xml:space="preserve">configure</w:t>
+            </w:r>
+            <w:r>
+              <w:t xml:space="preserve">'s</w:t>
+            </w:r>
+            <w:r>
+              <w:t xml:space="preserve"> </w:t>
+            </w:r>
+            <w:r>
+              <w:rPr>
+                <w:rStyle w:val="VerbatimChar"/>
+              </w:rPr>
+              <w:t xml:space="preserve">AC_CHECK_PROG</w:t>
+            </w:r>
+            <w:r>
+              <w:t xml:space="preserve"> </w:t>
+            </w:r>
+            <w:r>
+              <w:t xml:space="preserve">(</w:t>
+            </w:r>
+            <w:r>
+              <w:rPr>
+                <w:rStyle w:val="VerbatimChar"/>
+              </w:rPr>
+              <w:t xml:space="preserve">"$as_dir$ac_word"</w:t>
+            </w:r>
+            <w:r>
+              <w:t xml:space="preserve"> </w:t>
+            </w:r>
+            <w:r>
+              <w:t xml:space="preserve">→</w:t>
+            </w:r>
+            <w:r>
+              <w:t xml:space="preserve"> </w:t>
+            </w:r>
+            <w:r>
+              <w:rPr>
+                <w:rStyle w:val="VerbatimChar"/>
+              </w:rPr>
+              <w:t xml:space="preserve">/usr/bin//usr/bin/bison</w:t>
+            </w:r>
+            <w:r>
+              <w:t xml:space="preserve">, aborts</w:t>
+            </w:r>
+            <w:r>
+              <w:t xml:space="preserve"> </w:t>
+            </w:r>
+            <w:r>
+              <w:rPr>
+                <w:rStyle w:val="VerbatimChar"/>
+              </w:rPr>
+              <w:t xml:space="preserve">yacc not found</w:t>
+            </w:r>
+            <w:r>
+              <w:t xml:space="preserve"> </w:t>
+            </w:r>
+            <w:r>
+              <w:t xml:space="preserve">on a host that HAS bison) AND</w:t>
+            </w:r>
+            <w:r>
+              <w:t xml:space="preserve"> </w:t>
+            </w:r>
+            <w:r>
+              <w:rPr>
+                <w:rStyle w:val="VerbatimChar"/>
+              </w:rPr>
+              <w:t xml:space="preserve">etc/ylwrap</w:t>
+            </w:r>
+            <w:r>
+              <w:t xml:space="preserve">'s output-filename contract (plain</w:t>
+            </w:r>
+            <w:r>
+              <w:t xml:space="preserve"> </w:t>
+            </w:r>
+            <w:r>
+              <w:rPr>
+                <w:rStyle w:val="VerbatimChar"/>
+              </w:rPr>
+              <w:t xml:space="preserve">bison</w:t>
+            </w:r>
+            <w:r>
+              <w:t xml:space="preserve"> </w:t>
+            </w:r>
+            <w:r>
+              <w:t xml:space="preserve">emits</w:t>
+            </w:r>
+            <w:r>
+              <w:t xml:space="preserve"> </w:t>
+            </w:r>
+            <w:r>
+              <w:rPr>
+                <w:rStyle w:val="VerbatimChar"/>
+              </w:rPr>
+              <w:t xml:space="preserve">cmd-parse.tab.c</w:t>
+            </w:r>
+            <w:r>
+              <w:t xml:space="preserve">, ylwrap still EXITS 0 — a SILENT failure leaving make with no parser source). Fixed to a bare</w:t>
+            </w:r>
+            <w:r>
+              <w:t xml:space="preserve"> </w:t>
+            </w:r>
+            <w:r>
+              <w:rPr>
+                <w:rStyle w:val="VerbatimChar"/>
+              </w:rPr>
+              <w:t xml:space="preserve">bison -y</w:t>
+            </w:r>
+            <w:r>
+              <w:t xml:space="preserve">. Same commit: the autogen refusal message was UNREACHABLE under</w:t>
+            </w:r>
+            <w:r>
+              <w:t xml:space="preserve"> </w:t>
+            </w:r>
+            <w:r>
+              <w:rPr>
+                <w:rStyle w:val="VerbatimChar"/>
+              </w:rPr>
+              <w:t xml:space="preserve">set -euo pipefail</w:t>
+            </w:r>
+            <w:r>
+              <w:t xml:space="preserve"> </w:t>
+            </w:r>
+            <w:r>
+              <w:t xml:space="preserve">— fixed with</w:t>
+            </w:r>
+            <w:r>
+              <w:t xml:space="preserve"> </w:t>
+            </w:r>
+            <w:r>
+              <w:rPr>
+                <w:rStyle w:val="VerbatimChar"/>
+              </w:rPr>
+              <w:t xml:space="preserve">|| true</w:t>
+            </w:r>
+            <w:r>
+              <w:t xml:space="preserve">.</w:t>
+            </w:r>
+          </w:p>
+        </w:tc>
+        <w:tc>
+          <w:tcPr/>
+          <w:p>
+            <w:pPr>
+              <w:pStyle w:val="Compact"/>
+            </w:pPr>
+            <w:r>
+              <w:rPr>
+                <w:rStyle w:val="VerbatimChar"/>
+              </w:rPr>
+              <w:t xml:space="preserve">7966edb</w:t>
+            </w:r>
+          </w:p>
+        </w:tc>
+      </w:tr>
+      <w:tr>
+        <w:tc>
+          <w:tcPr/>
+          <w:p>
+            <w:pPr>
+              <w:pStyle w:val="Compact"/>
+            </w:pPr>
+            <w:r>
+              <w:rPr>
+                <w:b/>
+                <w:bCs/>
+              </w:rPr>
+              <w:t xml:space="preserve">TMX-089</w:t>
+            </w:r>
+          </w:p>
+        </w:tc>
+        <w:tc>
+          <w:tcPr/>
+          <w:p>
+            <w:pPr>
+              <w:pStyle w:val="Compact"/>
+            </w:pPr>
+            <w:r>
+              <w:rPr>
+                <w:rStyle w:val="VerbatimChar"/>
+              </w:rPr>
+              <w:t xml:space="preserve">562cde7</w:t>
+            </w:r>
+            <w:r>
+              <w:t xml:space="preserve"> </w:t>
+            </w:r>
+            <w:r>
+              <w:t xml:space="preserve">had adopted the untagged</w:t>
+            </w:r>
+            <w:r>
+              <w:t xml:space="preserve"> </w:t>
+            </w:r>
+            <w:r>
+              <w:rPr>
+                <w:rStyle w:val="VerbatimChar"/>
+              </w:rPr>
+              <w:t xml:space="preserve">next-3.8</w:t>
+            </w:r>
+            <w:r>
+              <w:t xml:space="preserve"> </w:t>
+            </w:r>
+            <w:r>
+              <w:t xml:space="preserve">(</w:t>
+            </w:r>
+            <w:r>
+              <w:rPr>
+                <w:rStyle w:val="VerbatimChar"/>
+              </w:rPr>
+              <w:t xml:space="preserve">40381bdc</w:t>
+            </w:r>
+            <w:r>
+              <w:t xml:space="preserve">), which has NO release tarball — so the root-free path had to build from the submodule, needing autotools + bison. Test 71</w:t>
+            </w:r>
+            <w:r>
+              <w:t xml:space="preserve"> </w:t>
+            </w:r>
+            <w:r>
+              <w:rPr>
+                <w:b/>
+                <w:bCs/>
+              </w:rPr>
+              <w:t xml:space="preserve">C4</w:t>
+            </w:r>
+            <w:r>
+              <w:t xml:space="preserve"> </w:t>
+            </w:r>
+            <w:r>
+              <w:t xml:space="preserve">MEASURED the withdrawal (</w:t>
+            </w:r>
+            <w:r>
+              <w:rPr>
+                <w:rStyle w:val="VerbatimChar"/>
+              </w:rPr>
+              <w:t xml:space="preserve">cmd-parse.c is not pre-generated and no yacc/bison found</w:t>
+            </w:r>
+            <w:r>
+              <w:t xml:space="preserve">), a §11.4.122 capability loss. Re-pinned to release TAG</w:t>
+            </w:r>
+            <w:r>
+              <w:t xml:space="preserve"> </w:t>
+            </w:r>
+            <w:r>
+              <w:rPr>
+                <w:rStyle w:val="VerbatimChar"/>
+              </w:rPr>
+              <w:t xml:space="preserve">3.7b</w:t>
+            </w:r>
+            <w:r>
+              <w:t xml:space="preserve"> </w:t>
+            </w:r>
+            <w:r>
+              <w:t xml:space="preserve">(</w:t>
+            </w:r>
+            <w:r>
+              <w:rPr>
+                <w:rStyle w:val="VerbatimChar"/>
+              </w:rPr>
+              <w:t xml:space="preserve">e802909</w:t>
+            </w:r>
+            <w:r>
+              <w:t xml:space="preserve">) on a SECOND explicit operator decision the same day.</w:t>
+            </w:r>
+          </w:p>
+        </w:tc>
+        <w:tc>
+          <w:tcPr/>
+          <w:p>
+            <w:pPr>
+              <w:pStyle w:val="Compact"/>
+            </w:pPr>
+            <w:r>
               <w:rPr>
                 <w:rStyle w:val="VerbatimChar"/>
               </w:rPr>
@@ -4830,8 +6150,8 @@
         <w:t xml:space="preserve">§I1 (TMX-090).</w:t>
       </w:r>
     </w:p>
-    <w:bookmarkEnd w:id="12"/>
-    <w:bookmarkStart w:id="13" w:name="X393e51a64a974e4ddff652f882236559625af25"/>
+    <w:bookmarkEnd w:id="13"/>
+    <w:bookmarkStart w:id="14" w:name="X393e51a64a974e4ddff652f882236559625af25"/>
     <w:p>
       <w:pPr>
         <w:pStyle w:val="Heading3"/>
@@ -6341,8 +7661,8 @@
         <w:t xml:space="preserve">v1.0.44.</w:t>
       </w:r>
     </w:p>
-    <w:bookmarkEnd w:id="13"/>
-    <w:bookmarkStart w:id="14" w:name="Xd59d015bdebd34297a86543ab0d24486e0dd0a1"/>
+    <w:bookmarkEnd w:id="14"/>
+    <w:bookmarkStart w:id="15" w:name="Xd59d015bdebd34297a86543ab0d24486e0dd0a1"/>
     <w:p>
       <w:pPr>
         <w:pStyle w:val="Heading3"/>
@@ -6696,8 +8016,8 @@
         <w:t xml:space="preserve">§H1 (TMX-080) + §H2 (TMX-081), both updated 2026-08-13.</w:t>
       </w:r>
     </w:p>
-    <w:bookmarkEnd w:id="14"/>
-    <w:bookmarkStart w:id="15" w:name="Xa5e6395538e8c258e966c6f10eadb87047314ae"/>
+    <w:bookmarkEnd w:id="15"/>
+    <w:bookmarkStart w:id="16" w:name="Xa5e6395538e8c258e966c6f10eadb87047314ae"/>
     <w:p>
       <w:pPr>
         <w:pStyle w:val="Heading3"/>
@@ -7340,8 +8660,8 @@
         <w:t xml:space="preserve">published to GitHub + GitLab with changelog.</w:t>
       </w:r>
     </w:p>
-    <w:bookmarkEnd w:id="15"/>
-    <w:bookmarkStart w:id="16" w:name="X9fd0743355074122bb1a1c18ffbab6655b3af0c"/>
+    <w:bookmarkEnd w:id="16"/>
+    <w:bookmarkStart w:id="17" w:name="X9fd0743355074122bb1a1c18ffbab6655b3af0c"/>
     <w:p>
       <w:pPr>
         <w:pStyle w:val="Heading3"/>
@@ -7680,8 +9000,8 @@
         <w:t xml:space="preserve">§J (TMX-083); CHANGELOG.md v1.0.41 + v1.0.42.</w:t>
       </w:r>
     </w:p>
-    <w:bookmarkEnd w:id="16"/>
-    <w:bookmarkStart w:id="17" w:name="Xb9fa6348966dc4e21e35d768ddfcefcd003489c"/>
+    <w:bookmarkEnd w:id="17"/>
+    <w:bookmarkStart w:id="18" w:name="Xb9fa6348966dc4e21e35d768ddfcefcd003489c"/>
     <w:p>
       <w:pPr>
         <w:pStyle w:val="Heading3"/>
@@ -8151,8 +9471,8 @@
         <w:t xml:space="preserve">published to GitHub + GitLab with changelog.</w:t>
       </w:r>
     </w:p>
-    <w:bookmarkEnd w:id="17"/>
-    <w:bookmarkStart w:id="18" w:name="Xf1e0710e89e41c4d7808b0465bdc63eeb4c7dbb"/>
+    <w:bookmarkEnd w:id="18"/>
+    <w:bookmarkStart w:id="19" w:name="Xf1e0710e89e41c4d7808b0465bdc63eeb4c7dbb"/>
     <w:p>
       <w:pPr>
         <w:pStyle w:val="Heading3"/>
@@ -8584,8 +9904,8 @@
         <w:t xml:space="preserve">published to GitHub + GitLab with changelog.</w:t>
       </w:r>
     </w:p>
-    <w:bookmarkEnd w:id="18"/>
-    <w:bookmarkStart w:id="19" w:name="Xb65c3f345dd7c62ab2a0ef1c5f583c3c0e99d8e"/>
+    <w:bookmarkEnd w:id="19"/>
+    <w:bookmarkStart w:id="20" w:name="Xb65c3f345dd7c62ab2a0ef1c5f583c3c0e99d8e"/>
     <w:p>
       <w:pPr>
         <w:pStyle w:val="Heading3"/>
@@ -9150,8 +10470,8 @@
         <w:t xml:space="preserve">new items correctly start there. NOT to be back-filled or renumbered.</w:t>
       </w:r>
     </w:p>
-    <w:bookmarkEnd w:id="19"/>
-    <w:bookmarkStart w:id="22" w:name="Xc99be99fc4d4ddd9bdb62a50c0eaef594cf0e12"/>
+    <w:bookmarkEnd w:id="20"/>
+    <w:bookmarkStart w:id="23" w:name="Xc99be99fc4d4ddd9bdb62a50c0eaef594cf0e12"/>
     <w:p>
       <w:pPr>
         <w:pStyle w:val="Heading3"/>
@@ -9222,7 +10542,7 @@
       <w:r>
         <w:t xml:space="preserve">(</w:t>
       </w:r>
-      <w:hyperlink r:id="rId20">
+      <w:hyperlink r:id="rId21">
         <w:r>
           <w:rPr>
             <w:rStyle w:val="Hyperlink"/>
@@ -9239,7 +10559,7 @@
       <w:r>
         <w:t xml:space="preserve">(</w:t>
       </w:r>
-      <w:hyperlink r:id="rId21">
+      <w:hyperlink r:id="rId22">
         <w:r>
           <w:rPr>
             <w:rStyle w:val="Hyperlink"/>
@@ -10152,8 +11472,8 @@
         <w:t xml:space="preserve">honest-gap (§11.4.81, pre-existing).</w:t>
       </w:r>
     </w:p>
-    <w:bookmarkEnd w:id="22"/>
-    <w:bookmarkStart w:id="25" w:name="X03b359be35459662ddb56e82bdd939369f35646"/>
+    <w:bookmarkEnd w:id="23"/>
+    <w:bookmarkStart w:id="26" w:name="X03b359be35459662ddb56e82bdd939369f35646"/>
     <w:p>
       <w:pPr>
         <w:pStyle w:val="Heading3"/>
@@ -10200,7 +11520,7 @@
       <w:r>
         <w:t xml:space="preserve">(</w:t>
       </w:r>
-      <w:hyperlink r:id="rId23">
+      <w:hyperlink r:id="rId24">
         <w:r>
           <w:rPr>
             <w:rStyle w:val="Hyperlink"/>
@@ -10217,7 +11537,7 @@
       <w:r>
         <w:t xml:space="preserve">(</w:t>
       </w:r>
-      <w:hyperlink r:id="rId24">
+      <w:hyperlink r:id="rId25">
         <w:r>
           <w:rPr>
             <w:rStyle w:val="Hyperlink"/>
@@ -10987,8 +12307,8 @@
         <w:t xml:space="preserve">completed 2026-06-19 post-tag (verified 49/0/14 + meta 37/0/17).</w:t>
       </w:r>
     </w:p>
-    <w:bookmarkEnd w:id="25"/>
-    <w:bookmarkStart w:id="28" w:name="X6dc6391fed41a138dba4e9c5c0ce22ed7de669c"/>
+    <w:bookmarkEnd w:id="26"/>
+    <w:bookmarkStart w:id="29" w:name="X6dc6391fed41a138dba4e9c5c0ce22ed7de669c"/>
     <w:p>
       <w:pPr>
         <w:pStyle w:val="Heading3"/>
@@ -11047,7 +12367,7 @@
       <w:r>
         <w:t xml:space="preserve">(</w:t>
       </w:r>
-      <w:hyperlink r:id="rId26">
+      <w:hyperlink r:id="rId27">
         <w:r>
           <w:rPr>
             <w:rStyle w:val="Hyperlink"/>
@@ -11064,7 +12384,7 @@
       <w:r>
         <w:t xml:space="preserve">(</w:t>
       </w:r>
-      <w:hyperlink r:id="rId27">
+      <w:hyperlink r:id="rId28">
         <w:r>
           <w:rPr>
             <w:rStyle w:val="Hyperlink"/>
@@ -11336,8 +12656,8 @@
         <w:t xml:space="preserve">Release tag, deploy on Mistborn + mistborn.local.</w:t>
       </w:r>
     </w:p>
-    <w:bookmarkEnd w:id="28"/>
-    <w:bookmarkStart w:id="31" w:name="X873cbf698a510ef717e7354560e44569e4e43da"/>
+    <w:bookmarkEnd w:id="29"/>
+    <w:bookmarkStart w:id="32" w:name="X873cbf698a510ef717e7354560e44569e4e43da"/>
     <w:p>
       <w:pPr>
         <w:pStyle w:val="Heading3"/>
@@ -11381,7 +12701,7 @@
       <w:r>
         <w:t xml:space="preserve">(</w:t>
       </w:r>
-      <w:hyperlink r:id="rId29">
+      <w:hyperlink r:id="rId30">
         <w:r>
           <w:rPr>
             <w:rStyle w:val="Hyperlink"/>
@@ -11398,7 +12718,7 @@
       <w:r>
         <w:t xml:space="preserve">(</w:t>
       </w:r>
-      <w:hyperlink r:id="rId30">
+      <w:hyperlink r:id="rId31">
         <w:r>
           <w:rPr>
             <w:rStyle w:val="Hyperlink"/>
@@ -12016,8 +13336,8 @@
         <w:t xml:space="preserve">to promote tests 08/12/14 from SKIP to PASS.</w:t>
       </w:r>
     </w:p>
-    <w:bookmarkEnd w:id="31"/>
-    <w:bookmarkStart w:id="32" w:name="Xd107a0e56eee99d9f411468eb5230f3cca47955"/>
+    <w:bookmarkEnd w:id="32"/>
+    <w:bookmarkStart w:id="33" w:name="Xd107a0e56eee99d9f411468eb5230f3cca47955"/>
     <w:p>
       <w:pPr>
         <w:pStyle w:val="Heading3"/>
@@ -12080,8 +13400,8 @@
         <w:t xml:space="preserve">Containers pointer 61e01dc → 18ed03d (pushed github+gitlab).</w:t>
       </w:r>
     </w:p>
-    <w:bookmarkEnd w:id="32"/>
-    <w:bookmarkStart w:id="33" w:name="X49a13ba3f36a05503543cced85cd6ad81c8b17d"/>
+    <w:bookmarkEnd w:id="33"/>
+    <w:bookmarkStart w:id="34" w:name="X49a13ba3f36a05503543cced85cd6ad81c8b17d"/>
     <w:p>
       <w:pPr>
         <w:pStyle w:val="Heading3"/>
@@ -12805,8 +14125,8 @@
         <w:t xml:space="preserve">none. The binary is on-demand ("when and if we need it").</w:t>
       </w:r>
     </w:p>
-    <w:bookmarkEnd w:id="33"/>
-    <w:bookmarkStart w:id="34" w:name="X95a9abd6e56d4fd0395b3cfffd354c65eb3558e"/>
+    <w:bookmarkEnd w:id="34"/>
+    <w:bookmarkStart w:id="35" w:name="X95a9abd6e56d4fd0395b3cfffd354c65eb3558e"/>
     <w:p>
       <w:pPr>
         <w:pStyle w:val="Heading3"/>
@@ -13115,8 +14435,8 @@
         <w:t xml:space="preserve">(root/setcap), GUI/clipboard/remote/DB opt-ins.</w:t>
       </w:r>
     </w:p>
-    <w:bookmarkEnd w:id="34"/>
-    <w:bookmarkStart w:id="35" w:name="Xbbf4fa0d3b9e324912656094fd0249ad7d51414"/>
+    <w:bookmarkEnd w:id="35"/>
+    <w:bookmarkStart w:id="36" w:name="Xbbf4fa0d3b9e324912656094fd0249ad7d51414"/>
     <w:p>
       <w:pPr>
         <w:pStyle w:val="Heading3"/>
@@ -13572,8 +14892,8 @@
         <w:t xml:space="preserve">documentation/); VERSION 1.0.22/23.</w:t>
       </w:r>
     </w:p>
-    <w:bookmarkEnd w:id="35"/>
-    <w:bookmarkStart w:id="36" w:name="Xd81534925c34ae5326aa7db1382eeb411648bcf"/>
+    <w:bookmarkEnd w:id="36"/>
+    <w:bookmarkStart w:id="37" w:name="Xd81534925c34ae5326aa7db1382eeb411648bcf"/>
     <w:p>
       <w:pPr>
         <w:pStyle w:val="Heading3"/>
@@ -14101,8 +15421,8 @@
         <w:t xml:space="preserve">push to all upstreams.</w:t>
       </w:r>
     </w:p>
-    <w:bookmarkEnd w:id="36"/>
-    <w:bookmarkStart w:id="39" w:name="X25af542b0f0a7d96335459fc8710c74d859226a"/>
+    <w:bookmarkEnd w:id="37"/>
+    <w:bookmarkStart w:id="40" w:name="X25af542b0f0a7d96335459fc8710c74d859226a"/>
     <w:p>
       <w:pPr>
         <w:pStyle w:val="Heading3"/>
@@ -14131,7 +15451,7 @@
       <w:r>
         <w:t xml:space="preserve"> </w:t>
       </w:r>
-      <w:hyperlink r:id="rId37">
+      <w:hyperlink r:id="rId38">
         <w:r>
           <w:rPr>
             <w:rStyle w:val="Hyperlink"/>
@@ -14148,7 +15468,7 @@
       <w:r>
         <w:t xml:space="preserve"> </w:t>
       </w:r>
-      <w:hyperlink r:id="rId38">
+      <w:hyperlink r:id="rId39">
         <w:r>
           <w:rPr>
             <w:rStyle w:val="Hyperlink"/>
@@ -14544,8 +15864,8 @@
         <w:t xml:space="preserve">session; THEN nezha setup + validation; THEN next release.</w:t>
       </w:r>
     </w:p>
-    <w:bookmarkEnd w:id="39"/>
-    <w:bookmarkStart w:id="42" w:name="X28f5989dbd72dc834b9cc20776f8d10676b27f0"/>
+    <w:bookmarkEnd w:id="40"/>
+    <w:bookmarkStart w:id="43" w:name="X28f5989dbd72dc834b9cc20776f8d10676b27f0"/>
     <w:p>
       <w:pPr>
         <w:pStyle w:val="Heading3"/>
@@ -14574,7 +15894,7 @@
       <w:r>
         <w:t xml:space="preserve"> </w:t>
       </w:r>
-      <w:hyperlink r:id="rId40">
+      <w:hyperlink r:id="rId41">
         <w:r>
           <w:rPr>
             <w:rStyle w:val="Hyperlink"/>
@@ -14591,7 +15911,7 @@
       <w:r>
         <w:t xml:space="preserve"> </w:t>
       </w:r>
-      <w:hyperlink r:id="rId41">
+      <w:hyperlink r:id="rId42">
         <w:r>
           <w:rPr>
             <w:rStyle w:val="Hyperlink"/>
@@ -14765,8 +16085,8 @@
         <w:t xml:space="preserve">did not recur this round.</w:t>
       </w:r>
     </w:p>
-    <w:bookmarkEnd w:id="42"/>
-    <w:bookmarkStart w:id="45" w:name="X355fc9a1cf777007644228a932aa130e2c8e704"/>
+    <w:bookmarkEnd w:id="43"/>
+    <w:bookmarkStart w:id="46" w:name="X355fc9a1cf777007644228a932aa130e2c8e704"/>
     <w:p>
       <w:pPr>
         <w:pStyle w:val="Heading3"/>
@@ -14795,7 +16115,7 @@
       <w:r>
         <w:t xml:space="preserve"> </w:t>
       </w:r>
-      <w:hyperlink r:id="rId43">
+      <w:hyperlink r:id="rId44">
         <w:r>
           <w:rPr>
             <w:rStyle w:val="Hyperlink"/>
@@ -14812,7 +16132,7 @@
       <w:r>
         <w:t xml:space="preserve"> </w:t>
       </w:r>
-      <w:hyperlink r:id="rId44">
+      <w:hyperlink r:id="rId45">
         <w:r>
           <w:rPr>
             <w:rStyle w:val="Hyperlink"/>
@@ -15034,8 +16354,8 @@
         <w:t xml:space="preserve">(refresh ~/.tmux.conf), nezha headless test-56 proof, v1.0.18 release.</w:t>
       </w:r>
     </w:p>
-    <w:bookmarkEnd w:id="45"/>
-    <w:bookmarkStart w:id="48" w:name="Xebab2c91518890b5812c0749bb46435dd248681"/>
+    <w:bookmarkEnd w:id="46"/>
+    <w:bookmarkStart w:id="49" w:name="Xebab2c91518890b5812c0749bb46435dd248681"/>
     <w:p>
       <w:pPr>
         <w:pStyle w:val="Heading3"/>
@@ -15064,7 +16384,7 @@
       <w:r>
         <w:t xml:space="preserve"> </w:t>
       </w:r>
-      <w:hyperlink r:id="rId46">
+      <w:hyperlink r:id="rId47">
         <w:r>
           <w:rPr>
             <w:rStyle w:val="Hyperlink"/>
@@ -15081,7 +16401,7 @@
       <w:r>
         <w:t xml:space="preserve"> </w:t>
       </w:r>
-      <w:hyperlink r:id="rId47">
+      <w:hyperlink r:id="rId48">
         <w:r>
           <w:rPr>
             <w:rStyle w:val="Hyperlink"/>
@@ -15547,8 +16867,8 @@
         <w:t xml:space="preserve">both-host evidence, VERSION bump (1.0.17/18), gh+glab release.</w:t>
       </w:r>
     </w:p>
-    <w:bookmarkEnd w:id="48"/>
-    <w:bookmarkStart w:id="49" w:name="X4bf7be095085477ec4195c5ea33259b03408111"/>
+    <w:bookmarkEnd w:id="49"/>
+    <w:bookmarkStart w:id="50" w:name="X4bf7be095085477ec4195c5ea33259b03408111"/>
     <w:p>
       <w:pPr>
         <w:pStyle w:val="Heading3"/>
@@ -15863,8 +17183,8 @@
         <w:t xml:space="preserve">to carry every numbered anchor + canonical-authority cross-references</w:t>
       </w:r>
     </w:p>
-    <w:bookmarkEnd w:id="49"/>
-    <w:bookmarkStart w:id="50" w:name="X9597a4ec2f18a9b28ff1f606dbcb4fc46cb4e4b"/>
+    <w:bookmarkEnd w:id="50"/>
+    <w:bookmarkStart w:id="51" w:name="X9597a4ec2f18a9b28ff1f606dbcb4fc46cb4e4b"/>
     <w:p>
       <w:pPr>
         <w:pStyle w:val="Heading3"/>
@@ -16227,8 +17547,8 @@
         <w:t xml:space="preserve">3 concurrent scopes, all registered + active simultaneously ✓</w:t>
       </w:r>
     </w:p>
-    <w:bookmarkEnd w:id="50"/>
-    <w:bookmarkStart w:id="51" w:name="X06cb01c5625e5cfa81a37477bd54d4d45671fdf"/>
+    <w:bookmarkEnd w:id="51"/>
+    <w:bookmarkStart w:id="52" w:name="X06cb01c5625e5cfa81a37477bd54d4d45671fdf"/>
     <w:p>
       <w:pPr>
         <w:pStyle w:val="Heading3"/>
@@ -16409,8 +17729,8 @@
         <w:t xml:space="preserve">— Issues.md D1 (formal topology dispatch matrix)</w:t>
       </w:r>
     </w:p>
-    <w:bookmarkEnd w:id="51"/>
-    <w:bookmarkStart w:id="52" w:name="X6dbba4eb95812a90f20c800e44eb5a6a7358d51"/>
+    <w:bookmarkEnd w:id="52"/>
+    <w:bookmarkStart w:id="53" w:name="X6dbba4eb95812a90f20c800e44eb5a6a7358d51"/>
     <w:p>
       <w:pPr>
         <w:pStyle w:val="Heading3"/>
@@ -16758,8 +18078,8 @@
         <w:t xml:space="preserve">B2.</w:t>
       </w:r>
     </w:p>
-    <w:bookmarkEnd w:id="52"/>
-    <w:bookmarkStart w:id="53" w:name="Xb35b1f3f7dabbb428c448451ce7167cbe2cd4e6"/>
+    <w:bookmarkEnd w:id="53"/>
+    <w:bookmarkStart w:id="54" w:name="Xb35b1f3f7dabbb428c448451ce7167cbe2cd4e6"/>
     <w:p>
       <w:pPr>
         <w:pStyle w:val="Heading3"/>
@@ -17089,8 +18409,8 @@
         <w:t xml:space="preserve">— bump test count from 9 to 11.</w:t>
       </w:r>
     </w:p>
-    <w:bookmarkEnd w:id="53"/>
-    <w:bookmarkStart w:id="54" w:name="X2dea41730e11114ce2f1f24a9ac20830f0c6d8c"/>
+    <w:bookmarkEnd w:id="54"/>
+    <w:bookmarkStart w:id="55" w:name="X2dea41730e11114ce2f1f24a9ac20830f0c6d8c"/>
     <w:p>
       <w:pPr>
         <w:pStyle w:val="Heading3"/>
@@ -17416,8 +18736,8 @@
         <w:t xml:space="preserve">: B1 (CHAL-COVER-001), C1 (TMX-T5), C2 (TMX-T7), C3 (TMX-T8), D1 (TOPO-DISPATCH-001) moved to Fixed.md.</w:t>
       </w:r>
     </w:p>
-    <w:bookmarkEnd w:id="54"/>
-    <w:bookmarkStart w:id="56" w:name="Xa47a1f2e6aab857c5ebcc9727ef871a96653e0e"/>
+    <w:bookmarkEnd w:id="55"/>
+    <w:bookmarkStart w:id="57" w:name="Xa47a1f2e6aab857c5ebcc9727ef871a96653e0e"/>
     <w:p>
       <w:pPr>
         <w:pStyle w:val="Heading3"/>
@@ -18377,7 +19697,7 @@
       <w:r>
         <w:t xml:space="preserve"> </w:t>
       </w:r>
-      <w:hyperlink r:id="rId55">
+      <w:hyperlink r:id="rId56">
         <w:r>
           <w:rPr>
             <w:rStyle w:val="VerbatimChar"/>
@@ -20893,8 +22213,8 @@
         <w:t xml:space="preserve">itself is a §12.10 / §11.4.6 violation — opaque commit message, silent submodule mutation, no CONTINUATION update. Cannot rewrite history per §9 data safety; documenting here is the audit trail.</w:t>
       </w:r>
     </w:p>
-    <w:bookmarkEnd w:id="56"/>
-    <w:bookmarkStart w:id="57" w:name="X39a6c66e0be7f50e7d32ecd13d50cf753d128a7"/>
+    <w:bookmarkEnd w:id="57"/>
+    <w:bookmarkStart w:id="58" w:name="X39a6c66e0be7f50e7d32ecd13d50cf753d128a7"/>
     <w:p>
       <w:pPr>
         <w:pStyle w:val="Heading3"/>
@@ -21228,8 +22548,8 @@
         <w:t xml:space="preserve">§3.6: removed stale "remaining open" note.</w:t>
       </w:r>
     </w:p>
-    <w:bookmarkEnd w:id="57"/>
-    <w:bookmarkStart w:id="58" w:name="X2726eb1fde9d0d5c4232a8af5bb29bc2efcb6ea"/>
+    <w:bookmarkEnd w:id="58"/>
+    <w:bookmarkStart w:id="59" w:name="X2726eb1fde9d0d5c4232a8af5bb29bc2efcb6ea"/>
     <w:p>
       <w:pPr>
         <w:pStyle w:val="Heading3"/>
@@ -22204,8 +23524,8 @@
         <w:t xml:space="preserve">all work").</w:t>
       </w:r>
     </w:p>
-    <w:bookmarkEnd w:id="58"/>
-    <w:bookmarkStart w:id="59" w:name="X50530f0d3163508b53d4e1446abd0230469972a"/>
+    <w:bookmarkEnd w:id="59"/>
+    <w:bookmarkStart w:id="60" w:name="X50530f0d3163508b53d4e1446abd0230469972a"/>
     <w:p>
       <w:pPr>
         <w:pStyle w:val="Heading3"/>
@@ -22933,8 +24253,8 @@
         <w:t xml:space="preserve">headless).</w:t>
       </w:r>
     </w:p>
-    <w:bookmarkEnd w:id="59"/>
-    <w:bookmarkStart w:id="60" w:name="Xb6dc7ed3ec66a5d998e26a7e8534471ca2cc3e0"/>
+    <w:bookmarkEnd w:id="60"/>
+    <w:bookmarkStart w:id="61" w:name="Xb6dc7ed3ec66a5d998e26a7e8534471ca2cc3e0"/>
     <w:p>
       <w:pPr>
         <w:pStyle w:val="Heading3"/>
@@ -23374,8 +24694,8 @@
         <w:t xml:space="preserve">"Make sure we setup the new version once all done." directive.</w:t>
       </w:r>
     </w:p>
-    <w:bookmarkEnd w:id="60"/>
-    <w:bookmarkStart w:id="61" w:name="Xd3af410912ca3cafb170fb407cc411bb8aa2631"/>
+    <w:bookmarkEnd w:id="61"/>
+    <w:bookmarkStart w:id="62" w:name="Xd3af410912ca3cafb170fb407cc411bb8aa2631"/>
     <w:p>
       <w:pPr>
         <w:pStyle w:val="Heading3"/>
@@ -23798,8 +25118,8 @@
         <w:t xml:space="preserve">as deferred post-release smoke.</w:t>
       </w:r>
     </w:p>
-    <w:bookmarkEnd w:id="61"/>
-    <w:bookmarkStart w:id="62" w:name="Xd334663f66da9fbc338b039ddad8ed42ad07243"/>
+    <w:bookmarkEnd w:id="62"/>
+    <w:bookmarkStart w:id="63" w:name="Xd334663f66da9fbc338b039ddad8ed42ad07243"/>
     <w:p>
       <w:pPr>
         <w:pStyle w:val="Heading3"/>
@@ -24276,8 +25596,8 @@
         <w:t xml:space="preserve">preceded the tag; no spot-check shortcut).</w:t>
       </w:r>
     </w:p>
-    <w:bookmarkEnd w:id="62"/>
-    <w:bookmarkStart w:id="63" w:name="Xd55c57cd252c85ec7bdcd4b23e73cec6cfc2cd4"/>
+    <w:bookmarkEnd w:id="63"/>
+    <w:bookmarkStart w:id="64" w:name="Xd55c57cd252c85ec7bdcd4b23e73cec6cfc2cd4"/>
     <w:p>
       <w:pPr>
         <w:pStyle w:val="Heading3"/>
@@ -25348,8 +26668,8 @@
         <w:t xml:space="preserve">tests 09/13/14 alongside the Darwin branches running today.</w:t>
       </w:r>
     </w:p>
-    <w:bookmarkEnd w:id="63"/>
-    <w:bookmarkStart w:id="64" w:name="X572a5be484f72dd1209250eb21ec3b6cad7931d"/>
+    <w:bookmarkEnd w:id="64"/>
+    <w:bookmarkStart w:id="65" w:name="X572a5be484f72dd1209250eb21ec3b6cad7931d"/>
     <w:p>
       <w:pPr>
         <w:pStyle w:val="Heading3"/>
@@ -26297,8 +27617,8 @@
         <w:t xml:space="preserve">topology-correct), e2e 9/0/0.</w:t>
       </w:r>
     </w:p>
-    <w:bookmarkEnd w:id="64"/>
-    <w:bookmarkStart w:id="65" w:name="Xdc1f843cc4a7cc6c48cb008be32d2d72d9f426c"/>
+    <w:bookmarkEnd w:id="65"/>
+    <w:bookmarkStart w:id="66" w:name="Xdc1f843cc4a7cc6c48cb008be32d2d72d9f426c"/>
     <w:p>
       <w:pPr>
         <w:pStyle w:val="Heading3"/>
@@ -26907,9 +28227,9 @@
         <w:t xml:space="preserve">GREEN, suite PASS=13/0/SKIP=5, meta-test 18/0/6, e2e 9/0/0.</w:t>
       </w:r>
     </w:p>
-    <w:bookmarkEnd w:id="65"/>
     <w:bookmarkEnd w:id="66"/>
-    <w:bookmarkStart w:id="67" w:name="Xf9daad60751079e769ca58715403a214307050f"/>
+    <w:bookmarkEnd w:id="67"/>
+    <w:bookmarkStart w:id="68" w:name="Xf9daad60751079e769ca58715403a214307050f"/>
     <w:p>
       <w:pPr>
         <w:pStyle w:val="Heading2"/>
@@ -27551,8 +28871,8 @@
         <w:t xml:space="preserve">(2026-05-07) — Initial vasic-digital/tmux: migrated from ATMOSphere project + per-session containerization plan + 8-test verification gate.</w:t>
       </w:r>
     </w:p>
-    <w:bookmarkEnd w:id="67"/>
-    <w:bookmarkStart w:id="68" w:name="X6eb44e94951e80621b9fe10f2f53b34d95aee13"/>
+    <w:bookmarkEnd w:id="68"/>
+    <w:bookmarkStart w:id="69" w:name="X6eb44e94951e80621b9fe10f2f53b34d95aee13"/>
     <w:p>
       <w:pPr>
         <w:pStyle w:val="Heading2"/>
@@ -27681,8 +29001,8 @@
         <w:t xml:space="preserve">Update this document in the SAME commit as the work itself (§12.10 invariant)</w:t>
       </w:r>
     </w:p>
-    <w:bookmarkEnd w:id="68"/>
     <w:bookmarkEnd w:id="69"/>
+    <w:bookmarkEnd w:id="70"/>
     <w:sectPr>
       <w:footnotePr>
         <w:numRestart w:val="eachSect"/>

--- a/CONTINUATION.docx
+++ b/CONTINUATION.docx
@@ -34,7 +34,7 @@
         <w:t xml:space="preserve"> </w:t>
       </w:r>
       <w:r>
-        <w:t xml:space="preserve">2026-09-01T19:38:09Z</w:t>
+        <w:t xml:space="preserve">2026-09-01T19:45:59Z</w:t>
       </w:r>
     </w:p>
     <w:bookmarkStart w:id="9" w:name="X46e2b1e0ed863e0637bb3aab0aa22fad9aaafec"/>
@@ -4299,19 +4299,31 @@
         <w:t xml:space="preserve"> </w:t>
       </w:r>
       <w:r>
-        <w:t xml:space="preserve">disk, so I could not reconstruct the round boundary independently — the numbering</w:t>
-      </w:r>
-      <w:r>
-        <w:t xml:space="preserve"> </w:t>
-      </w:r>
-      <w:r>
-        <w:t xml:space="preserve">above is the reviewer's record, corroborated by this entry's own earlier</w:t>
-      </w:r>
-      <w:r>
-        <w:t xml:space="preserve"> </w:t>
-      </w:r>
-      <w:r>
-        <w:t xml:space="preserve">internal inconsistency (it claimed 4 rounds while enumerating only 3).</w:t>
+        <w:t xml:space="preserve">disk, so I could not reconstruct the round boundary from local state — the numbering</w:t>
+      </w:r>
+      <w:r>
+        <w:t xml:space="preserve"> </w:t>
+      </w:r>
+      <w:r>
+        <w:t xml:space="preserve">above is the reviewer's record, which it then corroborated decisively: R1 and R5 ARE</w:t>
+      </w:r>
+      <w:r>
+        <w:t xml:space="preserve"> </w:t>
+      </w:r>
+      <w:r>
+        <w:t xml:space="preserve">round 2's own findings, and a mutation that became a round-2 finding cannot have</w:t>
+      </w:r>
+      <w:r>
+        <w:t xml:space="preserve"> </w:t>
+      </w:r>
+      <w:r>
+        <w:t xml:space="preserve">survived round 1. Only M-A survived round 1; an earlier correction of mine</w:t>
+      </w:r>
+      <w:r>
+        <w:t xml:space="preserve"> </w:t>
+      </w:r>
+      <w:r>
+        <w:t xml:space="preserve">over-rotated and moved all three, and is itself corrected here.</w:t>
       </w:r>
       <w:r>
         <w:t xml:space="preserve"> </w:t>
